--- a/forskning/ncc-kohort/submission_pse/MANUSCRIPT_IJSSC.docx
+++ b/forskning/ncc-kohort/submission_pse/MANUSCRIPT_IJSSC.docx
@@ -26,7 +26,7 @@
         <w:t xml:space="preserve"> </w:t>
       </w:r>
       <w:r>
-        <w:t xml:space="preserve">Behavioral disengagement precedes youth-sport dropout</w:t>
+        <w:t xml:space="preserve">Behavioral disengagement precedes exit from youth track and field</w:t>
       </w:r>
     </w:p>
     <w:p>
@@ -68,7 +68,7 @@
         <w:pStyle w:val="FirstParagraph"/>
       </w:pPr>
       <w:r>
-        <w:t xml:space="preserve">Future dropouts from youth sport are thought to pull back from competition before formal exit, but the longitudinal behavioral signature of this withdrawal process has been hard to observe directly. We used Norway’s national competition register to follow 2,123 athletes who competed as 13–14-year-olds in a regional youth track-and-field meet (birth years 1998–2002) for up to 14 years, recording annual competition volume, event diversification, championship participation, and age-norm (Tyrving) performance through 2025. The primary analysis was a prospective logistic regression for active senior status (≥2 registered results in a calendar year at age 20+) using only ages-13–14 predictors. Competition volume at ages 13–14 provided the largest incremental contribution to discrimination (OR = 2.40 per SD, 95% CI [2.07, 2.78]; cross-validated AUC = 0.751), was unchanged by structural controls (region, birth quarter, club size), and replicated across two independent birth cohorts. Volume level at age 14 (OR = 2.79) and within-athlete decline from age 14 to 15 (OR = 2.44) contributed independently, and behavior outperformed performance even when both were measured in the same window. Higher within-sport event concentration predicted higher retention — a different construct from multisport diversification. A register-implementable threshold at the end of the age-14 season flags high-risk athletes with PPV ≈ 0.94, giving clubs and federations an early-warning window of several years for retention-supporting intervention.</w:t>
+        <w:t xml:space="preserve">Withdrawal from youth sport is theorized as a gradual process, but its longitudinal behavioral signature has been hard to observe directly. We used Norway’s national competition register to follow 2,123 athletes who competed as 13–14-year-olds in a regional youth track-and-field meet (birth years 1998–2002) for up to 14 years. In a prospective logistic regression for active senior status (≥2 registered results in a calendar year at age 20+) using only ages-13–14 predictors, competition volume was the dominant predictor (OR = 2.40 per SD, 95% CI [2.08, 2.76]; cross-validated AUC = 0.751; calibration slope 0.96), outperformed age-normed performance measured in the same window, was unchanged by structural controls and club random effects, and replicated across two adjacent birth cohorts. Exit-aligned trajectories showed that withdrawal was gradual for most athletes: median volume fell 12 → 10 → 9 → 4 meets across dropouts’ last four seasons, 74% had a reduced-but-nonzero season before their final season, and among athletes still active at 16, both earlier volume (OR = 3.04) and decline across ages 15–16 (OR = 1.88) predicted senior status. Higher within-sport event concentration predicted higher retention, robust to count-dependence checks — a construct distinct from multisport diversification. A register-based flag at the end of the age-14 season (&lt; 10 meets) identifies the 26% of athletes whose senior retention is 6%, versus 20% among the unflagged (PPV = 0.94 against an 84% base rate; sensitivity 0.30) — a testable targeting rule for retention-supporting outreach in open-entry systems.</w:t>
       </w:r>
     </w:p>
     <w:p>
@@ -93,7 +93,7 @@
         <w:pStyle w:val="FirstParagraph"/>
       </w:pPr>
       <w:r>
-        <w:t xml:space="preserve">Organized youth sport is widely promoted for its potential benefits for physical health, psychosocial development, and social connection — although reviews emphasize that these benefits are conditional on the quality of the sport experience rather than automatic.</w:t>
+        <w:t xml:space="preserve">Organized youth sport is widely promoted for its benefits for physical health, psychosocial development, and social connection</w:t>
       </w:r>
       <w:r>
         <w:t xml:space="preserve">1</w:t>
@@ -102,7 +102,7 @@
         <w:t xml:space="preserve"> </w:t>
       </w:r>
       <w:r>
-        <w:t xml:space="preserve">Attrition from organized competition during adolescence is substantial across countries and sports,</w:t>
+        <w:t xml:space="preserve">— benefits that presuppose that young people stay involved. Attrition from organized competition during adolescence is substantial across countries and sports,</w:t>
       </w:r>
       <w:r>
         <w:t xml:space="preserve">2</w:t>
@@ -111,7 +111,7 @@
         <w:t xml:space="preserve"> </w:t>
       </w:r>
       <w:r>
-        <w:t xml:space="preserve">and track and field is no exception: in a 25-year Norwegian follow-up, 82% of promising track and field athletes identified in adolescence had left the sport within 14 years,</w:t>
+        <w:t xml:space="preserve">and track and field is no exception: in a 25-year Norwegian follow-up, roughly 82% of promising track and field athletes identified in adolescence had left the sport within 14 years,</w:t>
       </w:r>
       <w:r>
         <w:t xml:space="preserve">3</w:t>
@@ -120,10 +120,7 @@
         <w:t xml:space="preserve"> </w:t>
       </w:r>
       <w:r>
-        <w:t xml:space="preserve">and in Norwegian youth athletics more broadly — a broad-participation individual sport that progressively narrows into a talent-selective pathway during the teens — over half of the children who compete at age 13 have stopped competing in organized track and field by age 17.</w:t>
-      </w:r>
-      <w:r>
-        <w:t xml:space="preserve">4,5</w:t>
+        <w:t xml:space="preserve">and in the broad-participation cohort studied here, fewer than half of those competing at ages 13–14 were still competing at 17 (Section 3).</w:t>
       </w:r>
     </w:p>
     <w:p>
@@ -134,7 +131,7 @@
         <w:t xml:space="preserve">Terminology in this literature is often ambiguous, so we fix ours at the outset. Following Battaglia et al.,</w:t>
       </w:r>
       <w:r>
-        <w:t xml:space="preserve">6</w:t>
+        <w:t xml:space="preserve">4</w:t>
       </w:r>
       <w:r>
         <w:t xml:space="preserve"> </w:t>
@@ -169,17 +166,17 @@
         <w:t xml:space="preserve">dropout</w:t>
       </w:r>
       <w:r>
-        <w:t xml:space="preserve">, the state of no longer participating. Our outcome is dropout from organized track and field competition specifically, not from sport or physical activity in general: an athlete who leaves track and field for another sport is, from the register’s perspective, a dropout, a boundary we return to in the limitations. When and how these withdrawals unfold has been difficult to determine using the methods researchers currently use.</w:t>
+        <w:t xml:space="preserve">, the state of no longer participating. Our outcome is dropout from organized track and field competition specifically, not from sport or physical activity in general: an athlete who leaves track and field for another sport is, from the register’s perspective, a dropout, a boundary we return to in the limitations. When and how these withdrawals unfold has been difficult to determine with existing methods.</w:t>
       </w:r>
     </w:p>
     <w:bookmarkEnd w:id="10"/>
-    <w:bookmarkStart w:id="11" w:name="Xaa125b98d4201074f48641b593d8557f7166e49"/>
+    <w:bookmarkStart w:id="11" w:name="Xae61d54bee8687ee0b95769c5dd912a5824b5c9"/>
     <w:p>
       <w:pPr>
         <w:pStyle w:val="Heading2"/>
       </w:pPr>
       <w:r>
-        <w:t xml:space="preserve">1.1 Dropout as a deliberative, gradual process</w:t>
+        <w:t xml:space="preserve">1.1 Withdrawal as a deliberative, gradual process</w:t>
       </w:r>
     </w:p>
     <w:p>
@@ -206,86 +203,95 @@
         <w:t xml:space="preserve">rather than a discrete event,</w:t>
       </w:r>
       <w:r>
+        <w:t xml:space="preserve">5</w:t>
+      </w:r>
+      <w:r>
+        <w:t xml:space="preserve"> </w:t>
+      </w:r>
+      <w:r>
+        <w:t xml:space="preserve">so some form of decline over a period of time should be expected. The Sport Commitment Model</w:t>
+      </w:r>
+      <w:r>
+        <w:t xml:space="preserve">6,7</w:t>
+      </w:r>
+      <w:r>
+        <w:t xml:space="preserve"> </w:t>
+      </w:r>
+      <w:r>
+        <w:t xml:space="preserve">describes how the desire and resolve to continue are shaped by enjoyment, personal investments, involvement opportunities, attractive alternatives, and social constraints; Kretchmar’s</w:t>
+      </w:r>
+      <w:r>
+        <w:t xml:space="preserve">8</w:t>
+      </w:r>
+      <w:r>
+        <w:t xml:space="preserve"> </w:t>
+      </w:r>
+      <w:r>
+        <w:t xml:space="preserve">account of meaning in movement similarly ties sustained participation to the meaningfulness individuals assign to the activity, not necessarily to success.</w:t>
+      </w:r>
+    </w:p>
+    <w:p>
+      <w:pPr>
+        <w:pStyle w:val="BodyText"/>
+      </w:pPr>
+      <w:r>
+        <w:t xml:space="preserve">The most developed account of this process view comes from sociology. Eliasson and Johansson</w:t>
+      </w:r>
+      <w:r>
+        <w:t xml:space="preserve">5</w:t>
+      </w:r>
+      <w:r>
+        <w:t xml:space="preserve"> </w:t>
+      </w:r>
+      <w:r>
+        <w:t xml:space="preserve">applied Ebaugh’s</w:t>
+      </w:r>
+      <w:r>
+        <w:t xml:space="preserve">9</w:t>
+      </w:r>
+      <w:r>
+        <w:t xml:space="preserve"> </w:t>
+      </w:r>
+      <w:r>
+        <w:t xml:space="preserve">role-exit framework — in which leaving a social role proceeds through stages of first doubts, seeking and weighing alternatives, a turning point, and the construction of an ex-role identity — to youth sport, interviewing adolescent girls and their parents. Withdrawal resulted from interacting changes in the sport organization, the athletes’ broader lives, and the expectations attached to the young-athlete role; the process could be long, emotionally demanding, and decreasingly reversible. Survey evidence from Norwegian youth complements this picture: stated reasons for leaving organized sport are diverse and patterned by social background, with cost-related reasons cited more often by youth from lower-income families.</w:t>
+      </w:r>
+      <w:r>
+        <w:t xml:space="preserve">10</w:t>
+      </w:r>
+    </w:p>
+    <w:p>
+      <w:pPr>
+        <w:pStyle w:val="BodyText"/>
+      </w:pPr>
+      <w:r>
+        <w:t xml:space="preserve">Groups of athletes also appear to differ in how they respond when competitive demands increase. Norwegian participation research documents strong stratification of ambition and investment among youth participants — a minority train and compete with long-term aspirations, while a larger group take part for enjoyment and belonging and more readily reprioritize when sport becomes demanding</w:t>
+      </w:r>
+      <w:r>
+        <w:t xml:space="preserve">11</w:t>
+      </w:r>
+      <w:r>
+        <w:t xml:space="preserve"> </w:t>
+      </w:r>
+      <w:r>
+        <w:t xml:space="preserve">— and the Sport Commitment Model’s distinction between enthusiastic and constrained commitment predicts exactly such divergent responses to rising demands.</w:t>
+      </w:r>
+      <w:r>
         <w:t xml:space="preserve">7</w:t>
       </w:r>
       <w:r>
         <w:t xml:space="preserve"> </w:t>
       </w:r>
       <w:r>
-        <w:t xml:space="preserve">so some form of decline over a period of time should be expected. The Sport Commitment Model</w:t>
-      </w:r>
-      <w:r>
-        <w:t xml:space="preserve">8,9</w:t>
-      </w:r>
-      <w:r>
-        <w:t xml:space="preserve"> </w:t>
-      </w:r>
-      <w:r>
-        <w:t xml:space="preserve">describes how the willingness to continue is shaped by enjoyment of the activity, personal investment, barriers to participation, and available alternatives; Meaningful Engagement Theory</w:t>
-      </w:r>
-      <w:r>
-        <w:t xml:space="preserve">10</w:t>
-      </w:r>
-      <w:r>
-        <w:t xml:space="preserve"> </w:t>
-      </w:r>
-      <w:r>
-        <w:t xml:space="preserve">similarly ties sustained participation to the meaningfulness individuals assign to the activity, not necessarily to success.</w:t>
-      </w:r>
-    </w:p>
-    <w:p>
-      <w:pPr>
-        <w:pStyle w:val="BodyText"/>
-      </w:pPr>
-      <w:r>
-        <w:t xml:space="preserve">The most developed account of this process view comes from sociology. Eliasson and Johansson</w:t>
-      </w:r>
-      <w:r>
-        <w:t xml:space="preserve">7</w:t>
-      </w:r>
-      <w:r>
-        <w:t xml:space="preserve"> </w:t>
-      </w:r>
-      <w:r>
-        <w:t xml:space="preserve">applied Ebaugh’s</w:t>
-      </w:r>
-      <w:r>
-        <w:t xml:space="preserve">11</w:t>
-      </w:r>
-      <w:r>
-        <w:t xml:space="preserve"> </w:t>
-      </w:r>
-      <w:r>
-        <w:t xml:space="preserve">role-exit framework — in which leaving a social role proceeds through stages of first doubts, seeking and weighing alternatives, a turning point, and the construction of an ex-role identity — to youth sport, interviewing adolescent girls and their parents. They found that withdrawal resulted from interacting changes in the sport organization, in the athletes’ broader lives, and in the expectations attached to the young-athlete role, and that the disengagement process could be long and emotionally demanding, becoming less reversible the further it progressed. Survey evidence from Norwegian youth complements this picture: stated reasons for leaving organized sport are diverse and patterned by social background, with cost-related reasons cited more often by youth from lower-income families.</w:t>
+        <w:t xml:space="preserve">Consistent with the idea that such differences leave behavioral traces well before exit, retrospective comparisons of developmental activities show that youth ice-hockey players who later dropped out already differed from persisting peers in their earlier training patterns — for example, taking up intense sport-specific off-ice training at younger ages.</w:t>
       </w:r>
       <w:r>
         <w:t xml:space="preserve">12</w:t>
       </w:r>
-    </w:p>
-    <w:p>
-      <w:pPr>
-        <w:pStyle w:val="BodyText"/>
-      </w:pPr>
-      <w:r>
-        <w:t xml:space="preserve">Groups of athletes also appear to differ in how they respond when competitive demands increase. Espedalen</w:t>
-      </w:r>
-      <w:r>
-        <w:t xml:space="preserve">13</w:t>
-      </w:r>
-      <w:r>
-        <w:t xml:space="preserve"> </w:t>
-      </w:r>
-      <w:r>
-        <w:t xml:space="preserve">describes a small minority of deeply and intrinsically committed participants in Norwegian organized youth sport alongside a larger group who take part for more casual enjoyment and who readily reprioritize when sport becomes more demanding. Consistent with the idea that such differences leave behavioral traces well before exit, retrospective comparisons of developmental activities show that youth ice-hockey players who later dropped out already differed from persisting peers in their earlier training patterns — for example, taking up intense sport-specific off-ice training at younger ages.</w:t>
-      </w:r>
-      <w:r>
-        <w:t xml:space="preserve">14</w:t>
-      </w:r>
-      <w:r>
-        <w:t xml:space="preserve"> </w:t>
-      </w:r>
-      <w:r>
-        <w:t xml:space="preserve">We therefore expect that more casually engaged participants will show declining levels of participation as they move through their teenage years and into junior status, while deeply committed participants will sustain higher levels of participation.</w:t>
+      <w:r>
+        <w:t xml:space="preserve"> </w:t>
+      </w:r>
+      <w:r>
+        <w:t xml:space="preserve">We therefore expect casually engaged participants to show declining participation through the teenage years, while deeply committed participants sustain theirs.</w:t>
       </w:r>
     </w:p>
     <w:bookmarkEnd w:id="11"/>
@@ -315,37 +321,87 @@
         <w:t xml:space="preserve">and the hypothesized timescale (1–3 years) exceeds most prospective follow-up windows — Sarrazin et al.’s</w:t>
       </w:r>
       <w:r>
-        <w:t xml:space="preserve">15</w:t>
-      </w:r>
-      <w:r>
-        <w:t xml:space="preserve"> </w:t>
-      </w:r>
-      <w:r>
-        <w:t xml:space="preserve">21-month handball study is unusually long and still does not bridge the adolescent-to-junior transition. A separate quantitative tradition focuses on cross-sectional correlates (relative age effects,</w:t>
-      </w:r>
-      <w:r>
-        <w:t xml:space="preserve">16</w:t>
-      </w:r>
-      <w:r>
-        <w:t xml:space="preserve"> </w:t>
-      </w:r>
-      <w:r>
-        <w:t xml:space="preserve">early specialization</w:t>
-      </w:r>
-      <w:r>
-        <w:t xml:space="preserve">17–20</w:t>
-      </w:r>
-      <w:r>
-        <w:t xml:space="preserve">) and short longitudinal designs measuring proximal psychological constructs.</w:t>
-      </w:r>
-      <w:r>
-        <w:t xml:space="preserve">21–23</w:t>
-      </w:r>
-      <w:r>
-        <w:t xml:space="preserve"> </w:t>
-      </w:r>
-      <w:r>
-        <w:t xml:space="preserve">The trajectory of registered competition behavior — an observable proxy for the engagement balance described in the qualitative literature — has not, to our knowledge, been examined.</w:t>
+        <w:t xml:space="preserve">13</w:t>
+      </w:r>
+      <w:r>
+        <w:t xml:space="preserve"> </w:t>
+      </w:r>
+      <w:r>
+        <w:t xml:space="preserve">21-month handball study is unusually long and still does not bridge the adolescent-to-junior transition. A separate quantitative tradition studies correlates of dropout and development — relative age effects,</w:t>
+      </w:r>
+      <w:r>
+        <w:t xml:space="preserve">14</w:t>
+      </w:r>
+      <w:r>
+        <w:t xml:space="preserve"> </w:t>
+      </w:r>
+      <w:r>
+        <w:t xml:space="preserve">specialization</w:t>
+      </w:r>
+      <w:r>
+        <w:t xml:space="preserve">15–18</w:t>
+      </w:r>
+      <w:r>
+        <w:t xml:space="preserve"> </w:t>
+      </w:r>
+      <w:r>
+        <w:t xml:space="preserve">— and short longitudinal designs measuring proximal psychological constructs</w:t>
+      </w:r>
+      <w:r>
+        <w:t xml:space="preserve">19–21</w:t>
+      </w:r>
+      <w:r>
+        <w:t xml:space="preserve">; prospective psychosocial predictors of adolescent dropout have been meta-analyzed,</w:t>
+      </w:r>
+      <w:r>
+        <w:t xml:space="preserve">22</w:t>
+      </w:r>
+      <w:r>
+        <w:t xml:space="preserve"> </w:t>
+      </w:r>
+      <w:r>
+        <w:t xml:space="preserve">and in athletics, registers and rankings have been used to study</w:t>
+      </w:r>
+      <w:r>
+        <w:t xml:space="preserve"> </w:t>
+      </w:r>
+      <w:r>
+        <w:rPr>
+          <w:i/>
+          <w:iCs/>
+        </w:rPr>
+        <w:t xml:space="preserve">performance</w:t>
+      </w:r>
+      <w:r>
+        <w:t xml:space="preserve"> </w:t>
+      </w:r>
+      <w:r>
+        <w:t xml:space="preserve">trajectories across the youth-to-senior transition.</w:t>
+      </w:r>
+      <w:r>
+        <w:t xml:space="preserve">23</w:t>
+      </w:r>
+      <w:r>
+        <w:t xml:space="preserve"> </w:t>
+      </w:r>
+      <w:r>
+        <w:t xml:space="preserve">The</w:t>
+      </w:r>
+      <w:r>
+        <w:t xml:space="preserve"> </w:t>
+      </w:r>
+      <w:r>
+        <w:rPr>
+          <w:i/>
+          <w:iCs/>
+        </w:rPr>
+        <w:t xml:space="preserve">participation</w:t>
+      </w:r>
+      <w:r>
+        <w:t xml:space="preserve"> </w:t>
+      </w:r>
+      <w:r>
+        <w:t xml:space="preserve">trajectory itself — competition behavior recorded entry by entry — has not, to our knowledge, been examined: an observable proxy for the engagement balance (the net of enjoyment and investment against constraint in the Sport Commitment Model) whose course the qualitative literature describes but cannot measure.</w:t>
       </w:r>
     </w:p>
     <w:bookmarkEnd w:id="12"/>
@@ -363,7 +419,16 @@
         <w:pStyle w:val="FirstParagraph"/>
       </w:pPr>
       <w:r>
-        <w:t xml:space="preserve">Track and field is well suited for such a test: its multi-event structure means participation choices are visible event by event, entries are individually chosen rather than coach-selected (see Section 2.2), performances are objectively measured, and a single national register captures every sanctioned result. We studied 2,123 Norwegian youth athletes longitudinally for up to 14 years using the federation’s competition register (see Figure 1) and tested three hypotheses. First, because withdrawal is described as a protracted, deliberative process</w:t>
+        <w:t xml:space="preserve">Track and field suits such a test: participation choices are visible event by event, entries are individually chosen rather than coach-selected (Section 2.2), performances are objectively measured, and a single national register captures every sanctioned result. We studied 2,123 Norwegian youth athletes longitudinally for up to 14 years using the federation’s competition register (see Figure 1) and tested three hypotheses. First, because withdrawal is described as a protracted, deliberative process</w:t>
+      </w:r>
+      <w:r>
+        <w:t xml:space="preserve">5,9</w:t>
+      </w:r>
+      <w:r>
+        <w:t xml:space="preserve"> </w:t>
+      </w:r>
+      <w:r>
+        <w:t xml:space="preserve">and because more and less committed participants are expected to respond differently to rising competitive demands,</w:t>
       </w:r>
       <w:r>
         <w:t xml:space="preserve">7,11</w:t>
@@ -372,15 +437,6 @@
         <w:t xml:space="preserve"> </w:t>
       </w:r>
       <w:r>
-        <w:t xml:space="preserve">and because casually and deeply engaged participants are expected to respond differently to rising competitive demands,</w:t>
-      </w:r>
-      <w:r>
-        <w:t xml:space="preserve">13</w:t>
-      </w:r>
-      <w:r>
-        <w:t xml:space="preserve"> </w:t>
-      </w:r>
-      <w:r>
         <w:t xml:space="preserve">we predicted that the</w:t>
       </w:r>
       <w:r>
@@ -397,10 +453,10 @@
         <w:t xml:space="preserve"> </w:t>
       </w:r>
       <w:r>
-        <w:t xml:space="preserve">of future retainers and future dropouts would begin to diverge prior to formal exit. Second, because the determinants of sport commitment are experiential and volitional — enjoyment, investment, alternatives, constraint — rather than ability-based,</w:t>
-      </w:r>
-      <w:r>
-        <w:t xml:space="preserve">8,9</w:t>
+        <w:t xml:space="preserve">of future retainers and future dropouts would diverge before the final registered season — in two separable forms that we test separately: early between-athlete differences in level, and within-athlete decline. Second, because the determinants of sport commitment are experiential and volitional — enjoyment, investment, alternatives, constraint — rather than ability-based,</w:t>
+      </w:r>
+      <w:r>
+        <w:t xml:space="preserve">6,7</w:t>
       </w:r>
       <w:r>
         <w:t xml:space="preserve"> </w:t>
@@ -438,7 +494,7 @@
         <w:t xml:space="preserve"> </w:t>
       </w:r>
       <w:r>
-        <w:t xml:space="preserve">would. Third, if the pattern reflects a general feature of youth disengagement rather than a cohort-specific artefact, it should</w:t>
+        <w:t xml:space="preserve">would. Third — a robustness expectation rather than a theory-derived prediction — the pattern should</w:t>
       </w:r>
       <w:r>
         <w:t xml:space="preserve"> </w:t>
@@ -454,7 +510,7 @@
         <w:t xml:space="preserve"> </w:t>
       </w:r>
       <w:r>
-        <w:t xml:space="preserve">across the two independent birth-year cohorts. Our design views</w:t>
+        <w:t xml:space="preserve">internally across two adjacent birth-year cohorts. Throughout,</w:t>
       </w:r>
       <w:r>
         <w:t xml:space="preserve"> </w:t>
@@ -470,7 +526,7 @@
         <w:t xml:space="preserve"> </w:t>
       </w:r>
       <w:r>
-        <w:t xml:space="preserve">as an empirically observable behavioral indicator — not a direct measure of motivation — whose temporal structure can be compared with process-based explanations supported so far by cross-sectional or short-prospective evidence; convergence between register patterns and the qualitative literature strengthens both.</w:t>
+        <w:t xml:space="preserve">is an observable behavioral indicator — not a direct measure of motivation — whose temporal structure can be compared with process accounts; convergence between register patterns and the qualitative literature strengthens both.</w:t>
       </w:r>
     </w:p>
     <w:p>
@@ -505,7 +561,7 @@
         <w:pStyle w:val="FirstParagraph"/>
       </w:pPr>
       <w:r>
-        <w:t xml:space="preserve">This was a retrospective longitudinal cohort study using the national competition register as the only data source. The cohort is the entire population satisfying the inclusion criterion rather than a sample, so estimates describe that population. We follow the Strengthening the Reporting of Observational Studies in Epidemiology (STROBE) guideline where relevant.</w:t>
+        <w:t xml:space="preserve">This retrospective longitudinal cohort study uses the national competition register as its only data source; the cohort is the entire population satisfying the inclusion criterion, so estimates describe that population. We follow the Strengthening the Reporting of Observational Studies in Epidemiology (STROBE) guideline where relevant.</w:t>
       </w:r>
       <w:r>
         <w:t xml:space="preserve">24</w:t>
@@ -526,7 +582,16 @@
         <w:pStyle w:val="FirstParagraph"/>
       </w:pPr>
       <w:r>
-        <w:t xml:space="preserve">Norwegian youth track and field is organized as a low-threshold, open-entry system. Up to age 15, essentially all meets are open to all club-registered athletes: there are no qualifying standards, no roster selection, and no coach-controlled gatekeeping. Athletes — together with their families — decide which meets and events to enter, entry fees are ordinarily paid by the athlete’s club rather than by the family, participation is actively encouraged by clubs and the federation, and travel distances to ordinary meets are typically short. The first genuinely selective competition an athlete encounters is the national youth championship (Ungdomsmesterskapet, UM), which athletes may enter in the calendar year they turn 15 and which applies event-specific qualifying standards. Two design-relevant consequences follow. First, before age 15 the number of meets an athlete attends primarily expresses the athlete’s own choice rather than selection, team-roster decisions, or entry costs — which is what licenses interpreting competition volume at ages 13–14 as a behavioral indicator of engagement. Second, the ages-15–16 window coincides with the first selective gate (UM), which is why the analyses treat the pre-milestone (13–14) and milestone (15–16) windows separately.</w:t>
+        <w:t xml:space="preserve">Norwegian youth track and field is organized as a low-threshold, open-entry system. Up to age 15, essentially all meets are open to all club-registered athletes: there are no qualifying standards, no roster selection, and no coach-controlled gatekeeping.</w:t>
+      </w:r>
+      <w:r>
+        <w:t xml:space="preserve">25</w:t>
+      </w:r>
+      <w:r>
+        <w:t xml:space="preserve"> </w:t>
+      </w:r>
+      <w:r>
+        <w:t xml:space="preserve">(The exception — occasional invitational regional-team matches for 14–15-year-olds — does not gate ordinary competition.) Athletes — together with their families — decide which meets and events to enter, entry fees are ordinarily paid by the athlete’s club rather than by the family, participation is actively encouraged by clubs and the federation, and travel distances to ordinary meets are typically short. The first genuinely selective competition an athlete encounters is the national youth championship (Ungdomsmesterskapet, UM), which athletes may enter in the calendar year they turn 15 and which applies event-specific qualifying standards. Two design consequences follow: before age 15, meet counts primarily express the athlete’s own choice rather than selection or entry costs — which licenses interpreting ages-13–14 volume as a behavioral indicator of engagement — and the ages-15–16 window coincides with the first selective gate (UM), which is why the pre-milestone (13–14) and milestone (15–16) windows are analyzed separately.</w:t>
       </w:r>
     </w:p>
     <w:p>
@@ -534,7 +599,7 @@
         <w:pStyle w:val="BodyText"/>
       </w:pPr>
       <w:r>
-        <w:t xml:space="preserve">The cohort comprises all athletes who competed in any of six consecutive autumn editions (2011–2016) of a regional grassroots youth meet held simultaneously at three venues in eastern, mid, and western Norway. Athletes were aged 13–14 and entered through their club, with no qualifying threshold; the baseline cohort therefore consists of adolescents already engaged with organized track and field, so disengagement trajectories arise from a baseline of demonstrable engagement. We restricted the birth-year window to 1998–2002; boundary birth years (1997, 2003) were omitted because they had only a single eligible edition, and athletes appearing in both a 13- and a 14-year-old edition were de-duplicated to the earlier one (flow diagram: Supplementary Figure S0). For cross-cohort replication, participants were partitioned into Cohort A (births 1998–2000, baseline meets 2011–2014; n = 1,301) and Cohort B (births 2001–2002, baseline meets 2014–2016; n = 822). Athletes were retained in the cohort regardless of any subsequent transfer between clubs, so a change of club does not register as dropout; such transfers were common (27.8% of athletes recorded results for two or more clubs during follow-up). The total cohort comprised 2,123 athletes (996 male, 1,103 female, 24 with unknown sex), generating 230,868 competition entries through the most recent register update (April 2026).</w:t>
+        <w:t xml:space="preserve">The cohort comprises all athletes who competed in any of six consecutive autumn editions (2011–2016) of a regional grassroots youth meet held simultaneously at three venues in eastern, mid, and western Norway (northern Norway is not represented). Athletes were 13–14 and entered through their club with no qualifying threshold; disengagement trajectories therefore arise from a baseline of demonstrable engagement. Birth years were restricted to 1998–2002 (boundary years 1997 and 2003 had only one eligible edition), and athletes appearing in both a 13- and a 14-year-old edition were de-duplicated to the earlier one (Supplementary Figure S0). For cross-cohort replication, participants were partitioned into Cohort A (births 1998–2000, baseline meets 2011–2014; n = 1,301) and Cohort B (births 2001–2002, baseline meets 2014–2016; n = 822). Athletes were retained in the cohort regardless of any subsequent transfer between clubs, so a change of club does not register as dropout; such transfers were common (27.8% of athletes recorded results for two or more clubs during follow-up). The total cohort comprised 2,123 athletes (996 male, 1,103 female, 24 with unknown sex), generating 230,868 competition entries through the most recent register update (April 2026).</w:t>
       </w:r>
     </w:p>
     <w:bookmarkEnd w:id="16"/>
@@ -579,7 +644,7 @@
         <w:pStyle w:val="FirstParagraph"/>
       </w:pPr>
       <w:r>
-        <w:t xml:space="preserve">Active senior status was coded 1 if the athlete had ≥2 registered results in any calendar year at age 20+ (the age from which athletes compete as seniors), and 0 otherwise; requiring two results excludes sporadic returners while capturing athletes who compete in separate events within a single meet. Sensitivity to this definition was tested with two alternatives (≥1 senior-age result; ≥2 results in each of two distinct senior-age years; Supplementary Table S9). A secondary time-to-event outcome — time to last active season (calendar year with ≥2 results), right-censoring athletes active in 2024+ — supports Kaplan–Meier visualization and Cox sensitivity analyses (Section 2.5.4).</w:t>
+        <w:t xml:space="preserve">Active senior status was coded 1 if the athlete had ≥2 registered results in any calendar year at age 20+ (the senior age), and 0 otherwise; two results exclude sporadic returners while capturing athletes entering separate events at one meet. Sensitivity to this definition was tested with two alternatives (≥1 senior-age result; ≥2 results in each of two distinct senior-age years; Supplementary Table S9). A secondary time-to-event outcome — time to last active season (calendar year with ≥2 results), right-censoring athletes active in 2024+ — supports Kaplan–Meier visualization and Cox sensitivity analyses (Section 2.5.4).</w:t>
       </w:r>
     </w:p>
     <w:bookmarkEnd w:id="18"/>
@@ -597,16 +662,13 @@
         <w:pStyle w:val="FirstParagraph"/>
       </w:pPr>
       <w:r>
-        <w:t xml:space="preserve">Each result was transformed into its age-norm score in Tyrving points, the Norwegian Athletics Federation’s youth scoring system,</w:t>
-      </w:r>
-      <w:r>
-        <w:t xml:space="preserve">25</w:t>
-      </w:r>
-      <w:r>
-        <w:t xml:space="preserve"> </w:t>
-      </w:r>
-      <w:r>
-        <w:t xml:space="preserve">computed from a published table giving, for each event × sex × age combination, a reference performance equivalent to 1,000 points and a per-unit-change quotient. Points were capped at 1,500 to suppress data-entry errors. We computed tyrving_best (baseline maximum), tyrving_mean, tyrving_peak_pre15, and tyrving_slope_13_16 (OLS slope across ages 13–16).</w:t>
+        <w:t xml:space="preserve">Each result was scored in Tyrving points, the Norwegian federation’s age-norm system</w:t>
+      </w:r>
+      <w:r>
+        <w:t xml:space="preserve">26</w:t>
+      </w:r>
+      <w:r>
+        <w:t xml:space="preserve">: a published table gives, per event × sex × age, a reference performance worth 1,000 points and a per-unit quotient (values capped at 1,500 to suppress data-entry errors). We computed tyrving_best (baseline maximum), tyrving_peak_pre15, per-age scores (yielding a baseline performance trajectory, age-14 minus age-13), and tyrving_slope_13_16.</w:t>
       </w:r>
     </w:p>
     <w:bookmarkEnd w:id="19"/>
@@ -727,7 +789,7 @@
         </m:r>
       </m:oMath>
       <w:r>
-        <w:t xml:space="preserve">. HHI ranges from 1/k (fully diversified across k categories) to 1 (single category). Key variables: hhi_early (first three active seasons), hhi_age_15, and hhi_change = hhi_age_15 − hhi_age_13. Combined events (e.g., pentathlon) appear in the register both as a combined-event total and as separate results for each constituent discipline; constituent results are counted in their natural categories, so multi-event athletes are represented as diversified, and stand-alone combined-event rows were rare (&lt;0.1% of results). Some categories co-occur more naturally than others (e.g., sprints and hurdles share training demands, whereas throws transfer little to other categories); the HHI treats categories symmetrically, and we return to this in the limitations.</w:t>
+        <w:t xml:space="preserve">. HHI ranges from 1/k (fully diversified) to 1 (single category). Key variables: hhi_early (first three active seasons), hhi_age_15, and their change. Combined events appear in the register both as a total and as separate constituent results; constituents are counted in their natural categories (multi-event athletes register as diversified; stand-alone combined rows &lt;0.1%). Categories co-occur unevenly (sprints and hurdles share training demands; throws transfer little); the HHI treats them symmetrically — see the limitations.</w:t>
       </w:r>
     </w:p>
     <w:bookmarkEnd w:id="20"/>
@@ -745,7 +807,7 @@
         <w:pStyle w:val="FirstParagraph"/>
       </w:pPr>
       <w:r>
-        <w:t xml:space="preserve">For each athlete and age-year from 13 to 18 we counted distinct meets attended (vol_age_X; a multi-event competition counts as one meet), total results (res_age_X), and a year-round indicator (competing both outdoors and indoors; year_round_age_X). Composites: vol_pre_milestone (meets at ages 13–14), vol_milestone (ages 15–16), vol_trend_milestone (their difference), and n_champ_types (championship types entered before age 17). These are observable behavioral markers of engagement, not direct measures of motivation or commitment.</w:t>
+        <w:t xml:space="preserve">For each athlete and age-year from 13 to 18 we counted distinct meets attended (vol_age_X; a multi-event competition counts as one meet) and total results (res_age_X, which also define active seasons: ≥2 results in a calendar year). Composites: vol_pre_milestone (meets at 13–14), vol_milestone (15–16), their difference, and n_champ_types (championship types before 17) — observable behavioral markers, not direct measures of motivation or commitment.</w:t>
       </w:r>
     </w:p>
     <w:bookmarkEnd w:id="21"/>
@@ -791,7 +853,7 @@
         <w:pStyle w:val="FirstParagraph"/>
       </w:pPr>
       <w:r>
-        <w:t xml:space="preserve">The principal inferential model is a logistic regression for active senior status using only baseline-window predictors (ages 13–14): sex, baseline Tyrving, early HHI, and pre-milestone volume, fitted in a nested sequence (L1: sex; L2: + Tyrving; L3: + HHI; L4: + volume) to characterize each variable class’s unique contribution. Continuous covariates were z-standardized; discrimination was assessed by 5-fold stratified cross-validated AUC. Restricting predictors to ages 13–14 keeps the primary estimate unambiguously prospective: it avoids the measurement overlap that would arise because an athlete who drops out before age 15 has milestone-window volume of zero by construction.</w:t>
+        <w:t xml:space="preserve">The principal inferential model is a logistic regression for active senior status using only baseline-window predictors (ages 13–14): sex, baseline Tyrving, early HHI, and pre-milestone volume, fitted in a nested sequence (L1: sex; L2: + Tyrving; L3: + HHI; L4: + volume) to characterize each variable class’s unique contribution. Continuous covariates were z-standardized (per-SD effects; standardization preceded cross-validation), all nested models were fitted on the fixed L4 complete-case sample, and discrimination was assessed by 5-fold stratified CV-AUC (± = SD across folds), with calibration slope and intercept computed on the cross-validated predictions. Restricting predictors to ages 13–14 keeps the primary estimate unambiguously prospective: it avoids the measurement overlap that would arise because an athlete who drops out before age 15 has milestone-window volume of zero by construction.</w:t>
       </w:r>
     </w:p>
     <w:bookmarkEnd w:id="24"/>
@@ -827,7 +889,7 @@
         <w:pStyle w:val="FirstParagraph"/>
       </w:pPr>
       <w:r>
-        <w:t xml:space="preserve">To disentangle early behavioral heterogeneity from within-athlete pull-back, we fit a logistic regression on athletes still active at age 14 (n = 1,914) including both the volume level at age 14 and the change from age 14 to 15: if pull-back conditional on level predicts retention, both coefficients should be significant (Supplementary Table S14). Prospective early-warning thresholds on pre-milestone volume (sensitivity, specificity, and predictive values at five candidate cut-offs, applied at the end of the age-14 season) are reported in Table 6.</w:t>
+        <w:t xml:space="preserve">To disentangle early behavioral heterogeneity from within-athlete pull-back, we fit a logistic regression on athletes still active at age 14 (1,914; complete-case model n = 1,549) including both the volume level at age 14 and the change from 14 to 15 (Table 4). Because a change score can span the exit itself, two analyses probe the within-athlete claim directly: exit-aligned trajectories (volume one to three seasons before each dropout’s own final active season) and a contamination-free change model among athletes still active at 16 (level at 15 plus change 15→16 predicting senior status; Supplementary Table S19). Prospective early-warning thresholds on pre-milestone volume (classification performance at candidate cut-offs at the end of the age-14 season, with bootstrap CIs) are reported in Table 6.</w:t>
       </w:r>
     </w:p>
     <w:bookmarkEnd w:id="26"/>
@@ -848,7 +910,7 @@
         <w:t xml:space="preserve">Time from baseline to last active season was modeled with Cox proportional hazards regression,</w:t>
       </w:r>
       <w:r>
-        <w:t xml:space="preserve">26</w:t>
+        <w:t xml:space="preserve">27</w:t>
       </w:r>
       <w:r>
         <w:t xml:space="preserve"> </w:t>
@@ -857,22 +919,22 @@
         <w:t xml:space="preserve">with a baseline-only primary specification (Supplementary Table S16), a landmark analysis among athletes active at age 16,</w:t>
       </w:r>
       <w:r>
-        <w:t xml:space="preserve">27</w:t>
-      </w:r>
-      <w:r>
-        <w:t xml:space="preserve"> </w:t>
-      </w:r>
-      <w:r>
-        <w:t xml:space="preserve">and a post-baseline specification interpreted with caveats about operational overlap (Supplementary Table S8; Table 5). Proportional-hazards checks, E-values,</w:t>
-      </w:r>
-      <w:r>
         <w:t xml:space="preserve">28</w:t>
       </w:r>
       <w:r>
         <w:t xml:space="preserve"> </w:t>
       </w:r>
       <w:r>
-        <w:t xml:space="preserve">cluster-robust standard errors, and period- and sex-specific estimates are detailed in the Supplementary Methods. Hazard ratios are descriptive associations, not causal.</w:t>
+        <w:t xml:space="preserve">and a post-baseline specification interpreted with overlap caveats (Supplementary Table S8; Table 5). Proportional-hazards checks, E-values,</w:t>
+      </w:r>
+      <w:r>
+        <w:t xml:space="preserve">29</w:t>
+      </w:r>
+      <w:r>
+        <w:t xml:space="preserve"> </w:t>
+      </w:r>
+      <w:r>
+        <w:t xml:space="preserve">cluster-robust errors, and period- and sex-specific estimates are in the Supplementary Methods; hazard ratios are descriptive, not causal.</w:t>
       </w:r>
     </w:p>
     <w:bookmarkEnd w:id="27"/>
@@ -890,16 +952,16 @@
         <w:pStyle w:val="FirstParagraph"/>
       </w:pPr>
       <w:r>
-        <w:t xml:space="preserve">Because the design observes the full eligible population, classical a-priori power analysis does not apply; a detection-capacity analysis (Supplementary Methods) shows the design could detect hazard ratios ≥1.07 per SD — well below effect sizes typical of prior dropout research. Missing values (Tyrving ~20%, HHI ~10%) were handled by complete-case analysis (n = 1,704), with mean-imputation and club-clustered standard errors as sensitivity checks (Supplementary Tables S5, S2). The primary and secondary models were re-estimated separately by birth cohort, and a random forest</w:t>
-      </w:r>
-      <w:r>
-        <w:t xml:space="preserve">29</w:t>
-      </w:r>
-      <w:r>
-        <w:t xml:space="preserve"> </w:t>
-      </w:r>
-      <w:r>
-        <w:t xml:space="preserve">(500 trees, maximum depth 8) provided convergent variable-importance evidence.</w:t>
+        <w:t xml:space="preserve">Because the design observes the full eligible population, classical a-priori power analysis does not apply; a detection-capacity analysis (Supplementary Methods) shows the design could detect hazard ratios ≥1.07 and odds ratios ≥1.20 per SD — well below effect sizes typical of prior dropout research.</w:t>
+      </w:r>
+      <w:r>
+        <w:t xml:space="preserve">22</w:t>
+      </w:r>
+      <w:r>
+        <w:t xml:space="preserve"> </w:t>
+      </w:r>
+      <w:r>
+        <w:t xml:space="preserve">Missing values (Tyrving ~20%, HHI ~10%) were handled by complete-case analysis (n = 1,704), with multiple imputation (m = 20, Rubin-pooled) as the principal sensitivity plus included-versus-excluded comparison, mean imputation, and club-clustered standard errors (Supplementary Tables S21, S25, S5, S2; sample flow: Supplementary Table S12). Club-level confounding was probed via the intraclass correlation of volume across baseline clubs and a refit with club random intercepts (Supplementary Table S22). The primary and secondary models were re-estimated separately by birth cohort.</w:t>
       </w:r>
     </w:p>
     <w:bookmarkEnd w:id="28"/>
@@ -941,7 +1003,7 @@
         <w:t xml:space="preserve"> </w:t>
       </w:r>
       <w:r>
-        <w:t xml:space="preserve">Analysis code will be deposited in a public repository upon acceptance. The underlying competition records are publicly accessible via the federation’s online register; the derived dataset contains personal data (dates of birth) and cannot be redistributed under the EU General Data Protection Regulation (GDPR).</w:t>
+        <w:t xml:space="preserve">Analysis code will be deposited in a public repository upon acceptance; data availability is described in Section 2.7.</w:t>
       </w:r>
     </w:p>
     <w:bookmarkEnd w:id="29"/>
@@ -969,7 +1031,7 @@
         <w:t xml:space="preserve"> </w:t>
       </w:r>
       <w:r>
-        <w:t xml:space="preserve">all primary analyses include sex as a covariate, with sex-stratified analyses in supplementary material (Supplementary Table S7). We use</w:t>
+        <w:t xml:space="preserve">all primary analyses include sex as a covariate, with sex-stratified analyses in Supplementary Table S7;</w:t>
       </w:r>
       <w:r>
         <w:t xml:space="preserve"> </w:t>
@@ -981,7 +1043,7 @@
         <w:t xml:space="preserve"> </w:t>
       </w:r>
       <w:r>
-        <w:t xml:space="preserve">because the federation registers a binary sex variable at registration; the register contains no gender-identity information.</w:t>
+        <w:t xml:space="preserve">reflects the federation’s binary registration variable — the register holds no gender-identity information.</w:t>
       </w:r>
     </w:p>
     <w:bookmarkEnd w:id="31"/>
@@ -999,7 +1061,7 @@
         <w:pStyle w:val="FirstParagraph"/>
       </w:pPr>
       <w:r>
-        <w:t xml:space="preserve">The competition records analyzed are publicly accessible via the Norwegian Athletics Federation’s online register; the derived dataset links them to dates of birth and is therefore not redistributed (GDPR). No personally identifying information appears in this manuscript. Norway’s Health Research Act (Helseforskningsloven §4) exempts secondary use of register data of this kind from formal approval by a Regional Committee for Medical and Health Research Ethics.</w:t>
+        <w:t xml:space="preserve">The competition records analyzed are publicly accessible via the Norwegian Athletics Federation’s online register; the derived dataset links them to dates of birth and is therefore not redistributed (GDPR). No personally identifying information appears in this manuscript. Norway’s Health Research Act (Helseforskningsloven §4) exempts secondary use of register data of this kind from formal approval by a Regional Committee for Medical and Health Research Ethics. This exemption concerns the research use of the register; it does not extend to operational uses of similar data by sport organizations, which would require their own legal basis (see Section 4.8).</w:t>
       </w:r>
     </w:p>
     <w:p>
@@ -1034,7 +1096,7 @@
         <w:pStyle w:val="FirstParagraph"/>
       </w:pPr>
       <w:r>
-        <w:t xml:space="preserve">The cohort comprised 2,123 athletes (52.0% female): 1,301 in Cohort A and 822 in Cohort B, closely matched on demographic and performance distributions (mean Tyrving best 666 in each; ~41% active at age 17 in each; Table 1). Senior retention (≥1 active season at age 20+) was 15.8% in Cohort A and 17.3% in Cohort B (combined 16.4%). The proportion still active in 2024+ was 5.8% (A) and 10.8% (B), reflecting Cohort B’s shorter follow-up.</w:t>
+        <w:t xml:space="preserve">The cohort comprised 2,123 athletes (52.0% female): 1,301 in Cohort A and 822 in Cohort B, closely matched at baseline (mean Tyrving 666 and ~41% active at 17 in each; Table 1). Senior retention (≥1 season with ≥2 results at age 20+) was 15.8% in Cohort A and 17.3% in Cohort B (combined 16.4%). The proportion still active in 2024+ was 5.8% (A) and 10.8% (B), reflecting Cohort B’s shorter follow-up (fixed-window outcome at ages 20–22: 15.3% vs 16.7%; Supplementary Table S24).</w:t>
       </w:r>
     </w:p>
     <w:p>
@@ -1070,7 +1132,7 @@
         <w:pStyle w:val="FirstParagraph"/>
       </w:pPr>
       <w:r>
-        <w:t xml:space="preserve">Figure 2 presents the central behavioral observation (Figure 1 shows the conceptual model): median competitions per year by age, plotted separately for eventual retainers (n = 348) and non-retainers (n = 1,775). The groups already differ at baseline — medians of 13 vs. 8 meets at age 13, and 17 vs. 8 at age 14 — and diverge further from age 15: retainers peak at 19 meets at age 15 and sustain that level through age 17, while future dropouts decline from 8 meets at age 14 to 3 at age 15 and 0 thereafter. Two complementary patterns are visible: substantial baseline differences between the groups already at ages 13–14, and a progressive within-athlete pull-back among future dropouts, most visible across the age-14-to-15 transition. We test these separately in Section 3.5.</w:t>
+        <w:t xml:space="preserve">Figure 2 presents the central behavioral observation (Figure 1 shows the conceptual model): median competitions per year by age, plotted separately for eventual retainers (n = 348) and non-retainers (n = 1,775). The groups already differ at baseline — medians of 13 vs. 8 meets at age 13, and 17 vs. 8 at age 14 — and from age 15 they diverge sharply: retainers peak at 19 meets and sustain that level through 17, while future dropouts fall from 8 to 3 to 0. Baseline differences and within-athlete pull-back are separated formally in Section 3.5.</w:t>
       </w:r>
     </w:p>
     <w:p>
@@ -1078,7 +1140,7 @@
         <w:pStyle w:val="BodyText"/>
       </w:pPr>
       <w:r>
-        <w:t xml:space="preserve">Kaplan–Meier curves summarize the same attrition in time-to-event form: half the cohort had ceased active competition within 3 years and 75% within 5, with the steepest dropout at age 17, the youth-to-junior transition (Supplementary Figure S3). Sex-stratified curves overlap (log-rank χ² = 0.95,</w:t>
+        <w:t xml:space="preserve">Kaplan–Meier curves summarize the attrition: half the cohort ceased active competition within 3 years, 75% within 5, steepest at age 17 — the youth-to-junior transition (Supplementary Figure S2). Sex-stratified curves overlap (log-rank χ² = 0.95,</w:t>
       </w:r>
       <w:r>
         <w:t xml:space="preserve"> </w:t>
@@ -1094,7 +1156,7 @@
         <w:t xml:space="preserve"> </w:t>
       </w:r>
       <w:r>
-        <w:t xml:space="preserve">= .33). Stratifying descriptively by competition volume across ages 15–16 yields monotonically separated curves — 71% senior retention among athletes with ≥31 meets vs. 4% among those with none (Figure 3) — and stratifying by pre-17 championship types shows the same pattern (Supplementary Figure S4). Formal estimates use baseline-only predictors below.</w:t>
+        <w:t xml:space="preserve">= .33). Stratifying descriptively by ages-15–16 volume yields monotonically separated curves — 71% senior retention with ≥31 meets vs. 4% with none (Figure 3) — and stratifying by pre-17 championship types shows the same pattern (Supplementary Figure S3). Formal estimates use baseline-only predictors below.</w:t>
       </w:r>
     </w:p>
     <w:p>
@@ -1170,7 +1232,7 @@
           <w:b/>
           <w:bCs/>
         </w:rPr>
-        <w:t xml:space="preserve">Among baseline-window predictors (ages 13–14), competition volume provided the largest incremental contribution to prospective discrimination of senior retention 6–14 years later: OR = 2.40 per SD (95% CI [2.07, 2.78],</w:t>
+        <w:t xml:space="preserve">Among baseline-window predictors (ages 13–14), competition volume provided the largest incremental contribution to prospective discrimination of senior retention 6–14 years later: OR = 2.40 per SD (95% CI [2.08, 2.76],</w:t>
       </w:r>
       <w:r>
         <w:rPr>
@@ -1222,7 +1284,7 @@
         <w:t xml:space="preserve"> </w:t>
       </w:r>
       <w:r>
-        <w:t xml:space="preserve">were fitted stepwise with baseline-only predictors (avoiding look-ahead) and 5-fold cross-validated AUC (Table 3). Sex alone discriminated near chance (CV-AUC = 0.541); adding baseline Tyrving performance raised AUC modestly to 0.607; adding early specialization (HHI) added nothing further (0.600); adding pre-milestone volume raised AUC substantially to 0.751. Once volume was entered, HHI became significantly associated with retention (OR = 1.35 per SD,</w:t>
+        <w:t xml:space="preserve">were fitted stepwise with baseline-only predictors (avoiding look-ahead; Table 3): CV-AUC rose 0.541 (sex) → 0.607 (+ Tyrving) → 0.600 (+ HHI) → 0.751 (+ volume), with well-calibrated predictions (calibration slope 0.96, Brier 0.122; Supplementary Table S23). Once volume was entered, HHI became significantly associated with retention (OR = 1.36 per SD, 95% CI [1.17, 1.57],</w:t>
       </w:r>
       <w:r>
         <w:t xml:space="preserve"> </w:t>
@@ -1292,13 +1354,13 @@
       </w:r>
     </w:p>
     <w:bookmarkEnd w:id="36"/>
-    <w:bookmarkStart w:id="37" w:name="X23b1f15ebb3a7f8f56f8cd097e9c0f697eb6923"/>
+    <w:bookmarkStart w:id="37" w:name="Xcf7fb286ca263ede1581eee045f86cefba4829b"/>
     <w:p>
       <w:pPr>
         <w:pStyle w:val="Heading2"/>
       </w:pPr>
       <w:r>
-        <w:t xml:space="preserve">3.4 Structural controls do not change the picture</w:t>
+        <w:t xml:space="preserve">3.4 Structural and club-level controls do not change the picture</w:t>
       </w:r>
     </w:p>
     <w:p>
@@ -1306,10 +1368,7 @@
         <w:pStyle w:val="FirstParagraph"/>
       </w:pPr>
       <w:r>
-        <w:t xml:space="preserve">Adding region (3-level), birth-quarter indicators (Q1/Q4), and standardized club size to the full Table 3 model left the volume coefficient unchanged (OR = 2.40 with and without controls), and no structural covariate was significantly associated with retention (all</w:t>
-      </w:r>
-      <w:r>
-        <w:t xml:space="preserve"> </w:t>
+        <w:t xml:space="preserve">Adding region, birth quarter (Q1/Q4), and club size left the volume coefficient unchanged (OR = 2.40 both ways); no structural covariate was significant (</w:t>
       </w:r>
       <w:r>
         <w:rPr>
@@ -1322,7 +1381,7 @@
         <w:t xml:space="preserve"> </w:t>
       </w:r>
       <w:r>
-        <w:t xml:space="preserve">&gt; .14; Supplementary Table S13).</w:t>
+        <w:t xml:space="preserve">&gt; .14; Supplementary Table S13). A quarter of the variance in pre-milestone volume lies between clubs (ICC = 0.25 across 277 clubs), but the effect is not a club-supply artifact: with club random intercepts the coefficient was, if anything, larger (OR = 2.58, 95% CI [2.27, 2.93]; Supplementary Table S22) — the association holds when comparing athletes within the same club.</w:t>
       </w:r>
     </w:p>
     <w:bookmarkEnd w:id="37"/>
@@ -1350,39 +1409,15 @@
         <w:t xml:space="preserve"> </w:t>
       </w:r>
       <w:r>
-        <w:t xml:space="preserve">The trajectories in Figure 2 are consistent with two readings: future retainers and dropouts as distinct</w:t>
-      </w:r>
-      <w:r>
-        <w:t xml:space="preserve"> </w:t>
-      </w:r>
-      <w:r>
-        <w:rPr>
-          <w:i/>
-          <w:iCs/>
-        </w:rPr>
-        <w:t xml:space="preserve">behavioral typologies</w:t>
-      </w:r>
-      <w:r>
-        <w:t xml:space="preserve"> </w:t>
-      </w:r>
-      <w:r>
-        <w:t xml:space="preserve">visible already at ages 13–14, or a</w:t>
-      </w:r>
-      <w:r>
-        <w:t xml:space="preserve"> </w:t>
-      </w:r>
-      <w:r>
-        <w:rPr>
-          <w:i/>
-          <w:iCs/>
-        </w:rPr>
-        <w:t xml:space="preserve">within-athlete pull-back</w:t>
-      </w:r>
-      <w:r>
-        <w:t xml:space="preserve"> </w:t>
-      </w:r>
-      <w:r>
-        <w:t xml:space="preserve">across the age-14-to-15 transition. We entered baseline level (volume at age 14) and within-athlete change (volume at age 15 minus age 14) into one logistic regression, restricted to athletes still active at age 14 (n = 1,914; Table 4). The age-14 level was strongly associated with retention (OR = 2.79 per SD, 95% CI [2.37, 3.28],</w:t>
+        <w:t xml:space="preserve">Three analyses separate the two readings of Figure 2.</w:t>
+      </w:r>
+    </w:p>
+    <w:p>
+      <w:pPr>
+        <w:pStyle w:val="BodyText"/>
+      </w:pPr>
+      <w:r>
+        <w:t xml:space="preserve">First, level and change. Among athletes still active at age 14 (1,914; complete-case model n = 1,549), the age-14 volume level (OR = 2.79 per SD, 95% CI [2.37, 3.28]) and the change from age 14 to 15 (OR = 2.44, 95% CI [2.10, 2.83]; both</w:t>
       </w:r>
       <w:r>
         <w:t xml:space="preserve"> </w:t>
@@ -1398,7 +1433,25 @@
         <w:t xml:space="preserve"> </w:t>
       </w:r>
       <w:r>
-        <w:t xml:space="preserve">&lt; .001) and the within-athlete change almost as strongly (OR = 2.44 per SD, 95% CI [2.10, 2.83],</w:t>
+        <w:t xml:space="preserve">&lt; .001) contributed independently; adding change more than doubled pseudo-</w:t>
+      </w:r>
+      <w:r>
+        <w:rPr>
+          <w:i/>
+          <w:iCs/>
+        </w:rPr>
+        <w:t xml:space="preserve">R</w:t>
+      </w:r>
+      <w:r>
+        <w:t xml:space="preserve">² (0.113 → 0.227; Table 4).</w:t>
+      </w:r>
+    </w:p>
+    <w:p>
+      <w:pPr>
+        <w:pStyle w:val="BodyText"/>
+      </w:pPr>
+      <w:r>
+        <w:t xml:space="preserve">Second, because a change score spanning the exit could conflate pull-back with the exit itself, we repeated the test where no exit can contaminate it: among athletes still competing at age 16 (≥2 results; n = 1,075), volume at 15 (OR = 3.04, 95% CI [2.55, 3.62]) and change from 15 to 16 (OR = 1.88, 95% CI [1.60, 2.20]; both</w:t>
       </w:r>
       <w:r>
         <w:t xml:space="preserve"> </w:t>
@@ -1414,17 +1467,31 @@
         <w:t xml:space="preserve"> </w:t>
       </w:r>
       <w:r>
-        <w:t xml:space="preserve">&lt; .001) — a one-SD greater decline was associated with 2.4-times lower retention odds. Adding change to the level-only model more than doubled pseudo-</w:t>
-      </w:r>
-      <w:r>
-        <w:rPr>
-          <w:i/>
-          <w:iCs/>
-        </w:rPr>
-        <w:t xml:space="preserve">R</w:t>
-      </w:r>
-      <w:r>
-        <w:t xml:space="preserve">² (0.113 → 0.227).</w:t>
+        <w:t xml:space="preserve">&lt; .001) predicted senior status four or more years later (CV-AUC = 0.758) — decline predicts exit among athletes who are all, at measurement, still active.</w:t>
+      </w:r>
+    </w:p>
+    <w:p>
+      <w:pPr>
+        <w:pStyle w:val="BodyText"/>
+      </w:pPr>
+      <w:r>
+        <w:t xml:space="preserve">Third, exit-aligned trajectories. Aligned to each dropout’s own final active season (n = 1,139 with final seasons at ages 15–19), median volumes at T−3, T−2, T−1, and T were 12, 10, 9, and 4 meets — a within-athlete taper, not a cliff. 95% were still competing in their penultimate season; among final seasons at 16+ (n = 795), 74% showed a</w:t>
+      </w:r>
+      <w:r>
+        <w:t xml:space="preserve"> </w:t>
+      </w:r>
+      <w:r>
+        <w:rPr>
+          <w:i/>
+          <w:iCs/>
+        </w:rPr>
+        <w:t xml:space="preserve">reduced-but-nonzero</w:t>
+      </w:r>
+      <w:r>
+        <w:t xml:space="preserve"> </w:t>
+      </w:r>
+      <w:r>
+        <w:t xml:space="preserve">penultimate season relative to their earlier personal peak, 6% a gap year, and only 19% exited directly from peak volume (Supplementary Table S19).</w:t>
       </w:r>
     </w:p>
     <w:p>
@@ -1460,7 +1527,23 @@
         <w:pStyle w:val="FirstParagraph"/>
       </w:pPr>
       <w:r>
-        <w:t xml:space="preserve">A concern with earlier framings was that post-baseline volume (ages 15–16) versus baseline performance (ages 13–14) gave the behavioral predictor a temporal advantage. In a fully time-aligned comparison — both measured at ages 13–14 — behavior still provides stronger discrimination: AUC = 0.607 for sex + baseline Tyrving, 0.740 for sex + ages-13–14 volume, 0.737 for both combined (Supplementary Table S15). Performance adds little once early volume is known.</w:t>
+        <w:t xml:space="preserve">In a fully time-aligned comparison — behavior and performance both measured at ages 13–14, removing any temporal advantage — behavior still discriminates better: AUC = 0.607 for sex + baseline Tyrving, 0.740 for sex + ages-13–14 volume, 0.737 for both combined (Supplementary Table S15). A within-baseline performance</w:t>
+      </w:r>
+      <w:r>
+        <w:t xml:space="preserve"> </w:t>
+      </w:r>
+      <w:r>
+        <w:rPr>
+          <w:i/>
+          <w:iCs/>
+        </w:rPr>
+        <w:t xml:space="preserve">trajectory</w:t>
+      </w:r>
+      <w:r>
+        <w:t xml:space="preserve"> </w:t>
+      </w:r>
+      <w:r>
+        <w:t xml:space="preserve">(Tyrving change from 13 to 14) raised the performance-only AUC only to 0.640 (n = 1,350) — still well short of volume.</w:t>
       </w:r>
     </w:p>
     <w:p>
@@ -1468,7 +1551,7 @@
         <w:pStyle w:val="BodyText"/>
       </w:pPr>
       <w:r>
-        <w:t xml:space="preserve">Competition volume and performance were positively but moderately correlated (pre-milestone volume vs. baseline Tyrving: Spearman ρ = .29; vs. peak Tyrving before age 15: ρ = .45; milestone-window volume vs. age-15 Tyrving: ρ = .48), sharing at most roughly a fifth of their variance. The volume–retention association also held</w:t>
+        <w:t xml:space="preserve">Volume and performance were moderately correlated (Spearman ρ = .29 with baseline Tyrving; .45 with pre-15 peak; .48 for milestone volume vs. age-15 Tyrving). The volume–retention association also held</w:t>
       </w:r>
       <w:r>
         <w:t xml:space="preserve"> </w:t>
@@ -1484,7 +1567,7 @@
         <w:t xml:space="preserve"> </w:t>
       </w:r>
       <w:r>
-        <w:t xml:space="preserve">performance strata: splitting the cohort by baseline-Tyrving quartile and pre-milestone volume (above/below median), above-median volume was associated with higher senior retention in every quartile — 16.3% vs. 10.0% in the lowest-performing quartile, 18.0% vs. 4.2%, 25.8% vs. 4.7%, and 34.1% vs. 13.2% in the highest. Competition volume is thus related to, but clearly not reducible to, performance level.</w:t>
+        <w:t xml:space="preserve">performance strata: splitting the cohort by baseline-Tyrving quartile and pre-milestone volume (above/below median), above-median volume was associated with higher senior retention in every quartile — 16.3% vs. 10.0% in the lowest-performing quartile, 18.0% vs. 4.2%, 25.8% vs. 4.7%, and 34.1% vs. 13.2% in the highest. Volume is related to, but clearly not reducible to, performance level.</w:t>
       </w:r>
     </w:p>
     <w:bookmarkEnd w:id="39"/>
@@ -1502,7 +1585,7 @@
         <w:pStyle w:val="FirstParagraph"/>
       </w:pPr>
       <w:r>
-        <w:t xml:space="preserve">Conditioning on athletes active at age 16 (≥1 result; n = 1,167), volume across ages 15–16 was the largest contributor to subsequent cessation risk (HR = 0.60 per SD, 95% CI [0.54, 0.66], C-index = 0.74; Supplementary Table S8); excluding athletes with milestone volume = 0 gave HR = 0.51 (Supplementary Table S11). The baseline-only Cox model is in Supplementary Table S16 and a period-specific decomposition in Table 5. The baseline-start Cox model with post-baseline covariates is not used as a primary estimate because predictor and at-risk window overlap.</w:t>
+        <w:t xml:space="preserve">Conditioning on athletes active at age 16 (≥1 result; n = 1,167), volume across ages 15–16 was the largest contributor to subsequent cessation risk (HR = 0.60 per SD, 95% CI [0.54, 0.66], C-index = 0.735; complete-case n = 960; Supplementary Table S8); excluding athletes with milestone volume = 0 gave HR = 0.51 (Supplementary Table S11). The baseline-only Cox model is in Supplementary Table S16 and a period-specific decomposition in Table 5. The baseline-start Cox model with post-baseline covariates is not a primary estimate (predictor and at-risk window overlap); its contamination-free analogue is the change model in Section 3.5.</w:t>
       </w:r>
     </w:p>
     <w:bookmarkEnd w:id="40"/>
@@ -1520,7 +1603,29 @@
         <w:pStyle w:val="FirstParagraph"/>
       </w:pPr>
       <w:r>
-        <w:t xml:space="preserve">Because the primary analysis uses only baseline-window data, calibration metrics can be computed for a prospective rule applied at the end of the age-14 season (Table 6). At a moderate threshold (vol &lt; 10 meets across ages 13–14, flagging 26.4%), PPV = 0.94 and sensitivity = 0.30; lower thresholds (&lt; 5 meets; 9% flagged, PPV = 0.93) suit targeted outreach, higher thresholds (&lt; 15; 43% flagged, PPV = 0.93) broaden the screen. The high PPV partly reflects the 84% non-retention base rate; the behavioral threshold improves precision by ~10 points over base-rate prediction while providing graduated sensitivity that base-rate prediction cannot.</w:t>
+        <w:t xml:space="preserve">Because the primary analysis uses only baseline-window data, a prospective rule can be evaluated at the end of the age-14 season (Table 6, with bootstrap CIs). At a moderate threshold (vol &lt; 10 meets across ages 13–14, flagging 26.4%), senior retention was 5.7% among flagged athletes versus 20.2% among unflagged — a 3.5-fold difference in retention prospects (PPV = 0.94, sensitivity = 0.30). Lower thresholds (&lt; 5; 9.3% flagged) suit targeted outreach, higher (&lt; 15; 43.1%) broaden the screen. Two properties discipline use: the high PPV partly reflects the 84% non-retention base rate (a ~10-point precision gain over base-rate prediction), and NPV = 0.20 means unflagged athletes are</w:t>
+      </w:r>
+      <w:r>
+        <w:t xml:space="preserve"> </w:t>
+      </w:r>
+      <w:r>
+        <w:rPr>
+          <w:i/>
+          <w:iCs/>
+        </w:rPr>
+        <w:t xml:space="preserve">not</w:t>
+      </w:r>
+      <w:r>
+        <w:t xml:space="preserve"> </w:t>
+      </w:r>
+      <w:r>
+        <w:t xml:space="preserve">“safe”</w:t>
+      </w:r>
+      <w:r>
+        <w:t xml:space="preserve"> </w:t>
+      </w:r>
+      <w:r>
+        <w:t xml:space="preserve">— roughly four in five of them also fail to retain. The flag concentrates risk; it certifies no one’s continuation.</w:t>
       </w:r>
     </w:p>
     <w:p>
@@ -1542,13 +1647,13 @@
       </w:r>
     </w:p>
     <w:bookmarkEnd w:id="41"/>
-    <w:bookmarkStart w:id="42" w:name="specialization-is-protective-in-our-data"/>
+    <w:bookmarkStart w:id="42" w:name="Xce71a58b6e16173dc667ed72ce929a73f522038"/>
     <w:p>
       <w:pPr>
         <w:pStyle w:val="Heading2"/>
       </w:pPr>
       <w:r>
-        <w:t xml:space="preserve">3.9 Specialization is protective in our data</w:t>
+        <w:t xml:space="preserve">3.9 Within-sport event concentration and retention</w:t>
       </w:r>
     </w:p>
     <w:p>
@@ -1572,7 +1677,7 @@
         <w:t xml:space="preserve"> </w:t>
       </w:r>
       <w:r>
-        <w:t xml:space="preserve">senior retention: OR = 1.35 per SD (95% CI [1.16, 1.57],</w:t>
+        <w:t xml:space="preserve">senior retention: OR = 1.36 per SD (95% CI [1.17, 1.57],</w:t>
       </w:r>
       <w:r>
         <w:t xml:space="preserve"> </w:t>
@@ -1588,23 +1693,7 @@
         <w:t xml:space="preserve"> </w:t>
       </w:r>
       <w:r>
-        <w:t xml:space="preserve">&lt; .001) in the primary regression, HR = 0.80 in the Cox model, and present in both cohorts (A OR = 1.24, B OR = 1.58). Athletes whose ages-13–14 results were concentrated in fewer event categories were</w:t>
-      </w:r>
-      <w:r>
-        <w:t xml:space="preserve"> </w:t>
-      </w:r>
-      <w:r>
-        <w:rPr>
-          <w:i/>
-          <w:iCs/>
-        </w:rPr>
-        <w:t xml:space="preserve">more</w:t>
-      </w:r>
-      <w:r>
-        <w:t xml:space="preserve"> </w:t>
-      </w:r>
-      <w:r>
-        <w:t xml:space="preserve">likely to retain. This index captures event-category concentration</w:t>
+        <w:t xml:space="preserve">&lt; .001) in the primary regression, HR = 0.80 in the Cox model, and present in both cohorts (A OR = 1.24, B OR = 1.58). Because HHI is bounded below by the reciprocal of the result count — few results force apparent concentration — we stress-tested for count-dependence; the association survived every check: restriction to ≥5 and ≥8 early results (OR = 1.38, 1.39) and a finite-sample-corrected index (OR = 1.39, 95% CI [1.20, 1.60]; Supplementary Table S20). It is not a small-count artifact. The index captures concentration</w:t>
       </w:r>
       <w:r>
         <w:t xml:space="preserve"> </w:t>
@@ -1620,13 +1709,7 @@
         <w:t xml:space="preserve"> </w:t>
       </w:r>
       <w:r>
-        <w:t xml:space="preserve">track and field — a different construct from the multisport diversification studied in the elite-performance literature</w:t>
-      </w:r>
-      <w:r>
-        <w:t xml:space="preserve">19,20</w:t>
-      </w:r>
-      <w:r>
-        <w:t xml:space="preserve">; we develop the distinction in §4.6.</w:t>
+        <w:t xml:space="preserve">track and field — a different construct from multisport diversification; the distinction is developed in §4.6.</w:t>
       </w:r>
     </w:p>
     <w:bookmarkEnd w:id="42"/>
@@ -1660,7 +1743,7 @@
         <w:t xml:space="preserve"> </w:t>
       </w:r>
       <w:r>
-        <w:t xml:space="preserve">&lt; .001 (Table 7); sex was significant only in Cohort A. The effect was robust to outcome definition (ORs 2.79, 3.08, 2.94 across the three definitions; Supplementary Table S9), to cluster-robust SEs (Supplementary Table S2), and to unmeasured confounding: E-value = 5.16 (lower-CI E-value = 4.70) for the milestone-window volume effect (Supplementary Table S3), meaning an unmeasured confounder would need risk-ratio associations exceeding 5 with both predictor and outcome to nullify it — well above any observed covariate.</w:t>
+        <w:t xml:space="preserve">&lt; .001 (Table 7); sex was significant only in Cohort A. On the primary specification, the effect was robust to outcome definition (OR = 2.29, 2.40, 2.26 across the three definitions; Supplementary Table S9), to the fixed-window outcome (ages 20–22: OR = 2.43; Supplementary Table S24), to multiple imputation (OR = 2.35, 95% CI [2.08, 2.67]; Supplementary Table S21), and to cluster-robust standard errors (Supplementary Table S2). For unmeasured confounding, converting the primary odds ratio for this common outcome to a risk ratio (≈1.55) gives an E-value of 2.5 (baseline-only Cox: 2.6; Supplementary Table S3): a confounder would need risk-ratio associations of ≈2.5 with both early volume and retention — stronger than any measured covariate — to fully explain the association.</w:t>
       </w:r>
     </w:p>
     <w:p>
@@ -1695,7 +1778,7 @@
         <w:pStyle w:val="FirstParagraph"/>
       </w:pPr>
       <w:r>
-        <w:t xml:space="preserve">From this 14-year follow-up of 2,123 young athletes, four findings emerge. First, competition volume at ages 13–14 was strongly and prospectively associated with retaining senior competition. Second, the association replicated across both birth cohorts and withstood structural controls (region, birth quarter, club size). Third, the dropout signal decomposed into two independent components: early behavioral heterogeneity already visible at ages 13–14, and a within-athlete pull-back in the year preceding departure (Section 3.5). Fourth, higher event-category concentration within track and field was associated with higher retention — a different construct from, not a contradiction of, multisport diversification (§4.6). Cox time-to-cessation analyses reinforce these findings: among athletes still active at age 16, milestone-window volume remained strongly associated with subsequent cessation (HR = 0.60 per SD; HR = 0.14 in years 0–3).</w:t>
+        <w:t xml:space="preserve">Four findings emerge from this 14-year follow-up of 2,123 young athletes. First, competition volume at ages 13–14 was strongly and prospectively associated with retaining senior competition. Second, the association replicated across both birth cohorts and withstood structural controls, club random effects, and multiple imputation. Third, the dropout signal decomposed into two independent components — early behavioral heterogeneity visible at 13–14, and a genuine within-athlete pull-back: exit-aligned trajectories showed most dropouts tapering (median 12 → 10 → 9 → 4 meets across their last four seasons), and decline predicted exit even among athletes all still active at 16. Fourth, higher event-category concentration within track and field was associated with higher retention, robust to count-dependence checks — a different construct from, not a contradiction of, multisport diversification (§4.6).</w:t>
       </w:r>
     </w:p>
     <w:bookmarkEnd w:id="45"/>
@@ -1713,7 +1796,35 @@
         <w:pStyle w:val="FirstParagraph"/>
       </w:pPr>
       <w:r>
-        <w:t xml:space="preserve">Behavior (competitions entered) explained more variance in senior retention than performance (Tyrving score) even when both were measured in the same window (Section 3.6; Supplementary Table S15): sex + Tyrving yielded AUC = 0.607, sex + pre-milestone volume 0.740, and adding Tyrving to volume added essentially nothing (0.737). Our reading is that performance reflects capability, while volume reflects the athlete’s own choices about how much to take part — a reading supported by the open-entry structure of Norwegian youth athletics, in which athletes decide what to enter and clubs cover entry fees (Section 2.2) — and that these choices matter more for disengagement than capability does.</w:t>
+        <w:t xml:space="preserve">Behavior (competitions entered) explained more variance in senior retention than performance (Tyrving score) even when both were measured in the same window (Section 3.6): sex + Tyrving gave AUC = 0.607, sex + volume 0.740, both combined 0.737, and a baseline performance</w:t>
+      </w:r>
+      <w:r>
+        <w:t xml:space="preserve"> </w:t>
+      </w:r>
+      <w:r>
+        <w:rPr>
+          <w:i/>
+          <w:iCs/>
+        </w:rPr>
+        <w:t xml:space="preserve">trajectory</w:t>
+      </w:r>
+      <w:r>
+        <w:t xml:space="preserve"> </w:t>
+      </w:r>
+      <w:r>
+        <w:t xml:space="preserve">closed the gap only slightly (0.640). Performance reflects capability; volume reflects the athlete’s own choices about taking part — licensed by the open-entry structure of Section 2.2 — and those choices matter more for disengagement than capability does. Two caveats: volume is a near-noiseless count while Tyrving is a scored maximum with ~20% missingness, so part of the gap could be measurement precision (the within-stratum effects argue not all of it); and predictor and outcome both index registered activity, so</w:t>
+      </w:r>
+      <w:r>
+        <w:t xml:space="preserve"> </w:t>
+      </w:r>
+      <w:r>
+        <w:t xml:space="preserve">“behavior outperforms performance”</w:t>
+      </w:r>
+      <w:r>
+        <w:t xml:space="preserve"> </w:t>
+      </w:r>
+      <w:r>
+        <w:t xml:space="preserve">describes when disengagement becomes observable, not a causal mechanism.</w:t>
       </w:r>
     </w:p>
     <w:p>
@@ -1721,55 +1832,88 @@
         <w:pStyle w:val="BodyText"/>
       </w:pPr>
       <w:r>
-        <w:t xml:space="preserve">Two qualifications follow. There is an epistemic asymmetry: predictor and outcome both index registered competitive activity, so</w:t>
-      </w:r>
-      <w:r>
-        <w:t xml:space="preserve"> </w:t>
-      </w:r>
-      <w:r>
-        <w:t xml:space="preserve">“behavior outperforms performance”</w:t>
-      </w:r>
-      <w:r>
-        <w:t xml:space="preserve"> </w:t>
-      </w:r>
-      <w:r>
-        <w:t xml:space="preserve">describes the temporal structure through which disengagement becomes observable, not a causal mechanism; the results are consistent with an engagement-balance account but do not establish it. And low or declining volume can have causes unrelated to waning engagement. Cost is one: survey evidence shows cost-related reasons for leaving organized sport are cited more often by Norwegian youth from lower-income families.</w:t>
+        <w:t xml:space="preserve">Low or declining volume can also have causes unrelated to waning engagement.</w:t>
+      </w:r>
+      <w:r>
+        <w:t xml:space="preserve"> </w:t>
+      </w:r>
+      <w:r>
+        <w:rPr>
+          <w:i/>
+          <w:iCs/>
+        </w:rPr>
+        <w:t xml:space="preserve">Cost:</w:t>
+      </w:r>
+      <w:r>
+        <w:t xml:space="preserve"> </w:t>
+      </w:r>
+      <w:r>
+        <w:t xml:space="preserve">cost-related reasons for leaving are cited more often by Norwegian youth from lower-income families</w:t>
+      </w:r>
+      <w:r>
+        <w:t xml:space="preserve">10</w:t>
+      </w:r>
+      <w:r>
+        <w:t xml:space="preserve">; the channel is attenuated here — clubs pay entry fees, travel is short — but not eliminated, and the register holds no socioeconomic data.</w:t>
+      </w:r>
+      <w:r>
+        <w:t xml:space="preserve"> </w:t>
+      </w:r>
+      <w:r>
+        <w:rPr>
+          <w:i/>
+          <w:iCs/>
+        </w:rPr>
+        <w:t xml:space="preserve">Injury:</w:t>
+      </w:r>
+      <w:r>
+        <w:t xml:space="preserve"> </w:t>
+      </w:r>
+      <w:r>
+        <w:t xml:space="preserve">injuries were the most frequent dropout reason in the only long-term Norwegian track-and-field follow-up (24.3%)</w:t>
+      </w:r>
+      <w:r>
+        <w:t xml:space="preserve">3</w:t>
+      </w:r>
+      <w:r>
+        <w:t xml:space="preserve">, and an injured 14-year-old produces the same register signature as a disengaging one, so part of the pull-back is plausibly enforced rather than chosen.</w:t>
+      </w:r>
+      <w:r>
+        <w:t xml:space="preserve"> </w:t>
+      </w:r>
+      <w:r>
+        <w:rPr>
+          <w:i/>
+          <w:iCs/>
+        </w:rPr>
+        <w:t xml:space="preserve">Periodization</w:t>
+      </w:r>
+      <w:r>
+        <w:t xml:space="preserve"> </w:t>
+      </w:r>
+      <w:r>
+        <w:t xml:space="preserve">— competing less to peak later — is unlikely: the decline spans successive calendar years and ends in exit, not a peak.</w:t>
+      </w:r>
+    </w:p>
+    <w:bookmarkEnd w:id="46"/>
+    <w:bookmarkStart w:id="47" w:name="X275310f308a547ead5220928057c68be59c7379"/>
+    <w:p>
+      <w:pPr>
+        <w:pStyle w:val="Heading2"/>
+      </w:pPr>
+      <w:r>
+        <w:t xml:space="preserve">4.3 Pull-back is real at the individual level — and so is early heterogeneity</w:t>
+      </w:r>
+    </w:p>
+    <w:p>
+      <w:pPr>
+        <w:pStyle w:val="FirstParagraph"/>
+      </w:pPr>
+      <w:r>
+        <w:t xml:space="preserve">Is the divergence in Figure 2 genuine within-athlete pull-back, or early differentiation only — or an artifact of averaging abrupt exits at heterogeneous ages? The exit-aligned analyses answer at the individual level: 95% of dropouts were still competing in their penultimate season, 74% had a reduced-but-nonzero penultimate season, and only 19% exited directly from peak volume — a two-to-three-season taper, not a cliff. Both components are nonetheless real: level and change carried independent information (Table 4), the pattern held in the contamination-free window (level OR = 3.04; change OR = 1.88), and future dropouts already differed at 13–14 — consistent with retrospective evidence that dropouts’ developmental activities differ years before exit.</w:t>
       </w:r>
       <w:r>
         <w:t xml:space="preserve">12</w:t>
-      </w:r>
-      <w:r>
-        <w:t xml:space="preserve"> </w:t>
-      </w:r>
-      <w:r>
-        <w:t xml:space="preserve">In the setting studied here this channel is attenuated — clubs ordinarily pay entry fees and travel distances are typically short (Section 2.2) — but not eliminated (membership fees, equipment, occasional longer travel), and the register holds no socioeconomic information, so resource-constrained and motivationally driven pull-back cannot be fully separated. Deliberate periodization — competing less in order to peak later — is another, but it is unlikely to explain the pattern: the decline unfolds across successive calendar years from age 14 onward rather than within a season, and it is followed by exit from the register rather than by a performance peak. The moderate volume–performance correlation and the within-stratum volume effects (Section 3.6) likewise argue against reading volume as a training-strategy artifact.</w:t>
-      </w:r>
-    </w:p>
-    <w:bookmarkEnd w:id="46"/>
-    <w:bookmarkStart w:id="47" w:name="Xe7fe343f385dc5d6988eaaeccab4c5e6fe92698"/>
-    <w:p>
-      <w:pPr>
-        <w:pStyle w:val="Heading2"/>
-      </w:pPr>
-      <w:r>
-        <w:t xml:space="preserve">4.3 There exists a pull-back effect — and also an early heterogeneity effect</w:t>
-      </w:r>
-    </w:p>
-    <w:p>
-      <w:pPr>
-        <w:pStyle w:val="FirstParagraph"/>
-      </w:pPr>
-      <w:r>
-        <w:t xml:space="preserve">Is the main effect a genuine within-athlete pull-back from a common starting point, or early differentiation between athletes on different trajectories? Descriptively, future retainers and dropouts already differed at ages 13–14 (median 13/17 vs. 8/8 meets), with the greatest divergence at ages 14–15 (Figure 2, Table 2). The level-and-change analysis (Section 3.5) shows that both effects exist: volume level at age 14 and change from age 14 to 15 each carried significant independent information, and model fit improved substantially when they were combined. Part of the dropout signal is thus early behavioral heterogeneity — consistent with retrospective evidence that future dropouts already differed from persisting peers in their developmental activities years before leaving</w:t>
-      </w:r>
-      <w:r>
-        <w:t xml:space="preserve">14</w:t>
-      </w:r>
-      <w:r>
-        <w:t xml:space="preserve"> </w:t>
-      </w:r>
-      <w:r>
-        <w:t xml:space="preserve">— while an equally substantial part is a within-athlete pull-back among the not-yet-dropped-out in the year preceding formal departure.</w:t>
       </w:r>
     </w:p>
     <w:bookmarkEnd w:id="47"/>
@@ -1787,16 +1931,16 @@
         <w:pStyle w:val="FirstParagraph"/>
       </w:pPr>
       <w:r>
-        <w:t xml:space="preserve">Since we assess behavior rather than motivational processes, we do not claim empirical support for any single framework; but the observed footprint is consistent with the main process accounts. In the Sport Commitment Model,</w:t>
-      </w:r>
-      <w:r>
-        <w:t xml:space="preserve">8,9</w:t>
-      </w:r>
-      <w:r>
-        <w:t xml:space="preserve"> </w:t>
-      </w:r>
-      <w:r>
-        <w:t xml:space="preserve">the desire and resolve to continue are shaped by enjoyment, personal investments, involvement opportunities, attractive alternatives, and social constraints; the current model distinguishes</w:t>
+        <w:t xml:space="preserve">We assess behavior, not motivational processes, so no single framework is confirmed; but the footprint is consistent with the main process accounts. In the Sport Commitment Model,</w:t>
+      </w:r>
+      <w:r>
+        <w:t xml:space="preserve">6,7</w:t>
+      </w:r>
+      <w:r>
+        <w:t xml:space="preserve"> </w:t>
+      </w:r>
+      <w:r>
+        <w:t xml:space="preserve">the resolve to continue is shaped by enjoyment, investments, involvement opportunities, alternatives, and social constraints, and</w:t>
       </w:r>
       <w:r>
         <w:t xml:space="preserve"> </w:t>
@@ -1812,19 +1956,7 @@
         <w:t xml:space="preserve"> </w:t>
       </w:r>
       <w:r>
-        <w:t xml:space="preserve">commitment — a wholehearted</w:t>
-      </w:r>
-      <w:r>
-        <w:t xml:space="preserve"> </w:t>
-      </w:r>
-      <w:r>
-        <w:t xml:space="preserve">“want to”</w:t>
-      </w:r>
-      <w:r>
-        <w:t xml:space="preserve"> </w:t>
-      </w:r>
-      <w:r>
-        <w:t xml:space="preserve">— from</w:t>
+        <w:t xml:space="preserve">commitment is distinguished from</w:t>
       </w:r>
       <w:r>
         <w:t xml:space="preserve"> </w:t>
@@ -1840,7 +1972,25 @@
         <w:t xml:space="preserve"> </w:t>
       </w:r>
       <w:r>
-        <w:t xml:space="preserve">commitment, a more externally driven sense of obligation that is less sustainable and has been linked to burnout. Declining competition volume years before exit is consistent with an eroding commitment balance, although the register cannot distinguish whether waning enthusiasm or accumulating constraint drives the decline.</w:t>
+        <w:t xml:space="preserve">commitment — the latter less sustainable and linked to burnout.</w:t>
+      </w:r>
+      <w:r>
+        <w:t xml:space="preserve">34</w:t>
+      </w:r>
+      <w:r>
+        <w:t xml:space="preserve"> </w:t>
+      </w:r>
+      <w:r>
+        <w:t xml:space="preserve">Declining volume years before exit fits an eroding commitment balance, though the register cannot distinguish waning enthusiasm from accumulating constraint. Withdrawal-as-process accounts</w:t>
+      </w:r>
+      <w:r>
+        <w:t xml:space="preserve">5,9</w:t>
+      </w:r>
+      <w:r>
+        <w:t xml:space="preserve"> </w:t>
+      </w:r>
+      <w:r>
+        <w:t xml:space="preserve">describe leaving as a gradual deliberative passage — first doubts, weighing of alternatives, a turning point — among athletes who remain formally involved: precisely what the exit-aligned trajectories show, a typical future dropout still competing, at reduced volume, for two to three seasons before the final exit. The register cannot observe the deliberation, but it can now observe its behavioral shape — two to three thinning seasons — at the individual level.</w:t>
       </w:r>
     </w:p>
     <w:p>
@@ -1848,16 +1998,36 @@
         <w:pStyle w:val="BodyText"/>
       </w:pPr>
       <w:r>
-        <w:t xml:space="preserve">Qualitative withdrawal-as-process accounts</w:t>
-      </w:r>
-      <w:r>
-        <w:t xml:space="preserve">7,11</w:t>
-      </w:r>
-      <w:r>
-        <w:t xml:space="preserve"> </w:t>
-      </w:r>
-      <w:r>
-        <w:t xml:space="preserve">describe dropout as a gradual deliberative passage — first doubts, weighing of alternatives, a turning point — among athletes who remain formally involved: precisely what the register shows at age 15, when a typical future dropout was still competing in approximately three meets despite eventually stopping altogether. In Ebaugh’s</w:t>
+        <w:t xml:space="preserve">Two readings of the same footprint deserve equal standing. Declining volume may mark</w:t>
+      </w:r>
+      <w:r>
+        <w:t xml:space="preserve"> </w:t>
+      </w:r>
+      <w:r>
+        <w:rPr>
+          <w:i/>
+          <w:iCs/>
+        </w:rPr>
+        <w:t xml:space="preserve">disengagement from sport</w:t>
+      </w:r>
+      <w:r>
+        <w:t xml:space="preserve"> </w:t>
+      </w:r>
+      <w:r>
+        <w:t xml:space="preserve">— the commitment-erosion reading. It may also mark</w:t>
+      </w:r>
+      <w:r>
+        <w:t xml:space="preserve"> </w:t>
+      </w:r>
+      <w:r>
+        <w:rPr>
+          <w:i/>
+          <w:iCs/>
+        </w:rPr>
+        <w:t xml:space="preserve">engagement reallocation</w:t>
+      </w:r>
+      <w:r>
+        <w:t xml:space="preserve">: ages 14–16 are precisely when Norwegian multi-sport youth consolidate into one sport, so for some athletes declining track-and-field volume signals rising commitment to handball or football rather than to nothing. The register cannot separate the two, and the reallocation share is unbounded in our data. Norwegian participation research is compatible with both: ambition is strongly stratified among youth participants,</w:t>
       </w:r>
       <w:r>
         <w:t xml:space="preserve">11</w:t>
@@ -1866,34 +2036,16 @@
         <w:t xml:space="preserve"> </w:t>
       </w:r>
       <w:r>
-        <w:t xml:space="preserve">terms, the register cannot observe first doubts or the weighing of alternatives, but it can observe what that deliberation looks like behaviorally: two to three seasons of thinning participation preceding the final exit. The lead time we measure is the observable footprint of the process Eliasson and Johansson</w:t>
-      </w:r>
-      <w:r>
-        <w:t xml:space="preserve">7</w:t>
-      </w:r>
-      <w:r>
-        <w:t xml:space="preserve"> </w:t>
-      </w:r>
-      <w:r>
-        <w:t xml:space="preserve">reconstructed from interviews — and its length matches their description of withdrawal processes that can span years. Espedalen’s</w:t>
-      </w:r>
-      <w:r>
-        <w:t xml:space="preserve">13</w:t>
-      </w:r>
-      <w:r>
-        <w:t xml:space="preserve"> </w:t>
-      </w:r>
-      <w:r>
-        <w:t xml:space="preserve">picture of a small, deeply committed minority alongside a larger group participating for casual enjoyment is likewise compatible, noting that these are distinct dimensions: constrained commitment is not equivalent to casual participation, and can occur even among highly invested athletes.</w:t>
-      </w:r>
-      <w:r>
-        <w:t xml:space="preserve">9</w:t>
-      </w:r>
-      <w:r>
-        <w:t xml:space="preserve"> </w:t>
-      </w:r>
-      <w:r>
-        <w:t xml:space="preserve">The register cannot adjudicate between these mechanisms, but it demonstrates that</w:t>
+        <w:t xml:space="preserve">and exit from organized sport can itself reclaim time and autonomy rather than mark a loss.</w:t>
+      </w:r>
+      <w:r>
+        <w:t xml:space="preserve">35</w:t>
+      </w:r>
+      <w:r>
+        <w:t xml:space="preserve"> </w:t>
+      </w:r>
+      <w:r>
+        <w:t xml:space="preserve">What the register demonstrates is that</w:t>
       </w:r>
       <w:r>
         <w:t xml:space="preserve"> </w:t>
@@ -1909,7 +2061,7 @@
         <w:t xml:space="preserve"> </w:t>
       </w:r>
       <w:r>
-        <w:t xml:space="preserve">mechanism left a footprint large enough to be observable in registered activity.</w:t>
+        <w:t xml:space="preserve">mechanism — erosion, reallocation, or constraint — leaves a footprint readable in registered activity years before exit.</w:t>
       </w:r>
     </w:p>
     <w:bookmarkEnd w:id="48"/>
@@ -1927,7 +2079,7 @@
         <w:pStyle w:val="FirstParagraph"/>
       </w:pPr>
       <w:r>
-        <w:t xml:space="preserve">Kaplan–Meier curves showed no clear sex difference in retention (log-rank</w:t>
+        <w:t xml:space="preserve">The sex pattern differs by specification, informatively. Unadjusted, Kaplan–Meier curves showed no clear sex difference (log-rank</w:t>
       </w:r>
       <w:r>
         <w:t xml:space="preserve"> </w:t>
@@ -1943,48 +2095,20 @@
         <w:t xml:space="preserve"> </w:t>
       </w:r>
       <w:r>
-        <w:t xml:space="preserve">= .33), contrasting with survey-based reports of higher female dropout in Norwegian youth sport.</w:t>
-      </w:r>
-      <w:r>
-        <w:t xml:space="preserve">4</w:t>
-      </w:r>
-      <w:r>
-        <w:t xml:space="preserve"> </w:t>
-      </w:r>
-      <w:r>
-        <w:t xml:space="preserve">The multivariable hazard ratio for females was significant in Cohort A (HR = 1.19,</w:t>
-      </w:r>
-      <w:r>
-        <w:t xml:space="preserve"> </w:t>
-      </w:r>
-      <w:r>
-        <w:rPr>
-          <w:i/>
-          <w:iCs/>
-        </w:rPr>
-        <w:t xml:space="preserve">p</w:t>
-      </w:r>
-      <w:r>
-        <w:t xml:space="preserve"> </w:t>
-      </w:r>
-      <w:r>
-        <w:t xml:space="preserve">= .006) but not in Cohort B (HR = 1.02,</w:t>
-      </w:r>
-      <w:r>
-        <w:t xml:space="preserve"> </w:t>
-      </w:r>
-      <w:r>
-        <w:rPr>
-          <w:i/>
-          <w:iCs/>
-        </w:rPr>
-        <w:t xml:space="preserve">p</w:t>
-      </w:r>
-      <w:r>
-        <w:t xml:space="preserve"> </w:t>
-      </w:r>
-      <w:r>
-        <w:t xml:space="preserve">= .83). Critically, the behavioral mechanism was similar across sexes (Supplementary Table S7): milestone-window volume reduced dropout hazard similarly for males (HR = 0.42) and females (HR = 0.46), with C-indices of 0.843 for each — so any residual sex effect operates</w:t>
+        <w:t xml:space="preserve">= .33); adjusted, females retained at significantly lower odds in every layer of the primary model (OR = 0.72 sex-only, 0.61 full model; Table 3) —</w:t>
+      </w:r>
+      <w:r>
+        <w:t xml:space="preserve"> </w:t>
+      </w:r>
+      <w:r>
+        <w:rPr>
+          <w:i/>
+          <w:iCs/>
+        </w:rPr>
+        <w:t xml:space="preserve">conditional on the same early volume, concentration, and performance</w:t>
+      </w:r>
+      <w:r>
+        <w:t xml:space="preserve">, girls were less likely to remain, their higher early volumes partially masking the gap in unadjusted comparisons. The behavioral mechanism itself was similar across sexes (Supplementary Table S7): milestone-window volume reduced cessation hazard similarly for males (HR = 0.42) and females (HR = 0.46), C-index 0.843 for each — the residual sex effect operates</w:t>
       </w:r>
       <w:r>
         <w:t xml:space="preserve"> </w:t>
@@ -2010,7 +2134,25 @@
         <w:t xml:space="preserve">through</w:t>
       </w:r>
       <w:r>
-        <w:t xml:space="preserve">, the behavioral pathway.</w:t>
+        <w:t xml:space="preserve">, the behavioral pathway. This complements survey reports of higher female dropout</w:t>
+      </w:r>
+      <w:r>
+        <w:t xml:space="preserve">11</w:t>
+      </w:r>
+      <w:r>
+        <w:t xml:space="preserve"> </w:t>
+      </w:r>
+      <w:r>
+        <w:t xml:space="preserve">and the clearly higher female attrition in Enoksen’s</w:t>
+      </w:r>
+      <w:r>
+        <w:t xml:space="preserve">3</w:t>
+      </w:r>
+      <w:r>
+        <w:t xml:space="preserve"> </w:t>
+      </w:r>
+      <w:r>
+        <w:t xml:space="preserve">historical cohort.</w:t>
       </w:r>
     </w:p>
     <w:bookmarkEnd w:id="49"/>
@@ -2044,7 +2186,7 @@
         <w:t xml:space="preserve"> </w:t>
       </w:r>
       <w:r>
-        <w:t xml:space="preserve">senior retention (OR = 1.35 per SD of HHI; 95% CI [1.16, 1.57]), consistently across cohorts (OR = 1.24 and 1.58) and in the Cox model (HR = 0.80). It is tempting to read this against the diversification literature, but that literature primarily concerns diversification</w:t>
+        <w:t xml:space="preserve">senior retention (OR = 1.36 per SD), consistently across cohorts, in the Cox model (HR = 0.80), and across all count-dependence stress tests (Section 3.9). That finding should not be read against the diversification literature, which primarily concerns diversification</w:t>
       </w:r>
       <w:r>
         <w:t xml:space="preserve"> </w:t>
@@ -2060,16 +2202,16 @@
         <w:t xml:space="preserve"> </w:t>
       </w:r>
       <w:r>
-        <w:t xml:space="preserve">— multisport sampling versus early single-sport specialization and its consequences for later elite performance and athlete health.</w:t>
-      </w:r>
-      <w:r>
-        <w:t xml:space="preserve">19,20</w:t>
-      </w:r>
-      <w:r>
-        <w:t xml:space="preserve"> </w:t>
-      </w:r>
-      <w:r>
-        <w:t xml:space="preserve">Our HHI instead measures concentration across event categories</w:t>
+        <w:t xml:space="preserve">— multisport sampling versus early single-sport specialization and its consequences for elite performance and athlete health.</w:t>
+      </w:r>
+      <w:r>
+        <w:t xml:space="preserve">17,18</w:t>
+      </w:r>
+      <w:r>
+        <w:t xml:space="preserve"> </w:t>
+      </w:r>
+      <w:r>
+        <w:t xml:space="preserve">Our HHI measures concentration</w:t>
       </w:r>
       <w:r>
         <w:t xml:space="preserve"> </w:t>
@@ -2085,38 +2227,41 @@
         <w:t xml:space="preserve"> </w:t>
       </w:r>
       <w:r>
-        <w:t xml:space="preserve">a single sport, conditional on already participating in that sport, and the register contains no information about involvement in other sports: an athlete with concentrated track and field participation may simultaneously be a multisport sampler — entering fewer event categories could reflect time devoted to handball or football rather than narrow athletic focus. The two constructs are therefore related but not interchangeable. Within-sport and sport-specific evidence is itself mixed: markers of early specialization predicted burnout and dropout in youth swimming,</w:t>
-      </w:r>
-      <w:r>
-        <w:t xml:space="preserve">34</w:t>
-      </w:r>
-      <w:r>
-        <w:t xml:space="preserve"> </w:t>
-      </w:r>
-      <w:r>
-        <w:t xml:space="preserve">while others have argued that blanket condemnation of early specialization outruns the available evidence.</w:t>
-      </w:r>
-      <w:r>
-        <w:t xml:space="preserve">35</w:t>
-      </w:r>
-      <w:r>
-        <w:t xml:space="preserve"> </w:t>
-      </w:r>
-      <w:r>
-        <w:t xml:space="preserve">The outcome also differs — retention at age 20, not elite performance — and our estimate is conditional on entry into the competitive funnel, a logically later question than the one the sampling literature asks. Finally, HHI is not a proxy for main-event performance: HHI and primary-category Tyrving were essentially uncorrelated (r = −0.05), including primary-category performance left the HHI coefficient unchanged (OR = 1.32 vs. 1.36), and primary-category Tyrving did not itself predict dropout (</w:t>
-      </w:r>
-      <w:r>
-        <w:rPr>
-          <w:i/>
-          <w:iCs/>
-        </w:rPr>
-        <w:t xml:space="preserve">p</w:t>
-      </w:r>
-      <w:r>
-        <w:t xml:space="preserve"> </w:t>
-      </w:r>
-      <w:r>
-        <w:t xml:space="preserve">&gt; .12). Governing bodies should read this result neither as a license to push early specialization nor as grounds for forced diversification among motivated adolescents who intend to continue competing.</w:t>
+        <w:t xml:space="preserve">one sport, conditional on already participating in it, and the register says nothing about other sports: an athlete concentrated within track and field may simultaneously be a multisport sampler. The constructs are related but not interchangeable — and the across-sport evidence is itself less settled than often assumed: in youth swimming, early-specialization markers were, contrary to expectation,</w:t>
+      </w:r>
+      <w:r>
+        <w:t xml:space="preserve"> </w:t>
+      </w:r>
+      <w:r>
+        <w:rPr>
+          <w:i/>
+          <w:iCs/>
+        </w:rPr>
+        <w:t xml:space="preserve">not</w:t>
+      </w:r>
+      <w:r>
+        <w:t xml:space="preserve"> </w:t>
+      </w:r>
+      <w:r>
+        <w:t xml:space="preserve">positively related to burnout and dropout,</w:t>
+      </w:r>
+      <w:r>
+        <w:t xml:space="preserve">36</w:t>
+      </w:r>
+      <w:r>
+        <w:t xml:space="preserve"> </w:t>
+      </w:r>
+      <w:r>
+        <w:t xml:space="preserve">and blanket condemnation of early specialization has been argued to outrun the evidence</w:t>
+      </w:r>
+      <w:r>
+        <w:t xml:space="preserve">37</w:t>
+      </w:r>
+      <w:r>
+        <w:t xml:space="preserve"> </w:t>
+      </w:r>
+      <w:r>
+        <w:t xml:space="preserve">— both consistent with our within-sport result. The outcome also differs (retention at 20, not elite performance), and HHI is not a proxy for main-event performance (r = −0.05; coefficient unchanged when primary-category Tyrving is added; Supplementary Table S18). Governing bodies should read this neither as a license to push early specialization nor as grounds for forced diversification among motivated adolescents.</w:t>
       </w:r>
     </w:p>
     <w:bookmarkEnd w:id="50"/>
@@ -2134,7 +2279,7 @@
         <w:pStyle w:val="FirstParagraph"/>
       </w:pPr>
       <w:r>
-        <w:t xml:space="preserve">Registers address two structural problems in dropout research: withdrawn athletes are systematically hard to recruit into surveys, and retrospective accounts compress a continuous process into a remembered decision. Registration records instead provide a complete population and continuous, rather than reconstructed, behavioral sequences. Registers bring no new theory; they bring a longitudinal behavioral test of theories built largely on cross-sectional or short-prospective evidence — here a baseline-only signal with AUC = 0.751, cross-cohort replication, robustness to structural controls, and an E-value exceeding 5.</w:t>
+        <w:t xml:space="preserve">Registers address two structural problems in dropout research: withdrawn athletes are hard to recruit into surveys, and retrospective accounts compress a continuous process into a remembered decision. Registration records provide a complete population and continuous, rather than reconstructed, behavioral sequences. Registers bring no new theory; they bring a longitudinal behavioral test of theories built largely on cross-sectional or short-prospective evidence — here a well-calibrated baseline-only signal (AUC = 0.751), internal replication, robustness across structural, club-level, and missing-data checks, and an E-value of ≈2.5.</w:t>
       </w:r>
     </w:p>
     <w:bookmarkEnd w:id="51"/>
@@ -2152,27 +2297,92 @@
         <w:pStyle w:val="FirstParagraph"/>
       </w:pPr>
       <w:r>
-        <w:t xml:space="preserve">Four implications follow.</w:t>
-      </w:r>
-      <w:r>
-        <w:t xml:space="preserve"> </w:t>
-      </w:r>
+        <w:t xml:space="preserve">The practical deliverable is a</w:t>
+      </w:r>
+      <w:r>
+        <w:t xml:space="preserve"> </w:t>
+      </w:r>
+      <w:r>
+        <w:rPr>
+          <w:i/>
+          <w:iCs/>
+        </w:rPr>
+        <w:t xml:space="preserve">testable targeting rule</w:t>
+      </w:r>
+      <w:r>
+        <w:t xml:space="preserve">, not a finished intervention: the register can say precisely</w:t>
+      </w:r>
+      <w:r>
+        <w:t xml:space="preserve"> </w:t>
+      </w:r>
+      <w:r>
+        <w:rPr>
+          <w:i/>
+          <w:iCs/>
+        </w:rPr>
+        <w:t xml:space="preserve">whom</w:t>
+      </w:r>
+      <w:r>
+        <w:t xml:space="preserve"> </w:t>
+      </w:r>
+      <w:r>
+        <w:t xml:space="preserve">retention support would reach and how early — whether such support works is the pilot question in §4.10. Four implications follow.</w:t>
+      </w:r>
+    </w:p>
+    <w:p>
+      <w:pPr>
+        <w:pStyle w:val="BodyText"/>
+      </w:pPr>
       <w:r>
         <w:rPr>
           <w:b/>
           <w:bCs/>
         </w:rPr>
-        <w:t xml:space="preserve">(1) Register-based behavioral surveillance.</w:t>
-      </w:r>
-      <w:r>
-        <w:t xml:space="preserve"> </w:t>
-      </w:r>
-      <w:r>
-        <w:t xml:space="preserve">After each athlete’s age-14 season, flag those whose combined ages-13–14 competition count falls below a threshold — fully automatic, with no athlete contact. A threshold of &lt; 10 meets flags ~26% of the cohort with PPV = 0.94, about 10 percentage points above the 84% base rate; &lt; 5 meets (~9% flagged) suits focused outreach, &lt; 15 (~43%) broader screening (Table 6).</w:t>
-      </w:r>
-      <w:r>
-        <w:t xml:space="preserve"> </w:t>
-      </w:r>
+        <w:t xml:space="preserve">(1) Register-based flagging at the end of the age-14 season.</w:t>
+      </w:r>
+      <w:r>
+        <w:t xml:space="preserve"> </w:t>
+      </w:r>
+      <w:r>
+        <w:t xml:space="preserve">Flag athletes whose ages-13–14 competition count falls below a threshold. At &lt; 10 meets, the flag captures 26% of the cohort whose senior retention is 5.7%, versus 20.2% among the unflagged — a 3.5-fold difference, computed automatically from data the federation already holds (Table 6). Two numbers discipline its use: sensitivity is 0.30, so most future dropouts are</w:t>
+      </w:r>
+      <w:r>
+        <w:t xml:space="preserve"> </w:t>
+      </w:r>
+      <w:r>
+        <w:rPr>
+          <w:i/>
+          <w:iCs/>
+        </w:rPr>
+        <w:t xml:space="preserve">not</w:t>
+      </w:r>
+      <w:r>
+        <w:t xml:space="preserve"> </w:t>
+      </w:r>
+      <w:r>
+        <w:t xml:space="preserve">flagged, and unflagged athletes’ own retention is only ~20% — a flag concentrates risk; its absence reassures no one. Flagging should therefore</w:t>
+      </w:r>
+      <w:r>
+        <w:t xml:space="preserve"> </w:t>
+      </w:r>
+      <w:r>
+        <w:rPr>
+          <w:i/>
+          <w:iCs/>
+        </w:rPr>
+        <w:t xml:space="preserve">prioritize</w:t>
+      </w:r>
+      <w:r>
+        <w:t xml:space="preserve"> </w:t>
+      </w:r>
+      <w:r>
+        <w:t xml:space="preserve">outreach where risk is densest, not substitute for population-wide provision.</w:t>
+      </w:r>
+    </w:p>
+    <w:p>
+      <w:pPr>
+        <w:pStyle w:val="BodyText"/>
+      </w:pPr>
       <w:r>
         <w:rPr>
           <w:b/>
@@ -2184,36 +2394,72 @@
         <w:t xml:space="preserve"> </w:t>
       </w:r>
       <w:r>
-        <w:t xml:space="preserve">Level at age 14 and change from age 14 to 15 carry independent information (Section 3.5; Table 4), yielding a two-screen strategy: level at end of age 14, change at end of age 15.</w:t>
-      </w:r>
-      <w:r>
-        <w:t xml:space="preserve"> </w:t>
-      </w:r>
+        <w:t xml:space="preserve">Level and change carry independent information (Section 3.5): screen on level at end of age 14 and on change at end of age 15 — the latter just after the first selective gate and ahead of the steepest attrition at 17.</w:t>
+      </w:r>
+    </w:p>
+    <w:p>
+      <w:pPr>
+        <w:pStyle w:val="BodyText"/>
+      </w:pPr>
       <w:r>
         <w:rPr>
           <w:b/>
           <w:bCs/>
         </w:rPr>
-        <w:t xml:space="preserve">(3) Lower barriers to the next competition cycle for flagged athletes.</w:t>
-      </w:r>
-      <w:r>
-        <w:t xml:space="preserve"> </w:t>
-      </w:r>
-      <w:r>
-        <w:t xml:space="preserve">Subsidize travel, waive fees, organize coach-accompanied transport, schedule low-stakes practice meets, and signal that participation is welcome regardless of qualifying performance — each acts on the cost side of the engagement balance.</w:t>
-      </w:r>
-      <w:r>
-        <w:t xml:space="preserve">8,9</w:t>
-      </w:r>
-      <w:r>
-        <w:t xml:space="preserve"> </w:t>
-      </w:r>
-      <w:r>
-        <w:t xml:space="preserve">Coach and parent contact complements, but does not substitute for, lowering structural barriers.</w:t>
-      </w:r>
-      <w:r>
-        <w:t xml:space="preserve"> </w:t>
-      </w:r>
+        <w:t xml:space="preserve">(3) Lower the cost side of the next competition cycle — as an offer, never as pressure.</w:t>
+      </w:r>
+      <w:r>
+        <w:t xml:space="preserve"> </w:t>
+      </w:r>
+      <w:r>
+        <w:t xml:space="preserve">With entry fees club-paid and travel short (Section 2.2), the remaining levers are residual and psychological costs: membership and equipment support, coach-accompanied transport, low-stakes practice meets, and an explicit signal that participation is welcome regardless of performance — each acting on the cost side of the engagement balance.</w:t>
+      </w:r>
+      <w:r>
+        <w:t xml:space="preserve">6,7</w:t>
+      </w:r>
+      <w:r>
+        <w:t xml:space="preserve"> </w:t>
+      </w:r>
+      <w:r>
+        <w:t xml:space="preserve">The register cannot distinguish athletes who are blocked from athletes choosing other priorities, and for the latter — a large group by design in a low-threshold system — retention pressure would be misplaced. Flags identify</w:t>
+      </w:r>
+      <w:r>
+        <w:t xml:space="preserve"> </w:t>
+      </w:r>
+      <w:r>
+        <w:rPr>
+          <w:i/>
+          <w:iCs/>
+        </w:rPr>
+        <w:t xml:space="preserve">whom</w:t>
+      </w:r>
+      <w:r>
+        <w:t xml:space="preserve"> </w:t>
+      </w:r>
+      <w:r>
+        <w:t xml:space="preserve">to reach; understanding</w:t>
+      </w:r>
+      <w:r>
+        <w:t xml:space="preserve"> </w:t>
+      </w:r>
+      <w:r>
+        <w:rPr>
+          <w:i/>
+          <w:iCs/>
+        </w:rPr>
+        <w:t xml:space="preserve">why</w:t>
+      </w:r>
+      <w:r>
+        <w:t xml:space="preserve"> </w:t>
+      </w:r>
+      <w:r>
+        <w:t xml:space="preserve">still requires conversation, for which commitment instruments such as the SCQ-2 complement the register.</w:t>
+      </w:r>
+    </w:p>
+    <w:p>
+      <w:pPr>
+        <w:pStyle w:val="BodyText"/>
+      </w:pPr>
       <w:r>
         <w:rPr>
           <w:b/>
@@ -2241,45 +2487,25 @@
         <w:t xml:space="preserve"> </w:t>
       </w:r>
       <w:r>
-        <w:t xml:space="preserve">retention (§4.6); federations should not assume that diversification pressure within track and field aids retention in this age group. Behavioral surveillance complements commitment instruments such as the SCQ-2</w:t>
-      </w:r>
-      <w:r>
-        <w:t xml:space="preserve">9</w:t>
-      </w:r>
-      <w:r>
-        <w:t xml:space="preserve">: behavior identifies</w:t>
-      </w:r>
-      <w:r>
-        <w:t xml:space="preserve"> </w:t>
-      </w:r>
-      <w:r>
-        <w:rPr>
-          <w:i/>
-          <w:iCs/>
-        </w:rPr>
-        <w:t xml:space="preserve">whom</w:t>
-      </w:r>
-      <w:r>
-        <w:t xml:space="preserve"> </w:t>
-      </w:r>
-      <w:r>
-        <w:t xml:space="preserve">to reach; understanding</w:t>
-      </w:r>
-      <w:r>
-        <w:t xml:space="preserve"> </w:t>
-      </w:r>
-      <w:r>
-        <w:rPr>
-          <w:i/>
-          <w:iCs/>
-        </w:rPr>
-        <w:t xml:space="preserve">why</w:t>
-      </w:r>
-      <w:r>
-        <w:t xml:space="preserve"> </w:t>
-      </w:r>
-      <w:r>
-        <w:t xml:space="preserve">still requires conversation.</w:t>
+        <w:t xml:space="preserve">retention, robustly (§4.6); federations should not assume diversification pressure aids retention in this age group.</w:t>
+      </w:r>
+    </w:p>
+    <w:p>
+      <w:pPr>
+        <w:pStyle w:val="BodyText"/>
+      </w:pPr>
+      <w:r>
+        <w:rPr>
+          <w:b/>
+          <w:bCs/>
+        </w:rPr>
+        <w:t xml:space="preserve">Governance preconditions.</w:t>
+      </w:r>
+      <w:r>
+        <w:t xml:space="preserve"> </w:t>
+      </w:r>
+      <w:r>
+        <w:t xml:space="preserve">Operational flagging means algorithmic risk-profiling of minors, and the research-ethics exemption this study relies on (Section 2.7) licenses none of it. Deployment would require a federation’s own legal basis and a data-protection impact assessment; flags visible to a designated officer rather than routinely to coaches (avoiding expectancy and labeling effects); informed families with an opt-out; a retention limit for flag data; and attention to equity, which the register cannot audit for lack of socioeconomic data. That the screen runs without athlete contact is a transparency problem to solve, not a feature. These preconditions, and the untested intervention effect, are why the next step is the pilot of §4.10 rather than adoption.</w:t>
       </w:r>
     </w:p>
     <w:bookmarkEnd w:id="52"/>
@@ -2307,26 +2533,19 @@
           <w:i/>
           <w:iCs/>
         </w:rPr>
-        <w:t xml:space="preserve">attrition from competition</w:t>
-      </w:r>
-      <w:r>
-        <w:t xml:space="preserve">, not from sport: an athlete who stops competing in track and field but continues to train, or moves to another sport, is counted as a dropout; the signal is best read as disengagement from organized competitive participation and the</w:t>
-      </w:r>
-      <w:r>
-        <w:t xml:space="preserve"> </w:t>
-      </w:r>
-      <w:r>
-        <w:rPr>
-          <w:i/>
-          <w:iCs/>
-        </w:rPr>
-        <w:t xml:space="preserve">competitive identity</w:t>
-      </w:r>
-      <w:r>
-        <w:t xml:space="preserve"> </w:t>
-      </w:r>
-      <w:r>
-        <w:t xml:space="preserve">it supports. Second, the register records official performance, not subjective experience; the qualitative literature remains essential for unpacking</w:t>
+        <w:t xml:space="preserve">attrition from track-and-field competition</w:t>
+      </w:r>
+      <w:r>
+        <w:t xml:space="preserve">, not from sport: a sport-switcher counts as a dropout, and the reallocation share is unbounded (§4.4). Second, the register records official results, not subjective experience — nor injury, a leading cause of attrition in this sport,</w:t>
+      </w:r>
+      <w:r>
+        <w:t xml:space="preserve">3</w:t>
+      </w:r>
+      <w:r>
+        <w:t xml:space="preserve"> </w:t>
+      </w:r>
+      <w:r>
+        <w:t xml:space="preserve">so part of the pull-back is plausibly non-volitional; the qualitative literature remains essential for</w:t>
       </w:r>
       <w:r>
         <w:t xml:space="preserve"> </w:t>
@@ -2342,23 +2561,7 @@
         <w:t xml:space="preserve"> </w:t>
       </w:r>
       <w:r>
-        <w:t xml:space="preserve">volume declines. Third, the population is soft-selected through registered club membership: findings describe disengagement</w:t>
-      </w:r>
-      <w:r>
-        <w:t xml:space="preserve"> </w:t>
-      </w:r>
-      <w:r>
-        <w:rPr>
-          <w:i/>
-          <w:iCs/>
-        </w:rPr>
-        <w:t xml:space="preserve">from a baseline of demonstrable engagement</w:t>
-      </w:r>
-      <w:r>
-        <w:t xml:space="preserve"> </w:t>
-      </w:r>
-      <w:r>
-        <w:t xml:space="preserve">and do not generalize to children with no organized-sport history. Fourth, predictor and outcome share a measurement scale; despite the baseline-only primary model, landmark and zero-volume sensitivities, and the level-versus-change decomposition, structural overlap remains a conceptual limitation of register-only designs. Fifth, the post-baseline Cox specification violated proportional hazards (Schoenfeld χ² = 220.77); period-specific estimates are therefore reported descriptively. Sixth, the HHI treats event categories symmetrically although they co-occur unevenly in practice — at baseline, 98% of athletes with hurdles results also had sprint results, whereas throws overlapped less with other categories — so identical HHI values can represent somewhat different combination patterns; the direction of the specialization association was nonetheless robust across cohorts. Seventh, the youngest cohort has at most four post-senior years of observation; longer follow-up would help distinguish late dropouts from genuine career athletes.</w:t>
+        <w:t xml:space="preserve">volume declines. Third, the population is soft-selected through club membership, and the three venues cover eastern, mid, and western Norway (none northern). Fourth, predictor and outcome share a measurement scale; despite the baseline-only model, the contamination-free change model, exit-aligned trajectories, and landmark and zero-volume sensitivities, structural overlap remains a conceptual limitation of register-only designs. Fifth, the post-baseline Cox specification violated proportional hazards (Schoenfeld χ² = 220.77); its estimates are descriptive only. Sixth, the HHI treats event categories symmetrically although they co-occur unevenly (98% of hurdlers also sprinted), so identical values can represent different combination patterns; the direction of the association was nonetheless robust. Seventh, the youngest cohort has at most four post-senior years of observation, though the fixed-window outcome gives near-identical results. Eighth, on the applied side: the thresholds are calibrated to a complete-register, open-entry, club-pays system and do not transfer to coach-gated or pay-to-play systems without re-derivation — and no intervention effect has been demonstrated: §4.8 is targeting logic, not evaluated policy.</w:t>
       </w:r>
     </w:p>
     <w:bookmarkEnd w:id="53"/>
@@ -2376,7 +2579,7 @@
         <w:pStyle w:val="FirstParagraph"/>
       </w:pPr>
       <w:r>
-        <w:t xml:space="preserve">Priorities are linking the register-based behavioral signal to commitment instruments (e.g., SCQ-2) in currently active athletes, testing cross-sport generalization where registers are less complete, and quasi-experimental implementation of surveillance-triggered outreach to athletes with low but non-zero pre-milestone volume (e.g., 1 ≤ vol &lt; 10).</w:t>
+        <w:t xml:space="preserve">The central next step is a quasi-experimental pilot: federation outreach to athletes with low but non-zero pre-milestone volume (1 ≤ vol &lt; 10), a designated flag recipient per club, pre-registered outcomes, and stakeholder consultation (athletes’ councils, parents, club volunteers). Further extensions: linking the behavioral signal to commitment instruments in active athletes, and cross-sport generalization where registers are less complete.</w:t>
       </w:r>
     </w:p>
     <w:bookmarkEnd w:id="54"/>
@@ -2394,7 +2597,7 @@
         <w:pStyle w:val="FirstParagraph"/>
       </w:pPr>
       <w:r>
-        <w:t xml:space="preserve">Senior retention in Norwegian youth track and field is prospectively associated with baseline-window competition behavior: athletes who already compete more at ages 13–14 retain at substantially higher rates, and those who decline across the age-14-to-15 transition retain at substantially lower rates. The effect withstands structural controls, replicates across two birth-year cohorts, and is not driven by mechanical zero-values; early heterogeneity and within-athlete pull-back contribute independently. The findings are consistent with — though they do not directly confirm — long-standing accounts of dropout as a gradual deliberative process, and they suggest a practical role for prospective register-based behavioral surveillance, implementable at the end of an athlete’s 14-year-old season.</w:t>
+        <w:t xml:space="preserve">Senior retention in Norwegian youth track and field is prospectively associated with baseline-window competition behavior: athletes who already compete more at ages 13–14 retain at substantially higher rates, and those who decline retain at substantially lower rates — a decline visible within athletes, years before exit, and no averaging artifact. The effect withstands structural, club-level, missing-data, and outcome-definition checks and replicates across cohorts; early heterogeneity and pull-back contribute independently. The findings are consistent with — though do not by themselves confirm — accounts of withdrawal as a gradual deliberative process, and they yield a register-implementable targeting rule whose intervention value, under the governance preconditions above, is now a testable question.</w:t>
       </w:r>
     </w:p>
     <w:p>
@@ -2650,23 +2853,23 @@
         </w:numPr>
       </w:pPr>
       <w:r>
-        <w:t xml:space="preserve">Bakken A.</w:t>
-      </w:r>
-      <w:r>
-        <w:t xml:space="preserve"> </w:t>
-      </w:r>
-      <w:r>
-        <w:rPr>
-          <w:i/>
-          <w:iCs/>
-        </w:rPr>
-        <w:t xml:space="preserve">Idrettens posisjon i ungdomstida: hvem deltar og hvem slutter i ungdomsidretten?</w:t>
-      </w:r>
-      <w:r>
-        <w:t xml:space="preserve"> </w:t>
-      </w:r>
-      <w:r>
-        <w:t xml:space="preserve">[The position of sport in adolescence: who participates and who drops out of youth sport?]. NOVA Rapport 2/2019. Oslo: Oslo Metropolitan University, 2019.</w:t>
+        <w:t xml:space="preserve">Battaglia A, Kerr G and Tamminen K. The dropout from youth sport crisis: not as simple as it appears.</w:t>
+      </w:r>
+      <w:r>
+        <w:t xml:space="preserve"> </w:t>
+      </w:r>
+      <w:r>
+        <w:rPr>
+          <w:i/>
+          <w:iCs/>
+        </w:rPr>
+        <w:t xml:space="preserve">Kinesiol Rev</w:t>
+      </w:r>
+      <w:r>
+        <w:t xml:space="preserve"> </w:t>
+      </w:r>
+      <w:r>
+        <w:t xml:space="preserve">2024; 13: 345–356. DOI: 10.1123/kr.2023-0024.</w:t>
       </w:r>
     </w:p>
     <w:p>
@@ -2678,23 +2881,23 @@
         </w:numPr>
       </w:pPr>
       <w:r>
-        <w:t xml:space="preserve">Norges Idrettsforbund.</w:t>
-      </w:r>
-      <w:r>
-        <w:t xml:space="preserve"> </w:t>
-      </w:r>
-      <w:r>
-        <w:rPr>
-          <w:i/>
-          <w:iCs/>
-        </w:rPr>
-        <w:t xml:space="preserve">Nøkkeltall 2023: medlemskap, aktivitet og økonomi i norsk idrett</w:t>
-      </w:r>
-      <w:r>
-        <w:t xml:space="preserve"> </w:t>
-      </w:r>
-      <w:r>
-        <w:t xml:space="preserve">[Key statistics 2023: membership, activity and economy in Norwegian sport]. Report, Norges Idrettsforbund, Norway, 2024.</w:t>
+        <w:t xml:space="preserve">Eliasson I and Johansson A. The disengagement process among young athletes when withdrawing from sport: a new research approach.</w:t>
+      </w:r>
+      <w:r>
+        <w:t xml:space="preserve"> </w:t>
+      </w:r>
+      <w:r>
+        <w:rPr>
+          <w:i/>
+          <w:iCs/>
+        </w:rPr>
+        <w:t xml:space="preserve">Int Rev Sociol Sport</w:t>
+      </w:r>
+      <w:r>
+        <w:t xml:space="preserve"> </w:t>
+      </w:r>
+      <w:r>
+        <w:t xml:space="preserve">2021; 56: 537–557. DOI: 10.1177/1012690219899614.</w:t>
       </w:r>
     </w:p>
     <w:p>
@@ -2706,23 +2909,23 @@
         </w:numPr>
       </w:pPr>
       <w:r>
-        <w:t xml:space="preserve">Battaglia A, Kerr G and Tamminen K. The dropout from youth sport crisis: not as simple as it appears.</w:t>
-      </w:r>
-      <w:r>
-        <w:t xml:space="preserve"> </w:t>
-      </w:r>
-      <w:r>
-        <w:rPr>
-          <w:i/>
-          <w:iCs/>
-        </w:rPr>
-        <w:t xml:space="preserve">Kinesiol Rev</w:t>
-      </w:r>
-      <w:r>
-        <w:t xml:space="preserve"> </w:t>
-      </w:r>
-      <w:r>
-        <w:t xml:space="preserve">2024; 13: 345–356. DOI: 10.1123/kr.2023-0024.</w:t>
+        <w:t xml:space="preserve">Scanlan TK, Carpenter PJ, Simons JP, et al. An introduction to the sport commitment model.</w:t>
+      </w:r>
+      <w:r>
+        <w:t xml:space="preserve"> </w:t>
+      </w:r>
+      <w:r>
+        <w:rPr>
+          <w:i/>
+          <w:iCs/>
+        </w:rPr>
+        <w:t xml:space="preserve">J Sport Exerc Psychol</w:t>
+      </w:r>
+      <w:r>
+        <w:t xml:space="preserve"> </w:t>
+      </w:r>
+      <w:r>
+        <w:t xml:space="preserve">1993; 15: 1–15. DOI: 10.1123/jsep.15.1.1.</w:t>
       </w:r>
     </w:p>
     <w:p>
@@ -2734,23 +2937,23 @@
         </w:numPr>
       </w:pPr>
       <w:r>
-        <w:t xml:space="preserve">Eliasson I and Johansson A. The disengagement process among young athletes when withdrawing from sport: a new research approach.</w:t>
-      </w:r>
-      <w:r>
-        <w:t xml:space="preserve"> </w:t>
-      </w:r>
-      <w:r>
-        <w:rPr>
-          <w:i/>
-          <w:iCs/>
-        </w:rPr>
-        <w:t xml:space="preserve">Int Rev Sociol Sport</w:t>
-      </w:r>
-      <w:r>
-        <w:t xml:space="preserve"> </w:t>
-      </w:r>
-      <w:r>
-        <w:t xml:space="preserve">2021; 56: 537–557. DOI: 10.1177/1012690219899614.</w:t>
+        <w:t xml:space="preserve">Scanlan TK, Chow GM, Sousa C, et al. The development of the Sport Commitment Questionnaire-2 (English version).</w:t>
+      </w:r>
+      <w:r>
+        <w:t xml:space="preserve"> </w:t>
+      </w:r>
+      <w:r>
+        <w:rPr>
+          <w:i/>
+          <w:iCs/>
+        </w:rPr>
+        <w:t xml:space="preserve">Psychol Sport Exerc</w:t>
+      </w:r>
+      <w:r>
+        <w:t xml:space="preserve"> </w:t>
+      </w:r>
+      <w:r>
+        <w:t xml:space="preserve">2016; 22: 233–246. DOI: 10.1016/j.psychsport.2015.08.002.</w:t>
       </w:r>
     </w:p>
     <w:p>
@@ -2762,23 +2965,23 @@
         </w:numPr>
       </w:pPr>
       <w:r>
-        <w:t xml:space="preserve">Scanlan TK, Carpenter PJ, Simons JP, et al. An introduction to the sport commitment model.</w:t>
-      </w:r>
-      <w:r>
-        <w:t xml:space="preserve"> </w:t>
-      </w:r>
-      <w:r>
-        <w:rPr>
-          <w:i/>
-          <w:iCs/>
-        </w:rPr>
-        <w:t xml:space="preserve">J Sport Exerc Psychol</w:t>
-      </w:r>
-      <w:r>
-        <w:t xml:space="preserve"> </w:t>
-      </w:r>
-      <w:r>
-        <w:t xml:space="preserve">1993; 15: 1–15. DOI: 10.1123/jsep.15.1.1.</w:t>
+        <w:t xml:space="preserve">Kretchmar RS. Movement subcultures: sites for meaning.</w:t>
+      </w:r>
+      <w:r>
+        <w:t xml:space="preserve"> </w:t>
+      </w:r>
+      <w:r>
+        <w:rPr>
+          <w:i/>
+          <w:iCs/>
+        </w:rPr>
+        <w:t xml:space="preserve">J Phys Educ Recreat Dance</w:t>
+      </w:r>
+      <w:r>
+        <w:t xml:space="preserve"> </w:t>
+      </w:r>
+      <w:r>
+        <w:t xml:space="preserve">2000; 71(5): 19–25. DOI: 10.1080/07303084.2000.10605140.</w:t>
       </w:r>
     </w:p>
     <w:p>
@@ -2790,23 +2993,20 @@
         </w:numPr>
       </w:pPr>
       <w:r>
-        <w:t xml:space="preserve">Scanlan TK, Chow GM, Sousa C, et al. The development of the Sport Commitment Questionnaire-2 (English version).</w:t>
-      </w:r>
-      <w:r>
-        <w:t xml:space="preserve"> </w:t>
-      </w:r>
-      <w:r>
-        <w:rPr>
-          <w:i/>
-          <w:iCs/>
-        </w:rPr>
-        <w:t xml:space="preserve">Psychol Sport Exerc</w:t>
-      </w:r>
-      <w:r>
-        <w:t xml:space="preserve"> </w:t>
-      </w:r>
-      <w:r>
-        <w:t xml:space="preserve">2016; 22: 233–246. DOI: 10.1016/j.psychsport.2015.08.002.</w:t>
+        <w:t xml:space="preserve">Ebaugh HRF.</w:t>
+      </w:r>
+      <w:r>
+        <w:t xml:space="preserve"> </w:t>
+      </w:r>
+      <w:r>
+        <w:rPr>
+          <w:i/>
+          <w:iCs/>
+        </w:rPr>
+        <w:t xml:space="preserve">Becoming an ex: the process of role exit</w:t>
+      </w:r>
+      <w:r>
+        <w:t xml:space="preserve">. Chicago: University of Chicago Press, 1988.</w:t>
       </w:r>
     </w:p>
     <w:p>
@@ -2818,23 +3018,23 @@
         </w:numPr>
       </w:pPr>
       <w:r>
-        <w:t xml:space="preserve">Kretchmar RS. Movement subcultures: sites for meaning.</w:t>
-      </w:r>
-      <w:r>
-        <w:t xml:space="preserve"> </w:t>
-      </w:r>
-      <w:r>
-        <w:rPr>
-          <w:i/>
-          <w:iCs/>
-        </w:rPr>
-        <w:t xml:space="preserve">J Phys Educ Recreat Dance</w:t>
-      </w:r>
-      <w:r>
-        <w:t xml:space="preserve"> </w:t>
-      </w:r>
-      <w:r>
-        <w:t xml:space="preserve">2000; 71(5): 19–25. DOI: 10.1080/07303084.2000.10605140.</w:t>
+        <w:t xml:space="preserve">Espedalen LE and Seippel Ø. Dropout and social inequality: young people’s reasons for leaving organized sports.</w:t>
+      </w:r>
+      <w:r>
+        <w:t xml:space="preserve"> </w:t>
+      </w:r>
+      <w:r>
+        <w:rPr>
+          <w:i/>
+          <w:iCs/>
+        </w:rPr>
+        <w:t xml:space="preserve">Ann Leis Res</w:t>
+      </w:r>
+      <w:r>
+        <w:t xml:space="preserve"> </w:t>
+      </w:r>
+      <w:r>
+        <w:t xml:space="preserve">2024; 27: 197–214. DOI: 10.1080/11745398.2022.2070512.</w:t>
       </w:r>
     </w:p>
     <w:p>
@@ -2846,20 +3046,23 @@
         </w:numPr>
       </w:pPr>
       <w:r>
-        <w:t xml:space="preserve">Ebaugh HRF.</w:t>
-      </w:r>
-      <w:r>
-        <w:t xml:space="preserve"> </w:t>
-      </w:r>
-      <w:r>
-        <w:rPr>
-          <w:i/>
-          <w:iCs/>
-        </w:rPr>
-        <w:t xml:space="preserve">Becoming an ex: the process of role exit</w:t>
-      </w:r>
-      <w:r>
-        <w:t xml:space="preserve">. Chicago: University of Chicago Press, 1988.</w:t>
+        <w:t xml:space="preserve">Bakken A.</w:t>
+      </w:r>
+      <w:r>
+        <w:t xml:space="preserve"> </w:t>
+      </w:r>
+      <w:r>
+        <w:rPr>
+          <w:i/>
+          <w:iCs/>
+        </w:rPr>
+        <w:t xml:space="preserve">Idrettens posisjon i ungdomstida: hvem deltar og hvem slutter i ungdomsidretten?</w:t>
+      </w:r>
+      <w:r>
+        <w:t xml:space="preserve"> </w:t>
+      </w:r>
+      <w:r>
+        <w:t xml:space="preserve">[The position of sport in adolescence: who participates and who drops out of youth sport?]. NOVA Rapport 2/2019. Oslo: Oslo Metropolitan University, 2019.</w:t>
       </w:r>
     </w:p>
     <w:p>
@@ -2871,23 +3074,23 @@
         </w:numPr>
       </w:pPr>
       <w:r>
-        <w:t xml:space="preserve">Espedalen LE and Seippel Ø. Dropout and social inequality: young people’s reasons for leaving organized sports.</w:t>
-      </w:r>
-      <w:r>
-        <w:t xml:space="preserve"> </w:t>
-      </w:r>
-      <w:r>
-        <w:rPr>
-          <w:i/>
-          <w:iCs/>
-        </w:rPr>
-        <w:t xml:space="preserve">Ann Leis Res</w:t>
-      </w:r>
-      <w:r>
-        <w:t xml:space="preserve"> </w:t>
-      </w:r>
-      <w:r>
-        <w:t xml:space="preserve">2024; 27: 197–214. DOI: 10.1080/11745398.2022.2070512.</w:t>
+        <w:t xml:space="preserve">Wall M and Côté J. Developmental activities that lead to dropout and investment in sport.</w:t>
+      </w:r>
+      <w:r>
+        <w:t xml:space="preserve"> </w:t>
+      </w:r>
+      <w:r>
+        <w:rPr>
+          <w:i/>
+          <w:iCs/>
+        </w:rPr>
+        <w:t xml:space="preserve">Phys Educ Sport Pedagogy</w:t>
+      </w:r>
+      <w:r>
+        <w:t xml:space="preserve"> </w:t>
+      </w:r>
+      <w:r>
+        <w:t xml:space="preserve">2007; 12: 77–87. DOI: 10.1080/17408980601060358.</w:t>
       </w:r>
     </w:p>
     <w:p>
@@ -2899,20 +3102,23 @@
         </w:numPr>
       </w:pPr>
       <w:r>
-        <w:t xml:space="preserve">Espedalen LE.</w:t>
-      </w:r>
-      <w:r>
-        <w:t xml:space="preserve"> </w:t>
-      </w:r>
-      <w:r>
-        <w:rPr>
-          <w:i/>
-          <w:iCs/>
-        </w:rPr>
-        <w:t xml:space="preserve">Organized sport in the lives of young Norwegians: participation, exit, and social inequality</w:t>
-      </w:r>
-      <w:r>
-        <w:t xml:space="preserve">. PhD Thesis, Norwegian School of Sport Sciences, Norway, 2025.</w:t>
+        <w:t xml:space="preserve">Sarrazin P, Vallerand R, Guillet E, et al. Motivation and dropout in female handballers: a 21-month prospective study.</w:t>
+      </w:r>
+      <w:r>
+        <w:t xml:space="preserve"> </w:t>
+      </w:r>
+      <w:r>
+        <w:rPr>
+          <w:i/>
+          <w:iCs/>
+        </w:rPr>
+        <w:t xml:space="preserve">Eur J Soc Psychol</w:t>
+      </w:r>
+      <w:r>
+        <w:t xml:space="preserve"> </w:t>
+      </w:r>
+      <w:r>
+        <w:t xml:space="preserve">2002; 32: 395–418. DOI: 10.1002/ejsp.98.</w:t>
       </w:r>
     </w:p>
     <w:p>
@@ -2924,23 +3130,23 @@
         </w:numPr>
       </w:pPr>
       <w:r>
-        <w:t xml:space="preserve">Wall M and Côté J. Developmental activities that lead to dropout and investment in sport.</w:t>
-      </w:r>
-      <w:r>
-        <w:t xml:space="preserve"> </w:t>
-      </w:r>
-      <w:r>
-        <w:rPr>
-          <w:i/>
-          <w:iCs/>
-        </w:rPr>
-        <w:t xml:space="preserve">Phys Educ Sport Pedagogy</w:t>
-      </w:r>
-      <w:r>
-        <w:t xml:space="preserve"> </w:t>
-      </w:r>
-      <w:r>
-        <w:t xml:space="preserve">2007; 12: 77–87. DOI: 10.1080/17408980601060358.</w:t>
+        <w:t xml:space="preserve">Cobley S, Baker J, Wattie N, et al. Annual age-grouping and athlete development: a meta-analytical review of relative age effects in sport.</w:t>
+      </w:r>
+      <w:r>
+        <w:t xml:space="preserve"> </w:t>
+      </w:r>
+      <w:r>
+        <w:rPr>
+          <w:i/>
+          <w:iCs/>
+        </w:rPr>
+        <w:t xml:space="preserve">Sports Med</w:t>
+      </w:r>
+      <w:r>
+        <w:t xml:space="preserve"> </w:t>
+      </w:r>
+      <w:r>
+        <w:t xml:space="preserve">2009; 39: 235–256. DOI: 10.2165/00007256-200939030-00005.</w:t>
       </w:r>
     </w:p>
     <w:p>
@@ -2952,23 +3158,23 @@
         </w:numPr>
       </w:pPr>
       <w:r>
-        <w:t xml:space="preserve">Sarrazin P, Vallerand R, Guillet E, et al. Motivation and dropout in female handballers: a 21-month prospective study.</w:t>
-      </w:r>
-      <w:r>
-        <w:t xml:space="preserve"> </w:t>
-      </w:r>
-      <w:r>
-        <w:rPr>
-          <w:i/>
-          <w:iCs/>
-        </w:rPr>
-        <w:t xml:space="preserve">Eur J Soc Psychol</w:t>
-      </w:r>
-      <w:r>
-        <w:t xml:space="preserve"> </w:t>
-      </w:r>
-      <w:r>
-        <w:t xml:space="preserve">2002; 32: 395–418. DOI: 10.1002/ejsp.98.</w:t>
+        <w:t xml:space="preserve">DiFiori JP, Benjamin HJ, Brenner JS, et al. Overuse injuries and burnout in youth sports: a position statement from the American Medical Society for Sports Medicine.</w:t>
+      </w:r>
+      <w:r>
+        <w:t xml:space="preserve"> </w:t>
+      </w:r>
+      <w:r>
+        <w:rPr>
+          <w:i/>
+          <w:iCs/>
+        </w:rPr>
+        <w:t xml:space="preserve">Clin J Sport Med</w:t>
+      </w:r>
+      <w:r>
+        <w:t xml:space="preserve"> </w:t>
+      </w:r>
+      <w:r>
+        <w:t xml:space="preserve">2014; 24: 3–20. DOI: 10.1097/JSM.0000000000000060.</w:t>
       </w:r>
     </w:p>
     <w:p>
@@ -2980,23 +3186,23 @@
         </w:numPr>
       </w:pPr>
       <w:r>
-        <w:t xml:space="preserve">Cobley S, Baker J, Wattie N, et al. Annual age-grouping and athlete development: a meta-analytical review of relative age effects in sport.</w:t>
-      </w:r>
-      <w:r>
-        <w:t xml:space="preserve"> </w:t>
-      </w:r>
-      <w:r>
-        <w:rPr>
-          <w:i/>
-          <w:iCs/>
-        </w:rPr>
-        <w:t xml:space="preserve">Sports Med</w:t>
-      </w:r>
-      <w:r>
-        <w:t xml:space="preserve"> </w:t>
-      </w:r>
-      <w:r>
-        <w:t xml:space="preserve">2009; 39: 235–256. DOI: 10.2165/00007256-200939030-00005.</w:t>
+        <w:t xml:space="preserve">Jayanthi NA, LaBella CR, Fischer D, et al. Sports-specialized intensive training and the risk of injury in young athletes: a clinical case-control study.</w:t>
+      </w:r>
+      <w:r>
+        <w:t xml:space="preserve"> </w:t>
+      </w:r>
+      <w:r>
+        <w:rPr>
+          <w:i/>
+          <w:iCs/>
+        </w:rPr>
+        <w:t xml:space="preserve">Am J Sports Med</w:t>
+      </w:r>
+      <w:r>
+        <w:t xml:space="preserve"> </w:t>
+      </w:r>
+      <w:r>
+        <w:t xml:space="preserve">2015; 43: 794–801. DOI: 10.1177/0363546514567298.</w:t>
       </w:r>
     </w:p>
     <w:p>
@@ -3008,23 +3214,23 @@
         </w:numPr>
       </w:pPr>
       <w:r>
-        <w:t xml:space="preserve">DiFiori JP, Benjamin HJ, Brenner JS, et al. Overuse injuries and burnout in youth sports: a position statement from the American Medical Society for Sports Medicine.</w:t>
-      </w:r>
-      <w:r>
-        <w:t xml:space="preserve"> </w:t>
-      </w:r>
-      <w:r>
-        <w:rPr>
-          <w:i/>
-          <w:iCs/>
-        </w:rPr>
-        <w:t xml:space="preserve">Clin J Sport Med</w:t>
-      </w:r>
-      <w:r>
-        <w:t xml:space="preserve"> </w:t>
-      </w:r>
-      <w:r>
-        <w:t xml:space="preserve">2014; 24: 3–20. DOI: 10.1097/JSM.0000000000000060.</w:t>
+        <w:t xml:space="preserve">Côté J and Hancock DJ. Evidence-based policies for youth sport programmes.</w:t>
+      </w:r>
+      <w:r>
+        <w:t xml:space="preserve"> </w:t>
+      </w:r>
+      <w:r>
+        <w:rPr>
+          <w:i/>
+          <w:iCs/>
+        </w:rPr>
+        <w:t xml:space="preserve">Int J Sport Policy Polit</w:t>
+      </w:r>
+      <w:r>
+        <w:t xml:space="preserve"> </w:t>
+      </w:r>
+      <w:r>
+        <w:t xml:space="preserve">2016; 8: 51–65. DOI: 10.1080/19406940.2014.919338.</w:t>
       </w:r>
     </w:p>
     <w:p>
@@ -3036,23 +3242,23 @@
         </w:numPr>
       </w:pPr>
       <w:r>
-        <w:t xml:space="preserve">Jayanthi NA, LaBella CR, Fischer D, et al. Sports-specialized intensive training and the risk of injury in young athletes: a clinical case-control study.</w:t>
-      </w:r>
-      <w:r>
-        <w:t xml:space="preserve"> </w:t>
-      </w:r>
-      <w:r>
-        <w:rPr>
-          <w:i/>
-          <w:iCs/>
-        </w:rPr>
-        <w:t xml:space="preserve">Am J Sports Med</w:t>
-      </w:r>
-      <w:r>
-        <w:t xml:space="preserve"> </w:t>
-      </w:r>
-      <w:r>
-        <w:t xml:space="preserve">2015; 43: 794–801. DOI: 10.1177/0363546514567298.</w:t>
+        <w:t xml:space="preserve">Güllich A, Macnamara BN and Hambrick DZ. What makes a champion? Early multidisciplinary practice, not early specialization, predicts world-class performance.</w:t>
+      </w:r>
+      <w:r>
+        <w:t xml:space="preserve"> </w:t>
+      </w:r>
+      <w:r>
+        <w:rPr>
+          <w:i/>
+          <w:iCs/>
+        </w:rPr>
+        <w:t xml:space="preserve">Perspect Psychol Sci</w:t>
+      </w:r>
+      <w:r>
+        <w:t xml:space="preserve"> </w:t>
+      </w:r>
+      <w:r>
+        <w:t xml:space="preserve">2022; 17: 6–29. DOI: 10.1177/1745691620974772.</w:t>
       </w:r>
     </w:p>
     <w:p>
@@ -3064,23 +3270,23 @@
         </w:numPr>
       </w:pPr>
       <w:r>
-        <w:t xml:space="preserve">Côté J and Hancock DJ. Evidence-based policies for youth sport programmes.</w:t>
-      </w:r>
-      <w:r>
-        <w:t xml:space="preserve"> </w:t>
-      </w:r>
-      <w:r>
-        <w:rPr>
-          <w:i/>
-          <w:iCs/>
-        </w:rPr>
-        <w:t xml:space="preserve">Int J Sport Policy Polit</w:t>
-      </w:r>
-      <w:r>
-        <w:t xml:space="preserve"> </w:t>
-      </w:r>
-      <w:r>
-        <w:t xml:space="preserve">2016; 8: 51–65. DOI: 10.1080/19406940.2014.919338.</w:t>
+        <w:t xml:space="preserve">Kuokkanen J, Phipps DJ, Saarinen M, et al. Trajectories of sport exhaustion, cynicism and inadequacy among adolescent student-athletes: a three-year longitudinal study of social influences in the Finnish dual career context.</w:t>
+      </w:r>
+      <w:r>
+        <w:t xml:space="preserve"> </w:t>
+      </w:r>
+      <w:r>
+        <w:rPr>
+          <w:i/>
+          <w:iCs/>
+        </w:rPr>
+        <w:t xml:space="preserve">Psychol Sport Exerc</w:t>
+      </w:r>
+      <w:r>
+        <w:t xml:space="preserve"> </w:t>
+      </w:r>
+      <w:r>
+        <w:t xml:space="preserve">2026; 82: 103015. DOI: 10.1016/j.psychsport.2025.103015.</w:t>
       </w:r>
     </w:p>
     <w:p>
@@ -3092,23 +3298,23 @@
         </w:numPr>
       </w:pPr>
       <w:r>
-        <w:t xml:space="preserve">Güllich A, Macnamara BN and Hambrick DZ. What makes a champion? Early multidisciplinary practice, not early specialization, predicts world-class performance.</w:t>
-      </w:r>
-      <w:r>
-        <w:t xml:space="preserve"> </w:t>
-      </w:r>
-      <w:r>
-        <w:rPr>
-          <w:i/>
-          <w:iCs/>
-        </w:rPr>
-        <w:t xml:space="preserve">Perspect Psychol Sci</w:t>
-      </w:r>
-      <w:r>
-        <w:t xml:space="preserve"> </w:t>
-      </w:r>
-      <w:r>
-        <w:t xml:space="preserve">2022; 17: 6–29. DOI: 10.1177/1745691620974772.</w:t>
+        <w:t xml:space="preserve">Worley JT and Smith AL. Positive peer relationships, social identity, and adaptive sport motivation in youth athletes.</w:t>
+      </w:r>
+      <w:r>
+        <w:t xml:space="preserve"> </w:t>
+      </w:r>
+      <w:r>
+        <w:rPr>
+          <w:i/>
+          <w:iCs/>
+        </w:rPr>
+        <w:t xml:space="preserve">Psychol Sport Exerc</w:t>
+      </w:r>
+      <w:r>
+        <w:t xml:space="preserve"> </w:t>
+      </w:r>
+      <w:r>
+        <w:t xml:space="preserve">2026; 82: 102996. DOI: 10.1016/j.psychsport.2025.102996.</w:t>
       </w:r>
     </w:p>
     <w:p>
@@ -3120,7 +3326,7 @@
         </w:numPr>
       </w:pPr>
       <w:r>
-        <w:t xml:space="preserve">Kuokkanen J, Phipps DJ, Saarinen M, et al. Trajectories of sport exhaustion, cynicism and inadequacy among adolescent student-athletes: a three-year longitudinal study of social influences in the Finnish dual career context.</w:t>
+        <w:t xml:space="preserve">Zhong J, Wang Q, Bao H, et al. Effects of basic psychological needs on Chinese youth athlete burnout under coach burnout: using hierarchical linear modeling.</w:t>
       </w:r>
       <w:r>
         <w:t xml:space="preserve"> </w:t>
@@ -3136,7 +3342,7 @@
         <w:t xml:space="preserve"> </w:t>
       </w:r>
       <w:r>
-        <w:t xml:space="preserve">2026; 82: 103015. DOI: 10.1016/j.psychsport.2025.103015.</w:t>
+        <w:t xml:space="preserve">2026; 85: 103099. DOI: 10.1016/j.psychsport.2026.103099.</w:t>
       </w:r>
     </w:p>
     <w:p>
@@ -3148,7 +3354,7 @@
         </w:numPr>
       </w:pPr>
       <w:r>
-        <w:t xml:space="preserve">Worley JT and Smith AL. Positive peer relationships, social identity, and adaptive sport motivation in youth athletes.</w:t>
+        <w:t xml:space="preserve">Back J, Johnson U, Svedberg P, et al. Drop-out from team sport among adolescents: a systematic review and meta-analysis of prospective studies.</w:t>
       </w:r>
       <w:r>
         <w:t xml:space="preserve"> </w:t>
@@ -3164,7 +3370,7 @@
         <w:t xml:space="preserve"> </w:t>
       </w:r>
       <w:r>
-        <w:t xml:space="preserve">2026; 82: 102996. DOI: 10.1016/j.psychsport.2025.102996.</w:t>
+        <w:t xml:space="preserve">2022; 61: 102205. DOI: 10.1016/j.psychsport.2022.102205.</w:t>
       </w:r>
     </w:p>
     <w:p>
@@ -3176,23 +3382,23 @@
         </w:numPr>
       </w:pPr>
       <w:r>
-        <w:t xml:space="preserve">Zhong J, Wang Q, Bao H, et al. Effects of basic psychological needs on Chinese youth athlete burnout under coach burnout: using hierarchical linear modeling.</w:t>
-      </w:r>
-      <w:r>
-        <w:t xml:space="preserve"> </w:t>
-      </w:r>
-      <w:r>
-        <w:rPr>
-          <w:i/>
-          <w:iCs/>
-        </w:rPr>
-        <w:t xml:space="preserve">Psychol Sport Exerc</w:t>
-      </w:r>
-      <w:r>
-        <w:t xml:space="preserve"> </w:t>
-      </w:r>
-      <w:r>
-        <w:t xml:space="preserve">2026; 85: 103099. DOI: 10.1016/j.psychsport.2026.103099.</w:t>
+        <w:t xml:space="preserve">Kearney PE and Hayes PR. Excelling at youth level in competitive track and field athletics is not a prerequisite for later success.</w:t>
+      </w:r>
+      <w:r>
+        <w:t xml:space="preserve"> </w:t>
+      </w:r>
+      <w:r>
+        <w:rPr>
+          <w:i/>
+          <w:iCs/>
+        </w:rPr>
+        <w:t xml:space="preserve">J Sports Sci</w:t>
+      </w:r>
+      <w:r>
+        <w:t xml:space="preserve"> </w:t>
+      </w:r>
+      <w:r>
+        <w:t xml:space="preserve">2018; 36: 2502–2509. DOI: 10.1080/02640414.2018.1465724.</w:t>
       </w:r>
     </w:p>
     <w:p>
@@ -3232,7 +3438,7 @@
         </w:numPr>
       </w:pPr>
       <w:r>
-        <w:t xml:space="preserve">Norges Friidrettsforbund. Tyrvingtabellen: poengtabell for ungdomsfriidrett [Tyrving table: scoring table for youth athletics], https://www.friidrett.no/arrangement/arrangementshjelp/poengtabeller/tyrvingtabellen/ (2024, accessed 25 August 2026).</w:t>
+        <w:t xml:space="preserve">Norges Friidrettsforbund. Konkurranseregler og bestemmelser [Competition rules and regulations], https://www.friidrett.no/lover-og-regler/ (2026, accessed 25 August 2026).</w:t>
       </w:r>
     </w:p>
     <w:p>
@@ -3244,23 +3450,7 @@
         </w:numPr>
       </w:pPr>
       <w:r>
-        <w:t xml:space="preserve">Cox DR. Regression models and life-tables.</w:t>
-      </w:r>
-      <w:r>
-        <w:t xml:space="preserve"> </w:t>
-      </w:r>
-      <w:r>
-        <w:rPr>
-          <w:i/>
-          <w:iCs/>
-        </w:rPr>
-        <w:t xml:space="preserve">J R Stat Soc Series B Stat Methodol</w:t>
-      </w:r>
-      <w:r>
-        <w:t xml:space="preserve"> </w:t>
-      </w:r>
-      <w:r>
-        <w:t xml:space="preserve">1972; 34: 187–202. DOI: 10.1111/j.2517-6161.1972.tb00899.x.</w:t>
+        <w:t xml:space="preserve">Norges Friidrettsforbund. Tyrvingtabellen: poengtabell for ungdomsfriidrett [Tyrving table: scoring table for youth athletics], https://www.friidrett.no/arrangement/arrangementshjelp/poengtabeller/tyrvingtabellen/ (2024, accessed 25 August 2026).</w:t>
       </w:r>
     </w:p>
     <w:p>
@@ -3272,23 +3462,23 @@
         </w:numPr>
       </w:pPr>
       <w:r>
-        <w:t xml:space="preserve">van Houwelingen HC. Dynamic prediction by landmarking in event history analysis.</w:t>
-      </w:r>
-      <w:r>
-        <w:t xml:space="preserve"> </w:t>
-      </w:r>
-      <w:r>
-        <w:rPr>
-          <w:i/>
-          <w:iCs/>
-        </w:rPr>
-        <w:t xml:space="preserve">Scand J Stat</w:t>
-      </w:r>
-      <w:r>
-        <w:t xml:space="preserve"> </w:t>
-      </w:r>
-      <w:r>
-        <w:t xml:space="preserve">2007; 34: 70–85. DOI: 10.1111/j.1467-9469.2006.00529.x.</w:t>
+        <w:t xml:space="preserve">Cox DR. Regression models and life-tables.</w:t>
+      </w:r>
+      <w:r>
+        <w:t xml:space="preserve"> </w:t>
+      </w:r>
+      <w:r>
+        <w:rPr>
+          <w:i/>
+          <w:iCs/>
+        </w:rPr>
+        <w:t xml:space="preserve">J R Stat Soc Series B Stat Methodol</w:t>
+      </w:r>
+      <w:r>
+        <w:t xml:space="preserve"> </w:t>
+      </w:r>
+      <w:r>
+        <w:t xml:space="preserve">1972; 34: 187–202. DOI: 10.1111/j.2517-6161.1972.tb00899.x.</w:t>
       </w:r>
     </w:p>
     <w:p>
@@ -3300,23 +3490,23 @@
         </w:numPr>
       </w:pPr>
       <w:r>
-        <w:t xml:space="preserve">VanderWeele TJ and Ding P. Sensitivity analysis in observational research: introducing the E-value.</w:t>
-      </w:r>
-      <w:r>
-        <w:t xml:space="preserve"> </w:t>
-      </w:r>
-      <w:r>
-        <w:rPr>
-          <w:i/>
-          <w:iCs/>
-        </w:rPr>
-        <w:t xml:space="preserve">Ann Intern Med</w:t>
-      </w:r>
-      <w:r>
-        <w:t xml:space="preserve"> </w:t>
-      </w:r>
-      <w:r>
-        <w:t xml:space="preserve">2017; 167: 268–274. DOI: 10.7326/M16-2607.</w:t>
+        <w:t xml:space="preserve">van Houwelingen HC. Dynamic prediction by landmarking in event history analysis.</w:t>
+      </w:r>
+      <w:r>
+        <w:t xml:space="preserve"> </w:t>
+      </w:r>
+      <w:r>
+        <w:rPr>
+          <w:i/>
+          <w:iCs/>
+        </w:rPr>
+        <w:t xml:space="preserve">Scand J Stat</w:t>
+      </w:r>
+      <w:r>
+        <w:t xml:space="preserve"> </w:t>
+      </w:r>
+      <w:r>
+        <w:t xml:space="preserve">2007; 34: 70–85. DOI: 10.1111/j.1467-9469.2006.00529.x.</w:t>
       </w:r>
     </w:p>
     <w:p>
@@ -3328,23 +3518,23 @@
         </w:numPr>
       </w:pPr>
       <w:r>
-        <w:t xml:space="preserve">Breiman L. Random forests.</w:t>
-      </w:r>
-      <w:r>
-        <w:t xml:space="preserve"> </w:t>
-      </w:r>
-      <w:r>
-        <w:rPr>
-          <w:i/>
-          <w:iCs/>
-        </w:rPr>
-        <w:t xml:space="preserve">Mach Learn</w:t>
-      </w:r>
-      <w:r>
-        <w:t xml:space="preserve"> </w:t>
-      </w:r>
-      <w:r>
-        <w:t xml:space="preserve">2001; 45: 5–32. DOI: 10.1023/A:1010933404324.</w:t>
+        <w:t xml:space="preserve">VanderWeele TJ and Ding P. Sensitivity analysis in observational research: introducing the E-value.</w:t>
+      </w:r>
+      <w:r>
+        <w:t xml:space="preserve"> </w:t>
+      </w:r>
+      <w:r>
+        <w:rPr>
+          <w:i/>
+          <w:iCs/>
+        </w:rPr>
+        <w:t xml:space="preserve">Ann Intern Med</w:t>
+      </w:r>
+      <w:r>
+        <w:t xml:space="preserve"> </w:t>
+      </w:r>
+      <w:r>
+        <w:t xml:space="preserve">2017; 167: 268–274. DOI: 10.7326/M16-2607.</w:t>
       </w:r>
     </w:p>
     <w:p>
@@ -3457,6 +3647,59 @@
       </w:r>
       <w:r>
         <w:t xml:space="preserve">2016; 1: 2. DOI: 10.1186/s41073-016-0007-6.</w:t>
+      </w:r>
+    </w:p>
+    <w:p>
+      <w:pPr>
+        <w:pStyle w:val="Compact"/>
+        <w:numPr>
+          <w:ilvl w:val="0"/>
+          <w:numId w:val="1001"/>
+        </w:numPr>
+      </w:pPr>
+      <w:r>
+        <w:t xml:space="preserve">Raedeke TD. Is athlete burnout more than just stress? A sport commitment perspective.</w:t>
+      </w:r>
+      <w:r>
+        <w:t xml:space="preserve"> </w:t>
+      </w:r>
+      <w:r>
+        <w:rPr>
+          <w:i/>
+          <w:iCs/>
+        </w:rPr>
+        <w:t xml:space="preserve">J Sport Exerc Psychol</w:t>
+      </w:r>
+      <w:r>
+        <w:t xml:space="preserve"> </w:t>
+      </w:r>
+      <w:r>
+        <w:t xml:space="preserve">1997; 19: 396–417. DOI: 10.1123/jsep.19.4.396.</w:t>
+      </w:r>
+    </w:p>
+    <w:p>
+      <w:pPr>
+        <w:pStyle w:val="Compact"/>
+        <w:numPr>
+          <w:ilvl w:val="0"/>
+          <w:numId w:val="1001"/>
+        </w:numPr>
+      </w:pPr>
+      <w:r>
+        <w:t xml:space="preserve">Espedalen LE.</w:t>
+      </w:r>
+      <w:r>
+        <w:t xml:space="preserve"> </w:t>
+      </w:r>
+      <w:r>
+        <w:rPr>
+          <w:i/>
+          <w:iCs/>
+        </w:rPr>
+        <w:t xml:space="preserve">Organized sport in the lives of young Norwegians: participation, exit, and social inequality</w:t>
+      </w:r>
+      <w:r>
+        <w:t xml:space="preserve">. PhD Thesis, Norwegian School of Sport Sciences, Norway, 2025.</w:t>
       </w:r>
     </w:p>
     <w:p>

--- a/forskning/ncc-kohort/submission_pse/MANUSCRIPT_IJSSC.docx
+++ b/forskning/ncc-kohort/submission_pse/MANUSCRIPT_IJSSC.docx
@@ -96,6 +96,9 @@
         <w:t xml:space="preserve">Organized youth sport is widely promoted for its benefits for physical health, psychosocial development, and social connection</w:t>
       </w:r>
       <w:r>
+        <w:rPr>
+          <w:vertAlign w:val="superscript"/>
+        </w:rPr>
         <w:t xml:space="preserve">1</w:t>
       </w:r>
       <w:r>
@@ -105,6 +108,9 @@
         <w:t xml:space="preserve">— benefits that presuppose that young people stay involved. Attrition from organized competition during adolescence is substantial across countries and sports,</w:t>
       </w:r>
       <w:r>
+        <w:rPr>
+          <w:vertAlign w:val="superscript"/>
+        </w:rPr>
         <w:t xml:space="preserve">2</w:t>
       </w:r>
       <w:r>
@@ -114,6 +120,9 @@
         <w:t xml:space="preserve">and track and field is no exception: in a 25-year Norwegian follow-up, roughly 82% of promising track and field athletes identified in adolescence had left the sport within 14 years,</w:t>
       </w:r>
       <w:r>
+        <w:rPr>
+          <w:vertAlign w:val="superscript"/>
+        </w:rPr>
         <w:t xml:space="preserve">3</w:t>
       </w:r>
       <w:r>
@@ -131,6 +140,9 @@
         <w:t xml:space="preserve">Terminology in this literature is often ambiguous, so we fix ours at the outset. Following Battaglia et al.,</w:t>
       </w:r>
       <w:r>
+        <w:rPr>
+          <w:vertAlign w:val="superscript"/>
+        </w:rPr>
         <w:t xml:space="preserve">4</w:t>
       </w:r>
       <w:r>
@@ -203,6 +215,9 @@
         <w:t xml:space="preserve">rather than a discrete event,</w:t>
       </w:r>
       <w:r>
+        <w:rPr>
+          <w:vertAlign w:val="superscript"/>
+        </w:rPr>
         <w:t xml:space="preserve">5</w:t>
       </w:r>
       <w:r>
@@ -212,6 +227,9 @@
         <w:t xml:space="preserve">so some form of decline over a period of time should be expected. The Sport Commitment Model</w:t>
       </w:r>
       <w:r>
+        <w:rPr>
+          <w:vertAlign w:val="superscript"/>
+        </w:rPr>
         <w:t xml:space="preserve">6,7</w:t>
       </w:r>
       <w:r>
@@ -221,6 +239,9 @@
         <w:t xml:space="preserve">describes how the desire and resolve to continue are shaped by enjoyment, personal investments, involvement opportunities, attractive alternatives, and social constraints; Kretchmar’s</w:t>
       </w:r>
       <w:r>
+        <w:rPr>
+          <w:vertAlign w:val="superscript"/>
+        </w:rPr>
         <w:t xml:space="preserve">8</w:t>
       </w:r>
       <w:r>
@@ -238,6 +259,9 @@
         <w:t xml:space="preserve">The most developed account of this process view comes from sociology. Eliasson and Johansson</w:t>
       </w:r>
       <w:r>
+        <w:rPr>
+          <w:vertAlign w:val="superscript"/>
+        </w:rPr>
         <w:t xml:space="preserve">5</w:t>
       </w:r>
       <w:r>
@@ -247,6 +271,9 @@
         <w:t xml:space="preserve">applied Ebaugh’s</w:t>
       </w:r>
       <w:r>
+        <w:rPr>
+          <w:vertAlign w:val="superscript"/>
+        </w:rPr>
         <w:t xml:space="preserve">9</w:t>
       </w:r>
       <w:r>
@@ -256,6 +283,9 @@
         <w:t xml:space="preserve">role-exit framework — in which leaving a social role proceeds through stages of first doubts, seeking and weighing alternatives, a turning point, and the construction of an ex-role identity — to youth sport, interviewing adolescent girls and their parents. Withdrawal resulted from interacting changes in the sport organization, the athletes’ broader lives, and the expectations attached to the young-athlete role; the process could be long, emotionally demanding, and decreasingly reversible. Survey evidence from Norwegian youth complements this picture: stated reasons for leaving organized sport are diverse and patterned by social background, with cost-related reasons cited more often by youth from lower-income families.</w:t>
       </w:r>
       <w:r>
+        <w:rPr>
+          <w:vertAlign w:val="superscript"/>
+        </w:rPr>
         <w:t xml:space="preserve">10</w:t>
       </w:r>
     </w:p>
@@ -267,6 +297,9 @@
         <w:t xml:space="preserve">Groups of athletes also appear to differ in how they respond when competitive demands increase. Norwegian participation research documents strong stratification of ambition and investment among youth participants — a minority train and compete with long-term aspirations, while a larger group take part for enjoyment and belonging and more readily reprioritize when sport becomes demanding</w:t>
       </w:r>
       <w:r>
+        <w:rPr>
+          <w:vertAlign w:val="superscript"/>
+        </w:rPr>
         <w:t xml:space="preserve">11</w:t>
       </w:r>
       <w:r>
@@ -276,6 +309,9 @@
         <w:t xml:space="preserve">— and the Sport Commitment Model’s distinction between enthusiastic and constrained commitment predicts exactly such divergent responses to rising demands.</w:t>
       </w:r>
       <w:r>
+        <w:rPr>
+          <w:vertAlign w:val="superscript"/>
+        </w:rPr>
         <w:t xml:space="preserve">7</w:t>
       </w:r>
       <w:r>
@@ -285,6 +321,9 @@
         <w:t xml:space="preserve">Consistent with the idea that such differences leave behavioral traces well before exit, retrospective comparisons of developmental activities show that youth ice-hockey players who later dropped out already differed from persisting peers in their earlier training patterns — for example, taking up intense sport-specific off-ice training at younger ages.</w:t>
       </w:r>
       <w:r>
+        <w:rPr>
+          <w:vertAlign w:val="superscript"/>
+        </w:rPr>
         <w:t xml:space="preserve">12</w:t>
       </w:r>
       <w:r>
@@ -312,6 +351,9 @@
         <w:t xml:space="preserve">These theories indicate what might happen over time as participants continue or withdraw from their sport(s), but none provides direct longitudinal behavioral evidence. Withdrawn athletes are systematically harder to recruit into surveys,</w:t>
       </w:r>
       <w:r>
+        <w:rPr>
+          <w:vertAlign w:val="superscript"/>
+        </w:rPr>
         <w:t xml:space="preserve">1</w:t>
       </w:r>
       <w:r>
@@ -321,6 +363,9 @@
         <w:t xml:space="preserve">and the hypothesized timescale (1–3 years) exceeds most prospective follow-up windows — Sarrazin et al.’s</w:t>
       </w:r>
       <w:r>
+        <w:rPr>
+          <w:vertAlign w:val="superscript"/>
+        </w:rPr>
         <w:t xml:space="preserve">13</w:t>
       </w:r>
       <w:r>
@@ -330,6 +375,9 @@
         <w:t xml:space="preserve">21-month handball study is unusually long and still does not bridge the adolescent-to-junior transition. A separate quantitative tradition studies correlates of dropout and development — relative age effects,</w:t>
       </w:r>
       <w:r>
+        <w:rPr>
+          <w:vertAlign w:val="superscript"/>
+        </w:rPr>
         <w:t xml:space="preserve">14</w:t>
       </w:r>
       <w:r>
@@ -339,6 +387,9 @@
         <w:t xml:space="preserve">specialization</w:t>
       </w:r>
       <w:r>
+        <w:rPr>
+          <w:vertAlign w:val="superscript"/>
+        </w:rPr>
         <w:t xml:space="preserve">15–18</w:t>
       </w:r>
       <w:r>
@@ -348,12 +399,18 @@
         <w:t xml:space="preserve">— and short longitudinal designs measuring proximal psychological constructs</w:t>
       </w:r>
       <w:r>
+        <w:rPr>
+          <w:vertAlign w:val="superscript"/>
+        </w:rPr>
         <w:t xml:space="preserve">19–21</w:t>
       </w:r>
       <w:r>
         <w:t xml:space="preserve">; prospective psychosocial predictors of adolescent dropout have been meta-analyzed,</w:t>
       </w:r>
       <w:r>
+        <w:rPr>
+          <w:vertAlign w:val="superscript"/>
+        </w:rPr>
         <w:t xml:space="preserve">22</w:t>
       </w:r>
       <w:r>
@@ -379,6 +436,9 @@
         <w:t xml:space="preserve">trajectories across the youth-to-senior transition.</w:t>
       </w:r>
       <w:r>
+        <w:rPr>
+          <w:vertAlign w:val="superscript"/>
+        </w:rPr>
         <w:t xml:space="preserve">23</w:t>
       </w:r>
       <w:r>
@@ -422,6 +482,9 @@
         <w:t xml:space="preserve">Track and field suits such a test: participation choices are visible event by event, entries are individually chosen rather than coach-selected (Section 2.2), performances are objectively measured, and a single national register captures every sanctioned result. We studied 2,123 Norwegian youth athletes longitudinally for up to 14 years using the federation’s competition register (see Figure 1) and tested three hypotheses. First, because withdrawal is described as a protracted, deliberative process</w:t>
       </w:r>
       <w:r>
+        <w:rPr>
+          <w:vertAlign w:val="superscript"/>
+        </w:rPr>
         <w:t xml:space="preserve">5,9</w:t>
       </w:r>
       <w:r>
@@ -431,6 +494,9 @@
         <w:t xml:space="preserve">and because more and less committed participants are expected to respond differently to rising competitive demands,</w:t>
       </w:r>
       <w:r>
+        <w:rPr>
+          <w:vertAlign w:val="superscript"/>
+        </w:rPr>
         <w:t xml:space="preserve">7,11</w:t>
       </w:r>
       <w:r>
@@ -456,6 +522,9 @@
         <w:t xml:space="preserve">of future retainers and future dropouts would diverge before the final registered season — in two separable forms that we test separately: early between-athlete differences in level, and within-athlete decline. Second, because the determinants of sport commitment are experiential and volitional — enjoyment, investment, alternatives, constraint — rather than ability-based,</w:t>
       </w:r>
       <w:r>
+        <w:rPr>
+          <w:vertAlign w:val="superscript"/>
+        </w:rPr>
         <w:t xml:space="preserve">6,7</w:t>
       </w:r>
       <w:r>
@@ -564,6 +633,9 @@
         <w:t xml:space="preserve">This retrospective longitudinal cohort study uses the national competition register as its only data source; the cohort is the entire population satisfying the inclusion criterion, so estimates describe that population. We follow the Strengthening the Reporting of Observational Studies in Epidemiology (STROBE) guideline where relevant.</w:t>
       </w:r>
       <w:r>
+        <w:rPr>
+          <w:vertAlign w:val="superscript"/>
+        </w:rPr>
         <w:t xml:space="preserve">24</w:t>
       </w:r>
     </w:p>
@@ -585,6 +657,9 @@
         <w:t xml:space="preserve">Norwegian youth track and field is organized as a low-threshold, open-entry system. Up to age 15, essentially all meets are open to all club-registered athletes: there are no qualifying standards, no roster selection, and no coach-controlled gatekeeping.</w:t>
       </w:r>
       <w:r>
+        <w:rPr>
+          <w:vertAlign w:val="superscript"/>
+        </w:rPr>
         <w:t xml:space="preserve">25</w:t>
       </w:r>
       <w:r>
@@ -665,6 +740,9 @@
         <w:t xml:space="preserve">Each result was scored in Tyrving points, the Norwegian federation’s age-norm system</w:t>
       </w:r>
       <w:r>
+        <w:rPr>
+          <w:vertAlign w:val="superscript"/>
+        </w:rPr>
         <w:t xml:space="preserve">26</w:t>
       </w:r>
       <w:r>
@@ -910,6 +988,9 @@
         <w:t xml:space="preserve">Time from baseline to last active season was modeled with Cox proportional hazards regression,</w:t>
       </w:r>
       <w:r>
+        <w:rPr>
+          <w:vertAlign w:val="superscript"/>
+        </w:rPr>
         <w:t xml:space="preserve">27</w:t>
       </w:r>
       <w:r>
@@ -919,6 +1000,9 @@
         <w:t xml:space="preserve">with a baseline-only primary specification (Supplementary Table S16), a landmark analysis among athletes active at age 16,</w:t>
       </w:r>
       <w:r>
+        <w:rPr>
+          <w:vertAlign w:val="superscript"/>
+        </w:rPr>
         <w:t xml:space="preserve">28</w:t>
       </w:r>
       <w:r>
@@ -928,6 +1012,9 @@
         <w:t xml:space="preserve">and a post-baseline specification interpreted with overlap caveats (Supplementary Table S8; Table 5). Proportional-hazards checks, E-values,</w:t>
       </w:r>
       <w:r>
+        <w:rPr>
+          <w:vertAlign w:val="superscript"/>
+        </w:rPr>
         <w:t xml:space="preserve">29</w:t>
       </w:r>
       <w:r>
@@ -955,6 +1042,9 @@
         <w:t xml:space="preserve">Because the design observes the full eligible population, classical a-priori power analysis does not apply; a detection-capacity analysis (Supplementary Methods) shows the design could detect hazard ratios ≥1.07 and odds ratios ≥1.20 per SD — well below effect sizes typical of prior dropout research.</w:t>
       </w:r>
       <w:r>
+        <w:rPr>
+          <w:vertAlign w:val="superscript"/>
+        </w:rPr>
         <w:t xml:space="preserve">22</w:t>
       </w:r>
       <w:r>
@@ -982,6 +1072,9 @@
         <w:t xml:space="preserve">Analyses used Python 3.13 with lifelines</w:t>
       </w:r>
       <w:r>
+        <w:rPr>
+          <w:vertAlign w:val="superscript"/>
+        </w:rPr>
         <w:t xml:space="preserve">30</w:t>
       </w:r>
       <w:r>
@@ -991,12 +1084,18 @@
         <w:t xml:space="preserve">and scikit-learn</w:t>
       </w:r>
       <w:r>
+        <w:rPr>
+          <w:vertAlign w:val="superscript"/>
+        </w:rPr>
         <w:t xml:space="preserve">31</w:t>
       </w:r>
       <w:r>
         <w:t xml:space="preserve">; figures used matplotlib.</w:t>
       </w:r>
       <w:r>
+        <w:rPr>
+          <w:vertAlign w:val="superscript"/>
+        </w:rPr>
         <w:t xml:space="preserve">32</w:t>
       </w:r>
       <w:r>
@@ -1025,6 +1124,9 @@
         <w:t xml:space="preserve">Following SAGER guidance,</w:t>
       </w:r>
       <w:r>
+        <w:rPr>
+          <w:vertAlign w:val="superscript"/>
+        </w:rPr>
         <w:t xml:space="preserve">33</w:t>
       </w:r>
       <w:r>
@@ -1851,6 +1953,9 @@
         <w:t xml:space="preserve">cost-related reasons for leaving are cited more often by Norwegian youth from lower-income families</w:t>
       </w:r>
       <w:r>
+        <w:rPr>
+          <w:vertAlign w:val="superscript"/>
+        </w:rPr>
         <w:t xml:space="preserve">10</w:t>
       </w:r>
       <w:r>
@@ -1873,6 +1978,9 @@
         <w:t xml:space="preserve">injuries were the most frequent dropout reason in the only long-term Norwegian track-and-field follow-up (24.3%)</w:t>
       </w:r>
       <w:r>
+        <w:rPr>
+          <w:vertAlign w:val="superscript"/>
+        </w:rPr>
         <w:t xml:space="preserve">3</w:t>
       </w:r>
       <w:r>
@@ -1913,6 +2021,9 @@
         <w:t xml:space="preserve">Is the divergence in Figure 2 genuine within-athlete pull-back, or early differentiation only — or an artifact of averaging abrupt exits at heterogeneous ages? The exit-aligned analyses answer at the individual level: 95% of dropouts were still competing in their penultimate season, 74% had a reduced-but-nonzero penultimate season, and only 19% exited directly from peak volume — a two-to-three-season taper, not a cliff. Both components are nonetheless real: level and change carried independent information (Table 4), the pattern held in the contamination-free window (level OR = 3.04; change OR = 1.88), and future dropouts already differed at 13–14 — consistent with retrospective evidence that dropouts’ developmental activities differ years before exit.</w:t>
       </w:r>
       <w:r>
+        <w:rPr>
+          <w:vertAlign w:val="superscript"/>
+        </w:rPr>
         <w:t xml:space="preserve">12</w:t>
       </w:r>
     </w:p>
@@ -1934,6 +2045,9 @@
         <w:t xml:space="preserve">We assess behavior, not motivational processes, so no single framework is confirmed; but the footprint is consistent with the main process accounts. In the Sport Commitment Model,</w:t>
       </w:r>
       <w:r>
+        <w:rPr>
+          <w:vertAlign w:val="superscript"/>
+        </w:rPr>
         <w:t xml:space="preserve">6,7</w:t>
       </w:r>
       <w:r>
@@ -1975,6 +2089,9 @@
         <w:t xml:space="preserve">commitment — the latter less sustainable and linked to burnout.</w:t>
       </w:r>
       <w:r>
+        <w:rPr>
+          <w:vertAlign w:val="superscript"/>
+        </w:rPr>
         <w:t xml:space="preserve">34</w:t>
       </w:r>
       <w:r>
@@ -1984,6 +2101,9 @@
         <w:t xml:space="preserve">Declining volume years before exit fits an eroding commitment balance, though the register cannot distinguish waning enthusiasm from accumulating constraint. Withdrawal-as-process accounts</w:t>
       </w:r>
       <w:r>
+        <w:rPr>
+          <w:vertAlign w:val="superscript"/>
+        </w:rPr>
         <w:t xml:space="preserve">5,9</w:t>
       </w:r>
       <w:r>
@@ -2030,6 +2150,9 @@
         <w:t xml:space="preserve">: ages 14–16 are precisely when Norwegian multi-sport youth consolidate into one sport, so for some athletes declining track-and-field volume signals rising commitment to handball or football rather than to nothing. The register cannot separate the two, and the reallocation share is unbounded in our data. Norwegian participation research is compatible with both: ambition is strongly stratified among youth participants,</w:t>
       </w:r>
       <w:r>
+        <w:rPr>
+          <w:vertAlign w:val="superscript"/>
+        </w:rPr>
         <w:t xml:space="preserve">11</w:t>
       </w:r>
       <w:r>
@@ -2039,6 +2162,9 @@
         <w:t xml:space="preserve">and exit from organized sport can itself reclaim time and autonomy rather than mark a loss.</w:t>
       </w:r>
       <w:r>
+        <w:rPr>
+          <w:vertAlign w:val="superscript"/>
+        </w:rPr>
         <w:t xml:space="preserve">35</w:t>
       </w:r>
       <w:r>
@@ -2137,6 +2263,9 @@
         <w:t xml:space="preserve">, the behavioral pathway. This complements survey reports of higher female dropout</w:t>
       </w:r>
       <w:r>
+        <w:rPr>
+          <w:vertAlign w:val="superscript"/>
+        </w:rPr>
         <w:t xml:space="preserve">11</w:t>
       </w:r>
       <w:r>
@@ -2146,6 +2275,9 @@
         <w:t xml:space="preserve">and the clearly higher female attrition in Enoksen’s</w:t>
       </w:r>
       <w:r>
+        <w:rPr>
+          <w:vertAlign w:val="superscript"/>
+        </w:rPr>
         <w:t xml:space="preserve">3</w:t>
       </w:r>
       <w:r>
@@ -2205,6 +2337,9 @@
         <w:t xml:space="preserve">— multisport sampling versus early single-sport specialization and its consequences for elite performance and athlete health.</w:t>
       </w:r>
       <w:r>
+        <w:rPr>
+          <w:vertAlign w:val="superscript"/>
+        </w:rPr>
         <w:t xml:space="preserve">17,18</w:t>
       </w:r>
       <w:r>
@@ -2246,6 +2381,9 @@
         <w:t xml:space="preserve">positively related to burnout and dropout,</w:t>
       </w:r>
       <w:r>
+        <w:rPr>
+          <w:vertAlign w:val="superscript"/>
+        </w:rPr>
         <w:t xml:space="preserve">36</w:t>
       </w:r>
       <w:r>
@@ -2255,6 +2393,9 @@
         <w:t xml:space="preserve">and blanket condemnation of early specialization has been argued to outrun the evidence</w:t>
       </w:r>
       <w:r>
+        <w:rPr>
+          <w:vertAlign w:val="superscript"/>
+        </w:rPr>
         <w:t xml:space="preserve">37</w:t>
       </w:r>
       <w:r>
@@ -2415,6 +2556,9 @@
         <w:t xml:space="preserve">With entry fees club-paid and travel short (Section 2.2), the remaining levers are residual and psychological costs: membership and equipment support, coach-accompanied transport, low-stakes practice meets, and an explicit signal that participation is welcome regardless of performance — each acting on the cost side of the engagement balance.</w:t>
       </w:r>
       <w:r>
+        <w:rPr>
+          <w:vertAlign w:val="superscript"/>
+        </w:rPr>
         <w:t xml:space="preserve">6,7</w:t>
       </w:r>
       <w:r>
@@ -2539,6 +2683,9 @@
         <w:t xml:space="preserve">, not from sport: a sport-switcher counts as a dropout, and the reallocation share is unbounded (§4.4). Second, the register records official results, not subjective experience — nor injury, a leading cause of attrition in this sport,</w:t>
       </w:r>
       <w:r>
+        <w:rPr>
+          <w:vertAlign w:val="superscript"/>
+        </w:rPr>
         <w:t xml:space="preserve">3</w:t>
       </w:r>
       <w:r>

--- a/forskning/ncc-kohort/submission_pse/MANUSCRIPT_IJSSC.docx
+++ b/forskning/ncc-kohort/submission_pse/MANUSCRIPT_IJSSC.docx
@@ -280,7 +280,7 @@
         <w:t xml:space="preserve"> </w:t>
       </w:r>
       <w:r>
-        <w:t xml:space="preserve">role-exit framework — in which leaving a social role proceeds through stages of first doubts, seeking and weighing alternatives, a turning point, and the construction of an ex-role identity — to youth sport, interviewing adolescent girls and their parents. Withdrawal resulted from interacting changes in the sport organization, the athletes’ broader lives, and the expectations attached to the young-athlete role; the process could be long, emotionally demanding, and decreasingly reversible. Survey evidence from Norwegian youth complements this picture: stated reasons for leaving organized sport are diverse and patterned by social background, with cost-related reasons cited more often by youth from lower-income families.</w:t>
+        <w:t xml:space="preserve">role-exit framework — in which leaving a social role proceeds through stages of first doubts, seeking and weighing alternatives, a turning point, and the construction of an ex-role identity — to youth sport, interviewing adolescent girls and their parents. Withdrawal resulted from interacting changes in the sport organization, the athletes’ broader lives, and the expectations attached to the young-athlete role; the process could be long, emotionally demanding, and decreasingly reversible. Survey evidence from Norwegian youth complements this picture: stated reasons for leaving organized sport are diverse and patterned by social background, with sport expenses cited more often by minority youth from less-resourced families.</w:t>
       </w:r>
       <w:r>
         <w:rPr>
@@ -294,7 +294,7 @@
         <w:pStyle w:val="BodyText"/>
       </w:pPr>
       <w:r>
-        <w:t xml:space="preserve">Groups of athletes also appear to differ in how they respond when competitive demands increase. Norwegian participation research documents strong stratification of ambition and investment among youth participants — a minority train and compete with long-term aspirations, while a larger group take part for enjoyment and belonging and more readily reprioritize when sport becomes demanding</w:t>
+        <w:t xml:space="preserve">Groups of athletes also appear to differ in how they respond when competitive demands increase. Norwegian participation research documents strong variation in involvement: training investment varies widely among youth participants,</w:t>
       </w:r>
       <w:r>
         <w:rPr>
@@ -306,12 +306,48 @@
         <w:t xml:space="preserve"> </w:t>
       </w:r>
       <w:r>
-        <w:t xml:space="preserve">— and the Sport Commitment Model’s distinction between enthusiastic and constrained commitment predicts exactly such divergent responses to rising demands.</w:t>
+        <w:t xml:space="preserve">and a significant minority hold</w:t>
+      </w:r>
+      <w:r>
+        <w:t xml:space="preserve"> </w:t>
+      </w:r>
+      <w:r>
+        <w:t xml:space="preserve">“heavy”</w:t>
+      </w:r>
+      <w:r>
+        <w:t xml:space="preserve"> </w:t>
+      </w:r>
+      <w:r>
+        <w:t xml:space="preserve">involvement motives grounded in intense love of the game or career pursuits, while the larger group appreciate</w:t>
+      </w:r>
+      <w:r>
+        <w:t xml:space="preserve"> </w:t>
+      </w:r>
+      <w:r>
+        <w:t xml:space="preserve">“lighter”</w:t>
+      </w:r>
+      <w:r>
+        <w:t xml:space="preserve"> </w:t>
+      </w:r>
+      <w:r>
+        <w:t xml:space="preserve">involvement built on fun, exercise, and belonging — quitting more readily when sport becomes too demanding alongside everything else in their lives.</w:t>
       </w:r>
       <w:r>
         <w:rPr>
           <w:vertAlign w:val="superscript"/>
         </w:rPr>
+        <w:t xml:space="preserve">12</w:t>
+      </w:r>
+      <w:r>
+        <w:t xml:space="preserve"> </w:t>
+      </w:r>
+      <w:r>
+        <w:t xml:space="preserve">The Sport Commitment Model’s distinction between enthusiastic and constrained commitment gives such divergent responses a theoretical basis.</w:t>
+      </w:r>
+      <w:r>
+        <w:rPr>
+          <w:vertAlign w:val="superscript"/>
+        </w:rPr>
         <w:t xml:space="preserve">7</w:t>
       </w:r>
       <w:r>
@@ -324,7 +360,7 @@
         <w:rPr>
           <w:vertAlign w:val="superscript"/>
         </w:rPr>
-        <w:t xml:space="preserve">12</w:t>
+        <w:t xml:space="preserve">13</w:t>
       </w:r>
       <w:r>
         <w:t xml:space="preserve"> </w:t>
@@ -366,7 +402,7 @@
         <w:rPr>
           <w:vertAlign w:val="superscript"/>
         </w:rPr>
-        <w:t xml:space="preserve">13</w:t>
+        <w:t xml:space="preserve">14</w:t>
       </w:r>
       <w:r>
         <w:t xml:space="preserve"> </w:t>
@@ -378,7 +414,7 @@
         <w:rPr>
           <w:vertAlign w:val="superscript"/>
         </w:rPr>
-        <w:t xml:space="preserve">14</w:t>
+        <w:t xml:space="preserve">15</w:t>
       </w:r>
       <w:r>
         <w:t xml:space="preserve"> </w:t>
@@ -390,34 +426,34 @@
         <w:rPr>
           <w:vertAlign w:val="superscript"/>
         </w:rPr>
-        <w:t xml:space="preserve">15–18</w:t>
-      </w:r>
-      <w:r>
-        <w:t xml:space="preserve"> </w:t>
-      </w:r>
-      <w:r>
-        <w:t xml:space="preserve">— and short longitudinal designs measuring proximal psychological constructs</w:t>
+        <w:t xml:space="preserve">16–19</w:t>
+      </w:r>
+      <w:r>
+        <w:t xml:space="preserve"> </w:t>
+      </w:r>
+      <w:r>
+        <w:t xml:space="preserve">— and studies of proximal psychological constructs such as burnout, motivation, and peer relations</w:t>
       </w:r>
       <w:r>
         <w:rPr>
           <w:vertAlign w:val="superscript"/>
         </w:rPr>
-        <w:t xml:space="preserve">19–21</w:t>
-      </w:r>
-      <w:r>
-        <w:t xml:space="preserve">; prospective psychosocial predictors of adolescent dropout have been meta-analyzed,</w:t>
+        <w:t xml:space="preserve">20–22</w:t>
+      </w:r>
+      <w:r>
+        <w:t xml:space="preserve">; prospective predictors of adolescent team-sport dropout have been meta-analyzed,</w:t>
       </w:r>
       <w:r>
         <w:rPr>
           <w:vertAlign w:val="superscript"/>
         </w:rPr>
-        <w:t xml:space="preserve">22</w:t>
-      </w:r>
-      <w:r>
-        <w:t xml:space="preserve"> </w:t>
-      </w:r>
-      <w:r>
-        <w:t xml:space="preserve">and in athletics, registers and rankings have been used to study</w:t>
+        <w:t xml:space="preserve">23</w:t>
+      </w:r>
+      <w:r>
+        <w:t xml:space="preserve"> </w:t>
+      </w:r>
+      <w:r>
+        <w:t xml:space="preserve">and in athletics, rankings databases have been used to study</w:t>
       </w:r>
       <w:r>
         <w:t xml:space="preserve"> </w:t>
@@ -439,7 +475,7 @@
         <w:rPr>
           <w:vertAlign w:val="superscript"/>
         </w:rPr>
-        <w:t xml:space="preserve">23</w:t>
+        <w:t xml:space="preserve">24</w:t>
       </w:r>
       <w:r>
         <w:t xml:space="preserve"> </w:t>
@@ -491,13 +527,13 @@
         <w:t xml:space="preserve"> </w:t>
       </w:r>
       <w:r>
-        <w:t xml:space="preserve">and because more and less committed participants are expected to respond differently to rising competitive demands,</w:t>
+        <w:t xml:space="preserve">and because heavily and lightly involved participants are expected to respond differently to rising competitive demands,</w:t>
       </w:r>
       <w:r>
         <w:rPr>
           <w:vertAlign w:val="superscript"/>
         </w:rPr>
-        <w:t xml:space="preserve">7,11</w:t>
+        <w:t xml:space="preserve">7,12</w:t>
       </w:r>
       <w:r>
         <w:t xml:space="preserve"> </w:t>
@@ -636,7 +672,7 @@
         <w:rPr>
           <w:vertAlign w:val="superscript"/>
         </w:rPr>
-        <w:t xml:space="preserve">24</w:t>
+        <w:t xml:space="preserve">25</w:t>
       </w:r>
     </w:p>
     <w:bookmarkEnd w:id="15"/>
@@ -660,7 +696,7 @@
         <w:rPr>
           <w:vertAlign w:val="superscript"/>
         </w:rPr>
-        <w:t xml:space="preserve">25</w:t>
+        <w:t xml:space="preserve">26</w:t>
       </w:r>
       <w:r>
         <w:t xml:space="preserve"> </w:t>
@@ -674,7 +710,7 @@
         <w:pStyle w:val="BodyText"/>
       </w:pPr>
       <w:r>
-        <w:t xml:space="preserve">The cohort comprises all athletes who competed in any of six consecutive autumn editions (2011–2016) of a regional grassroots youth meet held simultaneously at three venues in eastern, mid, and western Norway (northern Norway is not represented). Athletes were 13–14 and entered through their club with no qualifying threshold; disengagement trajectories therefore arise from a baseline of demonstrable engagement. Birth years were restricted to 1998–2002 (boundary years 1997 and 2003 had only one eligible edition), and athletes appearing in both a 13- and a 14-year-old edition were de-duplicated to the earlier one (Supplementary Figure S0). For cross-cohort replication, participants were partitioned into Cohort A (births 1998–2000, baseline meets 2011–2014; n = 1,301) and Cohort B (births 2001–2002, baseline meets 2014–2016; n = 822). Athletes were retained in the cohort regardless of any subsequent transfer between clubs, so a change of club does not register as dropout; such transfers were common (27.8% of athletes recorded results for two or more clubs during follow-up). The total cohort comprised 2,123 athletes (996 male, 1,103 female, 24 with unknown sex), generating 230,868 competition entries through the most recent register update (April 2026).</w:t>
+        <w:t xml:space="preserve">The cohort comprises all athletes who competed in any of six consecutive autumn editions (2011–2016) of a regional grassroots youth meet held simultaneously at three venues in eastern, western, and mid Norway (the last also serving the northern districts). Athletes were 13–14 and were entered by their district federations under district quotas, with no qualifying performance standard and no entry fee; this soft selection into the baseline meet is a design feature — disengagement trajectories arise from a baseline of demonstrable engagement. Birth years were restricted to 1998–2002 (boundary years 1997 and 2003 had only one eligible edition), and athletes appearing in both a 13- and a 14-year-old edition were de-duplicated to the earlier one (Supplementary Figure S0). For cross-cohort replication, participants were partitioned into Cohort A (births 1998–2000, baseline meets 2011–2014; n = 1,301) and Cohort B (births 2001–2002, baseline meets 2014–2016; n = 822). Athletes were retained in the cohort regardless of any subsequent transfer between clubs, so a change of club does not register as dropout; such transfers were common (27.8% of athletes recorded results for two or more clubs during follow-up). The total cohort comprised 2,123 athletes (996 male, 1,103 female, 24 with unknown sex), generating 230,868 competition entries through the most recent register update (April 2026).</w:t>
       </w:r>
     </w:p>
     <w:bookmarkEnd w:id="16"/>
@@ -743,7 +779,7 @@
         <w:rPr>
           <w:vertAlign w:val="superscript"/>
         </w:rPr>
-        <w:t xml:space="preserve">26</w:t>
+        <w:t xml:space="preserve">27</w:t>
       </w:r>
       <w:r>
         <w:t xml:space="preserve">: a published table gives, per event × sex × age, a reference performance worth 1,000 points and a per-unit quotient (values capped at 1,500 to suppress data-entry errors). We computed tyrving_best (baseline maximum), tyrving_peak_pre15, per-age scores (yielding a baseline performance trajectory, age-14 minus age-13), and tyrving_slope_13_16.</w:t>
@@ -991,7 +1027,7 @@
         <w:rPr>
           <w:vertAlign w:val="superscript"/>
         </w:rPr>
-        <w:t xml:space="preserve">27</w:t>
+        <w:t xml:space="preserve">28</w:t>
       </w:r>
       <w:r>
         <w:t xml:space="preserve"> </w:t>
@@ -1003,7 +1039,7 @@
         <w:rPr>
           <w:vertAlign w:val="superscript"/>
         </w:rPr>
-        <w:t xml:space="preserve">28</w:t>
+        <w:t xml:space="preserve">29</w:t>
       </w:r>
       <w:r>
         <w:t xml:space="preserve"> </w:t>
@@ -1015,7 +1051,7 @@
         <w:rPr>
           <w:vertAlign w:val="superscript"/>
         </w:rPr>
-        <w:t xml:space="preserve">29</w:t>
+        <w:t xml:space="preserve">30</w:t>
       </w:r>
       <w:r>
         <w:t xml:space="preserve"> </w:t>
@@ -1045,7 +1081,7 @@
         <w:rPr>
           <w:vertAlign w:val="superscript"/>
         </w:rPr>
-        <w:t xml:space="preserve">22</w:t>
+        <w:t xml:space="preserve">23</w:t>
       </w:r>
       <w:r>
         <w:t xml:space="preserve"> </w:t>
@@ -1075,7 +1111,7 @@
         <w:rPr>
           <w:vertAlign w:val="superscript"/>
         </w:rPr>
-        <w:t xml:space="preserve">30</w:t>
+        <w:t xml:space="preserve">31</w:t>
       </w:r>
       <w:r>
         <w:t xml:space="preserve"> </w:t>
@@ -1087,7 +1123,7 @@
         <w:rPr>
           <w:vertAlign w:val="superscript"/>
         </w:rPr>
-        <w:t xml:space="preserve">31</w:t>
+        <w:t xml:space="preserve">32</w:t>
       </w:r>
       <w:r>
         <w:t xml:space="preserve">; figures used matplotlib.</w:t>
@@ -1096,7 +1132,7 @@
         <w:rPr>
           <w:vertAlign w:val="superscript"/>
         </w:rPr>
-        <w:t xml:space="preserve">32</w:t>
+        <w:t xml:space="preserve">33</w:t>
       </w:r>
       <w:r>
         <w:t xml:space="preserve"> </w:t>
@@ -1127,7 +1163,7 @@
         <w:rPr>
           <w:vertAlign w:val="superscript"/>
         </w:rPr>
-        <w:t xml:space="preserve">33</w:t>
+        <w:t xml:space="preserve">34</w:t>
       </w:r>
       <w:r>
         <w:t xml:space="preserve"> </w:t>
@@ -1950,7 +1986,7 @@
         <w:t xml:space="preserve"> </w:t>
       </w:r>
       <w:r>
-        <w:t xml:space="preserve">cost-related reasons for leaving are cited more often by Norwegian youth from lower-income families</w:t>
+        <w:t xml:space="preserve">sport expenses are cited as a dropout reason more often by Norwegian minority youth from less-resourced families</w:t>
       </w:r>
       <w:r>
         <w:rPr>
@@ -1975,7 +2011,7 @@
         <w:t xml:space="preserve"> </w:t>
       </w:r>
       <w:r>
-        <w:t xml:space="preserve">injuries were the most frequent dropout reason in the only long-term Norwegian track-and-field follow-up (24.3%)</w:t>
+        <w:t xml:space="preserve">injuries were the most frequently mentioned dropout reason in the 25-year Norwegian track-and-field follow-up (24.3%)</w:t>
       </w:r>
       <w:r>
         <w:rPr>
@@ -2024,7 +2060,7 @@
         <w:rPr>
           <w:vertAlign w:val="superscript"/>
         </w:rPr>
-        <w:t xml:space="preserve">12</w:t>
+        <w:t xml:space="preserve">13</w:t>
       </w:r>
     </w:p>
     <w:bookmarkEnd w:id="47"/>
@@ -2092,7 +2128,7 @@
         <w:rPr>
           <w:vertAlign w:val="superscript"/>
         </w:rPr>
-        <w:t xml:space="preserve">34</w:t>
+        <w:t xml:space="preserve">35</w:t>
       </w:r>
       <w:r>
         <w:t xml:space="preserve"> </w:t>
@@ -2147,13 +2183,13 @@
         <w:t xml:space="preserve">engagement reallocation</w:t>
       </w:r>
       <w:r>
-        <w:t xml:space="preserve">: ages 14–16 are precisely when Norwegian multi-sport youth consolidate into one sport, so for some athletes declining track-and-field volume signals rising commitment to handball or football rather than to nothing. The register cannot separate the two, and the reallocation share is unbounded in our data. Norwegian participation research is compatible with both: ambition is strongly stratified among youth participants,</w:t>
+        <w:t xml:space="preserve">: ages 14–16 are precisely when Norwegian multi-sport youth consolidate into one sport, so for some athletes declining track-and-field volume signals rising commitment to handball or football rather than to nothing. The register cannot separate the two, and the reallocation share is unbounded in our data. Norwegian participation research is compatible with both: involvement is strongly stratified, from heavy to light,</w:t>
       </w:r>
       <w:r>
         <w:rPr>
           <w:vertAlign w:val="superscript"/>
         </w:rPr>
-        <w:t xml:space="preserve">11</w:t>
+        <w:t xml:space="preserve">11,12</w:t>
       </w:r>
       <w:r>
         <w:t xml:space="preserve"> </w:t>
@@ -2165,7 +2201,7 @@
         <w:rPr>
           <w:vertAlign w:val="superscript"/>
         </w:rPr>
-        <w:t xml:space="preserve">35</w:t>
+        <w:t xml:space="preserve">12</w:t>
       </w:r>
       <w:r>
         <w:t xml:space="preserve"> </w:t>
@@ -2340,7 +2376,7 @@
         <w:rPr>
           <w:vertAlign w:val="superscript"/>
         </w:rPr>
-        <w:t xml:space="preserve">17,18</w:t>
+        <w:t xml:space="preserve">18,19</w:t>
       </w:r>
       <w:r>
         <w:t xml:space="preserve"> </w:t>
@@ -2708,7 +2744,7 @@
         <w:t xml:space="preserve"> </w:t>
       </w:r>
       <w:r>
-        <w:t xml:space="preserve">volume declines. Third, the population is soft-selected through club membership, and the three venues cover eastern, mid, and western Norway (none northern). Fourth, predictor and outcome share a measurement scale; despite the baseline-only model, the contamination-free change model, exit-aligned trajectories, and landmark and zero-volume sensitivities, structural overlap remains a conceptual limitation of register-only designs. Fifth, the post-baseline Cox specification violated proportional hazards (Schoenfeld χ² = 220.77); its estimates are descriptive only. Sixth, the HHI treats event categories symmetrically although they co-occur unevenly (98% of hurdlers also sprinted), so identical values can represent different combination patterns; the direction of the association was nonetheless robust. Seventh, the youngest cohort has at most four post-senior years of observation, though the fixed-window outcome gives near-identical results. Eighth, on the applied side: the thresholds are calibrated to a complete-register, open-entry, club-pays system and do not transfer to coach-gated or pay-to-play systems without re-derivation — and no intervention effect has been demonstrated: §4.8 is targeting logic, not evaluated policy.</w:t>
+        <w:t xml:space="preserve">volume declines. Third, the population is soft-selected through club membership and district entry, and the three venues cover eastern, western, and mid Norway, with northern districts served by the mid-Norway venue. Fourth, predictor and outcome share a measurement scale; despite the baseline-only model, the contamination-free change model, exit-aligned trajectories, and landmark and zero-volume sensitivities, structural overlap remains a conceptual limitation of register-only designs. Fifth, the post-baseline Cox specification violated proportional hazards (Schoenfeld χ² = 220.77); its estimates are descriptive only. Sixth, the HHI treats event categories symmetrically although they co-occur unevenly (98% of hurdlers also sprinted), so identical values can represent different combination patterns; the direction of the association was nonetheless robust. Seventh, the youngest cohort has at most four post-senior years of observation, though the fixed-window outcome gives near-identical results. Eighth, on the applied side: the thresholds are calibrated to a complete-register, open-entry, club-pays system and do not transfer to coach-gated or pay-to-play systems without re-derivation — and no intervention effect has been demonstrated: §4.8 is targeting logic, not evaluated policy.</w:t>
       </w:r>
     </w:p>
     <w:bookmarkEnd w:id="53"/>
@@ -3221,23 +3257,20 @@
         </w:numPr>
       </w:pPr>
       <w:r>
-        <w:t xml:space="preserve">Wall M and Côté J. Developmental activities that lead to dropout and investment in sport.</w:t>
-      </w:r>
-      <w:r>
-        <w:t xml:space="preserve"> </w:t>
-      </w:r>
-      <w:r>
-        <w:rPr>
-          <w:i/>
-          <w:iCs/>
-        </w:rPr>
-        <w:t xml:space="preserve">Phys Educ Sport Pedagogy</w:t>
-      </w:r>
-      <w:r>
-        <w:t xml:space="preserve"> </w:t>
-      </w:r>
-      <w:r>
-        <w:t xml:space="preserve">2007; 12: 77–87. DOI: 10.1080/17408980601060358.</w:t>
+        <w:t xml:space="preserve">Espedalen LE.</w:t>
+      </w:r>
+      <w:r>
+        <w:t xml:space="preserve"> </w:t>
+      </w:r>
+      <w:r>
+        <w:rPr>
+          <w:i/>
+          <w:iCs/>
+        </w:rPr>
+        <w:t xml:space="preserve">Organized sport in the lives of young Norwegians: participation, exit, and social inequality</w:t>
+      </w:r>
+      <w:r>
+        <w:t xml:space="preserve">. PhD Thesis, Norwegian School of Sport Sciences, Norway, 2025.</w:t>
       </w:r>
     </w:p>
     <w:p>
@@ -3249,23 +3282,23 @@
         </w:numPr>
       </w:pPr>
       <w:r>
-        <w:t xml:space="preserve">Sarrazin P, Vallerand R, Guillet E, et al. Motivation and dropout in female handballers: a 21-month prospective study.</w:t>
-      </w:r>
-      <w:r>
-        <w:t xml:space="preserve"> </w:t>
-      </w:r>
-      <w:r>
-        <w:rPr>
-          <w:i/>
-          <w:iCs/>
-        </w:rPr>
-        <w:t xml:space="preserve">Eur J Soc Psychol</w:t>
-      </w:r>
-      <w:r>
-        <w:t xml:space="preserve"> </w:t>
-      </w:r>
-      <w:r>
-        <w:t xml:space="preserve">2002; 32: 395–418. DOI: 10.1002/ejsp.98.</w:t>
+        <w:t xml:space="preserve">Wall M and Côté J. Developmental activities that lead to dropout and investment in sport.</w:t>
+      </w:r>
+      <w:r>
+        <w:t xml:space="preserve"> </w:t>
+      </w:r>
+      <w:r>
+        <w:rPr>
+          <w:i/>
+          <w:iCs/>
+        </w:rPr>
+        <w:t xml:space="preserve">Phys Educ Sport Pedagogy</w:t>
+      </w:r>
+      <w:r>
+        <w:t xml:space="preserve"> </w:t>
+      </w:r>
+      <w:r>
+        <w:t xml:space="preserve">2007; 12: 77–87. DOI: 10.1080/17408980601060358.</w:t>
       </w:r>
     </w:p>
     <w:p>
@@ -3277,23 +3310,23 @@
         </w:numPr>
       </w:pPr>
       <w:r>
-        <w:t xml:space="preserve">Cobley S, Baker J, Wattie N, et al. Annual age-grouping and athlete development: a meta-analytical review of relative age effects in sport.</w:t>
-      </w:r>
-      <w:r>
-        <w:t xml:space="preserve"> </w:t>
-      </w:r>
-      <w:r>
-        <w:rPr>
-          <w:i/>
-          <w:iCs/>
-        </w:rPr>
-        <w:t xml:space="preserve">Sports Med</w:t>
-      </w:r>
-      <w:r>
-        <w:t xml:space="preserve"> </w:t>
-      </w:r>
-      <w:r>
-        <w:t xml:space="preserve">2009; 39: 235–256. DOI: 10.2165/00007256-200939030-00005.</w:t>
+        <w:t xml:space="preserve">Sarrazin P, Vallerand R, Guillet E, et al. Motivation and dropout in female handballers: a 21-month prospective study.</w:t>
+      </w:r>
+      <w:r>
+        <w:t xml:space="preserve"> </w:t>
+      </w:r>
+      <w:r>
+        <w:rPr>
+          <w:i/>
+          <w:iCs/>
+        </w:rPr>
+        <w:t xml:space="preserve">Eur J Soc Psychol</w:t>
+      </w:r>
+      <w:r>
+        <w:t xml:space="preserve"> </w:t>
+      </w:r>
+      <w:r>
+        <w:t xml:space="preserve">2002; 32: 395–418. DOI: 10.1002/ejsp.98.</w:t>
       </w:r>
     </w:p>
     <w:p>
@@ -3305,23 +3338,23 @@
         </w:numPr>
       </w:pPr>
       <w:r>
-        <w:t xml:space="preserve">DiFiori JP, Benjamin HJ, Brenner JS, et al. Overuse injuries and burnout in youth sports: a position statement from the American Medical Society for Sports Medicine.</w:t>
-      </w:r>
-      <w:r>
-        <w:t xml:space="preserve"> </w:t>
-      </w:r>
-      <w:r>
-        <w:rPr>
-          <w:i/>
-          <w:iCs/>
-        </w:rPr>
-        <w:t xml:space="preserve">Clin J Sport Med</w:t>
-      </w:r>
-      <w:r>
-        <w:t xml:space="preserve"> </w:t>
-      </w:r>
-      <w:r>
-        <w:t xml:space="preserve">2014; 24: 3–20. DOI: 10.1097/JSM.0000000000000060.</w:t>
+        <w:t xml:space="preserve">Cobley S, Baker J, Wattie N, et al. Annual age-grouping and athlete development: a meta-analytical review of relative age effects in sport.</w:t>
+      </w:r>
+      <w:r>
+        <w:t xml:space="preserve"> </w:t>
+      </w:r>
+      <w:r>
+        <w:rPr>
+          <w:i/>
+          <w:iCs/>
+        </w:rPr>
+        <w:t xml:space="preserve">Sports Med</w:t>
+      </w:r>
+      <w:r>
+        <w:t xml:space="preserve"> </w:t>
+      </w:r>
+      <w:r>
+        <w:t xml:space="preserve">2009; 39: 235–256. DOI: 10.2165/00007256-200939030-00005.</w:t>
       </w:r>
     </w:p>
     <w:p>
@@ -3333,23 +3366,23 @@
         </w:numPr>
       </w:pPr>
       <w:r>
-        <w:t xml:space="preserve">Jayanthi NA, LaBella CR, Fischer D, et al. Sports-specialized intensive training and the risk of injury in young athletes: a clinical case-control study.</w:t>
-      </w:r>
-      <w:r>
-        <w:t xml:space="preserve"> </w:t>
-      </w:r>
-      <w:r>
-        <w:rPr>
-          <w:i/>
-          <w:iCs/>
-        </w:rPr>
-        <w:t xml:space="preserve">Am J Sports Med</w:t>
-      </w:r>
-      <w:r>
-        <w:t xml:space="preserve"> </w:t>
-      </w:r>
-      <w:r>
-        <w:t xml:space="preserve">2015; 43: 794–801. DOI: 10.1177/0363546514567298.</w:t>
+        <w:t xml:space="preserve">DiFiori JP, Benjamin HJ, Brenner JS, et al. Overuse injuries and burnout in youth sports: a position statement from the American Medical Society for Sports Medicine.</w:t>
+      </w:r>
+      <w:r>
+        <w:t xml:space="preserve"> </w:t>
+      </w:r>
+      <w:r>
+        <w:rPr>
+          <w:i/>
+          <w:iCs/>
+        </w:rPr>
+        <w:t xml:space="preserve">Clin J Sport Med</w:t>
+      </w:r>
+      <w:r>
+        <w:t xml:space="preserve"> </w:t>
+      </w:r>
+      <w:r>
+        <w:t xml:space="preserve">2014; 24: 3–20. DOI: 10.1097/JSM.0000000000000060.</w:t>
       </w:r>
     </w:p>
     <w:p>
@@ -3361,23 +3394,23 @@
         </w:numPr>
       </w:pPr>
       <w:r>
-        <w:t xml:space="preserve">Côté J and Hancock DJ. Evidence-based policies for youth sport programmes.</w:t>
-      </w:r>
-      <w:r>
-        <w:t xml:space="preserve"> </w:t>
-      </w:r>
-      <w:r>
-        <w:rPr>
-          <w:i/>
-          <w:iCs/>
-        </w:rPr>
-        <w:t xml:space="preserve">Int J Sport Policy Polit</w:t>
-      </w:r>
-      <w:r>
-        <w:t xml:space="preserve"> </w:t>
-      </w:r>
-      <w:r>
-        <w:t xml:space="preserve">2016; 8: 51–65. DOI: 10.1080/19406940.2014.919338.</w:t>
+        <w:t xml:space="preserve">Jayanthi NA, LaBella CR, Fischer D, et al. Sports-specialized intensive training and the risk of injury in young athletes: a clinical case-control study.</w:t>
+      </w:r>
+      <w:r>
+        <w:t xml:space="preserve"> </w:t>
+      </w:r>
+      <w:r>
+        <w:rPr>
+          <w:i/>
+          <w:iCs/>
+        </w:rPr>
+        <w:t xml:space="preserve">Am J Sports Med</w:t>
+      </w:r>
+      <w:r>
+        <w:t xml:space="preserve"> </w:t>
+      </w:r>
+      <w:r>
+        <w:t xml:space="preserve">2015; 43: 794–801. DOI: 10.1177/0363546514567298.</w:t>
       </w:r>
     </w:p>
     <w:p>
@@ -3389,23 +3422,23 @@
         </w:numPr>
       </w:pPr>
       <w:r>
-        <w:t xml:space="preserve">Güllich A, Macnamara BN and Hambrick DZ. What makes a champion? Early multidisciplinary practice, not early specialization, predicts world-class performance.</w:t>
-      </w:r>
-      <w:r>
-        <w:t xml:space="preserve"> </w:t>
-      </w:r>
-      <w:r>
-        <w:rPr>
-          <w:i/>
-          <w:iCs/>
-        </w:rPr>
-        <w:t xml:space="preserve">Perspect Psychol Sci</w:t>
-      </w:r>
-      <w:r>
-        <w:t xml:space="preserve"> </w:t>
-      </w:r>
-      <w:r>
-        <w:t xml:space="preserve">2022; 17: 6–29. DOI: 10.1177/1745691620974772.</w:t>
+        <w:t xml:space="preserve">Côté J and Hancock DJ. Evidence-based policies for youth sport programmes.</w:t>
+      </w:r>
+      <w:r>
+        <w:t xml:space="preserve"> </w:t>
+      </w:r>
+      <w:r>
+        <w:rPr>
+          <w:i/>
+          <w:iCs/>
+        </w:rPr>
+        <w:t xml:space="preserve">Int J Sport Policy Polit</w:t>
+      </w:r>
+      <w:r>
+        <w:t xml:space="preserve"> </w:t>
+      </w:r>
+      <w:r>
+        <w:t xml:space="preserve">2016; 8: 51–65. DOI: 10.1080/19406940.2014.919338.</w:t>
       </w:r>
     </w:p>
     <w:p>
@@ -3417,23 +3450,23 @@
         </w:numPr>
       </w:pPr>
       <w:r>
-        <w:t xml:space="preserve">Kuokkanen J, Phipps DJ, Saarinen M, et al. Trajectories of sport exhaustion, cynicism and inadequacy among adolescent student-athletes: a three-year longitudinal study of social influences in the Finnish dual career context.</w:t>
-      </w:r>
-      <w:r>
-        <w:t xml:space="preserve"> </w:t>
-      </w:r>
-      <w:r>
-        <w:rPr>
-          <w:i/>
-          <w:iCs/>
-        </w:rPr>
-        <w:t xml:space="preserve">Psychol Sport Exerc</w:t>
-      </w:r>
-      <w:r>
-        <w:t xml:space="preserve"> </w:t>
-      </w:r>
-      <w:r>
-        <w:t xml:space="preserve">2026; 82: 103015. DOI: 10.1016/j.psychsport.2025.103015.</w:t>
+        <w:t xml:space="preserve">Güllich A, Macnamara BN and Hambrick DZ. What makes a champion? Early multidisciplinary practice, not early specialization, predicts world-class performance.</w:t>
+      </w:r>
+      <w:r>
+        <w:t xml:space="preserve"> </w:t>
+      </w:r>
+      <w:r>
+        <w:rPr>
+          <w:i/>
+          <w:iCs/>
+        </w:rPr>
+        <w:t xml:space="preserve">Perspect Psychol Sci</w:t>
+      </w:r>
+      <w:r>
+        <w:t xml:space="preserve"> </w:t>
+      </w:r>
+      <w:r>
+        <w:t xml:space="preserve">2022; 17: 6–29. DOI: 10.1177/1745691620974772.</w:t>
       </w:r>
     </w:p>
     <w:p>
@@ -3445,7 +3478,7 @@
         </w:numPr>
       </w:pPr>
       <w:r>
-        <w:t xml:space="preserve">Worley JT and Smith AL. Positive peer relationships, social identity, and adaptive sport motivation in youth athletes.</w:t>
+        <w:t xml:space="preserve">Kuokkanen J, Phipps DJ, Saarinen M, et al. Trajectories of sport exhaustion, cynicism and inadequacy among adolescent student-athletes: a three-year longitudinal study of social influences in the Finnish dual career context.</w:t>
       </w:r>
       <w:r>
         <w:t xml:space="preserve"> </w:t>
@@ -3461,7 +3494,7 @@
         <w:t xml:space="preserve"> </w:t>
       </w:r>
       <w:r>
-        <w:t xml:space="preserve">2026; 82: 102996. DOI: 10.1016/j.psychsport.2025.102996.</w:t>
+        <w:t xml:space="preserve">2026; 82: 103015. DOI: 10.1016/j.psychsport.2025.103015.</w:t>
       </w:r>
     </w:p>
     <w:p>
@@ -3473,7 +3506,7 @@
         </w:numPr>
       </w:pPr>
       <w:r>
-        <w:t xml:space="preserve">Zhong J, Wang Q, Bao H, et al. Effects of basic psychological needs on Chinese youth athlete burnout under coach burnout: using hierarchical linear modeling.</w:t>
+        <w:t xml:space="preserve">Worley JT and Smith AL. Positive peer relationships, social identity, and adaptive sport motivation in youth athletes.</w:t>
       </w:r>
       <w:r>
         <w:t xml:space="preserve"> </w:t>
@@ -3489,7 +3522,7 @@
         <w:t xml:space="preserve"> </w:t>
       </w:r>
       <w:r>
-        <w:t xml:space="preserve">2026; 85: 103099. DOI: 10.1016/j.psychsport.2026.103099.</w:t>
+        <w:t xml:space="preserve">2026; 82: 102996. DOI: 10.1016/j.psychsport.2025.102996.</w:t>
       </w:r>
     </w:p>
     <w:p>
@@ -3501,7 +3534,7 @@
         </w:numPr>
       </w:pPr>
       <w:r>
-        <w:t xml:space="preserve">Back J, Johnson U, Svedberg P, et al. Drop-out from team sport among adolescents: a systematic review and meta-analysis of prospective studies.</w:t>
+        <w:t xml:space="preserve">Zhong J, Wang Q, Bao H, et al. Effects of basic psychological needs on Chinese youth athlete burnout under coach burnout: using hierarchical linear modeling.</w:t>
       </w:r>
       <w:r>
         <w:t xml:space="preserve"> </w:t>
@@ -3517,7 +3550,7 @@
         <w:t xml:space="preserve"> </w:t>
       </w:r>
       <w:r>
-        <w:t xml:space="preserve">2022; 61: 102205. DOI: 10.1016/j.psychsport.2022.102205.</w:t>
+        <w:t xml:space="preserve">2026; 85: 103099. DOI: 10.1016/j.psychsport.2026.103099.</w:t>
       </w:r>
     </w:p>
     <w:p>
@@ -3529,23 +3562,23 @@
         </w:numPr>
       </w:pPr>
       <w:r>
-        <w:t xml:space="preserve">Kearney PE and Hayes PR. Excelling at youth level in competitive track and field athletics is not a prerequisite for later success.</w:t>
-      </w:r>
-      <w:r>
-        <w:t xml:space="preserve"> </w:t>
-      </w:r>
-      <w:r>
-        <w:rPr>
-          <w:i/>
-          <w:iCs/>
-        </w:rPr>
-        <w:t xml:space="preserve">J Sports Sci</w:t>
-      </w:r>
-      <w:r>
-        <w:t xml:space="preserve"> </w:t>
-      </w:r>
-      <w:r>
-        <w:t xml:space="preserve">2018; 36: 2502–2509. DOI: 10.1080/02640414.2018.1465724.</w:t>
+        <w:t xml:space="preserve">Back J, Johnson U, Svedberg P, et al. Drop-out from team sport among adolescents: a systematic review and meta-analysis of prospective studies.</w:t>
+      </w:r>
+      <w:r>
+        <w:t xml:space="preserve"> </w:t>
+      </w:r>
+      <w:r>
+        <w:rPr>
+          <w:i/>
+          <w:iCs/>
+        </w:rPr>
+        <w:t xml:space="preserve">Psychol Sport Exerc</w:t>
+      </w:r>
+      <w:r>
+        <w:t xml:space="preserve"> </w:t>
+      </w:r>
+      <w:r>
+        <w:t xml:space="preserve">2022; 61: 102205. DOI: 10.1016/j.psychsport.2022.102205.</w:t>
       </w:r>
     </w:p>
     <w:p>
@@ -3557,23 +3590,23 @@
         </w:numPr>
       </w:pPr>
       <w:r>
-        <w:t xml:space="preserve">von Elm E, Altman DG, Egger M, et al. The Strengthening the Reporting of Observational Studies in Epidemiology (STROBE) statement: guidelines for reporting observational studies.</w:t>
-      </w:r>
-      <w:r>
-        <w:t xml:space="preserve"> </w:t>
-      </w:r>
-      <w:r>
-        <w:rPr>
-          <w:i/>
-          <w:iCs/>
-        </w:rPr>
-        <w:t xml:space="preserve">Ann Intern Med</w:t>
-      </w:r>
-      <w:r>
-        <w:t xml:space="preserve"> </w:t>
-      </w:r>
-      <w:r>
-        <w:t xml:space="preserve">2007; 147: 573–577. DOI: 10.7326/0003-4819-147-8-200710160-00010.</w:t>
+        <w:t xml:space="preserve">Kearney PE and Hayes PR. Excelling at youth level in competitive track and field athletics is not a prerequisite for later success.</w:t>
+      </w:r>
+      <w:r>
+        <w:t xml:space="preserve"> </w:t>
+      </w:r>
+      <w:r>
+        <w:rPr>
+          <w:i/>
+          <w:iCs/>
+        </w:rPr>
+        <w:t xml:space="preserve">J Sports Sci</w:t>
+      </w:r>
+      <w:r>
+        <w:t xml:space="preserve"> </w:t>
+      </w:r>
+      <w:r>
+        <w:t xml:space="preserve">2018; 36: 2502–2509. DOI: 10.1080/02640414.2018.1465724.</w:t>
       </w:r>
     </w:p>
     <w:p>
@@ -3585,7 +3618,23 @@
         </w:numPr>
       </w:pPr>
       <w:r>
-        <w:t xml:space="preserve">Norges Friidrettsforbund. Konkurranseregler og bestemmelser [Competition rules and regulations], https://www.friidrett.no/lover-og-regler/ (2026, accessed 25 August 2026).</w:t>
+        <w:t xml:space="preserve">von Elm E, Altman DG, Egger M, et al. The Strengthening the Reporting of Observational Studies in Epidemiology (STROBE) statement: guidelines for reporting observational studies.</w:t>
+      </w:r>
+      <w:r>
+        <w:t xml:space="preserve"> </w:t>
+      </w:r>
+      <w:r>
+        <w:rPr>
+          <w:i/>
+          <w:iCs/>
+        </w:rPr>
+        <w:t xml:space="preserve">Ann Intern Med</w:t>
+      </w:r>
+      <w:r>
+        <w:t xml:space="preserve"> </w:t>
+      </w:r>
+      <w:r>
+        <w:t xml:space="preserve">2007; 147: 573–577. DOI: 10.7326/0003-4819-147-8-200710160-00010.</w:t>
       </w:r>
     </w:p>
     <w:p>
@@ -3597,7 +3646,7 @@
         </w:numPr>
       </w:pPr>
       <w:r>
-        <w:t xml:space="preserve">Norges Friidrettsforbund. Tyrvingtabellen: poengtabell for ungdomsfriidrett [Tyrving table: scoring table for youth athletics], https://www.friidrett.no/arrangement/arrangementshjelp/poengtabeller/tyrvingtabellen/ (2024, accessed 25 August 2026).</w:t>
+        <w:t xml:space="preserve">Norges Friidrettsforbund. Konkurranseregler og bestemmelser [Competition rules and regulations], https://www.friidrett.no/lover-og-regler/ (2026, accessed 25 August 2026).</w:t>
       </w:r>
     </w:p>
     <w:p>
@@ -3609,23 +3658,7 @@
         </w:numPr>
       </w:pPr>
       <w:r>
-        <w:t xml:space="preserve">Cox DR. Regression models and life-tables.</w:t>
-      </w:r>
-      <w:r>
-        <w:t xml:space="preserve"> </w:t>
-      </w:r>
-      <w:r>
-        <w:rPr>
-          <w:i/>
-          <w:iCs/>
-        </w:rPr>
-        <w:t xml:space="preserve">J R Stat Soc Series B Stat Methodol</w:t>
-      </w:r>
-      <w:r>
-        <w:t xml:space="preserve"> </w:t>
-      </w:r>
-      <w:r>
-        <w:t xml:space="preserve">1972; 34: 187–202. DOI: 10.1111/j.2517-6161.1972.tb00899.x.</w:t>
+        <w:t xml:space="preserve">Norges Friidrettsforbund. Tyrvingtabellen: poengtabell for ungdomsfriidrett [Tyrving table: scoring table for youth athletics], https://www.friidrett.no/arrangement/arrangementshjelp/poengtabeller/tyrvingtabellen/ (2024, accessed 25 August 2026).</w:t>
       </w:r>
     </w:p>
     <w:p>
@@ -3637,23 +3670,23 @@
         </w:numPr>
       </w:pPr>
       <w:r>
-        <w:t xml:space="preserve">van Houwelingen HC. Dynamic prediction by landmarking in event history analysis.</w:t>
-      </w:r>
-      <w:r>
-        <w:t xml:space="preserve"> </w:t>
-      </w:r>
-      <w:r>
-        <w:rPr>
-          <w:i/>
-          <w:iCs/>
-        </w:rPr>
-        <w:t xml:space="preserve">Scand J Stat</w:t>
-      </w:r>
-      <w:r>
-        <w:t xml:space="preserve"> </w:t>
-      </w:r>
-      <w:r>
-        <w:t xml:space="preserve">2007; 34: 70–85. DOI: 10.1111/j.1467-9469.2006.00529.x.</w:t>
+        <w:t xml:space="preserve">Cox DR. Regression models and life-tables.</w:t>
+      </w:r>
+      <w:r>
+        <w:t xml:space="preserve"> </w:t>
+      </w:r>
+      <w:r>
+        <w:rPr>
+          <w:i/>
+          <w:iCs/>
+        </w:rPr>
+        <w:t xml:space="preserve">J R Stat Soc Series B Stat Methodol</w:t>
+      </w:r>
+      <w:r>
+        <w:t xml:space="preserve"> </w:t>
+      </w:r>
+      <w:r>
+        <w:t xml:space="preserve">1972; 34: 187–202. DOI: 10.1111/j.2517-6161.1972.tb00899.x.</w:t>
       </w:r>
     </w:p>
     <w:p>
@@ -3665,23 +3698,23 @@
         </w:numPr>
       </w:pPr>
       <w:r>
-        <w:t xml:space="preserve">VanderWeele TJ and Ding P. Sensitivity analysis in observational research: introducing the E-value.</w:t>
-      </w:r>
-      <w:r>
-        <w:t xml:space="preserve"> </w:t>
-      </w:r>
-      <w:r>
-        <w:rPr>
-          <w:i/>
-          <w:iCs/>
-        </w:rPr>
-        <w:t xml:space="preserve">Ann Intern Med</w:t>
-      </w:r>
-      <w:r>
-        <w:t xml:space="preserve"> </w:t>
-      </w:r>
-      <w:r>
-        <w:t xml:space="preserve">2017; 167: 268–274. DOI: 10.7326/M16-2607.</w:t>
+        <w:t xml:space="preserve">van Houwelingen HC. Dynamic prediction by landmarking in event history analysis.</w:t>
+      </w:r>
+      <w:r>
+        <w:t xml:space="preserve"> </w:t>
+      </w:r>
+      <w:r>
+        <w:rPr>
+          <w:i/>
+          <w:iCs/>
+        </w:rPr>
+        <w:t xml:space="preserve">Scand J Stat</w:t>
+      </w:r>
+      <w:r>
+        <w:t xml:space="preserve"> </w:t>
+      </w:r>
+      <w:r>
+        <w:t xml:space="preserve">2007; 34: 70–85. DOI: 10.1111/j.1467-9469.2006.00529.x.</w:t>
       </w:r>
     </w:p>
     <w:p>
@@ -3693,23 +3726,23 @@
         </w:numPr>
       </w:pPr>
       <w:r>
-        <w:t xml:space="preserve">Davidson-Pilon C. lifelines: survival analysis in Python.</w:t>
-      </w:r>
-      <w:r>
-        <w:t xml:space="preserve"> </w:t>
-      </w:r>
-      <w:r>
-        <w:rPr>
-          <w:i/>
-          <w:iCs/>
-        </w:rPr>
-        <w:t xml:space="preserve">J Open Source Softw</w:t>
-      </w:r>
-      <w:r>
-        <w:t xml:space="preserve"> </w:t>
-      </w:r>
-      <w:r>
-        <w:t xml:space="preserve">2019; 4(40): 1317. DOI: 10.21105/joss.01317.</w:t>
+        <w:t xml:space="preserve">VanderWeele TJ and Ding P. Sensitivity analysis in observational research: introducing the E-value.</w:t>
+      </w:r>
+      <w:r>
+        <w:t xml:space="preserve"> </w:t>
+      </w:r>
+      <w:r>
+        <w:rPr>
+          <w:i/>
+          <w:iCs/>
+        </w:rPr>
+        <w:t xml:space="preserve">Ann Intern Med</w:t>
+      </w:r>
+      <w:r>
+        <w:t xml:space="preserve"> </w:t>
+      </w:r>
+      <w:r>
+        <w:t xml:space="preserve">2017; 167: 268–274. DOI: 10.7326/M16-2607.</w:t>
       </w:r>
     </w:p>
     <w:p>
@@ -3721,23 +3754,23 @@
         </w:numPr>
       </w:pPr>
       <w:r>
-        <w:t xml:space="preserve">Pedregosa F, Varoquaux G, Gramfort A, et al. Scikit-learn: machine learning in Python.</w:t>
-      </w:r>
-      <w:r>
-        <w:t xml:space="preserve"> </w:t>
-      </w:r>
-      <w:r>
-        <w:rPr>
-          <w:i/>
-          <w:iCs/>
-        </w:rPr>
-        <w:t xml:space="preserve">J Mach Learn Res</w:t>
-      </w:r>
-      <w:r>
-        <w:t xml:space="preserve"> </w:t>
-      </w:r>
-      <w:r>
-        <w:t xml:space="preserve">2011; 12: 2825–2830.</w:t>
+        <w:t xml:space="preserve">Davidson-Pilon C. lifelines: survival analysis in Python.</w:t>
+      </w:r>
+      <w:r>
+        <w:t xml:space="preserve"> </w:t>
+      </w:r>
+      <w:r>
+        <w:rPr>
+          <w:i/>
+          <w:iCs/>
+        </w:rPr>
+        <w:t xml:space="preserve">J Open Source Softw</w:t>
+      </w:r>
+      <w:r>
+        <w:t xml:space="preserve"> </w:t>
+      </w:r>
+      <w:r>
+        <w:t xml:space="preserve">2019; 4(40): 1317. DOI: 10.21105/joss.01317.</w:t>
       </w:r>
     </w:p>
     <w:p>
@@ -3749,23 +3782,23 @@
         </w:numPr>
       </w:pPr>
       <w:r>
-        <w:t xml:space="preserve">Hunter JD. Matplotlib: a 2D graphics environment.</w:t>
-      </w:r>
-      <w:r>
-        <w:t xml:space="preserve"> </w:t>
-      </w:r>
-      <w:r>
-        <w:rPr>
-          <w:i/>
-          <w:iCs/>
-        </w:rPr>
-        <w:t xml:space="preserve">Comput Sci Eng</w:t>
-      </w:r>
-      <w:r>
-        <w:t xml:space="preserve"> </w:t>
-      </w:r>
-      <w:r>
-        <w:t xml:space="preserve">2007; 9(3): 90–95. DOI: 10.1109/MCSE.2007.55.</w:t>
+        <w:t xml:space="preserve">Pedregosa F, Varoquaux G, Gramfort A, et al. Scikit-learn: machine learning in Python.</w:t>
+      </w:r>
+      <w:r>
+        <w:t xml:space="preserve"> </w:t>
+      </w:r>
+      <w:r>
+        <w:rPr>
+          <w:i/>
+          <w:iCs/>
+        </w:rPr>
+        <w:t xml:space="preserve">J Mach Learn Res</w:t>
+      </w:r>
+      <w:r>
+        <w:t xml:space="preserve"> </w:t>
+      </w:r>
+      <w:r>
+        <w:t xml:space="preserve">2011; 12: 2825–2830.</w:t>
       </w:r>
     </w:p>
     <w:p>
@@ -3777,23 +3810,23 @@
         </w:numPr>
       </w:pPr>
       <w:r>
-        <w:t xml:space="preserve">Heidari S, Babor TF, De Castro P, et al. Sex and Gender Equity in Research: rationale for the SAGER guidelines and recommended use.</w:t>
-      </w:r>
-      <w:r>
-        <w:t xml:space="preserve"> </w:t>
-      </w:r>
-      <w:r>
-        <w:rPr>
-          <w:i/>
-          <w:iCs/>
-        </w:rPr>
-        <w:t xml:space="preserve">Res Integr Peer Rev</w:t>
-      </w:r>
-      <w:r>
-        <w:t xml:space="preserve"> </w:t>
-      </w:r>
-      <w:r>
-        <w:t xml:space="preserve">2016; 1: 2. DOI: 10.1186/s41073-016-0007-6.</w:t>
+        <w:t xml:space="preserve">Hunter JD. Matplotlib: a 2D graphics environment.</w:t>
+      </w:r>
+      <w:r>
+        <w:t xml:space="preserve"> </w:t>
+      </w:r>
+      <w:r>
+        <w:rPr>
+          <w:i/>
+          <w:iCs/>
+        </w:rPr>
+        <w:t xml:space="preserve">Comput Sci Eng</w:t>
+      </w:r>
+      <w:r>
+        <w:t xml:space="preserve"> </w:t>
+      </w:r>
+      <w:r>
+        <w:t xml:space="preserve">2007; 9(3): 90–95. DOI: 10.1109/MCSE.2007.55.</w:t>
       </w:r>
     </w:p>
     <w:p>
@@ -3805,23 +3838,23 @@
         </w:numPr>
       </w:pPr>
       <w:r>
-        <w:t xml:space="preserve">Raedeke TD. Is athlete burnout more than just stress? A sport commitment perspective.</w:t>
-      </w:r>
-      <w:r>
-        <w:t xml:space="preserve"> </w:t>
-      </w:r>
-      <w:r>
-        <w:rPr>
-          <w:i/>
-          <w:iCs/>
-        </w:rPr>
-        <w:t xml:space="preserve">J Sport Exerc Psychol</w:t>
-      </w:r>
-      <w:r>
-        <w:t xml:space="preserve"> </w:t>
-      </w:r>
-      <w:r>
-        <w:t xml:space="preserve">1997; 19: 396–417. DOI: 10.1123/jsep.19.4.396.</w:t>
+        <w:t xml:space="preserve">Heidari S, Babor TF, De Castro P, et al. Sex and Gender Equity in Research: rationale for the SAGER guidelines and recommended use.</w:t>
+      </w:r>
+      <w:r>
+        <w:t xml:space="preserve"> </w:t>
+      </w:r>
+      <w:r>
+        <w:rPr>
+          <w:i/>
+          <w:iCs/>
+        </w:rPr>
+        <w:t xml:space="preserve">Res Integr Peer Rev</w:t>
+      </w:r>
+      <w:r>
+        <w:t xml:space="preserve"> </w:t>
+      </w:r>
+      <w:r>
+        <w:t xml:space="preserve">2016; 1: 2. DOI: 10.1186/s41073-016-0007-6.</w:t>
       </w:r>
     </w:p>
     <w:p>
@@ -3833,20 +3866,23 @@
         </w:numPr>
       </w:pPr>
       <w:r>
-        <w:t xml:space="preserve">Espedalen LE.</w:t>
-      </w:r>
-      <w:r>
-        <w:t xml:space="preserve"> </w:t>
-      </w:r>
-      <w:r>
-        <w:rPr>
-          <w:i/>
-          <w:iCs/>
-        </w:rPr>
-        <w:t xml:space="preserve">Organized sport in the lives of young Norwegians: participation, exit, and social inequality</w:t>
-      </w:r>
-      <w:r>
-        <w:t xml:space="preserve">. PhD Thesis, Norwegian School of Sport Sciences, Norway, 2025.</w:t>
+        <w:t xml:space="preserve">Raedeke TD. Is athlete burnout more than just stress? A sport commitment perspective.</w:t>
+      </w:r>
+      <w:r>
+        <w:t xml:space="preserve"> </w:t>
+      </w:r>
+      <w:r>
+        <w:rPr>
+          <w:i/>
+          <w:iCs/>
+        </w:rPr>
+        <w:t xml:space="preserve">J Sport Exerc Psychol</w:t>
+      </w:r>
+      <w:r>
+        <w:t xml:space="preserve"> </w:t>
+      </w:r>
+      <w:r>
+        <w:t xml:space="preserve">1997; 19: 396–417. DOI: 10.1123/jsep.19.4.396.</w:t>
       </w:r>
     </w:p>
     <w:p>

--- a/forskning/ncc-kohort/submission_pse/MANUSCRIPT_IJSSC.docx
+++ b/forskning/ncc-kohort/submission_pse/MANUSCRIPT_IJSSC.docx
@@ -3646,7 +3646,7 @@
         </w:numPr>
       </w:pPr>
       <w:r>
-        <w:t xml:space="preserve">Norges Friidrettsforbund. Konkurranseregler og bestemmelser [Competition rules and regulations], https://www.friidrett.no/lover-og-regler/ (2026, accessed 25 August 2026).</w:t>
+        <w:t xml:space="preserve">Norges Friidrettsforbund. Lover og regler [Laws and regulations], https://www.friidrett.no/om-nfif/lover/ (2026, accessed 25 August 2026).</w:t>
       </w:r>
     </w:p>
     <w:p>

--- a/forskning/ncc-kohort/submission_pse/MANUSCRIPT_IJSSC.docx
+++ b/forskning/ncc-kohort/submission_pse/MANUSCRIPT_IJSSC.docx
@@ -68,7 +68,7 @@
         <w:pStyle w:val="FirstParagraph"/>
       </w:pPr>
       <w:r>
-        <w:t xml:space="preserve">Withdrawal from youth sport is theorized as a gradual process, but its longitudinal behavioral signature has been hard to observe directly. We used Norway’s national competition register to follow 2,123 athletes who competed as 13–14-year-olds in a regional youth track-and-field meet (birth years 1998–2002) for up to 14 years. In a prospective logistic regression for active senior status (≥2 registered results in a calendar year at age 20+) using only ages-13–14 predictors, competition volume was the dominant predictor (OR = 2.40 per SD, 95% CI [2.08, 2.76]; cross-validated AUC = 0.751; calibration slope 0.96), outperformed age-normed performance measured in the same window, was unchanged by structural controls and club random effects, and replicated across two adjacent birth cohorts. Exit-aligned trajectories showed that withdrawal was gradual for most athletes: median volume fell 12 → 10 → 9 → 4 meets across dropouts’ last four seasons, 74% had a reduced-but-nonzero season before their final season, and among athletes still active at 16, both earlier volume (OR = 3.04) and decline across ages 15–16 (OR = 1.88) predicted senior status. Higher within-sport event concentration predicted higher retention, robust to count-dependence checks — a construct distinct from multisport diversification. A register-based flag at the end of the age-14 season (&lt; 10 meets) identifies the 26% of athletes whose senior retention is 6%, versus 20% among the unflagged (PPV = 0.94 against an 84% base rate; sensitivity 0.30) — a testable targeting rule for retention-supporting outreach in open-entry systems.</w:t>
+        <w:t xml:space="preserve">Withdrawal from youth sport is theorized as a gradual process, but its longitudinal behavioral signature has been hard to observe directly. We used Norway’s national competition register to follow 2,123 athletes who competed as 13–14-year-olds in a regional youth track-and-field meet (birth years 1998–2002) for up to 14 years. In a prospective logistic regression for active senior status (≥2 registered results in a calendar year at age 20+) using only ages-13–14 predictors, competition volume was the dominant predictor (OR = 2.40 per SD, 95% CI [2.08, 2.76]; cross-validated AUC = 0.751; calibration slope 0.96), outperformed age-normed performance measured in the same window, was robust to structural controls and club random effects, and replicated across two adjacent birth cohorts. Exit-aligned trajectories showed that withdrawal was gradual for most athletes: median volume fell 12 → 10 → 9 → 4 meets across dropouts’ last four seasons, 74% of those leaving at 16 or later had a reduced-but-nonzero season before their final season, and among athletes still active at 16, both earlier volume (OR = 3.04) and decline across ages 15–16 (OR = 1.88) predicted senior status. Higher within-sport event concentration predicted higher retention, robust to count-dependence checks — a construct distinct from multisport diversification. A register-based flag at the end of the age-14 season (&lt; 10 meets) identifies the 26% of athletes whose senior retention is 6%, versus 20% among the unflagged (PPV = 0.94 against an 84% base rate; sensitivity 0.30) — a testable targeting rule for retention-supporting outreach in open-entry systems.</w:t>
       </w:r>
     </w:p>
     <w:p>
@@ -294,7 +294,7 @@
         <w:pStyle w:val="BodyText"/>
       </w:pPr>
       <w:r>
-        <w:t xml:space="preserve">Groups of athletes also appear to differ in how they respond when competitive demands increase. Norwegian participation research documents strong variation in involvement: training investment varies widely among youth participants,</w:t>
+        <w:t xml:space="preserve">Groups of athletes also appear to differ in how they respond when competitive demands increase. Norwegian participation research documents strong variation in involvement: training investment varies widely,</w:t>
       </w:r>
       <w:r>
         <w:rPr>
@@ -318,7 +318,7 @@
         <w:t xml:space="preserve"> </w:t>
       </w:r>
       <w:r>
-        <w:t xml:space="preserve">involvement motives grounded in intense love of the game or career pursuits, while the larger group appreciate</w:t>
+        <w:t xml:space="preserve">involvement motives — intense love of the game or career pursuits — while the larger group appreciate</w:t>
       </w:r>
       <w:r>
         <w:t xml:space="preserve"> </w:t>
@@ -330,7 +330,7 @@
         <w:t xml:space="preserve"> </w:t>
       </w:r>
       <w:r>
-        <w:t xml:space="preserve">involvement built on fun, exercise, and belonging — quitting more readily when sport becomes too demanding alongside everything else in their lives.</w:t>
+        <w:t xml:space="preserve">involvement built on fun, exercise, and belonging, quitting more readily when sport becomes too demanding alongside everything else.</w:t>
       </w:r>
       <w:r>
         <w:rPr>
@@ -702,7 +702,7 @@
         <w:t xml:space="preserve"> </w:t>
       </w:r>
       <w:r>
-        <w:t xml:space="preserve">(The exception — occasional invitational regional-team matches for 14–15-year-olds — does not gate ordinary competition.) Athletes — together with their families — decide which meets and events to enter, entry fees are ordinarily paid by the athlete’s club rather than by the family, participation is actively encouraged by clubs and the federation, and travel distances to ordinary meets are typically short. The first genuinely selective competition an athlete encounters is the national youth championship (Ungdomsmesterskapet, UM), which athletes may enter in the calendar year they turn 15 and which applies event-specific qualifying standards. Two design consequences follow: before age 15, meet counts primarily express the athlete’s own choice rather than selection or entry costs — which licenses interpreting ages-13–14 volume as a behavioral indicator of engagement — and the ages-15–16 window coincides with the first selective gate (UM), which is why the pre-milestone (13–14) and milestone (15–16) windows are analyzed separately.</w:t>
+        <w:t xml:space="preserve">(The exception — occasional invitational regional-team matches for 14–15-year-olds — does not gate ordinary competition.) Athletes and their families decide which meets and events to enter; entry fees are ordinarily paid by the club, participation is actively encouraged, and travel distances are typically short. The first genuinely selective competition is the national youth championship (Ungdomsmesterskapet, UM), open from the calendar year athletes turn 15, with event-specific qualifying standards. Two design consequences follow: before age 15, meet counts primarily express the athlete’s own choice rather than selection or entry costs — which licenses interpreting ages-13–14 volume as a behavioral indicator of engagement — and the ages-15–16 window coincides with the first selective gate (UM), which is why the pre-milestone (13–14) and milestone (15–16) windows are analyzed separately.</w:t>
       </w:r>
     </w:p>
     <w:p>
@@ -710,7 +710,7 @@
         <w:pStyle w:val="BodyText"/>
       </w:pPr>
       <w:r>
-        <w:t xml:space="preserve">The cohort comprises all athletes who competed in any of six consecutive autumn editions (2011–2016) of a regional grassroots youth meet held simultaneously at three venues in eastern, western, and mid Norway (the last also serving the northern districts). Athletes were 13–14 and were entered by their district federations under district quotas, with no qualifying performance standard and no entry fee; this soft selection into the baseline meet is a design feature — disengagement trajectories arise from a baseline of demonstrable engagement. Birth years were restricted to 1998–2002 (boundary years 1997 and 2003 had only one eligible edition), and athletes appearing in both a 13- and a 14-year-old edition were de-duplicated to the earlier one (Supplementary Figure S0). For cross-cohort replication, participants were partitioned into Cohort A (births 1998–2000, baseline meets 2011–2014; n = 1,301) and Cohort B (births 2001–2002, baseline meets 2014–2016; n = 822). Athletes were retained in the cohort regardless of any subsequent transfer between clubs, so a change of club does not register as dropout; such transfers were common (27.8% of athletes recorded results for two or more clubs during follow-up). The total cohort comprised 2,123 athletes (996 male, 1,103 female, 24 with unknown sex), generating 230,868 competition entries through the most recent register update (April 2026).</w:t>
+        <w:t xml:space="preserve">The cohort comprises all athletes who competed in any of six consecutive autumn editions (2011–2016) of a regional grassroots youth meet held simultaneously at three venues in eastern, western, and mid Norway (the last also serving the northern districts). Athletes were 13–14 and were entered by their district federations under district quotas, with no qualifying performance standard and no entry fee; this soft selection into the baseline meet is a design feature — disengagement trajectories arise from a baseline of demonstrable engagement. Birth years were restricted to 1998–2002 (boundary years 1997 and 2003 had only one eligible edition), and athletes appearing in both a 13- and a 14-year-old edition were de-duplicated to the earlier one (Supplementary Figure S0). For cross-cohort replication, participants were partitioned into Cohort A (births 1998–2000, baseline meets 2011–2014; n = 1,301) and Cohort B (births 2001–2002, baseline meets 2014–2016; n = 822). Athletes were retained regardless of club transfers (27.8% recorded results for two or more clubs), so changing club does not register as dropout. The total cohort comprised 2,123 athletes (996 male, 1,103 female, 24 with unknown sex), generating 230,868 competition entries through the most recent register update (April 2026).</w:t>
       </w:r>
     </w:p>
     <w:bookmarkEnd w:id="16"/>
@@ -755,7 +755,7 @@
         <w:pStyle w:val="FirstParagraph"/>
       </w:pPr>
       <w:r>
-        <w:t xml:space="preserve">Active senior status was coded 1 if the athlete had ≥2 registered results in any calendar year at age 20+ (the senior age), and 0 otherwise; two results exclude sporadic returners while capturing athletes entering separate events at one meet. Sensitivity to this definition was tested with two alternatives (≥1 senior-age result; ≥2 results in each of two distinct senior-age years; Supplementary Table S9). A secondary time-to-event outcome — time to last active season (calendar year with ≥2 results), right-censoring athletes active in 2024+ — supports Kaplan–Meier visualization and Cox sensitivity analyses (Section 2.5.4).</w:t>
+        <w:t xml:space="preserve">Active senior status was coded 1 if the athlete had ≥2 registered results in any calendar year at age 20+ (the senior age), and 0 otherwise; two results exclude sporadic returners while capturing athletes entering separate events at one meet. Sensitivity to this definition was tested with two alternatives (≥1 senior-age result; ≥2 results in each of two distinct senior-age years; Supplementary Table S9). A secondary time-to-event outcome (time to last active season, right-censoring athletes active in 2024+) supports Kaplan–Meier and Cox analyses (Section 2.5.4).</w:t>
       </w:r>
     </w:p>
     <w:bookmarkEnd w:id="18"/>
@@ -782,7 +782,7 @@
         <w:t xml:space="preserve">27</w:t>
       </w:r>
       <w:r>
-        <w:t xml:space="preserve">: a published table gives, per event × sex × age, a reference performance worth 1,000 points and a per-unit quotient (values capped at 1,500 to suppress data-entry errors). We computed tyrving_best (baseline maximum), tyrving_peak_pre15, per-age scores (yielding a baseline performance trajectory, age-14 minus age-13), and tyrving_slope_13_16.</w:t>
+        <w:t xml:space="preserve">: a published table gives, per event × sex × age, a reference performance worth 1,000 points and a per-unit quotient (values capped at 1,500 to suppress data-entry errors). We computed tyrving_best (baseline maximum), tyrving_peak_pre15, and per-age scores (yielding a baseline performance trajectory, age-14 minus age-13).</w:t>
       </w:r>
     </w:p>
     <w:bookmarkEnd w:id="19"/>
@@ -967,7 +967,7 @@
         <w:pStyle w:val="FirstParagraph"/>
       </w:pPr>
       <w:r>
-        <w:t xml:space="preserve">The principal inferential model is a logistic regression for active senior status using only baseline-window predictors (ages 13–14): sex, baseline Tyrving, early HHI, and pre-milestone volume, fitted in a nested sequence (L1: sex; L2: + Tyrving; L3: + HHI; L4: + volume) to characterize each variable class’s unique contribution. Continuous covariates were z-standardized (per-SD effects; standardization preceded cross-validation), all nested models were fitted on the fixed L4 complete-case sample, and discrimination was assessed by 5-fold stratified CV-AUC (± = SD across folds), with calibration slope and intercept computed on the cross-validated predictions. Restricting predictors to ages 13–14 keeps the primary estimate unambiguously prospective: it avoids the measurement overlap that would arise because an athlete who drops out before age 15 has milestone-window volume of zero by construction.</w:t>
+        <w:t xml:space="preserve">The principal inferential model is a logistic regression for active senior status using only baseline-window predictors (ages 13–14): sex, baseline Tyrving, early HHI, and pre-milestone volume, fitted in a nested sequence (L1: sex; L2: + Tyrving; L3: + HHI; L4: + volume) to characterize each variable class’s unique contribution. Continuous covariates were z-standardized (per-SD effects; standardization preceded cross-validation), all nested models were fitted on the fixed L4 complete-case sample, and discrimination was assessed by 5-fold stratified CV-AUC (± = SD across folds), with calibration slope and intercept computed on the cross-validated predictions. Restricting predictors to ages 13–14 keeps the primary estimate unambiguously prospective, avoiding the mechanical zero-volume overlap that post-baseline predictors carry.</w:t>
       </w:r>
     </w:p>
     <w:bookmarkEnd w:id="24"/>
@@ -1033,19 +1033,7 @@
         <w:t xml:space="preserve"> </w:t>
       </w:r>
       <w:r>
-        <w:t xml:space="preserve">with a baseline-only primary specification (Supplementary Table S16), a landmark analysis among athletes active at age 16,</w:t>
-      </w:r>
-      <w:r>
-        <w:rPr>
-          <w:vertAlign w:val="superscript"/>
-        </w:rPr>
-        <w:t xml:space="preserve">29</w:t>
-      </w:r>
-      <w:r>
-        <w:t xml:space="preserve"> </w:t>
-      </w:r>
-      <w:r>
-        <w:t xml:space="preserve">and a post-baseline specification interpreted with overlap caveats (Supplementary Table S8; Table 5). Proportional-hazards checks, E-values,</w:t>
+        <w:t xml:space="preserve">with a baseline-only primary specification (Supplementary Table S16), a landmark analysis among athletes active at age 16 (van Houwelingen, 2007; Supplementary Table S8), and a post-baseline specification interpreted with overlap caveats (Table 5). Proportional-hazards checks, E-values,</w:t>
       </w:r>
       <w:r>
         <w:rPr>
@@ -1075,7 +1063,7 @@
         <w:pStyle w:val="FirstParagraph"/>
       </w:pPr>
       <w:r>
-        <w:t xml:space="preserve">Because the design observes the full eligible population, classical a-priori power analysis does not apply; a detection-capacity analysis (Supplementary Methods) shows the design could detect hazard ratios ≥1.07 and odds ratios ≥1.20 per SD — well below effect sizes typical of prior dropout research.</w:t>
+        <w:t xml:space="preserve">Because the design observes the full eligible population, classical a-priori power analysis does not apply; a detection-capacity analysis (Supplementary Methods; Supplementary Table S4) shows the design could detect hazard ratios ≥1.07 and odds ratios ≥1.20 per SD — well below effect sizes typical of prior dropout research.</w:t>
       </w:r>
       <w:r>
         <w:rPr>
@@ -1138,7 +1126,7 @@
         <w:t xml:space="preserve"> </w:t>
       </w:r>
       <w:r>
-        <w:t xml:space="preserve">Analysis code will be deposited in a public repository upon acceptance; data availability is described in Section 2.7.</w:t>
+        <w:t xml:space="preserve">All stochastic steps used fixed random seeds; exact package versions accompany the code, to be deposited in a public repository upon acceptance. Data availability is described in Section 2.7.</w:t>
       </w:r>
     </w:p>
     <w:bookmarkEnd w:id="29"/>
@@ -1278,7 +1266,7 @@
         <w:pStyle w:val="BodyText"/>
       </w:pPr>
       <w:r>
-        <w:t xml:space="preserve">Kaplan–Meier curves summarize the attrition: half the cohort ceased active competition within 3 years, 75% within 5, steepest at age 17 — the youth-to-junior transition (Supplementary Figure S2). Sex-stratified curves overlap (log-rank χ² = 0.95,</w:t>
+        <w:t xml:space="preserve">Kaplan–Meier curves summarize the attrition (medians in Table 2): half the cohort ceased active competition within 3 years, 75% within 5, steepest at age 17 — the youth-to-junior transition (Supplementary Figure S2). Sex-stratified curves overlap (log-rank χ² = 0.95,</w:t>
       </w:r>
       <w:r>
         <w:t xml:space="preserve"> </w:t>
@@ -1519,7 +1507,7 @@
         <w:t xml:space="preserve"> </w:t>
       </w:r>
       <w:r>
-        <w:t xml:space="preserve">&gt; .14; Supplementary Table S13). A quarter of the variance in pre-milestone volume lies between clubs (ICC = 0.25 across 277 clubs), but the effect is not a club-supply artifact: with club random intercepts the coefficient was, if anything, larger (OR = 2.58, 95% CI [2.27, 2.93]; Supplementary Table S22) — the association holds when comparing athletes within the same club.</w:t>
+        <w:t xml:space="preserve">&gt; .14; Supplementary Table S13). A quarter of volume variance lies between clubs (ICC = 0.25, 277 clubs), but with club random intercepts the coefficient was, if anything, larger (OR = 2.58, 95% CI [2.27, 2.93]; Supplementary Table S22): the association holds within clubs.</w:t>
       </w:r>
     </w:p>
     <w:bookmarkEnd w:id="37"/>
@@ -1629,7 +1617,7 @@
         <w:t xml:space="preserve"> </w:t>
       </w:r>
       <w:r>
-        <w:t xml:space="preserve">penultimate season relative to their earlier personal peak, 6% a gap year, and only 19% exited directly from peak volume (Supplementary Table S19).</w:t>
+        <w:t xml:space="preserve">penultimate season relative to their earlier personal peak, 6.5% a gap year, and only 19% exited directly from peak volume (Supplementary Table S19).</w:t>
       </w:r>
     </w:p>
     <w:p>
@@ -1723,7 +1711,25 @@
         <w:pStyle w:val="FirstParagraph"/>
       </w:pPr>
       <w:r>
-        <w:t xml:space="preserve">Conditioning on athletes active at age 16 (≥1 result; n = 1,167), volume across ages 15–16 was the largest contributor to subsequent cessation risk (HR = 0.60 per SD, 95% CI [0.54, 0.66], C-index = 0.735; complete-case n = 960; Supplementary Table S8); excluding athletes with milestone volume = 0 gave HR = 0.51 (Supplementary Table S11). The baseline-only Cox model is in Supplementary Table S16 and a period-specific decomposition in Table 5. The baseline-start Cox model with post-baseline covariates is not a primary estimate (predictor and at-risk window overlap); its contamination-free analogue is the change model in Section 3.5.</w:t>
+        <w:t xml:space="preserve">Conditioning on athletes active at age 16 (≥1 result; n = 1,167), volume across ages 15–16 was the largest contributor to subsequent cessation risk (HR = 0.60 per SD, 95% CI [0.54, 0.66], C-index = 0.735; complete-case n = 960; Supplementary Table S8); excluding athletes with milestone volume = 0 gave HR = 0.51 (Supplementary Table S11). The baseline-only Cox model is in Supplementary Table S16 and a period-specific decomposition in Table 5 (diagnostics and descriptive companions: Supplementary Tables S1, S6, S10, S17; Supplementary Figures S1, S4). The baseline-start Cox model with post-baseline covariates is not a primary estimate (predictor and at-risk window overlap); its contamination-free analogue is the change model in Section 3.5.</w:t>
+      </w:r>
+    </w:p>
+    <w:p>
+      <w:pPr>
+        <w:pStyle w:val="BodyText"/>
+      </w:pPr>
+      <w:r>
+        <w:t xml:space="preserve">[</w:t>
+      </w:r>
+      <w:r>
+        <w:rPr>
+          <w:b/>
+          <w:bCs/>
+        </w:rPr>
+        <w:t xml:space="preserve">Table 5 about here</w:t>
+      </w:r>
+      <w:r>
+        <w:t xml:space="preserve">]</w:t>
       </w:r>
     </w:p>
     <w:bookmarkEnd w:id="40"/>
@@ -1741,7 +1747,7 @@
         <w:pStyle w:val="FirstParagraph"/>
       </w:pPr>
       <w:r>
-        <w:t xml:space="preserve">Because the primary analysis uses only baseline-window data, a prospective rule can be evaluated at the end of the age-14 season (Table 6, with bootstrap CIs). At a moderate threshold (vol &lt; 10 meets across ages 13–14, flagging 26.4%), senior retention was 5.7% among flagged athletes versus 20.2% among unflagged — a 3.5-fold difference in retention prospects (PPV = 0.94, sensitivity = 0.30). Lower thresholds (&lt; 5; 9.3% flagged) suit targeted outreach, higher (&lt; 15; 43.1%) broaden the screen. Two properties discipline use: the high PPV partly reflects the 84% non-retention base rate (a ~10-point precision gain over base-rate prediction), and NPV = 0.20 means unflagged athletes are</w:t>
+        <w:t xml:space="preserve">Because the primary analysis uses only baseline-window data, a prospective rule can be evaluated at the end of the age-14 season (Table 6, with bootstrap CIs). At a moderate threshold (vol &lt; 10 meets across ages 13–14, flagging 26.4%), senior retention was 5.7% among flagged athletes versus 20.2% among unflagged — a 3.5-fold difference in retention prospects (PPV = 0.94, sensitivity = 0.30). Lower thresholds (&lt; 5; 9.3% flagged) suit targeted outreach, higher (&lt; 15; 43.1%) broaden the screen. Two properties discipline use: PPV partly reflects the 84% base rate (~10-point precision gain), and NPV = 0.20 means unflagged athletes are</w:t>
       </w:r>
       <w:r>
         <w:t xml:space="preserve"> </w:t>
@@ -1763,7 +1769,7 @@
         <w:t xml:space="preserve"> </w:t>
       </w:r>
       <w:r>
-        <w:t xml:space="preserve">— roughly four in five of them also fail to retain. The flag concentrates risk; it certifies no one’s continuation.</w:t>
+        <w:t xml:space="preserve">— four in five also fail to retain. The flag concentrates risk; it certifies no one’s continuation.</w:t>
       </w:r>
     </w:p>
     <w:p>
@@ -1831,7 +1837,7 @@
         <w:t xml:space="preserve"> </w:t>
       </w:r>
       <w:r>
-        <w:t xml:space="preserve">&lt; .001) in the primary regression, HR = 0.80 in the Cox model, and present in both cohorts (A OR = 1.24, B OR = 1.58). Because HHI is bounded below by the reciprocal of the result count — few results force apparent concentration — we stress-tested for count-dependence; the association survived every check: restriction to ≥5 and ≥8 early results (OR = 1.38, 1.39) and a finite-sample-corrected index (OR = 1.39, 95% CI [1.20, 1.60]; Supplementary Table S20). It is not a small-count artifact. The index captures concentration</w:t>
+        <w:t xml:space="preserve">&lt; .001) in the primary regression, HR = 0.80 in the Cox model, and present in both cohorts (A OR = 1.24, B OR = 1.58). Because HHI is bounded below by 1/(result count), we stress-tested for count-dependence; the association survived every check: restriction to ≥5 and ≥8 early results (OR = 1.38, 1.39) and a finite-sample-corrected index (OR = 1.39, 95% CI [1.20, 1.60]; Supplementary Table S20). It is not a small-count artifact. The index captures concentration</w:t>
       </w:r>
       <w:r>
         <w:t xml:space="preserve"> </w:t>
@@ -1881,7 +1887,25 @@
         <w:t xml:space="preserve"> </w:t>
       </w:r>
       <w:r>
-        <w:t xml:space="preserve">&lt; .001 (Table 7); sex was significant only in Cohort A. On the primary specification, the effect was robust to outcome definition (OR = 2.29, 2.40, 2.26 across the three definitions; Supplementary Table S9), to the fixed-window outcome (ages 20–22: OR = 2.43; Supplementary Table S24), to multiple imputation (OR = 2.35, 95% CI [2.08, 2.67]; Supplementary Table S21), and to cluster-robust standard errors (Supplementary Table S2). For unmeasured confounding, converting the primary odds ratio for this common outcome to a risk ratio (≈1.55) gives an E-value of 2.5 (baseline-only Cox: 2.6; Supplementary Table S3): a confounder would need risk-ratio associations of ≈2.5 with both early volume and retention — stronger than any measured covariate — to fully explain the association.</w:t>
+        <w:t xml:space="preserve">&lt; .001 (Table 7); sex was significant only in Cohort A.</w:t>
+      </w:r>
+    </w:p>
+    <w:p>
+      <w:pPr>
+        <w:pStyle w:val="BodyText"/>
+      </w:pPr>
+      <w:r>
+        <w:t xml:space="preserve">[</w:t>
+      </w:r>
+      <w:r>
+        <w:rPr>
+          <w:b/>
+          <w:bCs/>
+        </w:rPr>
+        <w:t xml:space="preserve">Table 7 about here</w:t>
+      </w:r>
+      <w:r>
+        <w:t xml:space="preserve">] On the primary specification, the effect was robust to outcome definition (OR = 2.29, 2.40, 2.26 across the three definitions; Supplementary Table S9), to the fixed-window outcome (ages 20–22: OR = 2.43; Supplementary Table S24), to multiple imputation (OR = 2.34, 95% CI [2.07, 2.66]; Supplementary Table S21), and to cluster-robust standard errors (Supplementary Table S2). For unmeasured confounding, converting the primary odds ratio for this common outcome to a risk ratio (≈1.55) gives an E-value of 2.5 (baseline-only Cox: 2.6; Supplementary Table S3): a confounder would need risk-ratio associations of ≈2.5 with both early volume and retention — stronger than any measured covariate — to fully explain the association.</w:t>
       </w:r>
     </w:p>
     <w:p>
@@ -2011,7 +2035,7 @@
         <w:t xml:space="preserve"> </w:t>
       </w:r>
       <w:r>
-        <w:t xml:space="preserve">injuries were the most frequently mentioned dropout reason in the 25-year Norwegian track-and-field follow-up (24.3%)</w:t>
+        <w:t xml:space="preserve">injuries were the most frequently mentioned dropout reason in the 25-year Norwegian track-and-field follow-up (24.3%),</w:t>
       </w:r>
       <w:r>
         <w:rPr>
@@ -2020,7 +2044,10 @@
         <w:t xml:space="preserve">3</w:t>
       </w:r>
       <w:r>
-        <w:t xml:space="preserve">, and an injured 14-year-old produces the same register signature as a disengaging one, so part of the pull-back is plausibly enforced rather than chosen.</w:t>
+        <w:t xml:space="preserve"> </w:t>
+      </w:r>
+      <w:r>
+        <w:t xml:space="preserve">and an injured 14-year-old produces the same register signature as a disengaging one, so part of the pull-back is plausibly enforced rather than chosen.</w:t>
       </w:r>
       <w:r>
         <w:t xml:space="preserve"> </w:t>
@@ -2183,7 +2210,19 @@
         <w:t xml:space="preserve">engagement reallocation</w:t>
       </w:r>
       <w:r>
-        <w:t xml:space="preserve">: ages 14–16 are precisely when Norwegian multi-sport youth consolidate into one sport, so for some athletes declining track-and-field volume signals rising commitment to handball or football rather than to nothing. The register cannot separate the two, and the reallocation share is unbounded in our data. Norwegian participation research is compatible with both: involvement is strongly stratified, from heavy to light,</w:t>
+        <w:t xml:space="preserve">: ages 14–16 are precisely when Norwegian multi-sport youth consolidate into one sport, so for some athletes declining track-and-field volume signals rising commitment to handball or football rather than to nothing — the developmentally appropriate transitions that Battaglia et al.</w:t>
+      </w:r>
+      <w:r>
+        <w:rPr>
+          <w:vertAlign w:val="superscript"/>
+        </w:rPr>
+        <w:t xml:space="preserve">4</w:t>
+      </w:r>
+      <w:r>
+        <w:t xml:space="preserve"> </w:t>
+      </w:r>
+      <w:r>
+        <w:t xml:space="preserve">argue the dropout-as-crisis framing wrongly pathologizes. The register cannot separate the two, and the reallocation share is unbounded in our data. Norwegian participation research is compatible with both: involvement is strongly stratified, from heavy to light,</w:t>
       </w:r>
       <w:r>
         <w:rPr>
@@ -2257,7 +2296,7 @@
         <w:t xml:space="preserve"> </w:t>
       </w:r>
       <w:r>
-        <w:t xml:space="preserve">= .33); adjusted, females retained at significantly lower odds in every layer of the primary model (OR = 0.72 sex-only, 0.61 full model; Table 3) —</w:t>
+        <w:t xml:space="preserve">= .33); adjusted, females retained at significantly lower odds in every layer of the primary model (OR = 0.72 sex-only, 0.60 full model; Table 3) —</w:t>
       </w:r>
       <w:r>
         <w:t xml:space="preserve"> </w:t>
@@ -2270,7 +2309,7 @@
         <w:t xml:space="preserve">conditional on the same early volume, concentration, and performance</w:t>
       </w:r>
       <w:r>
-        <w:t xml:space="preserve">, girls were less likely to remain, their higher early volumes partially masking the gap in unadjusted comparisons. The behavioral mechanism itself was similar across sexes (Supplementary Table S7): milestone-window volume reduced cessation hazard similarly for males (HR = 0.42) and females (HR = 0.46), C-index 0.843 for each — the residual sex effect operates</w:t>
+        <w:t xml:space="preserve">, girls were less likely to remain, their higher early volumes partially masking the gap in unadjusted comparisons. The behavioral mechanism itself was similar across sexes (Supplementary Table S7): milestone-window volume reduced cessation hazard similarly for males (HR = 0.43) and females (HR = 0.45), C-index 0.843 for each — the residual sex effect operates</w:t>
       </w:r>
       <w:r>
         <w:t xml:space="preserve"> </w:t>
@@ -2354,7 +2393,7 @@
         <w:t xml:space="preserve"> </w:t>
       </w:r>
       <w:r>
-        <w:t xml:space="preserve">senior retention (OR = 1.36 per SD), consistently across cohorts, in the Cox model (HR = 0.80), and across all count-dependence stress tests (Section 3.9). That finding should not be read against the diversification literature, which primarily concerns diversification</w:t>
+        <w:t xml:space="preserve">senior retention (OR = 1.36 per SD), consistently across cohorts, in the Cox model (HR = 0.80), and across all count-dependence stress tests (Section 3.9). That finding should not be read against the diversification literature, which concerns diversification</w:t>
       </w:r>
       <w:r>
         <w:t xml:space="preserve"> </w:t>
@@ -2370,7 +2409,7 @@
         <w:t xml:space="preserve"> </w:t>
       </w:r>
       <w:r>
-        <w:t xml:space="preserve">— multisport sampling versus early single-sport specialization and its consequences for elite performance and athlete health.</w:t>
+        <w:t xml:space="preserve">— sampling versus single-sport specialization and its consequences for elite performance and health.</w:t>
       </w:r>
       <w:r>
         <w:rPr>
@@ -2456,7 +2495,7 @@
         <w:pStyle w:val="FirstParagraph"/>
       </w:pPr>
       <w:r>
-        <w:t xml:space="preserve">Registers address two structural problems in dropout research: withdrawn athletes are hard to recruit into surveys, and retrospective accounts compress a continuous process into a remembered decision. Registration records provide a complete population and continuous, rather than reconstructed, behavioral sequences. Registers bring no new theory; they bring a longitudinal behavioral test of theories built largely on cross-sectional or short-prospective evidence — here a well-calibrated baseline-only signal (AUC = 0.751), internal replication, robustness across structural, club-level, and missing-data checks, and an E-value of ≈2.5.</w:t>
+        <w:t xml:space="preserve">Registers address two structural problems in dropout research — withdrawn athletes are hard to recruit, and retrospective accounts compress a continuous process into a remembered decision — by providing a complete population and continuous rather than reconstructed behavioral sequences. Registers bring no new theory; they bring a longitudinal behavioral test of theories built largely on cross-sectional or short-prospective evidence — here a well-calibrated baseline-only signal (AUC = 0.751), internal replication, robustness across structural, club-level, and missing-data checks, and an E-value of ≈2.5.</w:t>
       </w:r>
     </w:p>
     <w:bookmarkEnd w:id="51"/>
@@ -2521,7 +2560,7 @@
         <w:t xml:space="preserve"> </w:t>
       </w:r>
       <w:r>
-        <w:t xml:space="preserve">Flag athletes whose ages-13–14 competition count falls below a threshold. At &lt; 10 meets, the flag captures 26% of the cohort whose senior retention is 5.7%, versus 20.2% among the unflagged — a 3.5-fold difference, computed automatically from data the federation already holds (Table 6). Two numbers discipline its use: sensitivity is 0.30, so most future dropouts are</w:t>
+        <w:t xml:space="preserve">Flag athletes whose ages-13–14 competition count falls below a threshold. At &lt; 10 meets, the flag captures 26% of the cohort whose senior retention is 5.7%, versus 20.2% among the unflagged — a 3.5-fold difference, computed automatically from data the federation already holds (Table 6). Every flagged athlete is low-but-active (cohort entry guarantees a baseline meet), so the flag list is an outreach list, and the same threshold behaves similarly against an activity-at-17 outcome (14% vs 51% still active) — it serves the adolescent-exit target as well as the senior one. Two numbers discipline its use: sensitivity is 0.30, so most future dropouts are</w:t>
       </w:r>
       <w:r>
         <w:t xml:space="preserve"> </w:t>
@@ -2685,7 +2724,7 @@
         <w:t xml:space="preserve"> </w:t>
       </w:r>
       <w:r>
-        <w:t xml:space="preserve">Operational flagging means algorithmic risk-profiling of minors, and the research-ethics exemption this study relies on (Section 2.7) licenses none of it. Deployment would require a federation’s own legal basis and a data-protection impact assessment; flags visible to a designated officer rather than routinely to coaches (avoiding expectancy and labeling effects); informed families with an opt-out; a retention limit for flag data; and attention to equity, which the register cannot audit for lack of socioeconomic data. That the screen runs without athlete contact is a transparency problem to solve, not a feature. These preconditions, and the untested intervention effect, are why the next step is the pilot of §4.10 rather than adoption.</w:t>
+        <w:t xml:space="preserve">Operational flagging means algorithmic risk-profiling of minors, and the research-ethics exemption this study relies on (Section 2.7) licenses none of it. Deployment would require a federation’s own legal basis and a data-protection impact assessment; flags visible to a designated officer rather than routinely to coaches (avoiding expectancy and labeling effects); informed families with an opt-out; a retention limit for flag data; and attention to equity, which the register cannot audit for lack of socioeconomic data. That the screen runs without athlete contact is a transparency problem to solve, not a feature. And the flag must be support-only: the same list that identifies whom to help could identify whom a stretched club quietly deprioritizes — deployment must rule that use out. These preconditions, and the untested intervention effect, are why the next step is the pilot of §4.10 rather than adoption.</w:t>
       </w:r>
     </w:p>
     <w:bookmarkEnd w:id="52"/>

--- a/forskning/ncc-kohort/submission_pse/MANUSCRIPT_IJSSC.docx
+++ b/forskning/ncc-kohort/submission_pse/MANUSCRIPT_IJSSC.docx
@@ -68,7 +68,7 @@
         <w:pStyle w:val="FirstParagraph"/>
       </w:pPr>
       <w:r>
-        <w:t xml:space="preserve">Withdrawal from youth sport is theorized as a gradual process, but its longitudinal behavioral signature has been hard to observe directly. We used Norway’s national competition register to follow 2,123 athletes who competed as 13–14-year-olds in a regional youth track-and-field meet (birth years 1998–2002) for up to 14 years. In a prospective logistic regression for active senior status (≥2 registered results in a calendar year at age 20+) using only ages-13–14 predictors, competition volume was the dominant predictor (OR = 2.40 per SD, 95% CI [2.08, 2.76]; cross-validated AUC = 0.751; calibration slope 0.96), outperformed age-normed performance measured in the same window, was robust to structural controls and club random effects, and replicated across two adjacent birth cohorts. Exit-aligned trajectories showed that withdrawal was gradual for most athletes: median volume fell 12 → 10 → 9 → 4 meets across dropouts’ last four seasons, 74% of those leaving at 16 or later had a reduced-but-nonzero season before their final season, and among athletes still active at 16, both earlier volume (OR = 3.04) and decline across ages 15–16 (OR = 1.88) predicted senior status. Higher within-sport event concentration predicted higher retention, robust to count-dependence checks — a construct distinct from multisport diversification. A register-based flag at the end of the age-14 season (&lt; 10 meets) identifies the 26% of athletes whose senior retention is 6%, versus 20% among the unflagged (PPV = 0.94 against an 84% base rate; sensitivity 0.30) — a testable targeting rule for retention-supporting outreach in open-entry systems.</w:t>
+        <w:t xml:space="preserve">Withdrawal from youth sport is theorized as a gradual process, but its longitudinal behavioral signature has been hard to observe directly. We used Norway’s national competition register to follow 2,123 athletes who competed as 13–14-year-olds in a regional youth track-and-field meet (birth years 1998–2002) for up to 14 years. In a prospective logistic regression for active senior status (≥2 registered results in a calendar year at age 20+) using only ages-13–14 predictors, competition volume was the dominant predictor (OR = 2.40 per SD, 95% CI [2.08, 2.76]; cross-validated AUC = 0.751; calibration slope 0.96), outperformed age-normed performance measured in the same window, was robust to structural controls and club random effects, and replicated across two adjacent birth cohorts. Exit-aligned trajectories showed that withdrawal was gradual for most athletes: median volume fell 12 → 10 → 9 → 4 meets across dropouts’ last four seasons, 74% of those leaving at 16 or later had a reduced-but-nonzero season before their final season, and among athletes still active at 16, both earlier volume (OR = 3.04) and decline across ages 15–16 (OR = 1.88) predicted senior status. Higher within-sport event concentration predicted higher retention, robust to count-dependence checks, a construct distinct from multisport diversification. A register-based flag at the end of the age-14 season (&lt; 10 meets) identifies the 26% of athletes whose senior retention is 6%, versus 20% among the unflagged (PPV = 0.94 against an 84% base rate; sensitivity 0.30): a testable targeting rule for retention-supporting outreach in open-entry systems.</w:t>
       </w:r>
     </w:p>
     <w:p>
@@ -93,7 +93,7 @@
         <w:pStyle w:val="FirstParagraph"/>
       </w:pPr>
       <w:r>
-        <w:t xml:space="preserve">Organized youth sport is widely promoted for its benefits for physical health, psychosocial development, and social connection</w:t>
+        <w:t xml:space="preserve">Organized youth sport is widely promoted for its benefits for physical health, psychosocial development, and social connection,</w:t>
       </w:r>
       <w:r>
         <w:rPr>
@@ -105,7 +105,7 @@
         <w:t xml:space="preserve"> </w:t>
       </w:r>
       <w:r>
-        <w:t xml:space="preserve">— benefits that presuppose that young people stay involved. Attrition from organized competition during adolescence is substantial across countries and sports,</w:t>
+        <w:t xml:space="preserve">benefits that presuppose that young people stay involved. Attrition from organized competition during adolescence is substantial across countries and sports,</w:t>
       </w:r>
       <w:r>
         <w:rPr>
@@ -162,10 +162,7 @@
         <w:t xml:space="preserve">withdrawal</w:t>
       </w:r>
       <w:r>
-        <w:t xml:space="preserve"> </w:t>
-      </w:r>
-      <w:r>
-        <w:t xml:space="preserve">— the gradual process of disengaging from a sport — from</w:t>
+        <w:t xml:space="preserve">, the gradual process of disengaging from a sport, from</w:t>
       </w:r>
       <w:r>
         <w:t xml:space="preserve"> </w:t>
@@ -280,7 +277,7 @@
         <w:t xml:space="preserve"> </w:t>
       </w:r>
       <w:r>
-        <w:t xml:space="preserve">role-exit framework — in which leaving a social role proceeds through stages of first doubts, seeking and weighing alternatives, a turning point, and the construction of an ex-role identity — to youth sport, interviewing adolescent girls and their parents. Withdrawal resulted from interacting changes in the sport organization, the athletes’ broader lives, and the expectations attached to the young-athlete role; the process could be long, emotionally demanding, and decreasingly reversible. Survey evidence from Norwegian youth complements this picture: stated reasons for leaving organized sport are diverse and patterned by social background, with sport expenses cited more often by minority youth from less-resourced families.</w:t>
+        <w:t xml:space="preserve">role-exit framework, in which leaving a social role proceeds through stages of first doubts, seeking and weighing alternatives, a turning point, and the construction of an ex-role identity, to youth sport, interviewing adolescent girls and their parents. Withdrawal resulted from interacting changes in the sport organization, the athletes’ broader lives, and the expectations attached to the young-athlete role; the process could be long, emotionally demanding, and decreasingly reversible. Survey evidence from Norwegian youth complements this picture: stated reasons for leaving organized sport are diverse and patterned by social background, with sport expenses cited more often by minority youth from less-resourced families.</w:t>
       </w:r>
       <w:r>
         <w:rPr>
@@ -318,7 +315,7 @@
         <w:t xml:space="preserve"> </w:t>
       </w:r>
       <w:r>
-        <w:t xml:space="preserve">involvement motives — intense love of the game or career pursuits — while the larger group appreciate</w:t>
+        <w:t xml:space="preserve">involvement motives (intense love of the game or career pursuits), while the larger group appreciate</w:t>
       </w:r>
       <w:r>
         <w:t xml:space="preserve"> </w:t>
@@ -354,7 +351,7 @@
         <w:t xml:space="preserve"> </w:t>
       </w:r>
       <w:r>
-        <w:t xml:space="preserve">Consistent with the idea that such differences leave behavioral traces well before exit, retrospective comparisons of developmental activities show that youth ice-hockey players who later dropped out already differed from persisting peers in their earlier training patterns — for example, taking up intense sport-specific off-ice training at younger ages.</w:t>
+        <w:t xml:space="preserve">Consistent with the idea that such differences leave behavioral traces well before exit, retrospective comparisons of developmental activities show that youth ice-hockey players who later dropped out already differed from persisting peers in their earlier training patterns, for example taking up intense sport-specific off-ice training at younger ages.</w:t>
       </w:r>
       <w:r>
         <w:rPr>
@@ -396,7 +393,7 @@
         <w:t xml:space="preserve"> </w:t>
       </w:r>
       <w:r>
-        <w:t xml:space="preserve">and the hypothesized timescale (1–3 years) exceeds most prospective follow-up windows — Sarrazin et al.’s</w:t>
+        <w:t xml:space="preserve">and the hypothesized timescale (1–3 years) exceeds most prospective follow-up windows: Sarrazin et al.’s</w:t>
       </w:r>
       <w:r>
         <w:rPr>
@@ -408,7 +405,7 @@
         <w:t xml:space="preserve"> </w:t>
       </w:r>
       <w:r>
-        <w:t xml:space="preserve">21-month handball study is unusually long and still does not bridge the adolescent-to-junior transition. A separate quantitative tradition studies correlates of dropout and development — relative age effects,</w:t>
+        <w:t xml:space="preserve">21-month handball study is unusually long and still does not bridge the adolescent-to-junior transition. A separate quantitative tradition studies correlates of dropout and development, such as relative age effects</w:t>
       </w:r>
       <w:r>
         <w:rPr>
@@ -420,7 +417,7 @@
         <w:t xml:space="preserve"> </w:t>
       </w:r>
       <w:r>
-        <w:t xml:space="preserve">specialization</w:t>
+        <w:t xml:space="preserve">and specialization,</w:t>
       </w:r>
       <w:r>
         <w:rPr>
@@ -432,7 +429,7 @@
         <w:t xml:space="preserve"> </w:t>
       </w:r>
       <w:r>
-        <w:t xml:space="preserve">— and studies of proximal psychological constructs such as burnout, motivation, and peer relations</w:t>
+        <w:t xml:space="preserve">and studies of proximal psychological constructs such as burnout, motivation, and peer relations</w:t>
       </w:r>
       <w:r>
         <w:rPr>
@@ -497,7 +494,7 @@
         <w:t xml:space="preserve"> </w:t>
       </w:r>
       <w:r>
-        <w:t xml:space="preserve">trajectory itself — competition behavior recorded entry by entry — has not, to our knowledge, been examined: an observable proxy for the engagement balance (the net of enjoyment and investment against constraint in the Sport Commitment Model) whose course the qualitative literature describes but cannot measure.</w:t>
+        <w:t xml:space="preserve">trajectory itself, competition behavior recorded entry by entry, has not, to our knowledge, been examined: an observable proxy for the engagement balance (the net of enjoyment and investment against constraint in the Sport Commitment Model) whose course the qualitative literature describes but cannot measure.</w:t>
       </w:r>
     </w:p>
     <w:bookmarkEnd w:id="12"/>
@@ -555,7 +552,7 @@
         <w:t xml:space="preserve"> </w:t>
       </w:r>
       <w:r>
-        <w:t xml:space="preserve">of future retainers and future dropouts would diverge before the final registered season — in two separable forms that we test separately: early between-athlete differences in level, and within-athlete decline. Second, because the determinants of sport commitment are experiential and volitional — enjoyment, investment, alternatives, constraint — rather than ability-based,</w:t>
+        <w:t xml:space="preserve">of future retainers and future dropouts would diverge before the final registered season, in two separable forms that we test separately: early between-athlete differences in level, and within-athlete decline. Second, because the determinants of sport commitment are experiential and volitional (enjoyment, investment, alternatives, constraint) rather than ability-based,</w:t>
       </w:r>
       <w:r>
         <w:rPr>
@@ -599,7 +596,7 @@
         <w:t xml:space="preserve"> </w:t>
       </w:r>
       <w:r>
-        <w:t xml:space="preserve">would. Third — a robustness expectation rather than a theory-derived prediction — the pattern should</w:t>
+        <w:t xml:space="preserve">would. Third, as a robustness expectation rather than a theory-derived prediction, the pattern should</w:t>
       </w:r>
       <w:r>
         <w:t xml:space="preserve"> </w:t>
@@ -631,7 +628,7 @@
         <w:t xml:space="preserve"> </w:t>
       </w:r>
       <w:r>
-        <w:t xml:space="preserve">is an observable behavioral indicator — not a direct measure of motivation — whose temporal structure can be compared with process accounts; convergence between register patterns and the qualitative literature strengthens both.</w:t>
+        <w:t xml:space="preserve">is an observable behavioral indicator, not a direct measure of motivation, whose temporal structure can be compared with process accounts; convergence between register patterns and the qualitative literature strengthens both.</w:t>
       </w:r>
     </w:p>
     <w:p>
@@ -702,7 +699,7 @@
         <w:t xml:space="preserve"> </w:t>
       </w:r>
       <w:r>
-        <w:t xml:space="preserve">(The exception — occasional invitational regional-team matches for 14–15-year-olds — does not gate ordinary competition.) Athletes and their families decide which meets and events to enter; entry fees are ordinarily paid by the club, participation is actively encouraged, and travel distances are typically short. The first genuinely selective competition is the national youth championship (Ungdomsmesterskapet, UM), open from the calendar year athletes turn 15, with event-specific qualifying standards. Two design consequences follow: before age 15, meet counts primarily express the athlete’s own choice rather than selection or entry costs — which licenses interpreting ages-13–14 volume as a behavioral indicator of engagement — and the ages-15–16 window coincides with the first selective gate (UM), which is why the pre-milestone (13–14) and milestone (15–16) windows are analyzed separately.</w:t>
+        <w:t xml:space="preserve">(The exception, occasional invitational regional-team matches for 14–15-year-olds, does not gate ordinary competition.) Athletes and their families decide which meets and events to enter; entry fees are ordinarily paid by the club, participation is actively encouraged, and travel distances are typically short. The first genuinely selective competition is the national youth championship (Ungdomsmesterskapet, UM), open from the calendar year athletes turn 15, with event-specific qualifying standards. Two design consequences follow: before age 15, meet counts primarily express the athlete’s own choice rather than selection or entry costs, which licenses interpreting ages-13–14 volume as a behavioral indicator of engagement; and the ages-15–16 window coincides with the first selective gate (UM), which is why the pre-milestone (13–14) and milestone (15–16) windows are analyzed separately.</w:t>
       </w:r>
     </w:p>
     <w:p>
@@ -710,7 +707,7 @@
         <w:pStyle w:val="BodyText"/>
       </w:pPr>
       <w:r>
-        <w:t xml:space="preserve">The cohort comprises all athletes who competed in any of six consecutive autumn editions (2011–2016) of a regional grassroots youth meet held simultaneously at three venues in eastern, western, and mid Norway (the last also serving the northern districts). Athletes were 13–14 and were entered by their district federations under district quotas, with no qualifying performance standard and no entry fee; this soft selection into the baseline meet is a design feature — disengagement trajectories arise from a baseline of demonstrable engagement. Birth years were restricted to 1998–2002 (boundary years 1997 and 2003 had only one eligible edition), and athletes appearing in both a 13- and a 14-year-old edition were de-duplicated to the earlier one (Supplementary Figure S0). For cross-cohort replication, participants were partitioned into Cohort A (births 1998–2000, baseline meets 2011–2014; n = 1,301) and Cohort B (births 2001–2002, baseline meets 2014–2016; n = 822). Athletes were retained regardless of club transfers (27.8% recorded results for two or more clubs), so changing club does not register as dropout. The total cohort comprised 2,123 athletes (996 male, 1,103 female, 24 with unknown sex), generating 230,868 competition entries through the most recent register update (April 2026).</w:t>
+        <w:t xml:space="preserve">The cohort comprises all athletes who competed in any of six consecutive autumn editions (2011–2016) of a regional grassroots youth meet held simultaneously at three venues in eastern, western, and mid Norway (the last also serving the northern districts). Athletes were 13–14 and were entered by their district federations under district quotas, with no qualifying performance standard and no entry fee; this soft selection into the baseline meet is a design feature: disengagement trajectories arise from a baseline of demonstrable engagement. Birth years were restricted to 1998–2002 (boundary years 1997 and 2003 had only one eligible edition), and athletes appearing in both a 13- and a 14-year-old edition were de-duplicated to the earlier one (Supplementary Figure S0). For cross-cohort replication, participants were partitioned into Cohort A (births 1998–2000, baseline meets 2011–2014; n = 1,301) and Cohort B (births 2001–2002, baseline meets 2014–2016; n = 822). Athletes were retained regardless of club transfers (27.8% recorded results for two or more clubs), so changing club does not register as dropout. The total cohort comprised 2,123 athletes (996 male, 1,103 female, 24 with unknown sex), generating 230,868 competition entries through the most recent register update (April 2026).</w:t>
       </w:r>
     </w:p>
     <w:bookmarkEnd w:id="16"/>
@@ -903,7 +900,7 @@
         </m:r>
       </m:oMath>
       <w:r>
-        <w:t xml:space="preserve">. HHI ranges from 1/k (fully diversified) to 1 (single category). Key variables: hhi_early (first three active seasons), hhi_age_15, and their change. Combined events appear in the register both as a total and as separate constituent results; constituents are counted in their natural categories (multi-event athletes register as diversified; stand-alone combined rows &lt;0.1%). Categories co-occur unevenly (sprints and hurdles share training demands; throws transfer little); the HHI treats them symmetrically — see the limitations.</w:t>
+        <w:t xml:space="preserve">. HHI ranges from 1/k (fully diversified) to 1 (single category). Key variables: hhi_early (first three active seasons), hhi_age_15, and their change. Combined events appear in the register both as a total and as separate constituent results; constituents are counted in their natural categories (multi-event athletes register as diversified; stand-alone combined rows &lt;0.1%). Categories co-occur unevenly (sprints and hurdles share training demands; throws transfer little); the HHI treats them symmetrically (see the limitations).</w:t>
       </w:r>
     </w:p>
     <w:bookmarkEnd w:id="20"/>
@@ -921,7 +918,7 @@
         <w:pStyle w:val="FirstParagraph"/>
       </w:pPr>
       <w:r>
-        <w:t xml:space="preserve">For each athlete and age-year from 13 to 18 we counted distinct meets attended (vol_age_X; a multi-event competition counts as one meet) and total results (res_age_X, which also define active seasons: ≥2 results in a calendar year). Composites: vol_pre_milestone (meets at 13–14), vol_milestone (15–16), their difference, and n_champ_types (championship types before 17) — observable behavioral markers, not direct measures of motivation or commitment.</w:t>
+        <w:t xml:space="preserve">For each athlete and age-year from 13 to 18 we counted distinct meets attended (vol_age_X; a multi-event competition counts as one meet) and total results (res_age_X, which also define active seasons: ≥2 results in a calendar year). Composites: vol_pre_milestone (meets at 13–14), vol_milestone (15–16), their difference, and n_champ_types (championship types before 17). These are observable behavioral markers, not direct measures of motivation or commitment.</w:t>
       </w:r>
     </w:p>
     <w:bookmarkEnd w:id="21"/>
@@ -1063,7 +1060,7 @@
         <w:pStyle w:val="FirstParagraph"/>
       </w:pPr>
       <w:r>
-        <w:t xml:space="preserve">Because the design observes the full eligible population, classical a-priori power analysis does not apply; a detection-capacity analysis (Supplementary Methods; Supplementary Table S4) shows the design could detect hazard ratios ≥1.07 and odds ratios ≥1.20 per SD — well below effect sizes typical of prior dropout research.</w:t>
+        <w:t xml:space="preserve">Because the design observes the full eligible population, classical a-priori power analysis does not apply; a detection-capacity analysis (Supplementary Methods; Supplementary Table S4) shows the design could detect hazard ratios ≥1.07 and odds ratios ≥1.20 per SD, well below effect sizes typical of prior dropout research.</w:t>
       </w:r>
       <w:r>
         <w:rPr>
@@ -1169,7 +1166,7 @@
         <w:t xml:space="preserve"> </w:t>
       </w:r>
       <w:r>
-        <w:t xml:space="preserve">reflects the federation’s binary registration variable — the register holds no gender-identity information.</w:t>
+        <w:t xml:space="preserve">reflects the federation’s binary registration variable; the register holds no gender-identity information.</w:t>
       </w:r>
     </w:p>
     <w:bookmarkEnd w:id="31"/>
@@ -1258,7 +1255,7 @@
         <w:pStyle w:val="FirstParagraph"/>
       </w:pPr>
       <w:r>
-        <w:t xml:space="preserve">Figure 2 presents the central behavioral observation (Figure 1 shows the conceptual model): median competitions per year by age, plotted separately for eventual retainers (n = 348) and non-retainers (n = 1,775). The groups already differ at baseline — medians of 13 vs. 8 meets at age 13, and 17 vs. 8 at age 14 — and from age 15 they diverge sharply: retainers peak at 19 meets and sustain that level through 17, while future dropouts fall from 8 to 3 to 0. Baseline differences and within-athlete pull-back are separated formally in Section 3.5.</w:t>
+        <w:t xml:space="preserve">Figure 2 presents the central behavioral observation (Figure 1 shows the conceptual model): median competitions per year by age, plotted separately for eventual retainers (n = 348) and non-retainers (n = 1,775). The groups already differ at baseline (medians of 13 vs. 8 meets at age 13, and 17 vs. 8 at age 14), and from age 15 they diverge sharply: retainers peak at 19 meets and sustain that level through 17, while future dropouts fall from 8 to 3 to 0. Baseline differences and within-athlete pull-back are separated formally in Section 3.5.</w:t>
       </w:r>
     </w:p>
     <w:p>
@@ -1266,7 +1263,7 @@
         <w:pStyle w:val="BodyText"/>
       </w:pPr>
       <w:r>
-        <w:t xml:space="preserve">Kaplan–Meier curves summarize the attrition (medians in Table 2): half the cohort ceased active competition within 3 years, 75% within 5, steepest at age 17 — the youth-to-junior transition (Supplementary Figure S2). Sex-stratified curves overlap (log-rank χ² = 0.95,</w:t>
+        <w:t xml:space="preserve">Kaplan–Meier curves summarize the attrition (medians in Table 2): half the cohort ceased active competition within 3 years, 75% within 5, steepest at age 17, the youth-to-junior transition (Supplementary Figure S2). Sex-stratified curves overlap (log-rank χ² = 0.95,</w:t>
       </w:r>
       <w:r>
         <w:t xml:space="preserve"> </w:t>
@@ -1282,7 +1279,7 @@
         <w:t xml:space="preserve"> </w:t>
       </w:r>
       <w:r>
-        <w:t xml:space="preserve">= .33). Stratifying descriptively by ages-15–16 volume yields monotonically separated curves — 71% senior retention with ≥31 meets vs. 4% with none (Figure 3) — and stratifying by pre-17 championship types shows the same pattern (Supplementary Figure S3). Formal estimates use baseline-only predictors below.</w:t>
+        <w:t xml:space="preserve">= .33). Stratifying descriptively by ages-15–16 volume yields monotonically separated curves, 71% senior retention with ≥31 meets vs. 4% with none (Figure 3), and stratifying by pre-17 championship types shows the same pattern (Supplementary Figure S3). Formal estimates use baseline-only predictors below.</w:t>
       </w:r>
     </w:p>
     <w:p>
@@ -1426,7 +1423,7 @@
         <w:t xml:space="preserve"> </w:t>
       </w:r>
       <w:r>
-        <w:t xml:space="preserve">&lt; .001) —</w:t>
+        <w:t xml:space="preserve">&lt; .001):</w:t>
       </w:r>
       <w:r>
         <w:t xml:space="preserve"> </w:t>
@@ -1529,7 +1526,7 @@
           <w:b/>
           <w:bCs/>
         </w:rPr>
-        <w:t xml:space="preserve">Early behavioral heterogeneity and within-athlete pull-back contribute independently — they are not substitutes.</w:t>
+        <w:t xml:space="preserve">Early behavioral heterogeneity and within-athlete pull-back contribute independently; they are not substitutes.</w:t>
       </w:r>
       <w:r>
         <w:t xml:space="preserve"> </w:t>
@@ -1593,7 +1590,7 @@
         <w:t xml:space="preserve"> </w:t>
       </w:r>
       <w:r>
-        <w:t xml:space="preserve">&lt; .001) predicted senior status four or more years later (CV-AUC = 0.758) — decline predicts exit among athletes who are all, at measurement, still active.</w:t>
+        <w:t xml:space="preserve">&lt; .001) predicted senior status four or more years later (CV-AUC = 0.758): decline predicts exit among athletes who are all, at measurement, still active.</w:t>
       </w:r>
     </w:p>
     <w:p>
@@ -1601,7 +1598,7 @@
         <w:pStyle w:val="BodyText"/>
       </w:pPr>
       <w:r>
-        <w:t xml:space="preserve">Third, exit-aligned trajectories. Aligned to each dropout’s own final active season (n = 1,139 with final seasons at ages 15–19), median volumes at T−3, T−2, T−1, and T were 12, 10, 9, and 4 meets — a within-athlete taper, not a cliff. 95% were still competing in their penultimate season; among final seasons at 16+ (n = 795), 74% showed a</w:t>
+        <w:t xml:space="preserve">Third, exit-aligned trajectories. Aligned to each dropout’s own final active season (n = 1,139 with final seasons at ages 15–19), median volumes at T−3, T−2, T−1, and T were 12, 10, 9, and 4 meets, a within-athlete taper rather than a cliff. 95% were still competing in their penultimate season; among final seasons at 16+ (n = 795), 74% showed a</w:t>
       </w:r>
       <w:r>
         <w:t xml:space="preserve"> </w:t>
@@ -1653,7 +1650,7 @@
         <w:pStyle w:val="FirstParagraph"/>
       </w:pPr>
       <w:r>
-        <w:t xml:space="preserve">In a fully time-aligned comparison — behavior and performance both measured at ages 13–14, removing any temporal advantage — behavior still discriminates better: AUC = 0.607 for sex + baseline Tyrving, 0.740 for sex + ages-13–14 volume, 0.737 for both combined (Supplementary Table S15). A within-baseline performance</w:t>
+        <w:t xml:space="preserve">In a fully time-aligned comparison, with behavior and performance both measured at ages 13–14 to remove any temporal advantage, behavior still discriminates better: AUC = 0.607 for sex + baseline Tyrving, 0.740 for sex + ages-13–14 volume, 0.737 for both combined (Supplementary Table S15). A within-baseline performance</w:t>
       </w:r>
       <w:r>
         <w:t xml:space="preserve"> </w:t>
@@ -1669,7 +1666,7 @@
         <w:t xml:space="preserve"> </w:t>
       </w:r>
       <w:r>
-        <w:t xml:space="preserve">(Tyrving change from 13 to 14) raised the performance-only AUC only to 0.640 (n = 1,350) — still well short of volume.</w:t>
+        <w:t xml:space="preserve">(Tyrving change from 13 to 14) raised the performance-only AUC only to 0.640 (n = 1,350), still well short of volume.</w:t>
       </w:r>
     </w:p>
     <w:p>
@@ -1693,7 +1690,7 @@
         <w:t xml:space="preserve"> </w:t>
       </w:r>
       <w:r>
-        <w:t xml:space="preserve">performance strata: splitting the cohort by baseline-Tyrving quartile and pre-milestone volume (above/below median), above-median volume was associated with higher senior retention in every quartile — 16.3% vs. 10.0% in the lowest-performing quartile, 18.0% vs. 4.2%, 25.8% vs. 4.7%, and 34.1% vs. 13.2% in the highest. Volume is related to, but clearly not reducible to, performance level.</w:t>
+        <w:t xml:space="preserve">performance strata: splitting the cohort by baseline-Tyrving quartile and pre-milestone volume (above/below median), above-median volume was associated with higher senior retention in every quartile: 16.3% vs. 10.0% in the lowest-performing quartile, then 18.0% vs. 4.2%, 25.8% vs. 4.7%, and 34.1% vs. 13.2% in the highest. Volume is related to, but clearly not reducible to, performance level.</w:t>
       </w:r>
     </w:p>
     <w:bookmarkEnd w:id="39"/>
@@ -1747,7 +1744,7 @@
         <w:pStyle w:val="FirstParagraph"/>
       </w:pPr>
       <w:r>
-        <w:t xml:space="preserve">Because the primary analysis uses only baseline-window data, a prospective rule can be evaluated at the end of the age-14 season (Table 6, with bootstrap CIs). At a moderate threshold (vol &lt; 10 meets across ages 13–14, flagging 26.4%), senior retention was 5.7% among flagged athletes versus 20.2% among unflagged — a 3.5-fold difference in retention prospects (PPV = 0.94, sensitivity = 0.30). Lower thresholds (&lt; 5; 9.3% flagged) suit targeted outreach, higher (&lt; 15; 43.1%) broaden the screen. Two properties discipline use: PPV partly reflects the 84% base rate (~10-point precision gain), and NPV = 0.20 means unflagged athletes are</w:t>
+        <w:t xml:space="preserve">Because the primary analysis uses only baseline-window data, a prospective rule can be evaluated at the end of the age-14 season (Table 6, with bootstrap CIs). At a moderate threshold (vol &lt; 10 meets across ages 13–14, flagging 26.4%), senior retention was 5.7% among flagged athletes versus 20.2% among unflagged, a 3.5-fold difference in retention prospects (PPV = 0.94, sensitivity = 0.30). Lower thresholds (&lt; 5; 9.3% flagged) suit targeted outreach, higher (&lt; 15; 43.1%) broaden the screen. Two properties discipline use: PPV partly reflects the 84% base rate (~10-point precision gain), and NPV = 0.20 means unflagged athletes are</w:t>
       </w:r>
       <w:r>
         <w:t xml:space="preserve"> </w:t>
@@ -1766,10 +1763,7 @@
         <w:t xml:space="preserve">“safe”</w:t>
       </w:r>
       <w:r>
-        <w:t xml:space="preserve"> </w:t>
-      </w:r>
-      <w:r>
-        <w:t xml:space="preserve">— four in five also fail to retain. The flag concentrates risk; it certifies no one’s continuation.</w:t>
+        <w:t xml:space="preserve">: four in five also fail to retain. The flag concentrates risk; it certifies no one’s continuation.</w:t>
       </w:r>
     </w:p>
     <w:p>
@@ -1853,7 +1847,7 @@
         <w:t xml:space="preserve"> </w:t>
       </w:r>
       <w:r>
-        <w:t xml:space="preserve">track and field — a different construct from multisport diversification; the distinction is developed in §4.6.</w:t>
+        <w:t xml:space="preserve">track and field, a different construct from multisport diversification; the distinction is developed in §4.6.</w:t>
       </w:r>
     </w:p>
     <w:bookmarkEnd w:id="42"/>
@@ -1905,7 +1899,15 @@
         <w:t xml:space="preserve">Table 7 about here</w:t>
       </w:r>
       <w:r>
-        <w:t xml:space="preserve">] On the primary specification, the effect was robust to outcome definition (OR = 2.29, 2.40, 2.26 across the three definitions; Supplementary Table S9), to the fixed-window outcome (ages 20–22: OR = 2.43; Supplementary Table S24), to multiple imputation (OR = 2.34, 95% CI [2.07, 2.66]; Supplementary Table S21), and to cluster-robust standard errors (Supplementary Table S2). For unmeasured confounding, converting the primary odds ratio for this common outcome to a risk ratio (≈1.55) gives an E-value of 2.5 (baseline-only Cox: 2.6; Supplementary Table S3): a confounder would need risk-ratio associations of ≈2.5 with both early volume and retention — stronger than any measured covariate — to fully explain the association.</w:t>
+        <w:t xml:space="preserve">]</w:t>
+      </w:r>
+    </w:p>
+    <w:p>
+      <w:pPr>
+        <w:pStyle w:val="BodyText"/>
+      </w:pPr>
+      <w:r>
+        <w:t xml:space="preserve">On the primary specification, the effect was robust to outcome definition (OR = 2.29, 2.40, 2.26 across the three definitions; Supplementary Table S9), to the fixed-window outcome (ages 20–22: OR = 2.43; Supplementary Table S24), to multiple imputation (OR = 2.34, 95% CI [2.07, 2.66]; Supplementary Table S21), and to cluster-robust standard errors (Supplementary Table S2). For unmeasured confounding, converting the primary odds ratio for this common outcome to a risk ratio (≈1.55) gives an E-value of 2.5 (baseline-only Cox: 2.6; Supplementary Table S3): a confounder would need risk-ratio associations of ≈2.5 with both early volume and retention, stronger than any measured covariate, to fully explain the association.</w:t>
       </w:r>
     </w:p>
     <w:p>
@@ -1940,7 +1942,7 @@
         <w:pStyle w:val="FirstParagraph"/>
       </w:pPr>
       <w:r>
-        <w:t xml:space="preserve">Four findings emerge from this 14-year follow-up of 2,123 young athletes. First, competition volume at ages 13–14 was strongly and prospectively associated with retaining senior competition. Second, the association replicated across both birth cohorts and withstood structural controls, club random effects, and multiple imputation. Third, the dropout signal decomposed into two independent components — early behavioral heterogeneity visible at 13–14, and a genuine within-athlete pull-back: exit-aligned trajectories showed most dropouts tapering (median 12 → 10 → 9 → 4 meets across their last four seasons), and decline predicted exit even among athletes all still active at 16. Fourth, higher event-category concentration within track and field was associated with higher retention, robust to count-dependence checks — a different construct from, not a contradiction of, multisport diversification (§4.6).</w:t>
+        <w:t xml:space="preserve">Four findings emerge from this 14-year follow-up of 2,123 young athletes. First, competition volume at ages 13–14 was strongly and prospectively associated with retaining senior competition. Second, the association replicated across both birth cohorts and withstood structural controls, club random effects, and multiple imputation. Third, the dropout signal decomposed into two independent components: early behavioral heterogeneity visible at 13–14, and a genuine within-athlete pull-back. Exit-aligned trajectories showed most dropouts tapering (median 12 → 10 → 9 → 4 meets across their last four seasons), and decline predicted exit even among athletes all still active at 16. Fourth, higher event-category concentration within track and field was associated with higher retention, robust to count-dependence checks; this is a different construct from, not a contradiction of, multisport diversification (§4.6).</w:t>
       </w:r>
     </w:p>
     <w:bookmarkEnd w:id="45"/>
@@ -1974,7 +1976,7 @@
         <w:t xml:space="preserve"> </w:t>
       </w:r>
       <w:r>
-        <w:t xml:space="preserve">closed the gap only slightly (0.640). Performance reflects capability; volume reflects the athlete’s own choices about taking part — licensed by the open-entry structure of Section 2.2 — and those choices matter more for disengagement than capability does. Two caveats: volume is a near-noiseless count while Tyrving is a scored maximum with ~20% missingness, so part of the gap could be measurement precision (the within-stratum effects argue not all of it); and predictor and outcome both index registered activity, so</w:t>
+        <w:t xml:space="preserve">closed the gap only slightly (0.640). Performance reflects capability; volume reflects the athlete’s own choices about taking part (licensed by the open-entry structure of Section 2.2), and those choices matter more for disengagement than capability does. Two caveats: volume is a near-noiseless count while Tyrving is a scored maximum with ~20% missingness, so part of the gap could be measurement precision (the within-stratum effects argue not all of it); and predictor and outcome both index registered activity, so</w:t>
       </w:r>
       <w:r>
         <w:t xml:space="preserve"> </w:t>
@@ -2019,7 +2021,7 @@
         <w:t xml:space="preserve">10</w:t>
       </w:r>
       <w:r>
-        <w:t xml:space="preserve">; the channel is attenuated here — clubs pay entry fees, travel is short — but not eliminated, and the register holds no socioeconomic data.</w:t>
+        <w:t xml:space="preserve">; the channel is attenuated here (clubs pay entry fees, travel is short) but not eliminated, and the register holds no socioeconomic data.</w:t>
       </w:r>
       <w:r>
         <w:t xml:space="preserve"> </w:t>
@@ -2060,10 +2062,7 @@
         <w:t xml:space="preserve">Periodization</w:t>
       </w:r>
       <w:r>
-        <w:t xml:space="preserve"> </w:t>
-      </w:r>
-      <w:r>
-        <w:t xml:space="preserve">— competing less to peak later — is unlikely: the decline spans successive calendar years and ends in exit, not a peak.</w:t>
+        <w:t xml:space="preserve">, competing less in order to peak later, is unlikely: the decline spans successive calendar years and ends in exit, not a peak.</w:t>
       </w:r>
     </w:p>
     <w:bookmarkEnd w:id="46"/>
@@ -2073,7 +2072,7 @@
         <w:pStyle w:val="Heading2"/>
       </w:pPr>
       <w:r>
-        <w:t xml:space="preserve">4.3 Pull-back is real at the individual level — and so is early heterogeneity</w:t>
+        <w:t xml:space="preserve">4.3 Pull-back is real at the individual level, and so is early heterogeneity</w:t>
       </w:r>
     </w:p>
     <w:p>
@@ -2081,7 +2080,7 @@
         <w:pStyle w:val="FirstParagraph"/>
       </w:pPr>
       <w:r>
-        <w:t xml:space="preserve">Is the divergence in Figure 2 genuine within-athlete pull-back, or early differentiation only — or an artifact of averaging abrupt exits at heterogeneous ages? The exit-aligned analyses answer at the individual level: 95% of dropouts were still competing in their penultimate season, 74% had a reduced-but-nonzero penultimate season, and only 19% exited directly from peak volume — a two-to-three-season taper, not a cliff. Both components are nonetheless real: level and change carried independent information (Table 4), the pattern held in the contamination-free window (level OR = 3.04; change OR = 1.88), and future dropouts already differed at 13–14 — consistent with retrospective evidence that dropouts’ developmental activities differ years before exit.</w:t>
+        <w:t xml:space="preserve">Is the divergence in Figure 2 genuine within-athlete pull-back, or early differentiation only, or an artifact of averaging abrupt exits at heterogeneous ages? The exit-aligned analyses answer at the individual level: 95% of dropouts were still competing in their penultimate season, 74% had a reduced-but-nonzero penultimate season, and only 19% exited directly from peak volume. The typical exit is a two-to-three-season taper, not a cliff. Both components are nonetheless real: level and change carried independent information (Table 4), the pattern held in the contamination-free window (level OR = 3.04; change OR = 1.88), and future dropouts already differed at 13–14, consistent with retrospective evidence that dropouts’ developmental activities differ years before exit.</w:t>
       </w:r>
       <w:r>
         <w:rPr>
@@ -2149,7 +2148,7 @@
         <w:t xml:space="preserve"> </w:t>
       </w:r>
       <w:r>
-        <w:t xml:space="preserve">commitment — the latter less sustainable and linked to burnout.</w:t>
+        <w:t xml:space="preserve">commitment, the latter less sustainable and linked to burnout.</w:t>
       </w:r>
       <w:r>
         <w:rPr>
@@ -2173,7 +2172,7 @@
         <w:t xml:space="preserve"> </w:t>
       </w:r>
       <w:r>
-        <w:t xml:space="preserve">describe leaving as a gradual deliberative passage — first doubts, weighing of alternatives, a turning point — among athletes who remain formally involved: precisely what the exit-aligned trajectories show, a typical future dropout still competing, at reduced volume, for two to three seasons before the final exit. The register cannot observe the deliberation, but it can now observe its behavioral shape — two to three thinning seasons — at the individual level.</w:t>
+        <w:t xml:space="preserve">describe leaving as a gradual deliberative passage (first doubts, weighing of alternatives, a turning point) among athletes who remain formally involved: precisely what the exit-aligned trajectories show, a typical future dropout still competing, at reduced volume, for two to three seasons before the final exit. The register cannot observe the deliberation, but it can now observe its behavioral shape, two to three thinning seasons, at the individual level.</w:t>
       </w:r>
     </w:p>
     <w:p>
@@ -2194,10 +2193,7 @@
         <w:t xml:space="preserve">disengagement from sport</w:t>
       </w:r>
       <w:r>
-        <w:t xml:space="preserve"> </w:t>
-      </w:r>
-      <w:r>
-        <w:t xml:space="preserve">— the commitment-erosion reading. It may also mark</w:t>
+        <w:t xml:space="preserve">, the commitment-erosion reading. It may also mark</w:t>
       </w:r>
       <w:r>
         <w:t xml:space="preserve"> </w:t>
@@ -2210,7 +2206,7 @@
         <w:t xml:space="preserve">engagement reallocation</w:t>
       </w:r>
       <w:r>
-        <w:t xml:space="preserve">: ages 14–16 are precisely when Norwegian multi-sport youth consolidate into one sport, so for some athletes declining track-and-field volume signals rising commitment to handball or football rather than to nothing — the developmentally appropriate transitions that Battaglia et al.</w:t>
+        <w:t xml:space="preserve">: ages 14–16 are precisely when Norwegian multi-sport youth consolidate into one sport, so for some athletes declining track-and-field volume signals rising commitment to handball or football rather than to nothing: the developmentally appropriate transitions that Battaglia et al.</w:t>
       </w:r>
       <w:r>
         <w:rPr>
@@ -2262,7 +2258,7 @@
         <w:t xml:space="preserve"> </w:t>
       </w:r>
       <w:r>
-        <w:t xml:space="preserve">mechanism — erosion, reallocation, or constraint — leaves a footprint readable in registered activity years before exit.</w:t>
+        <w:t xml:space="preserve">mechanism (erosion, reallocation, or constraint) leaves a footprint readable in registered activity years before exit.</w:t>
       </w:r>
     </w:p>
     <w:bookmarkEnd w:id="48"/>
@@ -2296,7 +2292,7 @@
         <w:t xml:space="preserve"> </w:t>
       </w:r>
       <w:r>
-        <w:t xml:space="preserve">= .33); adjusted, females retained at significantly lower odds in every layer of the primary model (OR = 0.72 sex-only, 0.60 full model; Table 3) —</w:t>
+        <w:t xml:space="preserve">= .33); adjusted, females retained at significantly lower odds in every layer of the primary model (OR = 0.72 sex-only, 0.60 full model; Table 3):</w:t>
       </w:r>
       <w:r>
         <w:t xml:space="preserve"> </w:t>
@@ -2309,7 +2305,7 @@
         <w:t xml:space="preserve">conditional on the same early volume, concentration, and performance</w:t>
       </w:r>
       <w:r>
-        <w:t xml:space="preserve">, girls were less likely to remain, their higher early volumes partially masking the gap in unadjusted comparisons. The behavioral mechanism itself was similar across sexes (Supplementary Table S7): milestone-window volume reduced cessation hazard similarly for males (HR = 0.43) and females (HR = 0.45), C-index 0.843 for each — the residual sex effect operates</w:t>
+        <w:t xml:space="preserve">, girls were less likely to remain, their higher early volumes partially masking the gap in unadjusted comparisons. The behavioral mechanism itself was similar across sexes (Supplementary Table S7): milestone-window volume reduced cessation hazard similarly for males (HR = 0.43) and females (HR = 0.45), C-index 0.843 for each, so the residual sex effect operates</w:t>
       </w:r>
       <w:r>
         <w:t xml:space="preserve"> </w:t>
@@ -2406,10 +2402,7 @@
         <w:t xml:space="preserve">across sports</w:t>
       </w:r>
       <w:r>
-        <w:t xml:space="preserve"> </w:t>
-      </w:r>
-      <w:r>
-        <w:t xml:space="preserve">— sampling versus single-sport specialization and its consequences for elite performance and health.</w:t>
+        <w:t xml:space="preserve">: sampling versus single-sport specialization and its consequences for elite performance and health.</w:t>
       </w:r>
       <w:r>
         <w:rPr>
@@ -2437,7 +2430,7 @@
         <w:t xml:space="preserve"> </w:t>
       </w:r>
       <w:r>
-        <w:t xml:space="preserve">one sport, conditional on already participating in it, and the register says nothing about other sports: an athlete concentrated within track and field may simultaneously be a multisport sampler. The constructs are related but not interchangeable — and the across-sport evidence is itself less settled than often assumed: in youth swimming, early-specialization markers were, contrary to expectation,</w:t>
+        <w:t xml:space="preserve">one sport, conditional on already participating in it, and the register says nothing about other sports: an athlete concentrated within track and field may simultaneously be a multisport sampler. The constructs are related but not interchangeable, and the across-sport evidence is itself less settled than often assumed: in youth swimming, early-specialization markers were, contrary to expectation,</w:t>
       </w:r>
       <w:r>
         <w:t xml:space="preserve"> </w:t>
@@ -2465,7 +2458,7 @@
         <w:t xml:space="preserve"> </w:t>
       </w:r>
       <w:r>
-        <w:t xml:space="preserve">and blanket condemnation of early specialization has been argued to outrun the evidence</w:t>
+        <w:t xml:space="preserve">and blanket condemnation of early specialization has been argued to outrun the evidence.</w:t>
       </w:r>
       <w:r>
         <w:rPr>
@@ -2477,7 +2470,7 @@
         <w:t xml:space="preserve"> </w:t>
       </w:r>
       <w:r>
-        <w:t xml:space="preserve">— both consistent with our within-sport result. The outcome also differs (retention at 20, not elite performance), and HHI is not a proxy for main-event performance (r = −0.05; coefficient unchanged when primary-category Tyrving is added; Supplementary Table S18). Governing bodies should read this neither as a license to push early specialization nor as grounds for forced diversification among motivated adolescents.</w:t>
+        <w:t xml:space="preserve">Both findings are consistent with our within-sport result. The outcome also differs (retention at 20, not elite performance), and HHI is not a proxy for main-event performance (r = −0.05; coefficient unchanged when primary-category Tyrving is added; Supplementary Table S18). Governing bodies should read this neither as a license to push early specialization nor as grounds for forced diversification among motivated adolescents.</w:t>
       </w:r>
     </w:p>
     <w:bookmarkEnd w:id="50"/>
@@ -2495,7 +2488,7 @@
         <w:pStyle w:val="FirstParagraph"/>
       </w:pPr>
       <w:r>
-        <w:t xml:space="preserve">Registers address two structural problems in dropout research — withdrawn athletes are hard to recruit, and retrospective accounts compress a continuous process into a remembered decision — by providing a complete population and continuous rather than reconstructed behavioral sequences. Registers bring no new theory; they bring a longitudinal behavioral test of theories built largely on cross-sectional or short-prospective evidence — here a well-calibrated baseline-only signal (AUC = 0.751), internal replication, robustness across structural, club-level, and missing-data checks, and an E-value of ≈2.5.</w:t>
+        <w:t xml:space="preserve">Registers address two structural problems in dropout research: withdrawn athletes are hard to recruit, and retrospective accounts compress a continuous process into a remembered decision. Registration records provide a complete population and continuous rather than reconstructed behavioral sequences. Registers bring no new theory; they bring a longitudinal behavioral test of theories built largely on cross-sectional or short-prospective evidence: here a well-calibrated baseline-only signal (AUC = 0.751), internal replication, robustness across structural, club-level, and missing-data checks, and an E-value of ≈2.5.</w:t>
       </w:r>
     </w:p>
     <w:bookmarkEnd w:id="51"/>
@@ -2542,7 +2535,7 @@
         <w:t xml:space="preserve"> </w:t>
       </w:r>
       <w:r>
-        <w:t xml:space="preserve">retention support would reach and how early — whether such support works is the pilot question in §4.10. Four implications follow.</w:t>
+        <w:t xml:space="preserve">retention support would reach and how early; whether such support works is the pilot question in §4.10. Four implications follow.</w:t>
       </w:r>
     </w:p>
     <w:p>
@@ -2560,7 +2553,7 @@
         <w:t xml:space="preserve"> </w:t>
       </w:r>
       <w:r>
-        <w:t xml:space="preserve">Flag athletes whose ages-13–14 competition count falls below a threshold. At &lt; 10 meets, the flag captures 26% of the cohort whose senior retention is 5.7%, versus 20.2% among the unflagged — a 3.5-fold difference, computed automatically from data the federation already holds (Table 6). Every flagged athlete is low-but-active (cohort entry guarantees a baseline meet), so the flag list is an outreach list, and the same threshold behaves similarly against an activity-at-17 outcome (14% vs 51% still active) — it serves the adolescent-exit target as well as the senior one. Two numbers discipline its use: sensitivity is 0.30, so most future dropouts are</w:t>
+        <w:t xml:space="preserve">Flag athletes whose ages-13–14 competition count falls below a threshold. At &lt; 10 meets, the flag captures 26% of the cohort whose senior retention is 5.7%, versus 20.2% among the unflagged, a 3.5-fold difference computed automatically from data the federation already holds (Table 6). Every flagged athlete is low-but-active (cohort entry guarantees a baseline meet), so the flag list is an outreach list, and the same threshold behaves similarly against an activity-at-17 outcome (14% vs 51% still active), so it serves the adolescent-exit target as well as the senior one. Two numbers discipline its use: sensitivity is 0.30, so most future dropouts are</w:t>
       </w:r>
       <w:r>
         <w:t xml:space="preserve"> </w:t>
@@ -2576,7 +2569,7 @@
         <w:t xml:space="preserve"> </w:t>
       </w:r>
       <w:r>
-        <w:t xml:space="preserve">flagged, and unflagged athletes’ own retention is only ~20% — a flag concentrates risk; its absence reassures no one. Flagging should therefore</w:t>
+        <w:t xml:space="preserve">flagged, and unflagged athletes’ own retention is only ~20%. A flag concentrates risk; its absence reassures no one. Flagging should therefore</w:t>
       </w:r>
       <w:r>
         <w:t xml:space="preserve"> </w:t>
@@ -2610,7 +2603,7 @@
         <w:t xml:space="preserve"> </w:t>
       </w:r>
       <w:r>
-        <w:t xml:space="preserve">Level and change carry independent information (Section 3.5): screen on level at end of age 14 and on change at end of age 15 — the latter just after the first selective gate and ahead of the steepest attrition at 17.</w:t>
+        <w:t xml:space="preserve">Level and change carry independent information (Section 3.5): screen on level at end of age 14 and on change at end of age 15, the latter just after the first selective gate and ahead of the steepest attrition at 17.</w:t>
       </w:r>
     </w:p>
     <w:p>
@@ -2622,13 +2615,13 @@
           <w:b/>
           <w:bCs/>
         </w:rPr>
-        <w:t xml:space="preserve">(3) Lower the cost side of the next competition cycle — as an offer, never as pressure.</w:t>
-      </w:r>
-      <w:r>
-        <w:t xml:space="preserve"> </w:t>
-      </w:r>
-      <w:r>
-        <w:t xml:space="preserve">With entry fees club-paid and travel short (Section 2.2), the remaining levers are residual and psychological costs: membership and equipment support, coach-accompanied transport, low-stakes practice meets, and an explicit signal that participation is welcome regardless of performance — each acting on the cost side of the engagement balance.</w:t>
+        <w:t xml:space="preserve">(3) Lower the cost side of the next competition cycle, as an offer and never as pressure.</w:t>
+      </w:r>
+      <w:r>
+        <w:t xml:space="preserve"> </w:t>
+      </w:r>
+      <w:r>
+        <w:t xml:space="preserve">With entry fees club-paid and travel short (Section 2.2), the remaining levers are residual and psychological costs: membership and equipment support, coach-accompanied transport, low-stakes practice meets, and an explicit signal that participation is welcome regardless of performance, each acting on the cost side of the engagement balance.</w:t>
       </w:r>
       <w:r>
         <w:rPr>
@@ -2640,7 +2633,7 @@
         <w:t xml:space="preserve"> </w:t>
       </w:r>
       <w:r>
-        <w:t xml:space="preserve">The register cannot distinguish athletes who are blocked from athletes choosing other priorities, and for the latter — a large group by design in a low-threshold system — retention pressure would be misplaced. Flags identify</w:t>
+        <w:t xml:space="preserve">The register cannot distinguish athletes who are blocked from athletes choosing other priorities, and for the latter, a large group by design in a low-threshold system, retention pressure would be misplaced. Flags identify</w:t>
       </w:r>
       <w:r>
         <w:t xml:space="preserve"> </w:t>
@@ -2724,7 +2717,7 @@
         <w:t xml:space="preserve"> </w:t>
       </w:r>
       <w:r>
-        <w:t xml:space="preserve">Operational flagging means algorithmic risk-profiling of minors, and the research-ethics exemption this study relies on (Section 2.7) licenses none of it. Deployment would require a federation’s own legal basis and a data-protection impact assessment; flags visible to a designated officer rather than routinely to coaches (avoiding expectancy and labeling effects); informed families with an opt-out; a retention limit for flag data; and attention to equity, which the register cannot audit for lack of socioeconomic data. That the screen runs without athlete contact is a transparency problem to solve, not a feature. And the flag must be support-only: the same list that identifies whom to help could identify whom a stretched club quietly deprioritizes — deployment must rule that use out. These preconditions, and the untested intervention effect, are why the next step is the pilot of §4.10 rather than adoption.</w:t>
+        <w:t xml:space="preserve">Operational flagging means algorithmic risk-profiling of minors, and the research-ethics exemption this study relies on (Section 2.7) licenses none of it. Deployment would require a federation’s own legal basis and a data-protection impact assessment; flags visible to a designated officer rather than routinely to coaches (avoiding expectancy and labeling effects); informed families with an opt-out; a retention limit for flag data; and attention to equity, which the register cannot audit for lack of socioeconomic data. That the screen runs without athlete contact is a transparency problem to solve, not a feature. And the flag must be support-only: the same list that identifies whom to help could identify whom a stretched club quietly deprioritizes, and deployment must rule that use out. These preconditions, and the untested intervention effect, are why the next step is the pilot of §4.10 rather than adoption.</w:t>
       </w:r>
     </w:p>
     <w:bookmarkEnd w:id="52"/>
@@ -2755,7 +2748,7 @@
         <w:t xml:space="preserve">attrition from track-and-field competition</w:t>
       </w:r>
       <w:r>
-        <w:t xml:space="preserve">, not from sport: a sport-switcher counts as a dropout, and the reallocation share is unbounded (§4.4). Second, the register records official results, not subjective experience — nor injury, a leading cause of attrition in this sport,</w:t>
+        <w:t xml:space="preserve">, not from sport: a sport-switcher counts as a dropout, and the reallocation share is unbounded (§4.4). Second, the register records official results, not subjective experience, nor injury, a leading cause of attrition in this sport</w:t>
       </w:r>
       <w:r>
         <w:rPr>
@@ -2764,10 +2757,7 @@
         <w:t xml:space="preserve">3</w:t>
       </w:r>
       <w:r>
-        <w:t xml:space="preserve"> </w:t>
-      </w:r>
-      <w:r>
-        <w:t xml:space="preserve">so part of the pull-back is plausibly non-volitional; the qualitative literature remains essential for</w:t>
+        <w:t xml:space="preserve">; part of the pull-back is therefore plausibly non-volitional, and the qualitative literature remains essential for</w:t>
       </w:r>
       <w:r>
         <w:t xml:space="preserve"> </w:t>
@@ -2783,7 +2773,7 @@
         <w:t xml:space="preserve"> </w:t>
       </w:r>
       <w:r>
-        <w:t xml:space="preserve">volume declines. Third, the population is soft-selected through club membership and district entry, and the three venues cover eastern, western, and mid Norway, with northern districts served by the mid-Norway venue. Fourth, predictor and outcome share a measurement scale; despite the baseline-only model, the contamination-free change model, exit-aligned trajectories, and landmark and zero-volume sensitivities, structural overlap remains a conceptual limitation of register-only designs. Fifth, the post-baseline Cox specification violated proportional hazards (Schoenfeld χ² = 220.77); its estimates are descriptive only. Sixth, the HHI treats event categories symmetrically although they co-occur unevenly (98% of hurdlers also sprinted), so identical values can represent different combination patterns; the direction of the association was nonetheless robust. Seventh, the youngest cohort has at most four post-senior years of observation, though the fixed-window outcome gives near-identical results. Eighth, on the applied side: the thresholds are calibrated to a complete-register, open-entry, club-pays system and do not transfer to coach-gated or pay-to-play systems without re-derivation — and no intervention effect has been demonstrated: §4.8 is targeting logic, not evaluated policy.</w:t>
+        <w:t xml:space="preserve">volume declines. Third, the population is soft-selected through club membership and district entry, and the three venues cover eastern, western, and mid Norway, with northern districts served by the mid-Norway venue. Fourth, predictor and outcome share a measurement scale; despite the baseline-only model, the contamination-free change model, exit-aligned trajectories, and landmark and zero-volume sensitivities, structural overlap remains a conceptual limitation of register-only designs. Fifth, the post-baseline Cox specification violated proportional hazards (Schoenfeld χ² = 220.77); its estimates are descriptive only. Sixth, the HHI treats event categories symmetrically although they co-occur unevenly (98% of hurdlers also sprinted), so identical values can represent different combination patterns; the direction of the association was nonetheless robust. Seventh, the youngest cohort has at most four post-senior years of observation, though the fixed-window outcome gives near-identical results. Eighth, on the applied side: the thresholds are calibrated to a complete-register, open-entry, club-pays system and do not transfer to coach-gated or pay-to-play systems without re-derivation, and no intervention effect has been demonstrated: §4.8 is targeting logic, not evaluated policy.</w:t>
       </w:r>
     </w:p>
     <w:bookmarkEnd w:id="53"/>
@@ -2819,7 +2809,7 @@
         <w:pStyle w:val="FirstParagraph"/>
       </w:pPr>
       <w:r>
-        <w:t xml:space="preserve">Senior retention in Norwegian youth track and field is prospectively associated with baseline-window competition behavior: athletes who already compete more at ages 13–14 retain at substantially higher rates, and those who decline retain at substantially lower rates — a decline visible within athletes, years before exit, and no averaging artifact. The effect withstands structural, club-level, missing-data, and outcome-definition checks and replicates across cohorts; early heterogeneity and pull-back contribute independently. The findings are consistent with — though do not by themselves confirm — accounts of withdrawal as a gradual deliberative process, and they yield a register-implementable targeting rule whose intervention value, under the governance preconditions above, is now a testable question.</w:t>
+        <w:t xml:space="preserve">Senior retention in Norwegian youth track and field is prospectively associated with baseline-window competition behavior: athletes who already compete more at ages 13–14 retain at substantially higher rates, and those who decline retain at substantially lower rates. The decline is visible within athletes, years before exit, and is no averaging artifact. The effect withstands structural, club-level, missing-data, and outcome-definition checks and replicates across cohorts; early heterogeneity and pull-back contribute independently. The findings are consistent with, though do not by themselves confirm, accounts of withdrawal as a gradual deliberative process, and they yield a register-implementable targeting rule whose intervention value, under the governance preconditions above, is now a testable question.</w:t>
       </w:r>
     </w:p>
     <w:p>

--- a/forskning/ncc-kohort/submission_pse/MANUSCRIPT_IJSSC.docx
+++ b/forskning/ncc-kohort/submission_pse/MANUSCRIPT_IJSSC.docx
@@ -2,7 +2,7 @@
 <file path=word/document.xml><?xml version="1.0" encoding="utf-8"?>
 <w:document xmlns:w="http://schemas.openxmlformats.org/wordprocessingml/2006/main" xmlns:m="http://schemas.openxmlformats.org/officeDocument/2006/math" xmlns:r="http://schemas.openxmlformats.org/officeDocument/2006/relationships" xmlns:o="urn:schemas-microsoft-com:office:office" xmlns:v="urn:schemas-microsoft-com:vml" xmlns:w10="urn:schemas-microsoft-com:office:word" xmlns:a="http://schemas.openxmlformats.org/drawingml/2006/main" xmlns:pic="http://schemas.openxmlformats.org/drawingml/2006/picture" xmlns:wp="http://schemas.openxmlformats.org/drawingml/2006/wordprocessingDrawing">
   <w:body>
-    <w:bookmarkStart w:id="65" w:name="Xc35107a2ed49a74c8ee51c8c78122e736058acc"/>
+    <w:bookmarkStart w:id="66" w:name="Xc35107a2ed49a74c8ee51c8c78122e736058acc"/>
     <w:p>
       <w:pPr>
         <w:pStyle w:val="Heading1"/>
@@ -14,6 +14,42 @@
     <w:p>
       <w:pPr>
         <w:pStyle w:val="FirstParagraph"/>
+      </w:pPr>
+      <w:r>
+        <w:rPr>
+          <w:b/>
+          <w:bCs/>
+        </w:rPr>
+        <w:t xml:space="preserve">Atle Guttormsen</w:t>
+      </w:r>
+      <w:r>
+        <w:t xml:space="preserve"> </w:t>
+      </w:r>
+      <w:r>
+        <w:t xml:space="preserve">School of Economics and Business, Norwegian University of Life Sciences (NMBU), Ås, Norway</w:t>
+      </w:r>
+    </w:p>
+    <w:p>
+      <w:pPr>
+        <w:pStyle w:val="BodyText"/>
+      </w:pPr>
+      <w:r>
+        <w:rPr>
+          <w:b/>
+          <w:bCs/>
+        </w:rPr>
+        <w:t xml:space="preserve">Corresponding author:</w:t>
+      </w:r>
+      <w:r>
+        <w:t xml:space="preserve"> </w:t>
+      </w:r>
+      <w:r>
+        <w:t xml:space="preserve">Atle Guttormsen, School of Economics and Business, Norwegian University of Life Sciences (NMBU), Universitetstunet 3, 1433 Ås, Norway. Email: atle.guttormsen@nmbu.no. ORCID: 0000-0003-0188-8462.</w:t>
+      </w:r>
+    </w:p>
+    <w:p>
+      <w:pPr>
+        <w:pStyle w:val="BodyText"/>
       </w:pPr>
       <w:r>
         <w:rPr>
@@ -3971,7 +4007,71 @@
       </w:r>
     </w:p>
     <w:bookmarkEnd w:id="64"/>
+    <w:bookmarkStart w:id="65" w:name="figure-captions"/>
+    <w:p>
+      <w:pPr>
+        <w:pStyle w:val="Heading2"/>
+      </w:pPr>
+      <w:r>
+        <w:t xml:space="preserve">Figure captions</w:t>
+      </w:r>
+    </w:p>
+    <w:p>
+      <w:pPr>
+        <w:pStyle w:val="FirstParagraph"/>
+      </w:pPr>
+      <w:r>
+        <w:rPr>
+          <w:b/>
+          <w:bCs/>
+        </w:rPr>
+        <w:t xml:space="preserve">Figure 1.</w:t>
+      </w:r>
+      <w:r>
+        <w:t xml:space="preserve"> </w:t>
+      </w:r>
+      <w:r>
+        <w:t xml:space="preserve">A behavioral-marker model of youth-sport disengagement. The diagram shows the relationship being tested: theoretical mechanisms hypothesized by the Sport Commitment Model and the role-exit / withdrawal-as-process tradition (left) are not directly observed, but are predicted to leave a footprint in measurable competition behavior (centre), which precedes the outcome of active senior retention (right).</w:t>
+      </w:r>
+    </w:p>
+    <w:p>
+      <w:pPr>
+        <w:pStyle w:val="BodyText"/>
+      </w:pPr>
+      <w:r>
+        <w:rPr>
+          <w:b/>
+          <w:bCs/>
+        </w:rPr>
+        <w:t xml:space="preserve">Figure 2.</w:t>
+      </w:r>
+      <w:r>
+        <w:t xml:space="preserve"> </w:t>
+      </w:r>
+      <w:r>
+        <w:t xml:space="preserve">Competition volume trajectory by senior-retention status. Median competitions per year (with interquartile range as shaded band) plotted by athlete age (13–18), separately for athletes who retained active senior status (≥2 results in any year at age ≥20; n = 348) and those who did not (n = 1,775). The dashed vertical line at age 15 marks the first qualification milestone (Norwegian Youth Championships). Future retainers and future dropouts already differ at ages 13–14; the gap widens further across the age-14-to-15 transition.</w:t>
+      </w:r>
+    </w:p>
+    <w:p>
+      <w:pPr>
+        <w:pStyle w:val="BodyText"/>
+      </w:pPr>
+      <w:r>
+        <w:rPr>
+          <w:b/>
+          <w:bCs/>
+        </w:rPr>
+        <w:t xml:space="preserve">Figure 3.</w:t>
+      </w:r>
+      <w:r>
+        <w:t xml:space="preserve"> </w:t>
+      </w:r>
+      <w:r>
+        <w:t xml:space="preserve">Kaplan–Meier retention curves stratified by total competition volume across ages 15 and 16 (descriptive). Strata are: 0 meets, 1–5 meets, 6–15 meets, 16–30 meets, and 31+ meets. Athletes in the highest stratum retained 71% senior activity at follow-up year 14; athletes in the lowest stratum retained 4%. (Note: this descriptive stratification uses post-baseline measurement; primary effect estimates in Table 3 use only baseline-window predictors.)</w:t>
+      </w:r>
+    </w:p>
     <w:bookmarkEnd w:id="65"/>
+    <w:bookmarkEnd w:id="66"/>
     <w:sectPr>
       <w:footnotePr>
         <w:numRestart w:val="eachSect"/>

--- a/forskning/ncc-kohort/submission_pse/MANUSCRIPT_IJSSC.docx
+++ b/forskning/ncc-kohort/submission_pse/MANUSCRIPT_IJSSC.docx
@@ -2,7 +2,7 @@
 <file path=word/document.xml><?xml version="1.0" encoding="utf-8"?>
 <w:document xmlns:w="http://schemas.openxmlformats.org/wordprocessingml/2006/main" xmlns:m="http://schemas.openxmlformats.org/officeDocument/2006/math" xmlns:r="http://schemas.openxmlformats.org/officeDocument/2006/relationships" xmlns:o="urn:schemas-microsoft-com:office:office" xmlns:v="urn:schemas-microsoft-com:vml" xmlns:w10="urn:schemas-microsoft-com:office:word" xmlns:a="http://schemas.openxmlformats.org/drawingml/2006/main" xmlns:pic="http://schemas.openxmlformats.org/drawingml/2006/picture" xmlns:wp="http://schemas.openxmlformats.org/drawingml/2006/wordprocessingDrawing">
   <w:body>
-    <w:bookmarkStart w:id="66" w:name="Xc35107a2ed49a74c8ee51c8c78122e736058acc"/>
+    <w:bookmarkStart w:id="74" w:name="Xc35107a2ed49a74c8ee51c8c78122e736058acc"/>
     <w:p>
       <w:pPr>
         <w:pStyle w:val="Heading1"/>
@@ -4007,7 +4007,4058 @@
       </w:r>
     </w:p>
     <w:bookmarkEnd w:id="64"/>
-    <w:bookmarkStart w:id="65" w:name="figure-captions"/>
+    <w:bookmarkStart w:id="65" w:name="tables"/>
+    <w:p>
+      <w:pPr>
+        <w:pStyle w:val="Heading2"/>
+      </w:pPr>
+      <w:r>
+        <w:t xml:space="preserve">Tables</w:t>
+      </w:r>
+    </w:p>
+    <w:bookmarkEnd w:id="65"/>
+    <w:bookmarkStart w:id="66" w:name="X3f3effad2eaa83c7207be569d73957223d2e30a"/>
+    <w:p>
+      <w:pPr>
+        <w:pStyle w:val="Heading2"/>
+      </w:pPr>
+      <w:r>
+        <w:t xml:space="preserve">Table 1. Cohort characteristics by birth-year cohort</w:t>
+      </w:r>
+    </w:p>
+    <w:tbl>
+      <w:tblPr>
+        <w:tblStyle w:val="Table"/>
+        <w:tblW w:type="pct" w:w="5000"/>
+        <w:tblLayout w:type="fixed"/>
+        <w:tblLook w:firstRow="1" w:lastRow="0" w:firstColumn="0" w:lastColumn="0" w:noHBand="0" w:noVBand="0" w:val="0020"/>
+      </w:tblPr>
+      <w:tblGrid>
+        <w:gridCol w:w="1980"/>
+        <w:gridCol w:w="1980"/>
+        <w:gridCol w:w="1980"/>
+        <w:gridCol w:w="1980"/>
+      </w:tblGrid>
+      <w:tr>
+        <w:trPr>
+          <w:tblHeader w:val="on"/>
+        </w:trPr>
+        <w:tc>
+          <w:tcPr/>
+          <w:p>
+            <w:pPr>
+              <w:pStyle w:val="Compact"/>
+            </w:pPr>
+            <w:r>
+              <w:t xml:space="preserve">Characteristic</w:t>
+            </w:r>
+          </w:p>
+        </w:tc>
+        <w:tc>
+          <w:tcPr/>
+          <w:p>
+            <w:pPr>
+              <w:pStyle w:val="Compact"/>
+            </w:pPr>
+            <w:r>
+              <w:t xml:space="preserve">Cohort A (1998–2000)</w:t>
+            </w:r>
+          </w:p>
+        </w:tc>
+        <w:tc>
+          <w:tcPr/>
+          <w:p>
+            <w:pPr>
+              <w:pStyle w:val="Compact"/>
+            </w:pPr>
+            <w:r>
+              <w:t xml:space="preserve">Cohort B (2001–2002)</w:t>
+            </w:r>
+          </w:p>
+        </w:tc>
+        <w:tc>
+          <w:tcPr/>
+          <w:p>
+            <w:pPr>
+              <w:pStyle w:val="Compact"/>
+            </w:pPr>
+            <w:r>
+              <w:t xml:space="preserve">All cohorts</w:t>
+            </w:r>
+          </w:p>
+        </w:tc>
+      </w:tr>
+      <w:tr>
+        <w:tc>
+          <w:tcPr/>
+          <w:p>
+            <w:pPr>
+              <w:pStyle w:val="Compact"/>
+            </w:pPr>
+            <w:r>
+              <w:t xml:space="preserve">N</w:t>
+            </w:r>
+          </w:p>
+        </w:tc>
+        <w:tc>
+          <w:tcPr/>
+          <w:p>
+            <w:pPr>
+              <w:pStyle w:val="Compact"/>
+            </w:pPr>
+            <w:r>
+              <w:t xml:space="preserve">1,301</w:t>
+            </w:r>
+          </w:p>
+        </w:tc>
+        <w:tc>
+          <w:tcPr/>
+          <w:p>
+            <w:pPr>
+              <w:pStyle w:val="Compact"/>
+            </w:pPr>
+            <w:r>
+              <w:t xml:space="preserve">822</w:t>
+            </w:r>
+          </w:p>
+        </w:tc>
+        <w:tc>
+          <w:tcPr/>
+          <w:p>
+            <w:pPr>
+              <w:pStyle w:val="Compact"/>
+            </w:pPr>
+            <w:r>
+              <w:t xml:space="preserve">2,123</w:t>
+            </w:r>
+          </w:p>
+        </w:tc>
+      </w:tr>
+      <w:tr>
+        <w:tc>
+          <w:tcPr/>
+          <w:p>
+            <w:pPr>
+              <w:pStyle w:val="Compact"/>
+            </w:pPr>
+            <w:r>
+              <w:t xml:space="preserve">Male (n)</w:t>
+            </w:r>
+          </w:p>
+        </w:tc>
+        <w:tc>
+          <w:tcPr/>
+          <w:p>
+            <w:pPr>
+              <w:pStyle w:val="Compact"/>
+            </w:pPr>
+            <w:r>
+              <w:t xml:space="preserve">603</w:t>
+            </w:r>
+          </w:p>
+        </w:tc>
+        <w:tc>
+          <w:tcPr/>
+          <w:p>
+            <w:pPr>
+              <w:pStyle w:val="Compact"/>
+            </w:pPr>
+            <w:r>
+              <w:t xml:space="preserve">393</w:t>
+            </w:r>
+          </w:p>
+        </w:tc>
+        <w:tc>
+          <w:tcPr/>
+          <w:p>
+            <w:pPr>
+              <w:pStyle w:val="Compact"/>
+            </w:pPr>
+            <w:r>
+              <w:t xml:space="preserve">996</w:t>
+            </w:r>
+          </w:p>
+        </w:tc>
+      </w:tr>
+      <w:tr>
+        <w:tc>
+          <w:tcPr/>
+          <w:p>
+            <w:pPr>
+              <w:pStyle w:val="Compact"/>
+            </w:pPr>
+            <w:r>
+              <w:t xml:space="preserve">Female (n)</w:t>
+            </w:r>
+          </w:p>
+        </w:tc>
+        <w:tc>
+          <w:tcPr/>
+          <w:p>
+            <w:pPr>
+              <w:pStyle w:val="Compact"/>
+            </w:pPr>
+            <w:r>
+              <w:t xml:space="preserve">684</w:t>
+            </w:r>
+          </w:p>
+        </w:tc>
+        <w:tc>
+          <w:tcPr/>
+          <w:p>
+            <w:pPr>
+              <w:pStyle w:val="Compact"/>
+            </w:pPr>
+            <w:r>
+              <w:t xml:space="preserve">419</w:t>
+            </w:r>
+          </w:p>
+        </w:tc>
+        <w:tc>
+          <w:tcPr/>
+          <w:p>
+            <w:pPr>
+              <w:pStyle w:val="Compact"/>
+            </w:pPr>
+            <w:r>
+              <w:t xml:space="preserve">1,103</w:t>
+            </w:r>
+          </w:p>
+        </w:tc>
+      </w:tr>
+      <w:tr>
+        <w:tc>
+          <w:tcPr/>
+          <w:p>
+            <w:pPr>
+              <w:pStyle w:val="Compact"/>
+            </w:pPr>
+            <w:r>
+              <w:t xml:space="preserve">Sex unknown (n)</w:t>
+            </w:r>
+          </w:p>
+        </w:tc>
+        <w:tc>
+          <w:tcPr/>
+          <w:p>
+            <w:pPr>
+              <w:pStyle w:val="Compact"/>
+            </w:pPr>
+            <w:r>
+              <w:t xml:space="preserve">14</w:t>
+            </w:r>
+          </w:p>
+        </w:tc>
+        <w:tc>
+          <w:tcPr/>
+          <w:p>
+            <w:pPr>
+              <w:pStyle w:val="Compact"/>
+            </w:pPr>
+            <w:r>
+              <w:t xml:space="preserve">10</w:t>
+            </w:r>
+          </w:p>
+        </w:tc>
+        <w:tc>
+          <w:tcPr/>
+          <w:p>
+            <w:pPr>
+              <w:pStyle w:val="Compact"/>
+            </w:pPr>
+            <w:r>
+              <w:t xml:space="preserve">24</w:t>
+            </w:r>
+          </w:p>
+        </w:tc>
+      </w:tr>
+      <w:tr>
+        <w:tc>
+          <w:tcPr/>
+          <w:p>
+            <w:pPr>
+              <w:pStyle w:val="Compact"/>
+            </w:pPr>
+            <w:r>
+              <w:t xml:space="preserve">Median career length (years)</w:t>
+            </w:r>
+          </w:p>
+        </w:tc>
+        <w:tc>
+          <w:tcPr/>
+          <w:p>
+            <w:pPr>
+              <w:pStyle w:val="Compact"/>
+            </w:pPr>
+            <w:r>
+              <w:t xml:space="preserve">2.0</w:t>
+            </w:r>
+          </w:p>
+        </w:tc>
+        <w:tc>
+          <w:tcPr/>
+          <w:p>
+            <w:pPr>
+              <w:pStyle w:val="Compact"/>
+            </w:pPr>
+            <w:r>
+              <w:t xml:space="preserve">3.0</w:t>
+            </w:r>
+          </w:p>
+        </w:tc>
+        <w:tc>
+          <w:tcPr/>
+          <w:p>
+            <w:pPr>
+              <w:pStyle w:val="Compact"/>
+            </w:pPr>
+            <w:r>
+              <w:t xml:space="preserve">2.0</w:t>
+            </w:r>
+          </w:p>
+        </w:tc>
+      </w:tr>
+      <w:tr>
+        <w:tc>
+          <w:tcPr/>
+          <w:p>
+            <w:pPr>
+              <w:pStyle w:val="Compact"/>
+            </w:pPr>
+            <w:r>
+              <w:t xml:space="preserve">Active at age 17 (%)</w:t>
+            </w:r>
+          </w:p>
+        </w:tc>
+        <w:tc>
+          <w:tcPr/>
+          <w:p>
+            <w:pPr>
+              <w:pStyle w:val="Compact"/>
+            </w:pPr>
+            <w:r>
+              <w:t xml:space="preserve">41.0</w:t>
+            </w:r>
+          </w:p>
+        </w:tc>
+        <w:tc>
+          <w:tcPr/>
+          <w:p>
+            <w:pPr>
+              <w:pStyle w:val="Compact"/>
+            </w:pPr>
+            <w:r>
+              <w:t xml:space="preserve">41.6</w:t>
+            </w:r>
+          </w:p>
+        </w:tc>
+        <w:tc>
+          <w:tcPr/>
+          <w:p>
+            <w:pPr>
+              <w:pStyle w:val="Compact"/>
+            </w:pPr>
+            <w:r>
+              <w:t xml:space="preserve">41.3</w:t>
+            </w:r>
+          </w:p>
+        </w:tc>
+      </w:tr>
+      <w:tr>
+        <w:tc>
+          <w:tcPr/>
+          <w:p>
+            <w:pPr>
+              <w:pStyle w:val="Compact"/>
+            </w:pPr>
+            <w:r>
+              <w:t xml:space="preserve">Ever active at age 20+ (%)</w:t>
+            </w:r>
+          </w:p>
+        </w:tc>
+        <w:tc>
+          <w:tcPr/>
+          <w:p>
+            <w:pPr>
+              <w:pStyle w:val="Compact"/>
+            </w:pPr>
+            <w:r>
+              <w:t xml:space="preserve">15.8</w:t>
+            </w:r>
+          </w:p>
+        </w:tc>
+        <w:tc>
+          <w:tcPr/>
+          <w:p>
+            <w:pPr>
+              <w:pStyle w:val="Compact"/>
+            </w:pPr>
+            <w:r>
+              <w:t xml:space="preserve">17.3</w:t>
+            </w:r>
+          </w:p>
+        </w:tc>
+        <w:tc>
+          <w:tcPr/>
+          <w:p>
+            <w:pPr>
+              <w:pStyle w:val="Compact"/>
+            </w:pPr>
+            <w:r>
+              <w:t xml:space="preserve">16.4</w:t>
+            </w:r>
+          </w:p>
+        </w:tc>
+      </w:tr>
+      <w:tr>
+        <w:tc>
+          <w:tcPr/>
+          <w:p>
+            <w:pPr>
+              <w:pStyle w:val="Compact"/>
+            </w:pPr>
+            <w:r>
+              <w:t xml:space="preserve">Still active in 2024 or later (%)</w:t>
+            </w:r>
+          </w:p>
+        </w:tc>
+        <w:tc>
+          <w:tcPr/>
+          <w:p>
+            <w:pPr>
+              <w:pStyle w:val="Compact"/>
+            </w:pPr>
+            <w:r>
+              <w:t xml:space="preserve">5.8</w:t>
+            </w:r>
+          </w:p>
+        </w:tc>
+        <w:tc>
+          <w:tcPr/>
+          <w:p>
+            <w:pPr>
+              <w:pStyle w:val="Compact"/>
+            </w:pPr>
+            <w:r>
+              <w:t xml:space="preserve">10.8</w:t>
+            </w:r>
+          </w:p>
+        </w:tc>
+        <w:tc>
+          <w:tcPr/>
+          <w:p>
+            <w:pPr>
+              <w:pStyle w:val="Compact"/>
+            </w:pPr>
+            <w:r>
+              <w:t xml:space="preserve">7.7</w:t>
+            </w:r>
+          </w:p>
+        </w:tc>
+      </w:tr>
+      <w:tr>
+        <w:tc>
+          <w:tcPr/>
+          <w:p>
+            <w:pPr>
+              <w:pStyle w:val="Compact"/>
+            </w:pPr>
+            <w:r>
+              <w:t xml:space="preserve">Mean Tyrving best at baseline</w:t>
+            </w:r>
+          </w:p>
+        </w:tc>
+        <w:tc>
+          <w:tcPr/>
+          <w:p>
+            <w:pPr>
+              <w:pStyle w:val="Compact"/>
+            </w:pPr>
+            <w:r>
+              <w:t xml:space="preserve">666</w:t>
+            </w:r>
+          </w:p>
+        </w:tc>
+        <w:tc>
+          <w:tcPr/>
+          <w:p>
+            <w:pPr>
+              <w:pStyle w:val="Compact"/>
+            </w:pPr>
+            <w:r>
+              <w:t xml:space="preserve">666</w:t>
+            </w:r>
+          </w:p>
+        </w:tc>
+        <w:tc>
+          <w:tcPr/>
+          <w:p>
+            <w:pPr>
+              <w:pStyle w:val="Compact"/>
+            </w:pPr>
+            <w:r>
+              <w:t xml:space="preserve">666</w:t>
+            </w:r>
+          </w:p>
+        </w:tc>
+      </w:tr>
+      <w:tr>
+        <w:tc>
+          <w:tcPr/>
+          <w:p>
+            <w:pPr>
+              <w:pStyle w:val="Compact"/>
+            </w:pPr>
+            <w:r>
+              <w:t xml:space="preserve">Median total meets, ages 13–14 (pre-milestone volume)</w:t>
+            </w:r>
+          </w:p>
+        </w:tc>
+        <w:tc>
+          <w:tcPr/>
+          <w:p>
+            <w:pPr>
+              <w:pStyle w:val="Compact"/>
+            </w:pPr>
+            <w:r>
+              <w:t xml:space="preserve">16</w:t>
+            </w:r>
+          </w:p>
+        </w:tc>
+        <w:tc>
+          <w:tcPr/>
+          <w:p>
+            <w:pPr>
+              <w:pStyle w:val="Compact"/>
+            </w:pPr>
+            <w:r>
+              <w:t xml:space="preserve">19</w:t>
+            </w:r>
+          </w:p>
+        </w:tc>
+        <w:tc>
+          <w:tcPr/>
+          <w:p>
+            <w:pPr>
+              <w:pStyle w:val="Compact"/>
+            </w:pPr>
+            <w:r>
+              <w:t xml:space="preserve">17</w:t>
+            </w:r>
+          </w:p>
+        </w:tc>
+      </w:tr>
+    </w:tbl>
+    <w:p>
+      <w:pPr>
+        <w:pStyle w:val="BodyText"/>
+      </w:pPr>
+      <w:r>
+        <w:rPr>
+          <w:i/>
+          <w:iCs/>
+        </w:rPr>
+        <w:t xml:space="preserve">Note.</w:t>
+      </w:r>
+      <w:r>
+        <w:t xml:space="preserve"> </w:t>
+      </w:r>
+      <w:r>
+        <w:t xml:space="preserve">“Active at age 17”</w:t>
+      </w:r>
+      <w:r>
+        <w:t xml:space="preserve"> </w:t>
+      </w:r>
+      <w:r>
+        <w:t xml:space="preserve">indicates ≥2 registered competition results in the athlete’s age-17 calendar year;</w:t>
+      </w:r>
+      <w:r>
+        <w:t xml:space="preserve"> </w:t>
+      </w:r>
+      <w:r>
+        <w:t xml:space="preserve">“Ever active at age 20+”</w:t>
+      </w:r>
+      <w:r>
+        <w:t xml:space="preserve"> </w:t>
+      </w:r>
+      <w:r>
+        <w:t xml:space="preserve">is the outcome prevalence (≥2 results in any calendar year at age 20 or later). Tyrving points = the Norwegian Athletics Federation’s age-norm score, where 1,000 corresponds to the published reference performance for that event × sex × age combination.</w:t>
+      </w:r>
+    </w:p>
+    <w:p>
+      <w:r>
+        <w:pict>
+          <v:rect style="width:0;height:1.5pt" o:hralign="center" o:hrstd="t" o:hr="t"/>
+        </w:pict>
+      </w:r>
+    </w:p>
+    <w:bookmarkEnd w:id="66"/>
+    <w:bookmarkStart w:id="67" w:name="X9a6c38783434298188d0179517197b4d55f1fe6"/>
+    <w:p>
+      <w:pPr>
+        <w:pStyle w:val="Heading2"/>
+      </w:pPr>
+      <w:r>
+        <w:t xml:space="preserve">Table 2. Competition volume trajectory by senior-retention status (median competitions per year and IQR)</w:t>
+      </w:r>
+    </w:p>
+    <w:tbl>
+      <w:tblPr>
+        <w:tblStyle w:val="Table"/>
+        <w:tblW w:type="pct" w:w="5000"/>
+        <w:tblLayout w:type="fixed"/>
+        <w:tblLook w:firstRow="1" w:lastRow="0" w:firstColumn="0" w:lastColumn="0" w:noHBand="0" w:noVBand="0" w:val="0020"/>
+      </w:tblPr>
+      <w:tblGrid>
+        <w:gridCol w:w="990"/>
+        <w:gridCol w:w="990"/>
+        <w:gridCol w:w="990"/>
+        <w:gridCol w:w="990"/>
+        <w:gridCol w:w="990"/>
+        <w:gridCol w:w="990"/>
+        <w:gridCol w:w="990"/>
+        <w:gridCol w:w="990"/>
+      </w:tblGrid>
+      <w:tr>
+        <w:trPr>
+          <w:tblHeader w:val="on"/>
+        </w:trPr>
+        <w:tc>
+          <w:tcPr/>
+          <w:p>
+            <w:pPr>
+              <w:pStyle w:val="Compact"/>
+            </w:pPr>
+            <w:r>
+              <w:t xml:space="preserve">Group</w:t>
+            </w:r>
+          </w:p>
+        </w:tc>
+        <w:tc>
+          <w:tcPr/>
+          <w:p>
+            <w:pPr>
+              <w:pStyle w:val="Compact"/>
+            </w:pPr>
+            <w:r>
+              <w:t xml:space="preserve">N</w:t>
+            </w:r>
+          </w:p>
+        </w:tc>
+        <w:tc>
+          <w:tcPr/>
+          <w:p>
+            <w:pPr>
+              <w:pStyle w:val="Compact"/>
+            </w:pPr>
+            <w:r>
+              <w:t xml:space="preserve">Age 13</w:t>
+            </w:r>
+          </w:p>
+        </w:tc>
+        <w:tc>
+          <w:tcPr/>
+          <w:p>
+            <w:pPr>
+              <w:pStyle w:val="Compact"/>
+            </w:pPr>
+            <w:r>
+              <w:t xml:space="preserve">Age 14</w:t>
+            </w:r>
+          </w:p>
+        </w:tc>
+        <w:tc>
+          <w:tcPr/>
+          <w:p>
+            <w:pPr>
+              <w:pStyle w:val="Compact"/>
+            </w:pPr>
+            <w:r>
+              <w:t xml:space="preserve">Age 15</w:t>
+            </w:r>
+          </w:p>
+        </w:tc>
+        <w:tc>
+          <w:tcPr/>
+          <w:p>
+            <w:pPr>
+              <w:pStyle w:val="Compact"/>
+            </w:pPr>
+            <w:r>
+              <w:t xml:space="preserve">Age 16</w:t>
+            </w:r>
+          </w:p>
+        </w:tc>
+        <w:tc>
+          <w:tcPr/>
+          <w:p>
+            <w:pPr>
+              <w:pStyle w:val="Compact"/>
+            </w:pPr>
+            <w:r>
+              <w:t xml:space="preserve">Age 17</w:t>
+            </w:r>
+          </w:p>
+        </w:tc>
+        <w:tc>
+          <w:tcPr/>
+          <w:p>
+            <w:pPr>
+              <w:pStyle w:val="Compact"/>
+            </w:pPr>
+            <w:r>
+              <w:t xml:space="preserve">Age 18</w:t>
+            </w:r>
+          </w:p>
+        </w:tc>
+      </w:tr>
+      <w:tr>
+        <w:tc>
+          <w:tcPr/>
+          <w:p>
+            <w:pPr>
+              <w:pStyle w:val="Compact"/>
+            </w:pPr>
+            <w:r>
+              <w:t xml:space="preserve">Senior retainers (active age ≥20)</w:t>
+            </w:r>
+          </w:p>
+        </w:tc>
+        <w:tc>
+          <w:tcPr/>
+          <w:p>
+            <w:pPr>
+              <w:pStyle w:val="Compact"/>
+            </w:pPr>
+            <w:r>
+              <w:t xml:space="preserve">348</w:t>
+            </w:r>
+          </w:p>
+        </w:tc>
+        <w:tc>
+          <w:tcPr/>
+          <w:p>
+            <w:pPr>
+              <w:pStyle w:val="Compact"/>
+            </w:pPr>
+            <w:r>
+              <w:t xml:space="preserve">13 [6–21]</w:t>
+            </w:r>
+          </w:p>
+        </w:tc>
+        <w:tc>
+          <w:tcPr/>
+          <w:p>
+            <w:pPr>
+              <w:pStyle w:val="Compact"/>
+            </w:pPr>
+            <w:r>
+              <w:t xml:space="preserve">17 [10–25]</w:t>
+            </w:r>
+          </w:p>
+        </w:tc>
+        <w:tc>
+          <w:tcPr/>
+          <w:p>
+            <w:pPr>
+              <w:pStyle w:val="Compact"/>
+            </w:pPr>
+            <w:r>
+              <w:t xml:space="preserve">19 [11–27]</w:t>
+            </w:r>
+          </w:p>
+        </w:tc>
+        <w:tc>
+          <w:tcPr/>
+          <w:p>
+            <w:pPr>
+              <w:pStyle w:val="Compact"/>
+            </w:pPr>
+            <w:r>
+              <w:t xml:space="preserve">18 [10–26]</w:t>
+            </w:r>
+          </w:p>
+        </w:tc>
+        <w:tc>
+          <w:tcPr/>
+          <w:p>
+            <w:pPr>
+              <w:pStyle w:val="Compact"/>
+            </w:pPr>
+            <w:r>
+              <w:t xml:space="preserve">17 [10–24]</w:t>
+            </w:r>
+          </w:p>
+        </w:tc>
+        <w:tc>
+          <w:tcPr/>
+          <w:p>
+            <w:pPr>
+              <w:pStyle w:val="Compact"/>
+            </w:pPr>
+            <w:r>
+              <w:t xml:space="preserve">14 [7–20]</w:t>
+            </w:r>
+          </w:p>
+        </w:tc>
+      </w:tr>
+      <w:tr>
+        <w:tc>
+          <w:tcPr/>
+          <w:p>
+            <w:pPr>
+              <w:pStyle w:val="Compact"/>
+            </w:pPr>
+            <w:r>
+              <w:t xml:space="preserve">Dropouts (last active age &lt;20)</w:t>
+            </w:r>
+          </w:p>
+        </w:tc>
+        <w:tc>
+          <w:tcPr/>
+          <w:p>
+            <w:pPr>
+              <w:pStyle w:val="Compact"/>
+            </w:pPr>
+            <w:r>
+              <w:t xml:space="preserve">1,775</w:t>
+            </w:r>
+          </w:p>
+        </w:tc>
+        <w:tc>
+          <w:tcPr/>
+          <w:p>
+            <w:pPr>
+              <w:pStyle w:val="Compact"/>
+            </w:pPr>
+            <w:r>
+              <w:t xml:space="preserve">8 [4–13]</w:t>
+            </w:r>
+          </w:p>
+        </w:tc>
+        <w:tc>
+          <w:tcPr/>
+          <w:p>
+            <w:pPr>
+              <w:pStyle w:val="Compact"/>
+            </w:pPr>
+            <w:r>
+              <w:t xml:space="preserve">8 [3–14]</w:t>
+            </w:r>
+          </w:p>
+        </w:tc>
+        <w:tc>
+          <w:tcPr/>
+          <w:p>
+            <w:pPr>
+              <w:pStyle w:val="Compact"/>
+            </w:pPr>
+            <w:r>
+              <w:t xml:space="preserve">3 [0–11]</w:t>
+            </w:r>
+          </w:p>
+        </w:tc>
+        <w:tc>
+          <w:tcPr/>
+          <w:p>
+            <w:pPr>
+              <w:pStyle w:val="Compact"/>
+            </w:pPr>
+            <w:r>
+              <w:t xml:space="preserve">0 [0–7]</w:t>
+            </w:r>
+          </w:p>
+        </w:tc>
+        <w:tc>
+          <w:tcPr/>
+          <w:p>
+            <w:pPr>
+              <w:pStyle w:val="Compact"/>
+            </w:pPr>
+            <w:r>
+              <w:t xml:space="preserve">0 [0–2]</w:t>
+            </w:r>
+          </w:p>
+        </w:tc>
+        <w:tc>
+          <w:tcPr/>
+          <w:p>
+            <w:pPr>
+              <w:pStyle w:val="Compact"/>
+            </w:pPr>
+            <w:r>
+              <w:t xml:space="preserve">0 [0–0]</w:t>
+            </w:r>
+          </w:p>
+        </w:tc>
+      </w:tr>
+    </w:tbl>
+    <w:p>
+      <w:pPr>
+        <w:pStyle w:val="BodyText"/>
+      </w:pPr>
+      <w:r>
+        <w:rPr>
+          <w:i/>
+          <w:iCs/>
+        </w:rPr>
+        <w:t xml:space="preserve">Note.</w:t>
+      </w:r>
+      <w:r>
+        <w:t xml:space="preserve"> </w:t>
+      </w:r>
+      <w:r>
+        <w:t xml:space="preserve">Values are median number of meets per year [IQR]. Future retainers and future dropouts already differ at ages 13–14; the gap widens further across the age-14-to-15 transition.</w:t>
+      </w:r>
+    </w:p>
+    <w:p>
+      <w:r>
+        <w:pict>
+          <v:rect style="width:0;height:1.5pt" o:hralign="center" o:hrstd="t" o:hr="t"/>
+        </w:pict>
+      </w:r>
+    </w:p>
+    <w:bookmarkEnd w:id="67"/>
+    <w:bookmarkStart w:id="68" w:name="Xb8cde947c4ddc1e5df834e78ab22bae1a1fbba6"/>
+    <w:p>
+      <w:pPr>
+        <w:pStyle w:val="Heading2"/>
+      </w:pPr>
+      <w:r>
+        <w:t xml:space="preserve">Table 3. Primary analysis: prospective logistic regression for active senior status (baseline-only predictors, ages 13–14)</w:t>
+      </w:r>
+    </w:p>
+    <w:tbl>
+      <w:tblPr>
+        <w:tblStyle w:val="Table"/>
+        <w:tblW w:type="pct" w:w="5000"/>
+        <w:tblLayout w:type="fixed"/>
+        <w:tblLook w:firstRow="1" w:lastRow="0" w:firstColumn="0" w:lastColumn="0" w:noHBand="0" w:noVBand="0" w:val="0020"/>
+      </w:tblPr>
+      <w:tblGrid>
+        <w:gridCol w:w="1131"/>
+        <w:gridCol w:w="1131"/>
+        <w:gridCol w:w="1131"/>
+        <w:gridCol w:w="1131"/>
+        <w:gridCol w:w="1131"/>
+        <w:gridCol w:w="1131"/>
+        <w:gridCol w:w="1131"/>
+      </w:tblGrid>
+      <w:tr>
+        <w:trPr>
+          <w:tblHeader w:val="on"/>
+        </w:trPr>
+        <w:tc>
+          <w:tcPr/>
+          <w:p>
+            <w:pPr>
+              <w:pStyle w:val="Compact"/>
+            </w:pPr>
+            <w:r>
+              <w:t xml:space="preserve">Model</w:t>
+            </w:r>
+          </w:p>
+        </w:tc>
+        <w:tc>
+          <w:tcPr/>
+          <w:p>
+            <w:pPr>
+              <w:pStyle w:val="Compact"/>
+            </w:pPr>
+            <w:r>
+              <w:t xml:space="preserve">Covariate</w:t>
+            </w:r>
+          </w:p>
+        </w:tc>
+        <w:tc>
+          <w:tcPr/>
+          <w:p>
+            <w:pPr>
+              <w:pStyle w:val="Compact"/>
+            </w:pPr>
+            <w:r>
+              <w:t xml:space="preserve">OR</w:t>
+            </w:r>
+          </w:p>
+        </w:tc>
+        <w:tc>
+          <w:tcPr/>
+          <w:p>
+            <w:pPr>
+              <w:pStyle w:val="Compact"/>
+            </w:pPr>
+            <w:r>
+              <w:t xml:space="preserve">95% CI</w:t>
+            </w:r>
+          </w:p>
+        </w:tc>
+        <w:tc>
+          <w:tcPr/>
+          <w:p>
+            <w:pPr>
+              <w:pStyle w:val="Compact"/>
+            </w:pPr>
+            <w:r>
+              <w:t xml:space="preserve">p</w:t>
+            </w:r>
+          </w:p>
+        </w:tc>
+        <w:tc>
+          <w:tcPr/>
+          <w:p>
+            <w:pPr>
+              <w:pStyle w:val="Compact"/>
+            </w:pPr>
+            <w:r>
+              <w:t xml:space="preserve">CV-AUC</w:t>
+            </w:r>
+          </w:p>
+        </w:tc>
+        <w:tc>
+          <w:tcPr/>
+          <w:p>
+            <w:pPr>
+              <w:pStyle w:val="Compact"/>
+            </w:pPr>
+            <w:r>
+              <w:t xml:space="preserve">n</w:t>
+            </w:r>
+          </w:p>
+        </w:tc>
+      </w:tr>
+      <w:tr>
+        <w:tc>
+          <w:tcPr/>
+          <w:p>
+            <w:pPr>
+              <w:pStyle w:val="Compact"/>
+            </w:pPr>
+            <w:r>
+              <w:t xml:space="preserve">L1: Sex only</w:t>
+            </w:r>
+          </w:p>
+        </w:tc>
+        <w:tc>
+          <w:tcPr/>
+          <w:p>
+            <w:pPr>
+              <w:pStyle w:val="Compact"/>
+            </w:pPr>
+            <w:r>
+              <w:t xml:space="preserve">Female</w:t>
+            </w:r>
+          </w:p>
+        </w:tc>
+        <w:tc>
+          <w:tcPr/>
+          <w:p>
+            <w:pPr>
+              <w:pStyle w:val="Compact"/>
+            </w:pPr>
+            <w:r>
+              <w:t xml:space="preserve">0.72</w:t>
+            </w:r>
+          </w:p>
+        </w:tc>
+        <w:tc>
+          <w:tcPr/>
+          <w:p>
+            <w:pPr>
+              <w:pStyle w:val="Compact"/>
+            </w:pPr>
+            <w:r>
+              <w:t xml:space="preserve">[0.56, 0.93]</w:t>
+            </w:r>
+          </w:p>
+        </w:tc>
+        <w:tc>
+          <w:tcPr/>
+          <w:p>
+            <w:pPr>
+              <w:pStyle w:val="Compact"/>
+            </w:pPr>
+            <w:r>
+              <w:t xml:space="preserve">.012</w:t>
+            </w:r>
+          </w:p>
+        </w:tc>
+        <w:tc>
+          <w:tcPr/>
+          <w:p>
+            <w:pPr>
+              <w:pStyle w:val="Compact"/>
+            </w:pPr>
+            <w:r>
+              <w:t xml:space="preserve">0.541 (±0.023)</w:t>
+            </w:r>
+          </w:p>
+        </w:tc>
+        <w:tc>
+          <w:tcPr/>
+          <w:p>
+            <w:pPr>
+              <w:pStyle w:val="Compact"/>
+            </w:pPr>
+            <w:r>
+              <w:t xml:space="preserve">1,704</w:t>
+            </w:r>
+          </w:p>
+        </w:tc>
+      </w:tr>
+      <w:tr>
+        <w:tc>
+          <w:tcPr/>
+          <w:p>
+            <w:pPr>
+              <w:pStyle w:val="Compact"/>
+            </w:pPr>
+            <w:r>
+              <w:t xml:space="preserve">L2: + Performance</w:t>
+            </w:r>
+          </w:p>
+        </w:tc>
+        <w:tc>
+          <w:tcPr/>
+          <w:p>
+            <w:pPr>
+              <w:pStyle w:val="Compact"/>
+            </w:pPr>
+            <w:r>
+              <w:t xml:space="preserve">Female</w:t>
+            </w:r>
+          </w:p>
+        </w:tc>
+        <w:tc>
+          <w:tcPr/>
+          <w:p>
+            <w:pPr>
+              <w:pStyle w:val="Compact"/>
+            </w:pPr>
+            <w:r>
+              <w:t xml:space="preserve">0.68</w:t>
+            </w:r>
+          </w:p>
+        </w:tc>
+        <w:tc>
+          <w:tcPr/>
+          <w:p>
+            <w:pPr>
+              <w:pStyle w:val="Compact"/>
+            </w:pPr>
+            <w:r>
+              <w:t xml:space="preserve">[0.52, 0.88]</w:t>
+            </w:r>
+          </w:p>
+        </w:tc>
+        <w:tc>
+          <w:tcPr/>
+          <w:p>
+            <w:pPr>
+              <w:pStyle w:val="Compact"/>
+            </w:pPr>
+            <w:r>
+              <w:t xml:space="preserve">.003</w:t>
+            </w:r>
+          </w:p>
+        </w:tc>
+        <w:tc>
+          <w:tcPr/>
+          <w:p>
+            <w:pPr>
+              <w:pStyle w:val="Compact"/>
+            </w:pPr>
+            <w:r>
+              <w:t xml:space="preserve">0.607 (±0.014)</w:t>
+            </w:r>
+          </w:p>
+        </w:tc>
+        <w:tc>
+          <w:tcPr/>
+          <w:p>
+            <w:pPr>
+              <w:pStyle w:val="Compact"/>
+            </w:pPr>
+            <w:r>
+              <w:t xml:space="preserve">1,704</w:t>
+            </w:r>
+          </w:p>
+        </w:tc>
+      </w:tr>
+      <w:tr>
+        <w:tc>
+          <w:tcPr/>
+          <w:p>
+            <w:pPr>
+              <w:pStyle w:val="Compact"/>
+            </w:pPr>
+          </w:p>
+        </w:tc>
+        <w:tc>
+          <w:tcPr/>
+          <w:p>
+            <w:pPr>
+              <w:pStyle w:val="Compact"/>
+            </w:pPr>
+            <w:r>
+              <w:t xml:space="preserve">Tyrving (z)</w:t>
+            </w:r>
+          </w:p>
+        </w:tc>
+        <w:tc>
+          <w:tcPr/>
+          <w:p>
+            <w:pPr>
+              <w:pStyle w:val="Compact"/>
+            </w:pPr>
+            <w:r>
+              <w:t xml:space="preserve">1.41</w:t>
+            </w:r>
+          </w:p>
+        </w:tc>
+        <w:tc>
+          <w:tcPr/>
+          <w:p>
+            <w:pPr>
+              <w:pStyle w:val="Compact"/>
+            </w:pPr>
+            <w:r>
+              <w:t xml:space="preserve">[1.22, 1.64]</w:t>
+            </w:r>
+          </w:p>
+        </w:tc>
+        <w:tc>
+          <w:tcPr/>
+          <w:p>
+            <w:pPr>
+              <w:pStyle w:val="Compact"/>
+            </w:pPr>
+            <w:r>
+              <w:t xml:space="preserve">&lt; .001</w:t>
+            </w:r>
+          </w:p>
+        </w:tc>
+        <w:tc>
+          <w:tcPr/>
+          <w:p>
+            <w:pPr>
+              <w:pStyle w:val="Compact"/>
+            </w:pPr>
+          </w:p>
+        </w:tc>
+        <w:tc>
+          <w:tcPr/>
+          <w:p>
+            <w:pPr>
+              <w:pStyle w:val="Compact"/>
+            </w:pPr>
+          </w:p>
+        </w:tc>
+      </w:tr>
+      <w:tr>
+        <w:tc>
+          <w:tcPr/>
+          <w:p>
+            <w:pPr>
+              <w:pStyle w:val="Compact"/>
+            </w:pPr>
+            <w:r>
+              <w:t xml:space="preserve">L3: + Specialization</w:t>
+            </w:r>
+          </w:p>
+        </w:tc>
+        <w:tc>
+          <w:tcPr/>
+          <w:p>
+            <w:pPr>
+              <w:pStyle w:val="Compact"/>
+            </w:pPr>
+            <w:r>
+              <w:t xml:space="preserve">Female</w:t>
+            </w:r>
+          </w:p>
+        </w:tc>
+        <w:tc>
+          <w:tcPr/>
+          <w:p>
+            <w:pPr>
+              <w:pStyle w:val="Compact"/>
+            </w:pPr>
+            <w:r>
+              <w:t xml:space="preserve">0.68</w:t>
+            </w:r>
+          </w:p>
+        </w:tc>
+        <w:tc>
+          <w:tcPr/>
+          <w:p>
+            <w:pPr>
+              <w:pStyle w:val="Compact"/>
+            </w:pPr>
+            <w:r>
+              <w:t xml:space="preserve">[0.53, 0.88]</w:t>
+            </w:r>
+          </w:p>
+        </w:tc>
+        <w:tc>
+          <w:tcPr/>
+          <w:p>
+            <w:pPr>
+              <w:pStyle w:val="Compact"/>
+            </w:pPr>
+            <w:r>
+              <w:t xml:space="preserve">.004</w:t>
+            </w:r>
+          </w:p>
+        </w:tc>
+        <w:tc>
+          <w:tcPr/>
+          <w:p>
+            <w:pPr>
+              <w:pStyle w:val="Compact"/>
+            </w:pPr>
+            <w:r>
+              <w:t xml:space="preserve">0.600 (±0.019)</w:t>
+            </w:r>
+          </w:p>
+        </w:tc>
+        <w:tc>
+          <w:tcPr/>
+          <w:p>
+            <w:pPr>
+              <w:pStyle w:val="Compact"/>
+            </w:pPr>
+            <w:r>
+              <w:t xml:space="preserve">1,704</w:t>
+            </w:r>
+          </w:p>
+        </w:tc>
+      </w:tr>
+      <w:tr>
+        <w:tc>
+          <w:tcPr/>
+          <w:p>
+            <w:pPr>
+              <w:pStyle w:val="Compact"/>
+            </w:pPr>
+          </w:p>
+        </w:tc>
+        <w:tc>
+          <w:tcPr/>
+          <w:p>
+            <w:pPr>
+              <w:pStyle w:val="Compact"/>
+            </w:pPr>
+            <w:r>
+              <w:t xml:space="preserve">Tyrving (z)</w:t>
+            </w:r>
+          </w:p>
+        </w:tc>
+        <w:tc>
+          <w:tcPr/>
+          <w:p>
+            <w:pPr>
+              <w:pStyle w:val="Compact"/>
+            </w:pPr>
+            <w:r>
+              <w:t xml:space="preserve">1.41</w:t>
+            </w:r>
+          </w:p>
+        </w:tc>
+        <w:tc>
+          <w:tcPr/>
+          <w:p>
+            <w:pPr>
+              <w:pStyle w:val="Compact"/>
+            </w:pPr>
+            <w:r>
+              <w:t xml:space="preserve">[1.22, 1.64]</w:t>
+            </w:r>
+          </w:p>
+        </w:tc>
+        <w:tc>
+          <w:tcPr/>
+          <w:p>
+            <w:pPr>
+              <w:pStyle w:val="Compact"/>
+            </w:pPr>
+            <w:r>
+              <w:t xml:space="preserve">&lt; .001</w:t>
+            </w:r>
+          </w:p>
+        </w:tc>
+        <w:tc>
+          <w:tcPr/>
+          <w:p>
+            <w:pPr>
+              <w:pStyle w:val="Compact"/>
+            </w:pPr>
+          </w:p>
+        </w:tc>
+        <w:tc>
+          <w:tcPr/>
+          <w:p>
+            <w:pPr>
+              <w:pStyle w:val="Compact"/>
+            </w:pPr>
+          </w:p>
+        </w:tc>
+      </w:tr>
+      <w:tr>
+        <w:tc>
+          <w:tcPr/>
+          <w:p>
+            <w:pPr>
+              <w:pStyle w:val="Compact"/>
+            </w:pPr>
+          </w:p>
+        </w:tc>
+        <w:tc>
+          <w:tcPr/>
+          <w:p>
+            <w:pPr>
+              <w:pStyle w:val="Compact"/>
+            </w:pPr>
+            <w:r>
+              <w:t xml:space="preserve">HHI early (z)</w:t>
+            </w:r>
+          </w:p>
+        </w:tc>
+        <w:tc>
+          <w:tcPr/>
+          <w:p>
+            <w:pPr>
+              <w:pStyle w:val="Compact"/>
+            </w:pPr>
+            <w:r>
+              <w:t xml:space="preserve">1.09</w:t>
+            </w:r>
+          </w:p>
+        </w:tc>
+        <w:tc>
+          <w:tcPr/>
+          <w:p>
+            <w:pPr>
+              <w:pStyle w:val="Compact"/>
+            </w:pPr>
+            <w:r>
+              <w:t xml:space="preserve">[0.95, 1.24]</w:t>
+            </w:r>
+          </w:p>
+        </w:tc>
+        <w:tc>
+          <w:tcPr/>
+          <w:p>
+            <w:pPr>
+              <w:pStyle w:val="Compact"/>
+            </w:pPr>
+            <w:r>
+              <w:t xml:space="preserve">.238</w:t>
+            </w:r>
+          </w:p>
+        </w:tc>
+        <w:tc>
+          <w:tcPr/>
+          <w:p>
+            <w:pPr>
+              <w:pStyle w:val="Compact"/>
+            </w:pPr>
+          </w:p>
+        </w:tc>
+        <w:tc>
+          <w:tcPr/>
+          <w:p>
+            <w:pPr>
+              <w:pStyle w:val="Compact"/>
+            </w:pPr>
+          </w:p>
+        </w:tc>
+      </w:tr>
+      <w:tr>
+        <w:tc>
+          <w:tcPr/>
+          <w:p>
+            <w:pPr>
+              <w:pStyle w:val="Compact"/>
+            </w:pPr>
+            <w:r>
+              <w:t xml:space="preserve">L4: + Pre-milestone volume</w:t>
+            </w:r>
+          </w:p>
+        </w:tc>
+        <w:tc>
+          <w:tcPr/>
+          <w:p>
+            <w:pPr>
+              <w:pStyle w:val="Compact"/>
+            </w:pPr>
+            <w:r>
+              <w:t xml:space="preserve">Female</w:t>
+            </w:r>
+          </w:p>
+        </w:tc>
+        <w:tc>
+          <w:tcPr/>
+          <w:p>
+            <w:pPr>
+              <w:pStyle w:val="Compact"/>
+            </w:pPr>
+            <w:r>
+              <w:t xml:space="preserve">0.60</w:t>
+            </w:r>
+          </w:p>
+        </w:tc>
+        <w:tc>
+          <w:tcPr/>
+          <w:p>
+            <w:pPr>
+              <w:pStyle w:val="Compact"/>
+            </w:pPr>
+            <w:r>
+              <w:t xml:space="preserve">[0.46, 0.80]</w:t>
+            </w:r>
+          </w:p>
+        </w:tc>
+        <w:tc>
+          <w:tcPr/>
+          <w:p>
+            <w:pPr>
+              <w:pStyle w:val="Compact"/>
+            </w:pPr>
+            <w:r>
+              <w:t xml:space="preserve">&lt; .001</w:t>
+            </w:r>
+          </w:p>
+        </w:tc>
+        <w:tc>
+          <w:tcPr/>
+          <w:p>
+            <w:pPr>
+              <w:pStyle w:val="Compact"/>
+            </w:pPr>
+            <w:r>
+              <w:rPr>
+                <w:b/>
+                <w:bCs/>
+              </w:rPr>
+              <w:t xml:space="preserve">0.751</w:t>
+            </w:r>
+            <w:r>
+              <w:t xml:space="preserve"> </w:t>
+            </w:r>
+            <w:r>
+              <w:t xml:space="preserve">(±0.026)</w:t>
+            </w:r>
+          </w:p>
+        </w:tc>
+        <w:tc>
+          <w:tcPr/>
+          <w:p>
+            <w:pPr>
+              <w:pStyle w:val="Compact"/>
+            </w:pPr>
+            <w:r>
+              <w:t xml:space="preserve">1,704</w:t>
+            </w:r>
+          </w:p>
+        </w:tc>
+      </w:tr>
+      <w:tr>
+        <w:tc>
+          <w:tcPr/>
+          <w:p>
+            <w:pPr>
+              <w:pStyle w:val="Compact"/>
+            </w:pPr>
+          </w:p>
+        </w:tc>
+        <w:tc>
+          <w:tcPr/>
+          <w:p>
+            <w:pPr>
+              <w:pStyle w:val="Compact"/>
+            </w:pPr>
+            <w:r>
+              <w:t xml:space="preserve">Tyrving (z)</w:t>
+            </w:r>
+          </w:p>
+        </w:tc>
+        <w:tc>
+          <w:tcPr/>
+          <w:p>
+            <w:pPr>
+              <w:pStyle w:val="Compact"/>
+            </w:pPr>
+            <w:r>
+              <w:t xml:space="preserve">1.12</w:t>
+            </w:r>
+          </w:p>
+        </w:tc>
+        <w:tc>
+          <w:tcPr/>
+          <w:p>
+            <w:pPr>
+              <w:pStyle w:val="Compact"/>
+            </w:pPr>
+            <w:r>
+              <w:t xml:space="preserve">[0.96, 1.30]</w:t>
+            </w:r>
+          </w:p>
+        </w:tc>
+        <w:tc>
+          <w:tcPr/>
+          <w:p>
+            <w:pPr>
+              <w:pStyle w:val="Compact"/>
+            </w:pPr>
+            <w:r>
+              <w:t xml:space="preserve">.144</w:t>
+            </w:r>
+          </w:p>
+        </w:tc>
+        <w:tc>
+          <w:tcPr/>
+          <w:p>
+            <w:pPr>
+              <w:pStyle w:val="Compact"/>
+            </w:pPr>
+          </w:p>
+        </w:tc>
+        <w:tc>
+          <w:tcPr/>
+          <w:p>
+            <w:pPr>
+              <w:pStyle w:val="Compact"/>
+            </w:pPr>
+          </w:p>
+        </w:tc>
+      </w:tr>
+      <w:tr>
+        <w:tc>
+          <w:tcPr/>
+          <w:p>
+            <w:pPr>
+              <w:pStyle w:val="Compact"/>
+            </w:pPr>
+          </w:p>
+        </w:tc>
+        <w:tc>
+          <w:tcPr/>
+          <w:p>
+            <w:pPr>
+              <w:pStyle w:val="Compact"/>
+            </w:pPr>
+            <w:r>
+              <w:t xml:space="preserve">HHI early (z)</w:t>
+            </w:r>
+          </w:p>
+        </w:tc>
+        <w:tc>
+          <w:tcPr/>
+          <w:p>
+            <w:pPr>
+              <w:pStyle w:val="Compact"/>
+            </w:pPr>
+            <w:r>
+              <w:t xml:space="preserve">1.36</w:t>
+            </w:r>
+          </w:p>
+        </w:tc>
+        <w:tc>
+          <w:tcPr/>
+          <w:p>
+            <w:pPr>
+              <w:pStyle w:val="Compact"/>
+            </w:pPr>
+            <w:r>
+              <w:t xml:space="preserve">[1.17, 1.57]</w:t>
+            </w:r>
+          </w:p>
+        </w:tc>
+        <w:tc>
+          <w:tcPr/>
+          <w:p>
+            <w:pPr>
+              <w:pStyle w:val="Compact"/>
+            </w:pPr>
+            <w:r>
+              <w:t xml:space="preserve">&lt; .001</w:t>
+            </w:r>
+          </w:p>
+        </w:tc>
+        <w:tc>
+          <w:tcPr/>
+          <w:p>
+            <w:pPr>
+              <w:pStyle w:val="Compact"/>
+            </w:pPr>
+          </w:p>
+        </w:tc>
+        <w:tc>
+          <w:tcPr/>
+          <w:p>
+            <w:pPr>
+              <w:pStyle w:val="Compact"/>
+            </w:pPr>
+          </w:p>
+        </w:tc>
+      </w:tr>
+      <w:tr>
+        <w:tc>
+          <w:tcPr/>
+          <w:p>
+            <w:pPr>
+              <w:pStyle w:val="Compact"/>
+            </w:pPr>
+          </w:p>
+        </w:tc>
+        <w:tc>
+          <w:tcPr/>
+          <w:p>
+            <w:pPr>
+              <w:pStyle w:val="Compact"/>
+            </w:pPr>
+            <w:r>
+              <w:rPr>
+                <w:b/>
+                <w:bCs/>
+              </w:rPr>
+              <w:t xml:space="preserve">Pre-milestone volume (z)</w:t>
+            </w:r>
+          </w:p>
+        </w:tc>
+        <w:tc>
+          <w:tcPr/>
+          <w:p>
+            <w:pPr>
+              <w:pStyle w:val="Compact"/>
+            </w:pPr>
+            <w:r>
+              <w:rPr>
+                <w:b/>
+                <w:bCs/>
+              </w:rPr>
+              <w:t xml:space="preserve">2.40</w:t>
+            </w:r>
+          </w:p>
+        </w:tc>
+        <w:tc>
+          <w:tcPr/>
+          <w:p>
+            <w:pPr>
+              <w:pStyle w:val="Compact"/>
+            </w:pPr>
+            <w:r>
+              <w:rPr>
+                <w:b/>
+                <w:bCs/>
+              </w:rPr>
+              <w:t xml:space="preserve">[2.08, 2.76]</w:t>
+            </w:r>
+          </w:p>
+        </w:tc>
+        <w:tc>
+          <w:tcPr/>
+          <w:p>
+            <w:pPr>
+              <w:pStyle w:val="Compact"/>
+            </w:pPr>
+            <w:r>
+              <w:rPr>
+                <w:b/>
+                <w:bCs/>
+              </w:rPr>
+              <w:t xml:space="preserve">&lt; .001</w:t>
+            </w:r>
+          </w:p>
+        </w:tc>
+        <w:tc>
+          <w:tcPr/>
+          <w:p>
+            <w:pPr>
+              <w:pStyle w:val="Compact"/>
+            </w:pPr>
+          </w:p>
+        </w:tc>
+        <w:tc>
+          <w:tcPr/>
+          <w:p>
+            <w:pPr>
+              <w:pStyle w:val="Compact"/>
+            </w:pPr>
+          </w:p>
+        </w:tc>
+      </w:tr>
+    </w:tbl>
+    <w:p>
+      <w:pPr>
+        <w:pStyle w:val="BodyText"/>
+      </w:pPr>
+      <w:r>
+        <w:rPr>
+          <w:i/>
+          <w:iCs/>
+        </w:rPr>
+        <w:t xml:space="preserve">Note.</w:t>
+      </w:r>
+      <w:r>
+        <w:t xml:space="preserve"> </w:t>
+      </w:r>
+      <w:r>
+        <w:t xml:space="preserve">Logistic regression for binary active senior status (≥2 registered results in any year at age 20+). Predictors are observed during the baseline window (ages 13–14) only. Pre-milestone volume is the sum of distinct meets attended at ages 13 and 14. Continuous covariates are z-standardized so ORs reflect per-SD effects. Cross-validated AUC uses 5-fold stratified resampling. The pre-milestone volume coefficient is the dominant single-step gain (AUC 0.600 → 0.751). HHI becomes significant once volume is entered (mutual adjustment); the direction indicates that higher concentration in fewer event categories is associated with higher retention odds (see also Discussion 4.6).</w:t>
+      </w:r>
+    </w:p>
+    <w:p>
+      <w:r>
+        <w:pict>
+          <v:rect style="width:0;height:1.5pt" o:hralign="center" o:hrstd="t" o:hr="t"/>
+        </w:pict>
+      </w:r>
+    </w:p>
+    <w:bookmarkEnd w:id="68"/>
+    <w:bookmarkStart w:id="69" w:name="Xead665dc21eb92f77ea82cce847e701a62b1bef"/>
+    <w:p>
+      <w:pPr>
+        <w:pStyle w:val="Heading2"/>
+      </w:pPr>
+      <w:r>
+        <w:t xml:space="preserve">Table 4. Pull-back versus baseline heterogeneity: volume level and within-athlete change</w:t>
+      </w:r>
+    </w:p>
+    <w:p>
+      <w:pPr>
+        <w:pStyle w:val="FirstParagraph"/>
+      </w:pPr>
+      <w:r>
+        <w:t xml:space="preserve">Athletes still active (≥1 result) at age 14: 1,914; fitted models are complete-case on Tyrving, n = 1,549 (Tyrving missingness is concentrated among early-inactive athletes; see Supplementary Table S12).</w:t>
+      </w:r>
+    </w:p>
+    <w:tbl>
+      <w:tblPr>
+        <w:tblStyle w:val="Table"/>
+        <w:tblW w:type="pct" w:w="5000"/>
+        <w:tblLayout w:type="fixed"/>
+        <w:tblLook w:firstRow="1" w:lastRow="0" w:firstColumn="0" w:lastColumn="0" w:noHBand="0" w:noVBand="0" w:val="0020"/>
+      </w:tblPr>
+      <w:tblGrid>
+        <w:gridCol w:w="1584"/>
+        <w:gridCol w:w="1584"/>
+        <w:gridCol w:w="1584"/>
+        <w:gridCol w:w="1584"/>
+        <w:gridCol w:w="1584"/>
+      </w:tblGrid>
+      <w:tr>
+        <w:trPr>
+          <w:tblHeader w:val="on"/>
+        </w:trPr>
+        <w:tc>
+          <w:tcPr/>
+          <w:p>
+            <w:pPr>
+              <w:pStyle w:val="Compact"/>
+            </w:pPr>
+            <w:r>
+              <w:t xml:space="preserve">Model</w:t>
+            </w:r>
+          </w:p>
+        </w:tc>
+        <w:tc>
+          <w:tcPr/>
+          <w:p>
+            <w:pPr>
+              <w:pStyle w:val="Compact"/>
+            </w:pPr>
+            <w:r>
+              <w:t xml:space="preserve">Covariate</w:t>
+            </w:r>
+          </w:p>
+        </w:tc>
+        <w:tc>
+          <w:tcPr/>
+          <w:p>
+            <w:pPr>
+              <w:pStyle w:val="Compact"/>
+            </w:pPr>
+            <w:r>
+              <w:t xml:space="preserve">OR</w:t>
+            </w:r>
+          </w:p>
+        </w:tc>
+        <w:tc>
+          <w:tcPr/>
+          <w:p>
+            <w:pPr>
+              <w:pStyle w:val="Compact"/>
+            </w:pPr>
+            <w:r>
+              <w:t xml:space="preserve">95% CI</w:t>
+            </w:r>
+          </w:p>
+        </w:tc>
+        <w:tc>
+          <w:tcPr/>
+          <w:p>
+            <w:pPr>
+              <w:pStyle w:val="Compact"/>
+            </w:pPr>
+            <w:r>
+              <w:t xml:space="preserve">p</w:t>
+            </w:r>
+          </w:p>
+        </w:tc>
+      </w:tr>
+      <w:tr>
+        <w:tc>
+          <w:tcPr/>
+          <w:p>
+            <w:pPr>
+              <w:pStyle w:val="Compact"/>
+            </w:pPr>
+            <w:r>
+              <w:t xml:space="preserve">M1: Volume at age 14 only</w:t>
+            </w:r>
+          </w:p>
+        </w:tc>
+        <w:tc>
+          <w:tcPr/>
+          <w:p>
+            <w:pPr>
+              <w:pStyle w:val="Compact"/>
+            </w:pPr>
+            <w:r>
+              <w:t xml:space="preserve">Female</w:t>
+            </w:r>
+          </w:p>
+        </w:tc>
+        <w:tc>
+          <w:tcPr/>
+          <w:p>
+            <w:pPr>
+              <w:pStyle w:val="Compact"/>
+            </w:pPr>
+            <w:r>
+              <w:t xml:space="preserve">0.61</w:t>
+            </w:r>
+          </w:p>
+        </w:tc>
+        <w:tc>
+          <w:tcPr/>
+          <w:p>
+            <w:pPr>
+              <w:pStyle w:val="Compact"/>
+            </w:pPr>
+            <w:r>
+              <w:t xml:space="preserve">[0.46, 0.81]</w:t>
+            </w:r>
+          </w:p>
+        </w:tc>
+        <w:tc>
+          <w:tcPr/>
+          <w:p>
+            <w:pPr>
+              <w:pStyle w:val="Compact"/>
+            </w:pPr>
+            <w:r>
+              <w:t xml:space="preserve">&lt; .001</w:t>
+            </w:r>
+          </w:p>
+        </w:tc>
+      </w:tr>
+      <w:tr>
+        <w:tc>
+          <w:tcPr/>
+          <w:p>
+            <w:pPr>
+              <w:pStyle w:val="Compact"/>
+            </w:pPr>
+          </w:p>
+        </w:tc>
+        <w:tc>
+          <w:tcPr/>
+          <w:p>
+            <w:pPr>
+              <w:pStyle w:val="Compact"/>
+            </w:pPr>
+            <w:r>
+              <w:t xml:space="preserve">Tyrving (z)</w:t>
+            </w:r>
+          </w:p>
+        </w:tc>
+        <w:tc>
+          <w:tcPr/>
+          <w:p>
+            <w:pPr>
+              <w:pStyle w:val="Compact"/>
+            </w:pPr>
+            <w:r>
+              <w:t xml:space="preserve">1.12</w:t>
+            </w:r>
+          </w:p>
+        </w:tc>
+        <w:tc>
+          <w:tcPr/>
+          <w:p>
+            <w:pPr>
+              <w:pStyle w:val="Compact"/>
+            </w:pPr>
+            <w:r>
+              <w:t xml:space="preserve">[0.96, 1.30]</w:t>
+            </w:r>
+          </w:p>
+        </w:tc>
+        <w:tc>
+          <w:tcPr/>
+          <w:p>
+            <w:pPr>
+              <w:pStyle w:val="Compact"/>
+            </w:pPr>
+            <w:r>
+              <w:t xml:space="preserve">.167</w:t>
+            </w:r>
+          </w:p>
+        </w:tc>
+      </w:tr>
+      <w:tr>
+        <w:tc>
+          <w:tcPr/>
+          <w:p>
+            <w:pPr>
+              <w:pStyle w:val="Compact"/>
+            </w:pPr>
+          </w:p>
+        </w:tc>
+        <w:tc>
+          <w:tcPr/>
+          <w:p>
+            <w:pPr>
+              <w:pStyle w:val="Compact"/>
+            </w:pPr>
+            <w:r>
+              <w:rPr>
+                <w:b/>
+                <w:bCs/>
+              </w:rPr>
+              <w:t xml:space="preserve">Volume at age 14 (z)</w:t>
+            </w:r>
+          </w:p>
+        </w:tc>
+        <w:tc>
+          <w:tcPr/>
+          <w:p>
+            <w:pPr>
+              <w:pStyle w:val="Compact"/>
+            </w:pPr>
+            <w:r>
+              <w:rPr>
+                <w:b/>
+                <w:bCs/>
+              </w:rPr>
+              <w:t xml:space="preserve">2.23</w:t>
+            </w:r>
+          </w:p>
+        </w:tc>
+        <w:tc>
+          <w:tcPr/>
+          <w:p>
+            <w:pPr>
+              <w:pStyle w:val="Compact"/>
+            </w:pPr>
+            <w:r>
+              <w:rPr>
+                <w:b/>
+                <w:bCs/>
+              </w:rPr>
+              <w:t xml:space="preserve">[1.94, 2.57]</w:t>
+            </w:r>
+          </w:p>
+        </w:tc>
+        <w:tc>
+          <w:tcPr/>
+          <w:p>
+            <w:pPr>
+              <w:pStyle w:val="Compact"/>
+            </w:pPr>
+            <w:r>
+              <w:rPr>
+                <w:b/>
+                <w:bCs/>
+              </w:rPr>
+              <w:t xml:space="preserve">&lt; .001</w:t>
+            </w:r>
+          </w:p>
+        </w:tc>
+      </w:tr>
+      <w:tr>
+        <w:tc>
+          <w:tcPr/>
+          <w:p>
+            <w:pPr>
+              <w:pStyle w:val="Compact"/>
+            </w:pPr>
+            <w:r>
+              <w:t xml:space="preserve">M2: + Volume change 14→15</w:t>
+            </w:r>
+          </w:p>
+        </w:tc>
+        <w:tc>
+          <w:tcPr/>
+          <w:p>
+            <w:pPr>
+              <w:pStyle w:val="Compact"/>
+            </w:pPr>
+            <w:r>
+              <w:t xml:space="preserve">Female</w:t>
+            </w:r>
+          </w:p>
+        </w:tc>
+        <w:tc>
+          <w:tcPr/>
+          <w:p>
+            <w:pPr>
+              <w:pStyle w:val="Compact"/>
+            </w:pPr>
+            <w:r>
+              <w:t xml:space="preserve">0.60</w:t>
+            </w:r>
+          </w:p>
+        </w:tc>
+        <w:tc>
+          <w:tcPr/>
+          <w:p>
+            <w:pPr>
+              <w:pStyle w:val="Compact"/>
+            </w:pPr>
+            <w:r>
+              <w:t xml:space="preserve">[0.44, 0.81]</w:t>
+            </w:r>
+          </w:p>
+        </w:tc>
+        <w:tc>
+          <w:tcPr/>
+          <w:p>
+            <w:pPr>
+              <w:pStyle w:val="Compact"/>
+            </w:pPr>
+            <w:r>
+              <w:t xml:space="preserve">&lt; .001</w:t>
+            </w:r>
+          </w:p>
+        </w:tc>
+      </w:tr>
+      <w:tr>
+        <w:tc>
+          <w:tcPr/>
+          <w:p>
+            <w:pPr>
+              <w:pStyle w:val="Compact"/>
+            </w:pPr>
+          </w:p>
+        </w:tc>
+        <w:tc>
+          <w:tcPr/>
+          <w:p>
+            <w:pPr>
+              <w:pStyle w:val="Compact"/>
+            </w:pPr>
+            <w:r>
+              <w:t xml:space="preserve">Tyrving (z)</w:t>
+            </w:r>
+          </w:p>
+        </w:tc>
+        <w:tc>
+          <w:tcPr/>
+          <w:p>
+            <w:pPr>
+              <w:pStyle w:val="Compact"/>
+            </w:pPr>
+            <w:r>
+              <w:t xml:space="preserve">1.01</w:t>
+            </w:r>
+          </w:p>
+        </w:tc>
+        <w:tc>
+          <w:tcPr/>
+          <w:p>
+            <w:pPr>
+              <w:pStyle w:val="Compact"/>
+            </w:pPr>
+            <w:r>
+              <w:t xml:space="preserve">[0.86, 1.19]</w:t>
+            </w:r>
+          </w:p>
+        </w:tc>
+        <w:tc>
+          <w:tcPr/>
+          <w:p>
+            <w:pPr>
+              <w:pStyle w:val="Compact"/>
+            </w:pPr>
+            <w:r>
+              <w:t xml:space="preserve">.882</w:t>
+            </w:r>
+          </w:p>
+        </w:tc>
+      </w:tr>
+      <w:tr>
+        <w:tc>
+          <w:tcPr/>
+          <w:p>
+            <w:pPr>
+              <w:pStyle w:val="Compact"/>
+            </w:pPr>
+          </w:p>
+        </w:tc>
+        <w:tc>
+          <w:tcPr/>
+          <w:p>
+            <w:pPr>
+              <w:pStyle w:val="Compact"/>
+            </w:pPr>
+            <w:r>
+              <w:rPr>
+                <w:b/>
+                <w:bCs/>
+              </w:rPr>
+              <w:t xml:space="preserve">Volume at age 14 (z)</w:t>
+            </w:r>
+          </w:p>
+        </w:tc>
+        <w:tc>
+          <w:tcPr/>
+          <w:p>
+            <w:pPr>
+              <w:pStyle w:val="Compact"/>
+            </w:pPr>
+            <w:r>
+              <w:rPr>
+                <w:b/>
+                <w:bCs/>
+              </w:rPr>
+              <w:t xml:space="preserve">2.79</w:t>
+            </w:r>
+          </w:p>
+        </w:tc>
+        <w:tc>
+          <w:tcPr/>
+          <w:p>
+            <w:pPr>
+              <w:pStyle w:val="Compact"/>
+            </w:pPr>
+            <w:r>
+              <w:rPr>
+                <w:b/>
+                <w:bCs/>
+              </w:rPr>
+              <w:t xml:space="preserve">[2.37, 3.28]</w:t>
+            </w:r>
+          </w:p>
+        </w:tc>
+        <w:tc>
+          <w:tcPr/>
+          <w:p>
+            <w:pPr>
+              <w:pStyle w:val="Compact"/>
+            </w:pPr>
+            <w:r>
+              <w:rPr>
+                <w:b/>
+                <w:bCs/>
+              </w:rPr>
+              <w:t xml:space="preserve">&lt; .001</w:t>
+            </w:r>
+          </w:p>
+        </w:tc>
+      </w:tr>
+      <w:tr>
+        <w:tc>
+          <w:tcPr/>
+          <w:p>
+            <w:pPr>
+              <w:pStyle w:val="Compact"/>
+            </w:pPr>
+          </w:p>
+        </w:tc>
+        <w:tc>
+          <w:tcPr/>
+          <w:p>
+            <w:pPr>
+              <w:pStyle w:val="Compact"/>
+            </w:pPr>
+            <w:r>
+              <w:rPr>
+                <w:b/>
+                <w:bCs/>
+              </w:rPr>
+              <w:t xml:space="preserve">Volume change 14→15 (z)</w:t>
+            </w:r>
+          </w:p>
+        </w:tc>
+        <w:tc>
+          <w:tcPr/>
+          <w:p>
+            <w:pPr>
+              <w:pStyle w:val="Compact"/>
+            </w:pPr>
+            <w:r>
+              <w:rPr>
+                <w:b/>
+                <w:bCs/>
+              </w:rPr>
+              <w:t xml:space="preserve">2.44</w:t>
+            </w:r>
+          </w:p>
+        </w:tc>
+        <w:tc>
+          <w:tcPr/>
+          <w:p>
+            <w:pPr>
+              <w:pStyle w:val="Compact"/>
+            </w:pPr>
+            <w:r>
+              <w:rPr>
+                <w:b/>
+                <w:bCs/>
+              </w:rPr>
+              <w:t xml:space="preserve">[2.10, 2.83]</w:t>
+            </w:r>
+          </w:p>
+        </w:tc>
+        <w:tc>
+          <w:tcPr/>
+          <w:p>
+            <w:pPr>
+              <w:pStyle w:val="Compact"/>
+            </w:pPr>
+            <w:r>
+              <w:rPr>
+                <w:b/>
+                <w:bCs/>
+              </w:rPr>
+              <w:t xml:space="preserve">&lt; .001</w:t>
+            </w:r>
+          </w:p>
+        </w:tc>
+      </w:tr>
+    </w:tbl>
+    <w:p>
+      <w:pPr>
+        <w:pStyle w:val="BodyText"/>
+      </w:pPr>
+      <w:r>
+        <w:rPr>
+          <w:i/>
+          <w:iCs/>
+        </w:rPr>
+        <w:t xml:space="preserve">Note.</w:t>
+      </w:r>
+      <w:r>
+        <w:t xml:space="preserve"> </w:t>
+      </w:r>
+      <w:r>
+        <w:t xml:space="preserve">Pseudo-</w:t>
+      </w:r>
+      <w:r>
+        <w:rPr>
+          <w:i/>
+          <w:iCs/>
+        </w:rPr>
+        <w:t xml:space="preserve">R</w:t>
+      </w:r>
+      <w:r>
+        <w:t xml:space="preserve">² rose from 0.113 (M1) to 0.227 (M2): within-athlete change adds substantial information conditional on baseline level. A one-SD greater decline from age 14 to age 15 was associated with 2.4-times lower retention odds, conditional on level at age 14. Both baseline level and within-athlete pull-back contribute substantially and independently.</w:t>
+      </w:r>
+    </w:p>
+    <w:p>
+      <w:r>
+        <w:pict>
+          <v:rect style="width:0;height:1.5pt" o:hralign="center" o:hrstd="t" o:hr="t"/>
+        </w:pict>
+      </w:r>
+    </w:p>
+    <w:bookmarkEnd w:id="69"/>
+    <w:bookmarkStart w:id="70" w:name="X26906ff415d5e711796d5b4eb2458551a966eca"/>
+    <w:p>
+      <w:pPr>
+        <w:pStyle w:val="Heading2"/>
+      </w:pPr>
+      <w:r>
+        <w:t xml:space="preserve">Table 5. Time-varying hazard ratios (post-baseline Cox specification, period-specific)</w:t>
+      </w:r>
+    </w:p>
+    <w:tbl>
+      <w:tblPr>
+        <w:tblStyle w:val="Table"/>
+        <w:tblW w:type="pct" w:w="5000"/>
+        <w:tblLayout w:type="fixed"/>
+        <w:tblLook w:firstRow="1" w:lastRow="0" w:firstColumn="0" w:lastColumn="0" w:noHBand="0" w:noVBand="0" w:val="0020"/>
+      </w:tblPr>
+      <w:tblGrid>
+        <w:gridCol w:w="1980"/>
+        <w:gridCol w:w="1980"/>
+        <w:gridCol w:w="1980"/>
+        <w:gridCol w:w="1980"/>
+      </w:tblGrid>
+      <w:tr>
+        <w:trPr>
+          <w:tblHeader w:val="on"/>
+        </w:trPr>
+        <w:tc>
+          <w:tcPr/>
+          <w:p>
+            <w:pPr>
+              <w:pStyle w:val="Compact"/>
+            </w:pPr>
+            <w:r>
+              <w:t xml:space="preserve">Covariate</w:t>
+            </w:r>
+          </w:p>
+        </w:tc>
+        <w:tc>
+          <w:tcPr/>
+          <w:p>
+            <w:pPr>
+              <w:pStyle w:val="Compact"/>
+            </w:pPr>
+            <w:r>
+              <w:t xml:space="preserve">Years 0–3 since baseline (approx. ages 13–17)</w:t>
+            </w:r>
+          </w:p>
+        </w:tc>
+        <w:tc>
+          <w:tcPr/>
+          <w:p>
+            <w:pPr>
+              <w:pStyle w:val="Compact"/>
+            </w:pPr>
+            <w:r>
+              <w:t xml:space="preserve">Years 3–6 (approx. ages 16–20)</w:t>
+            </w:r>
+          </w:p>
+        </w:tc>
+        <w:tc>
+          <w:tcPr/>
+          <w:p>
+            <w:pPr>
+              <w:pStyle w:val="Compact"/>
+            </w:pPr>
+            <w:r>
+              <w:t xml:space="preserve">Years 6+ (approx. ages 19+)</w:t>
+            </w:r>
+          </w:p>
+        </w:tc>
+      </w:tr>
+      <w:tr>
+        <w:tc>
+          <w:tcPr/>
+          <w:p>
+            <w:pPr>
+              <w:pStyle w:val="Compact"/>
+            </w:pPr>
+            <w:r>
+              <w:t xml:space="preserve">Volume at age 15–16 (per SD)</w:t>
+            </w:r>
+          </w:p>
+        </w:tc>
+        <w:tc>
+          <w:tcPr/>
+          <w:p>
+            <w:pPr>
+              <w:pStyle w:val="Compact"/>
+            </w:pPr>
+            <w:r>
+              <w:t xml:space="preserve">0.14 [0.11, 0.16]</w:t>
+            </w:r>
+          </w:p>
+        </w:tc>
+        <w:tc>
+          <w:tcPr/>
+          <w:p>
+            <w:pPr>
+              <w:pStyle w:val="Compact"/>
+            </w:pPr>
+            <w:r>
+              <w:t xml:space="preserve">0.69 [0.60, 0.79]</w:t>
+            </w:r>
+          </w:p>
+        </w:tc>
+        <w:tc>
+          <w:tcPr/>
+          <w:p>
+            <w:pPr>
+              <w:pStyle w:val="Compact"/>
+            </w:pPr>
+            <w:r>
+              <w:t xml:space="preserve">0.96 [0.77, 1.19]</w:t>
+            </w:r>
+          </w:p>
+        </w:tc>
+      </w:tr>
+      <w:tr>
+        <w:tc>
+          <w:tcPr/>
+          <w:p>
+            <w:pPr>
+              <w:pStyle w:val="Compact"/>
+            </w:pPr>
+            <w:r>
+              <w:t xml:space="preserve">Championship types (count)</w:t>
+            </w:r>
+          </w:p>
+        </w:tc>
+        <w:tc>
+          <w:tcPr/>
+          <w:p>
+            <w:pPr>
+              <w:pStyle w:val="Compact"/>
+            </w:pPr>
+            <w:r>
+              <w:t xml:space="preserve">0.61 [0.55, 0.69]</w:t>
+            </w:r>
+          </w:p>
+        </w:tc>
+        <w:tc>
+          <w:tcPr/>
+          <w:p>
+            <w:pPr>
+              <w:pStyle w:val="Compact"/>
+            </w:pPr>
+            <w:r>
+              <w:t xml:space="preserve">0.88 [0.79, 0.99]</w:t>
+            </w:r>
+          </w:p>
+        </w:tc>
+        <w:tc>
+          <w:tcPr/>
+          <w:p>
+            <w:pPr>
+              <w:pStyle w:val="Compact"/>
+            </w:pPr>
+            <w:r>
+              <w:t xml:space="preserve">0.97 [0.78, 1.21]</w:t>
+            </w:r>
+          </w:p>
+        </w:tc>
+      </w:tr>
+      <w:tr>
+        <w:tc>
+          <w:tcPr/>
+          <w:p>
+            <w:pPr>
+              <w:pStyle w:val="Compact"/>
+            </w:pPr>
+            <w:r>
+              <w:t xml:space="preserve">Tyrving (z)</w:t>
+            </w:r>
+          </w:p>
+        </w:tc>
+        <w:tc>
+          <w:tcPr/>
+          <w:p>
+            <w:pPr>
+              <w:pStyle w:val="Compact"/>
+            </w:pPr>
+            <w:r>
+              <w:t xml:space="preserve">1.07 [0.99, 1.15]</w:t>
+            </w:r>
+          </w:p>
+        </w:tc>
+        <w:tc>
+          <w:tcPr/>
+          <w:p>
+            <w:pPr>
+              <w:pStyle w:val="Compact"/>
+            </w:pPr>
+            <w:r>
+              <w:t xml:space="preserve">0.92 [0.84, 1.01]</w:t>
+            </w:r>
+          </w:p>
+        </w:tc>
+        <w:tc>
+          <w:tcPr/>
+          <w:p>
+            <w:pPr>
+              <w:pStyle w:val="Compact"/>
+            </w:pPr>
+            <w:r>
+              <w:t xml:space="preserve">0.94 [0.78, 1.13]</w:t>
+            </w:r>
+          </w:p>
+        </w:tc>
+      </w:tr>
+      <w:tr>
+        <w:tc>
+          <w:tcPr/>
+          <w:p>
+            <w:pPr>
+              <w:pStyle w:val="Compact"/>
+            </w:pPr>
+            <w:r>
+              <w:t xml:space="preserve">HHI early (z)</w:t>
+            </w:r>
+          </w:p>
+        </w:tc>
+        <w:tc>
+          <w:tcPr/>
+          <w:p>
+            <w:pPr>
+              <w:pStyle w:val="Compact"/>
+            </w:pPr>
+            <w:r>
+              <w:t xml:space="preserve">0.97 [0.91, 1.05]</w:t>
+            </w:r>
+          </w:p>
+        </w:tc>
+        <w:tc>
+          <w:tcPr/>
+          <w:p>
+            <w:pPr>
+              <w:pStyle w:val="Compact"/>
+            </w:pPr>
+            <w:r>
+              <w:t xml:space="preserve">0.93 [0.85, 1.02]</w:t>
+            </w:r>
+          </w:p>
+        </w:tc>
+        <w:tc>
+          <w:tcPr/>
+          <w:p>
+            <w:pPr>
+              <w:pStyle w:val="Compact"/>
+            </w:pPr>
+            <w:r>
+              <w:t xml:space="preserve">1.02 [0.85, 1.21]</w:t>
+            </w:r>
+          </w:p>
+        </w:tc>
+      </w:tr>
+      <w:tr>
+        <w:tc>
+          <w:tcPr/>
+          <w:p>
+            <w:pPr>
+              <w:pStyle w:val="Compact"/>
+            </w:pPr>
+            <w:r>
+              <w:t xml:space="preserve">Female</w:t>
+            </w:r>
+          </w:p>
+        </w:tc>
+        <w:tc>
+          <w:tcPr/>
+          <w:p>
+            <w:pPr>
+              <w:pStyle w:val="Compact"/>
+            </w:pPr>
+            <w:r>
+              <w:t xml:space="preserve">1.16 [1.02, 1.31]</w:t>
+            </w:r>
+          </w:p>
+        </w:tc>
+        <w:tc>
+          <w:tcPr/>
+          <w:p>
+            <w:pPr>
+              <w:pStyle w:val="Compact"/>
+            </w:pPr>
+            <w:r>
+              <w:t xml:space="preserve">1.06 [0.91, 1.23]</w:t>
+            </w:r>
+          </w:p>
+        </w:tc>
+        <w:tc>
+          <w:tcPr/>
+          <w:p>
+            <w:pPr>
+              <w:pStyle w:val="Compact"/>
+            </w:pPr>
+            <w:r>
+              <w:t xml:space="preserve">1.09 [0.85, 1.39]</w:t>
+            </w:r>
+          </w:p>
+        </w:tc>
+      </w:tr>
+      <w:tr>
+        <w:tc>
+          <w:tcPr/>
+          <w:p>
+            <w:pPr>
+              <w:pStyle w:val="Compact"/>
+            </w:pPr>
+            <w:r>
+              <w:t xml:space="preserve">n at risk in interval</w:t>
+            </w:r>
+          </w:p>
+        </w:tc>
+        <w:tc>
+          <w:tcPr/>
+          <w:p>
+            <w:pPr>
+              <w:pStyle w:val="Compact"/>
+            </w:pPr>
+            <w:r>
+              <w:t xml:space="preserve">1,704</w:t>
+            </w:r>
+          </w:p>
+        </w:tc>
+        <w:tc>
+          <w:tcPr/>
+          <w:p>
+            <w:pPr>
+              <w:pStyle w:val="Compact"/>
+            </w:pPr>
+            <w:r>
+              <w:t xml:space="preserve">669</w:t>
+            </w:r>
+          </w:p>
+        </w:tc>
+        <w:tc>
+          <w:tcPr/>
+          <w:p>
+            <w:pPr>
+              <w:pStyle w:val="Compact"/>
+            </w:pPr>
+            <w:r>
+              <w:t xml:space="preserve">270</w:t>
+            </w:r>
+          </w:p>
+        </w:tc>
+      </w:tr>
+      <w:tr>
+        <w:tc>
+          <w:tcPr/>
+          <w:p>
+            <w:pPr>
+              <w:pStyle w:val="Compact"/>
+            </w:pPr>
+            <w:r>
+              <w:t xml:space="preserve">events in interval</w:t>
+            </w:r>
+          </w:p>
+        </w:tc>
+        <w:tc>
+          <w:tcPr/>
+          <w:p>
+            <w:pPr>
+              <w:pStyle w:val="Compact"/>
+            </w:pPr>
+            <w:r>
+              <w:t xml:space="preserve">1,035</w:t>
+            </w:r>
+          </w:p>
+        </w:tc>
+        <w:tc>
+          <w:tcPr/>
+          <w:p>
+            <w:pPr>
+              <w:pStyle w:val="Compact"/>
+            </w:pPr>
+            <w:r>
+              <w:t xml:space="preserve">399</w:t>
+            </w:r>
+          </w:p>
+        </w:tc>
+        <w:tc>
+          <w:tcPr/>
+          <w:p>
+            <w:pPr>
+              <w:pStyle w:val="Compact"/>
+            </w:pPr>
+            <w:r>
+              <w:t xml:space="preserve">136</w:t>
+            </w:r>
+          </w:p>
+        </w:tc>
+      </w:tr>
+      <w:tr>
+        <w:tc>
+          <w:tcPr/>
+          <w:p>
+            <w:pPr>
+              <w:pStyle w:val="Compact"/>
+            </w:pPr>
+            <w:r>
+              <w:t xml:space="preserve">C-index</w:t>
+            </w:r>
+          </w:p>
+        </w:tc>
+        <w:tc>
+          <w:tcPr/>
+          <w:p>
+            <w:pPr>
+              <w:pStyle w:val="Compact"/>
+            </w:pPr>
+            <w:r>
+              <w:t xml:space="preserve">0.894</w:t>
+            </w:r>
+          </w:p>
+        </w:tc>
+        <w:tc>
+          <w:tcPr/>
+          <w:p>
+            <w:pPr>
+              <w:pStyle w:val="Compact"/>
+            </w:pPr>
+            <w:r>
+              <w:t xml:space="preserve">0.661</w:t>
+            </w:r>
+          </w:p>
+        </w:tc>
+        <w:tc>
+          <w:tcPr/>
+          <w:p>
+            <w:pPr>
+              <w:pStyle w:val="Compact"/>
+            </w:pPr>
+            <w:r>
+              <w:t xml:space="preserve">0.582</w:t>
+            </w:r>
+          </w:p>
+        </w:tc>
+      </w:tr>
+    </w:tbl>
+    <w:p>
+      <w:pPr>
+        <w:pStyle w:val="BodyText"/>
+      </w:pPr>
+      <w:r>
+        <w:rPr>
+          <w:i/>
+          <w:iCs/>
+        </w:rPr>
+        <w:t xml:space="preserve">Note.</w:t>
+      </w:r>
+      <w:r>
+        <w:t xml:space="preserve"> </w:t>
+      </w:r>
+      <w:r>
+        <w:t xml:space="preserve">Period-specific Cox estimates from the post-baseline specification with covariates measured at ages 15–16 and ≤17. The early-window HR for ages-15–16 volume partly reflects operational overlap between predictor and outcome (low milestone volume is mechanical for athletes who drop out before age 15); this estimate should be read as descriptive of the time-varying association rather than as an independent prospective effect. Substantively, the protective association attenuates across follow-up, consistent with a proximal disengagement-marker interpretation.</w:t>
+      </w:r>
+    </w:p>
+    <w:p>
+      <w:r>
+        <w:pict>
+          <v:rect style="width:0;height:1.5pt" o:hralign="center" o:hrstd="t" o:hr="t"/>
+        </w:pict>
+      </w:r>
+    </w:p>
+    <w:bookmarkEnd w:id="70"/>
+    <w:bookmarkStart w:id="71" w:name="Xb1aa18e3395192ff7ac564cba097915b7cb4ac8"/>
+    <w:p>
+      <w:pPr>
+        <w:pStyle w:val="Heading2"/>
+      </w:pPr>
+      <w:r>
+        <w:t xml:space="preserve">Table 6. Prospective early-warning thresholds (pre-milestone volume, ages 13–14)</w:t>
+      </w:r>
+    </w:p>
+    <w:tbl>
+      <w:tblPr>
+        <w:tblStyle w:val="Table"/>
+        <w:tblW w:type="pct" w:w="5000"/>
+        <w:tblLayout w:type="fixed"/>
+        <w:tblLook w:firstRow="1" w:lastRow="0" w:firstColumn="0" w:lastColumn="0" w:noHBand="0" w:noVBand="0" w:val="0020"/>
+      </w:tblPr>
+      <w:tblGrid>
+        <w:gridCol w:w="990"/>
+        <w:gridCol w:w="990"/>
+        <w:gridCol w:w="990"/>
+        <w:gridCol w:w="990"/>
+        <w:gridCol w:w="990"/>
+        <w:gridCol w:w="990"/>
+        <w:gridCol w:w="990"/>
+        <w:gridCol w:w="990"/>
+      </w:tblGrid>
+      <w:tr>
+        <w:trPr>
+          <w:tblHeader w:val="on"/>
+        </w:trPr>
+        <w:tc>
+          <w:tcPr/>
+          <w:p>
+            <w:pPr>
+              <w:pStyle w:val="Compact"/>
+            </w:pPr>
+            <w:r>
+              <w:t xml:space="preserve">Threshold (flag if vol &lt;)</w:t>
+            </w:r>
+          </w:p>
+        </w:tc>
+        <w:tc>
+          <w:tcPr/>
+          <w:p>
+            <w:pPr>
+              <w:pStyle w:val="Compact"/>
+            </w:pPr>
+            <w:r>
+              <w:t xml:space="preserve">Flagged %</w:t>
+            </w:r>
+          </w:p>
+        </w:tc>
+        <w:tc>
+          <w:tcPr/>
+          <w:p>
+            <w:pPr>
+              <w:pStyle w:val="Compact"/>
+            </w:pPr>
+            <w:r>
+              <w:t xml:space="preserve">Sensitivity</w:t>
+            </w:r>
+          </w:p>
+        </w:tc>
+        <w:tc>
+          <w:tcPr/>
+          <w:p>
+            <w:pPr>
+              <w:pStyle w:val="Compact"/>
+            </w:pPr>
+            <w:r>
+              <w:t xml:space="preserve">Specificity</w:t>
+            </w:r>
+          </w:p>
+        </w:tc>
+        <w:tc>
+          <w:tcPr/>
+          <w:p>
+            <w:pPr>
+              <w:pStyle w:val="Compact"/>
+            </w:pPr>
+            <w:r>
+              <w:t xml:space="preserve">PPV</w:t>
+            </w:r>
+          </w:p>
+        </w:tc>
+        <w:tc>
+          <w:tcPr/>
+          <w:p>
+            <w:pPr>
+              <w:pStyle w:val="Compact"/>
+            </w:pPr>
+            <w:r>
+              <w:t xml:space="preserve">NPV</w:t>
+            </w:r>
+          </w:p>
+        </w:tc>
+        <w:tc>
+          <w:tcPr/>
+          <w:p>
+            <w:pPr>
+              <w:pStyle w:val="Compact"/>
+            </w:pPr>
+            <w:r>
+              <w:t xml:space="preserve">Senior retention, flagged</w:t>
+            </w:r>
+          </w:p>
+        </w:tc>
+        <w:tc>
+          <w:tcPr/>
+          <w:p>
+            <w:pPr>
+              <w:pStyle w:val="Compact"/>
+            </w:pPr>
+            <w:r>
+              <w:t xml:space="preserve">Senior retention, unflagged</w:t>
+            </w:r>
+          </w:p>
+        </w:tc>
+      </w:tr>
+      <w:tr>
+        <w:tc>
+          <w:tcPr/>
+          <w:p>
+            <w:pPr>
+              <w:pStyle w:val="Compact"/>
+            </w:pPr>
+            <w:r>
+              <w:t xml:space="preserve">5 meets</w:t>
+            </w:r>
+          </w:p>
+        </w:tc>
+        <w:tc>
+          <w:tcPr/>
+          <w:p>
+            <w:pPr>
+              <w:pStyle w:val="Compact"/>
+            </w:pPr>
+            <w:r>
+              <w:t xml:space="preserve">9.3</w:t>
+            </w:r>
+          </w:p>
+        </w:tc>
+        <w:tc>
+          <w:tcPr/>
+          <w:p>
+            <w:pPr>
+              <w:pStyle w:val="Compact"/>
+            </w:pPr>
+            <w:r>
+              <w:t xml:space="preserve">0.10 [0.09, 0.12]</w:t>
+            </w:r>
+          </w:p>
+        </w:tc>
+        <w:tc>
+          <w:tcPr/>
+          <w:p>
+            <w:pPr>
+              <w:pStyle w:val="Compact"/>
+            </w:pPr>
+            <w:r>
+              <w:t xml:space="preserve">0.96 [0.94, 0.98]</w:t>
+            </w:r>
+          </w:p>
+        </w:tc>
+        <w:tc>
+          <w:tcPr/>
+          <w:p>
+            <w:pPr>
+              <w:pStyle w:val="Compact"/>
+            </w:pPr>
+            <w:r>
+              <w:rPr>
+                <w:b/>
+                <w:bCs/>
+              </w:rPr>
+              <w:t xml:space="preserve">0.93</w:t>
+            </w:r>
+            <w:r>
+              <w:t xml:space="preserve"> </w:t>
+            </w:r>
+            <w:r>
+              <w:t xml:space="preserve">[0.89, 0.96]</w:t>
+            </w:r>
+          </w:p>
+        </w:tc>
+        <w:tc>
+          <w:tcPr/>
+          <w:p>
+            <w:pPr>
+              <w:pStyle w:val="Compact"/>
+            </w:pPr>
+            <w:r>
+              <w:t xml:space="preserve">0.17 [0.16, 0.19]</w:t>
+            </w:r>
+          </w:p>
+        </w:tc>
+        <w:tc>
+          <w:tcPr/>
+          <w:p>
+            <w:pPr>
+              <w:pStyle w:val="Compact"/>
+            </w:pPr>
+            <w:r>
+              <w:t xml:space="preserve">7.1% [3.6, 11.3]</w:t>
+            </w:r>
+          </w:p>
+        </w:tc>
+        <w:tc>
+          <w:tcPr/>
+          <w:p>
+            <w:pPr>
+              <w:pStyle w:val="Compact"/>
+            </w:pPr>
+            <w:r>
+              <w:t xml:space="preserve">17.3% [15.7, 19.1]</w:t>
+            </w:r>
+          </w:p>
+        </w:tc>
+      </w:tr>
+      <w:tr>
+        <w:tc>
+          <w:tcPr/>
+          <w:p>
+            <w:pPr>
+              <w:pStyle w:val="Compact"/>
+            </w:pPr>
+            <w:r>
+              <w:t xml:space="preserve">8 meets</w:t>
+            </w:r>
+          </w:p>
+        </w:tc>
+        <w:tc>
+          <w:tcPr/>
+          <w:p>
+            <w:pPr>
+              <w:pStyle w:val="Compact"/>
+            </w:pPr>
+            <w:r>
+              <w:t xml:space="preserve">19.8</w:t>
+            </w:r>
+          </w:p>
+        </w:tc>
+        <w:tc>
+          <w:tcPr/>
+          <w:p>
+            <w:pPr>
+              <w:pStyle w:val="Compact"/>
+            </w:pPr>
+            <w:r>
+              <w:t xml:space="preserve">0.22 [0.20, 0.24]</w:t>
+            </w:r>
+          </w:p>
+        </w:tc>
+        <w:tc>
+          <w:tcPr/>
+          <w:p>
+            <w:pPr>
+              <w:pStyle w:val="Compact"/>
+            </w:pPr>
+            <w:r>
+              <w:t xml:space="preserve">0.93 [0.90, 0.96]</w:t>
+            </w:r>
+          </w:p>
+        </w:tc>
+        <w:tc>
+          <w:tcPr/>
+          <w:p>
+            <w:pPr>
+              <w:pStyle w:val="Compact"/>
+            </w:pPr>
+            <w:r>
+              <w:rPr>
+                <w:b/>
+                <w:bCs/>
+              </w:rPr>
+              <w:t xml:space="preserve">0.94</w:t>
+            </w:r>
+            <w:r>
+              <w:t xml:space="preserve"> </w:t>
+            </w:r>
+            <w:r>
+              <w:t xml:space="preserve">[0.92, 0.96]</w:t>
+            </w:r>
+          </w:p>
+        </w:tc>
+        <w:tc>
+          <w:tcPr/>
+          <w:p>
+            <w:pPr>
+              <w:pStyle w:val="Compact"/>
+            </w:pPr>
+            <w:r>
+              <w:t xml:space="preserve">0.19 [0.17, 0.21]</w:t>
+            </w:r>
+          </w:p>
+        </w:tc>
+        <w:tc>
+          <w:tcPr/>
+          <w:p>
+            <w:pPr>
+              <w:pStyle w:val="Compact"/>
+            </w:pPr>
+            <w:r>
+              <w:t xml:space="preserve">5.7% [3.6, 7.9]</w:t>
+            </w:r>
+          </w:p>
+        </w:tc>
+        <w:tc>
+          <w:tcPr/>
+          <w:p>
+            <w:pPr>
+              <w:pStyle w:val="Compact"/>
+            </w:pPr>
+            <w:r>
+              <w:t xml:space="preserve">19.0% [17.2, 21.0]</w:t>
+            </w:r>
+          </w:p>
+        </w:tc>
+      </w:tr>
+      <w:tr>
+        <w:tc>
+          <w:tcPr/>
+          <w:p>
+            <w:pPr>
+              <w:pStyle w:val="Compact"/>
+            </w:pPr>
+            <w:r>
+              <w:t xml:space="preserve">10 meets</w:t>
+            </w:r>
+          </w:p>
+        </w:tc>
+        <w:tc>
+          <w:tcPr/>
+          <w:p>
+            <w:pPr>
+              <w:pStyle w:val="Compact"/>
+            </w:pPr>
+            <w:r>
+              <w:t xml:space="preserve">26.4</w:t>
+            </w:r>
+          </w:p>
+        </w:tc>
+        <w:tc>
+          <w:tcPr/>
+          <w:p>
+            <w:pPr>
+              <w:pStyle w:val="Compact"/>
+            </w:pPr>
+            <w:r>
+              <w:t xml:space="preserve">0.30 [0.28, 0.32]</w:t>
+            </w:r>
+          </w:p>
+        </w:tc>
+        <w:tc>
+          <w:tcPr/>
+          <w:p>
+            <w:pPr>
+              <w:pStyle w:val="Compact"/>
+            </w:pPr>
+            <w:r>
+              <w:t xml:space="preserve">0.91 [0.88, 0.94]</w:t>
+            </w:r>
+          </w:p>
+        </w:tc>
+        <w:tc>
+          <w:tcPr/>
+          <w:p>
+            <w:pPr>
+              <w:pStyle w:val="Compact"/>
+            </w:pPr>
+            <w:r>
+              <w:rPr>
+                <w:b/>
+                <w:bCs/>
+              </w:rPr>
+              <w:t xml:space="preserve">0.94</w:t>
+            </w:r>
+            <w:r>
+              <w:t xml:space="preserve"> </w:t>
+            </w:r>
+            <w:r>
+              <w:t xml:space="preserve">[0.92, 0.96]</w:t>
+            </w:r>
+          </w:p>
+        </w:tc>
+        <w:tc>
+          <w:tcPr/>
+          <w:p>
+            <w:pPr>
+              <w:pStyle w:val="Compact"/>
+            </w:pPr>
+            <w:r>
+              <w:t xml:space="preserve">0.20 [0.18, 0.22]</w:t>
+            </w:r>
+          </w:p>
+        </w:tc>
+        <w:tc>
+          <w:tcPr/>
+          <w:p>
+            <w:pPr>
+              <w:pStyle w:val="Compact"/>
+            </w:pPr>
+            <w:r>
+              <w:t xml:space="preserve">5.7% [3.9, 7.7]</w:t>
+            </w:r>
+          </w:p>
+        </w:tc>
+        <w:tc>
+          <w:tcPr/>
+          <w:p>
+            <w:pPr>
+              <w:pStyle w:val="Compact"/>
+            </w:pPr>
+            <w:r>
+              <w:t xml:space="preserve">20.2% [18.3, 22.2]</w:t>
+            </w:r>
+          </w:p>
+        </w:tc>
+      </w:tr>
+      <w:tr>
+        <w:tc>
+          <w:tcPr/>
+          <w:p>
+            <w:pPr>
+              <w:pStyle w:val="Compact"/>
+            </w:pPr>
+            <w:r>
+              <w:t xml:space="preserve">15 meets</w:t>
+            </w:r>
+          </w:p>
+        </w:tc>
+        <w:tc>
+          <w:tcPr/>
+          <w:p>
+            <w:pPr>
+              <w:pStyle w:val="Compact"/>
+            </w:pPr>
+            <w:r>
+              <w:t xml:space="preserve">43.1</w:t>
+            </w:r>
+          </w:p>
+        </w:tc>
+        <w:tc>
+          <w:tcPr/>
+          <w:p>
+            <w:pPr>
+              <w:pStyle w:val="Compact"/>
+            </w:pPr>
+            <w:r>
+              <w:t xml:space="preserve">0.48 [0.46, 0.50]</w:t>
+            </w:r>
+          </w:p>
+        </w:tc>
+        <w:tc>
+          <w:tcPr/>
+          <w:p>
+            <w:pPr>
+              <w:pStyle w:val="Compact"/>
+            </w:pPr>
+            <w:r>
+              <w:t xml:space="preserve">0.82 [0.77, 0.85]</w:t>
+            </w:r>
+          </w:p>
+        </w:tc>
+        <w:tc>
+          <w:tcPr/>
+          <w:p>
+            <w:pPr>
+              <w:pStyle w:val="Compact"/>
+            </w:pPr>
+            <w:r>
+              <w:rPr>
+                <w:b/>
+                <w:bCs/>
+              </w:rPr>
+              <w:t xml:space="preserve">0.93</w:t>
+            </w:r>
+            <w:r>
+              <w:t xml:space="preserve"> </w:t>
+            </w:r>
+            <w:r>
+              <w:t xml:space="preserve">[0.91, 0.95]</w:t>
+            </w:r>
+          </w:p>
+        </w:tc>
+        <w:tc>
+          <w:tcPr/>
+          <w:p>
+            <w:pPr>
+              <w:pStyle w:val="Compact"/>
+            </w:pPr>
+            <w:r>
+              <w:t xml:space="preserve">0.24 [0.21, 0.26]</w:t>
+            </w:r>
+          </w:p>
+        </w:tc>
+        <w:tc>
+          <w:tcPr/>
+          <w:p>
+            <w:pPr>
+              <w:pStyle w:val="Compact"/>
+            </w:pPr>
+            <w:r>
+              <w:t xml:space="preserve">7.0% [5.4, 8.7]</w:t>
+            </w:r>
+          </w:p>
+        </w:tc>
+        <w:tc>
+          <w:tcPr/>
+          <w:p>
+            <w:pPr>
+              <w:pStyle w:val="Compact"/>
+            </w:pPr>
+            <w:r>
+              <w:t xml:space="preserve">23.5% [21.1, 25.9]</w:t>
+            </w:r>
+          </w:p>
+        </w:tc>
+      </w:tr>
+    </w:tbl>
+    <w:p>
+      <w:pPr>
+        <w:pStyle w:val="BodyText"/>
+      </w:pPr>
+      <w:r>
+        <w:rPr>
+          <w:i/>
+          <w:iCs/>
+        </w:rPr>
+        <w:t xml:space="preserve">Note.</w:t>
+      </w:r>
+      <w:r>
+        <w:t xml:space="preserve"> </w:t>
+      </w:r>
+      <w:r>
+        <w:t xml:space="preserve">Classification performance of pre-milestone (ages 13–14) competition volume as a prospective early-warning indicator, applicable at the end of an athlete’s age-14 season, before the qualification window opens. All metrics are computed on one denominator (full cohort, n = 2,123); brackets are 2,000-replicate bootstrap 95% CIs. PPV is the proportion of flagged athletes who subsequently failed to retain senior activity. The final two columns give the absolute retention contrast: at the &lt; 10 threshold, 5.7% among flagged vs. 20.2% among unflagged athletes (a 3.5-fold difference). The high PPV partly reflects the population’s 84% non-retention base rate (the threshold improves precision by ~10 percentage points over base-rate prediction), and the NPV of ≈ 0.20 means unflagged athletes are not</w:t>
+      </w:r>
+      <w:r>
+        <w:t xml:space="preserve"> </w:t>
+      </w:r>
+      <w:r>
+        <w:t xml:space="preserve">“safe”</w:t>
+      </w:r>
+      <w:r>
+        <w:t xml:space="preserve">: roughly four in five of them also fail to retain. Calibration of the underlying model is reported in Supplementary Table S23.</w:t>
+      </w:r>
+    </w:p>
+    <w:p>
+      <w:r>
+        <w:pict>
+          <v:rect style="width:0;height:1.5pt" o:hralign="center" o:hrstd="t" o:hr="t"/>
+        </w:pict>
+      </w:r>
+    </w:p>
+    <w:bookmarkEnd w:id="71"/>
+    <w:bookmarkStart w:id="72" w:name="Xe9b21a988fbcae595b6ca55e69894fe6653a1ba"/>
+    <w:p>
+      <w:pPr>
+        <w:pStyle w:val="Heading2"/>
+      </w:pPr>
+      <w:r>
+        <w:t xml:space="preserve">Table 7. Cross-cohort replication of the primary L4 logistic model</w:t>
+      </w:r>
+    </w:p>
+    <w:tbl>
+      <w:tblPr>
+        <w:tblStyle w:val="Table"/>
+        <w:tblW w:type="pct" w:w="5000"/>
+        <w:tblLayout w:type="fixed"/>
+        <w:tblLook w:firstRow="1" w:lastRow="0" w:firstColumn="0" w:lastColumn="0" w:noHBand="0" w:noVBand="0" w:val="0020"/>
+      </w:tblPr>
+      <w:tblGrid>
+        <w:gridCol w:w="1320"/>
+        <w:gridCol w:w="1320"/>
+        <w:gridCol w:w="1320"/>
+        <w:gridCol w:w="1320"/>
+        <w:gridCol w:w="1320"/>
+        <w:gridCol w:w="1320"/>
+      </w:tblGrid>
+      <w:tr>
+        <w:trPr>
+          <w:tblHeader w:val="on"/>
+        </w:trPr>
+        <w:tc>
+          <w:tcPr/>
+          <w:p>
+            <w:pPr>
+              <w:pStyle w:val="Compact"/>
+            </w:pPr>
+            <w:r>
+              <w:t xml:space="preserve">Cohort</w:t>
+            </w:r>
+          </w:p>
+        </w:tc>
+        <w:tc>
+          <w:tcPr/>
+          <w:p>
+            <w:pPr>
+              <w:pStyle w:val="Compact"/>
+            </w:pPr>
+            <w:r>
+              <w:t xml:space="preserve">n</w:t>
+            </w:r>
+          </w:p>
+        </w:tc>
+        <w:tc>
+          <w:tcPr/>
+          <w:p>
+            <w:pPr>
+              <w:pStyle w:val="Compact"/>
+            </w:pPr>
+            <w:r>
+              <w:t xml:space="preserve">Covariate</w:t>
+            </w:r>
+          </w:p>
+        </w:tc>
+        <w:tc>
+          <w:tcPr/>
+          <w:p>
+            <w:pPr>
+              <w:pStyle w:val="Compact"/>
+            </w:pPr>
+            <w:r>
+              <w:t xml:space="preserve">OR</w:t>
+            </w:r>
+          </w:p>
+        </w:tc>
+        <w:tc>
+          <w:tcPr/>
+          <w:p>
+            <w:pPr>
+              <w:pStyle w:val="Compact"/>
+            </w:pPr>
+            <w:r>
+              <w:t xml:space="preserve">95% CI</w:t>
+            </w:r>
+          </w:p>
+        </w:tc>
+        <w:tc>
+          <w:tcPr/>
+          <w:p>
+            <w:pPr>
+              <w:pStyle w:val="Compact"/>
+            </w:pPr>
+            <w:r>
+              <w:t xml:space="preserve">p</w:t>
+            </w:r>
+          </w:p>
+        </w:tc>
+      </w:tr>
+      <w:tr>
+        <w:tc>
+          <w:tcPr/>
+          <w:p>
+            <w:pPr>
+              <w:pStyle w:val="Compact"/>
+            </w:pPr>
+            <w:r>
+              <w:t xml:space="preserve">1998–2000</w:t>
+            </w:r>
+          </w:p>
+        </w:tc>
+        <w:tc>
+          <w:tcPr/>
+          <w:p>
+            <w:pPr>
+              <w:pStyle w:val="Compact"/>
+            </w:pPr>
+            <w:r>
+              <w:t xml:space="preserve">1,065</w:t>
+            </w:r>
+          </w:p>
+        </w:tc>
+        <w:tc>
+          <w:tcPr/>
+          <w:p>
+            <w:pPr>
+              <w:pStyle w:val="Compact"/>
+            </w:pPr>
+            <w:r>
+              <w:t xml:space="preserve">Female</w:t>
+            </w:r>
+          </w:p>
+        </w:tc>
+        <w:tc>
+          <w:tcPr/>
+          <w:p>
+            <w:pPr>
+              <w:pStyle w:val="Compact"/>
+            </w:pPr>
+            <w:r>
+              <w:t xml:space="preserve">0.50</w:t>
+            </w:r>
+          </w:p>
+        </w:tc>
+        <w:tc>
+          <w:tcPr/>
+          <w:p>
+            <w:pPr>
+              <w:pStyle w:val="Compact"/>
+            </w:pPr>
+            <w:r>
+              <w:t xml:space="preserve">[0.34, 0.74]</w:t>
+            </w:r>
+          </w:p>
+        </w:tc>
+        <w:tc>
+          <w:tcPr/>
+          <w:p>
+            <w:pPr>
+              <w:pStyle w:val="Compact"/>
+            </w:pPr>
+            <w:r>
+              <w:t xml:space="preserve">&lt; .001</w:t>
+            </w:r>
+          </w:p>
+        </w:tc>
+      </w:tr>
+      <w:tr>
+        <w:tc>
+          <w:tcPr/>
+          <w:p>
+            <w:pPr>
+              <w:pStyle w:val="Compact"/>
+            </w:pPr>
+          </w:p>
+        </w:tc>
+        <w:tc>
+          <w:tcPr/>
+          <w:p>
+            <w:pPr>
+              <w:pStyle w:val="Compact"/>
+            </w:pPr>
+          </w:p>
+        </w:tc>
+        <w:tc>
+          <w:tcPr/>
+          <w:p>
+            <w:pPr>
+              <w:pStyle w:val="Compact"/>
+            </w:pPr>
+            <w:r>
+              <w:t xml:space="preserve">Tyrving (z)</w:t>
+            </w:r>
+          </w:p>
+        </w:tc>
+        <w:tc>
+          <w:tcPr/>
+          <w:p>
+            <w:pPr>
+              <w:pStyle w:val="Compact"/>
+            </w:pPr>
+            <w:r>
+              <w:t xml:space="preserve">1.14</w:t>
+            </w:r>
+          </w:p>
+        </w:tc>
+        <w:tc>
+          <w:tcPr/>
+          <w:p>
+            <w:pPr>
+              <w:pStyle w:val="Compact"/>
+            </w:pPr>
+            <w:r>
+              <w:t xml:space="preserve">[0.94, 1.39]</w:t>
+            </w:r>
+          </w:p>
+        </w:tc>
+        <w:tc>
+          <w:tcPr/>
+          <w:p>
+            <w:pPr>
+              <w:pStyle w:val="Compact"/>
+            </w:pPr>
+            <w:r>
+              <w:t xml:space="preserve">.179</w:t>
+            </w:r>
+          </w:p>
+        </w:tc>
+      </w:tr>
+      <w:tr>
+        <w:tc>
+          <w:tcPr/>
+          <w:p>
+            <w:pPr>
+              <w:pStyle w:val="Compact"/>
+            </w:pPr>
+          </w:p>
+        </w:tc>
+        <w:tc>
+          <w:tcPr/>
+          <w:p>
+            <w:pPr>
+              <w:pStyle w:val="Compact"/>
+            </w:pPr>
+          </w:p>
+        </w:tc>
+        <w:tc>
+          <w:tcPr/>
+          <w:p>
+            <w:pPr>
+              <w:pStyle w:val="Compact"/>
+            </w:pPr>
+            <w:r>
+              <w:t xml:space="preserve">HHI early (z)</w:t>
+            </w:r>
+          </w:p>
+        </w:tc>
+        <w:tc>
+          <w:tcPr/>
+          <w:p>
+            <w:pPr>
+              <w:pStyle w:val="Compact"/>
+            </w:pPr>
+            <w:r>
+              <w:t xml:space="preserve">1.24</w:t>
+            </w:r>
+          </w:p>
+        </w:tc>
+        <w:tc>
+          <w:tcPr/>
+          <w:p>
+            <w:pPr>
+              <w:pStyle w:val="Compact"/>
+            </w:pPr>
+            <w:r>
+              <w:t xml:space="preserve">[1.03, 1.51]</w:t>
+            </w:r>
+          </w:p>
+        </w:tc>
+        <w:tc>
+          <w:tcPr/>
+          <w:p>
+            <w:pPr>
+              <w:pStyle w:val="Compact"/>
+            </w:pPr>
+            <w:r>
+              <w:t xml:space="preserve">.027</w:t>
+            </w:r>
+          </w:p>
+        </w:tc>
+      </w:tr>
+      <w:tr>
+        <w:tc>
+          <w:tcPr/>
+          <w:p>
+            <w:pPr>
+              <w:pStyle w:val="Compact"/>
+            </w:pPr>
+          </w:p>
+        </w:tc>
+        <w:tc>
+          <w:tcPr/>
+          <w:p>
+            <w:pPr>
+              <w:pStyle w:val="Compact"/>
+            </w:pPr>
+          </w:p>
+        </w:tc>
+        <w:tc>
+          <w:tcPr/>
+          <w:p>
+            <w:pPr>
+              <w:pStyle w:val="Compact"/>
+            </w:pPr>
+            <w:r>
+              <w:rPr>
+                <w:b/>
+                <w:bCs/>
+              </w:rPr>
+              <w:t xml:space="preserve">Pre-milestone volume (z)</w:t>
+            </w:r>
+          </w:p>
+        </w:tc>
+        <w:tc>
+          <w:tcPr/>
+          <w:p>
+            <w:pPr>
+              <w:pStyle w:val="Compact"/>
+            </w:pPr>
+            <w:r>
+              <w:rPr>
+                <w:b/>
+                <w:bCs/>
+              </w:rPr>
+              <w:t xml:space="preserve">2.22</w:t>
+            </w:r>
+          </w:p>
+        </w:tc>
+        <w:tc>
+          <w:tcPr/>
+          <w:p>
+            <w:pPr>
+              <w:pStyle w:val="Compact"/>
+            </w:pPr>
+            <w:r>
+              <w:rPr>
+                <w:b/>
+                <w:bCs/>
+              </w:rPr>
+              <w:t xml:space="preserve">[1.86, 2.64]</w:t>
+            </w:r>
+          </w:p>
+        </w:tc>
+        <w:tc>
+          <w:tcPr/>
+          <w:p>
+            <w:pPr>
+              <w:pStyle w:val="Compact"/>
+            </w:pPr>
+            <w:r>
+              <w:rPr>
+                <w:b/>
+                <w:bCs/>
+              </w:rPr>
+              <w:t xml:space="preserve">&lt; .001</w:t>
+            </w:r>
+          </w:p>
+        </w:tc>
+      </w:tr>
+      <w:tr>
+        <w:tc>
+          <w:tcPr/>
+          <w:p>
+            <w:pPr>
+              <w:pStyle w:val="Compact"/>
+            </w:pPr>
+            <w:r>
+              <w:t xml:space="preserve">2001–2002</w:t>
+            </w:r>
+          </w:p>
+        </w:tc>
+        <w:tc>
+          <w:tcPr/>
+          <w:p>
+            <w:pPr>
+              <w:pStyle w:val="Compact"/>
+            </w:pPr>
+            <w:r>
+              <w:t xml:space="preserve">639</w:t>
+            </w:r>
+          </w:p>
+        </w:tc>
+        <w:tc>
+          <w:tcPr/>
+          <w:p>
+            <w:pPr>
+              <w:pStyle w:val="Compact"/>
+            </w:pPr>
+            <w:r>
+              <w:t xml:space="preserve">Female</w:t>
+            </w:r>
+          </w:p>
+        </w:tc>
+        <w:tc>
+          <w:tcPr/>
+          <w:p>
+            <w:pPr>
+              <w:pStyle w:val="Compact"/>
+            </w:pPr>
+            <w:r>
+              <w:t xml:space="preserve">0.82</w:t>
+            </w:r>
+          </w:p>
+        </w:tc>
+        <w:tc>
+          <w:tcPr/>
+          <w:p>
+            <w:pPr>
+              <w:pStyle w:val="Compact"/>
+            </w:pPr>
+            <w:r>
+              <w:t xml:space="preserve">[0.55, 1.22]</w:t>
+            </w:r>
+          </w:p>
+        </w:tc>
+        <w:tc>
+          <w:tcPr/>
+          <w:p>
+            <w:pPr>
+              <w:pStyle w:val="Compact"/>
+            </w:pPr>
+            <w:r>
+              <w:t xml:space="preserve">.333</w:t>
+            </w:r>
+          </w:p>
+        </w:tc>
+      </w:tr>
+      <w:tr>
+        <w:tc>
+          <w:tcPr/>
+          <w:p>
+            <w:pPr>
+              <w:pStyle w:val="Compact"/>
+            </w:pPr>
+          </w:p>
+        </w:tc>
+        <w:tc>
+          <w:tcPr/>
+          <w:p>
+            <w:pPr>
+              <w:pStyle w:val="Compact"/>
+            </w:pPr>
+          </w:p>
+        </w:tc>
+        <w:tc>
+          <w:tcPr/>
+          <w:p>
+            <w:pPr>
+              <w:pStyle w:val="Compact"/>
+            </w:pPr>
+            <w:r>
+              <w:t xml:space="preserve">Tyrving (z)</w:t>
+            </w:r>
+          </w:p>
+        </w:tc>
+        <w:tc>
+          <w:tcPr/>
+          <w:p>
+            <w:pPr>
+              <w:pStyle w:val="Compact"/>
+            </w:pPr>
+            <w:r>
+              <w:t xml:space="preserve">1.05</w:t>
+            </w:r>
+          </w:p>
+        </w:tc>
+        <w:tc>
+          <w:tcPr/>
+          <w:p>
+            <w:pPr>
+              <w:pStyle w:val="Compact"/>
+            </w:pPr>
+            <w:r>
+              <w:t xml:space="preserve">[0.84, 1.32]</w:t>
+            </w:r>
+          </w:p>
+        </w:tc>
+        <w:tc>
+          <w:tcPr/>
+          <w:p>
+            <w:pPr>
+              <w:pStyle w:val="Compact"/>
+            </w:pPr>
+            <w:r>
+              <w:t xml:space="preserve">.658</w:t>
+            </w:r>
+          </w:p>
+        </w:tc>
+      </w:tr>
+      <w:tr>
+        <w:tc>
+          <w:tcPr/>
+          <w:p>
+            <w:pPr>
+              <w:pStyle w:val="Compact"/>
+            </w:pPr>
+          </w:p>
+        </w:tc>
+        <w:tc>
+          <w:tcPr/>
+          <w:p>
+            <w:pPr>
+              <w:pStyle w:val="Compact"/>
+            </w:pPr>
+          </w:p>
+        </w:tc>
+        <w:tc>
+          <w:tcPr/>
+          <w:p>
+            <w:pPr>
+              <w:pStyle w:val="Compact"/>
+            </w:pPr>
+            <w:r>
+              <w:t xml:space="preserve">HHI early (z)</w:t>
+            </w:r>
+          </w:p>
+        </w:tc>
+        <w:tc>
+          <w:tcPr/>
+          <w:p>
+            <w:pPr>
+              <w:pStyle w:val="Compact"/>
+            </w:pPr>
+            <w:r>
+              <w:t xml:space="preserve">1.58</w:t>
+            </w:r>
+          </w:p>
+        </w:tc>
+        <w:tc>
+          <w:tcPr/>
+          <w:p>
+            <w:pPr>
+              <w:pStyle w:val="Compact"/>
+            </w:pPr>
+            <w:r>
+              <w:t xml:space="preserve">[1.25, 1.99]</w:t>
+            </w:r>
+          </w:p>
+        </w:tc>
+        <w:tc>
+          <w:tcPr/>
+          <w:p>
+            <w:pPr>
+              <w:pStyle w:val="Compact"/>
+            </w:pPr>
+            <w:r>
+              <w:t xml:space="preserve">&lt; .001</w:t>
+            </w:r>
+          </w:p>
+        </w:tc>
+      </w:tr>
+      <w:tr>
+        <w:tc>
+          <w:tcPr/>
+          <w:p>
+            <w:pPr>
+              <w:pStyle w:val="Compact"/>
+            </w:pPr>
+          </w:p>
+        </w:tc>
+        <w:tc>
+          <w:tcPr/>
+          <w:p>
+            <w:pPr>
+              <w:pStyle w:val="Compact"/>
+            </w:pPr>
+          </w:p>
+        </w:tc>
+        <w:tc>
+          <w:tcPr/>
+          <w:p>
+            <w:pPr>
+              <w:pStyle w:val="Compact"/>
+            </w:pPr>
+            <w:r>
+              <w:rPr>
+                <w:b/>
+                <w:bCs/>
+              </w:rPr>
+              <w:t xml:space="preserve">Pre-milestone volume (z)</w:t>
+            </w:r>
+          </w:p>
+        </w:tc>
+        <w:tc>
+          <w:tcPr/>
+          <w:p>
+            <w:pPr>
+              <w:pStyle w:val="Compact"/>
+            </w:pPr>
+            <w:r>
+              <w:rPr>
+                <w:b/>
+                <w:bCs/>
+              </w:rPr>
+              <w:t xml:space="preserve">2.79</w:t>
+            </w:r>
+          </w:p>
+        </w:tc>
+        <w:tc>
+          <w:tcPr/>
+          <w:p>
+            <w:pPr>
+              <w:pStyle w:val="Compact"/>
+            </w:pPr>
+            <w:r>
+              <w:rPr>
+                <w:b/>
+                <w:bCs/>
+              </w:rPr>
+              <w:t xml:space="preserve">[2.17, 3.58]</w:t>
+            </w:r>
+          </w:p>
+        </w:tc>
+        <w:tc>
+          <w:tcPr/>
+          <w:p>
+            <w:pPr>
+              <w:pStyle w:val="Compact"/>
+            </w:pPr>
+            <w:r>
+              <w:rPr>
+                <w:b/>
+                <w:bCs/>
+              </w:rPr>
+              <w:t xml:space="preserve">&lt; .001</w:t>
+            </w:r>
+          </w:p>
+        </w:tc>
+      </w:tr>
+    </w:tbl>
+    <w:p>
+      <w:pPr>
+        <w:pStyle w:val="BodyText"/>
+      </w:pPr>
+      <w:r>
+        <w:rPr>
+          <w:i/>
+          <w:iCs/>
+        </w:rPr>
+        <w:t xml:space="preserve">Note.</w:t>
+      </w:r>
+      <w:r>
+        <w:t xml:space="preserve"> </w:t>
+      </w:r>
+      <w:r>
+        <w:t xml:space="preserve">The primary baseline-only logistic model re-estimated separately within each birth-year cohort. Pre-milestone volume effect replicates in both cohorts at similar magnitude. The cohort difference in the female coefficient parallels the broader sex-effect pattern discussed in §4.5; HHI is significant in both cohorts in the same direction (higher concentration = higher retention).</w:t>
+      </w:r>
+    </w:p>
+    <w:p>
+      <w:r>
+        <w:pict>
+          <v:rect style="width:0;height:1.5pt" o:hralign="center" o:hrstd="t" o:hr="t"/>
+        </w:pict>
+      </w:r>
+    </w:p>
+    <w:bookmarkEnd w:id="72"/>
+    <w:bookmarkStart w:id="73" w:name="figure-captions"/>
     <w:p>
       <w:pPr>
         <w:pStyle w:val="Heading2"/>
@@ -4070,8 +8121,8 @@
         <w:t xml:space="preserve">Kaplan–Meier retention curves stratified by total competition volume across ages 15 and 16 (descriptive). Strata are: 0 meets, 1–5 meets, 6–15 meets, 16–30 meets, and 31+ meets. Athletes in the highest stratum retained 71% senior activity at follow-up year 14; athletes in the lowest stratum retained 4%. (Note: this descriptive stratification uses post-baseline measurement; primary effect estimates in Table 3 use only baseline-window predictors.)</w:t>
       </w:r>
     </w:p>
-    <w:bookmarkEnd w:id="65"/>
-    <w:bookmarkEnd w:id="66"/>
+    <w:bookmarkEnd w:id="73"/>
+    <w:bookmarkEnd w:id="74"/>
     <w:sectPr>
       <w:footnotePr>
         <w:numRestart w:val="eachSect"/>
